--- a/docs/files/rigas-udens/rigas-udens_6M2026_en.docx
+++ b/docs/files/rigas-udens/rigas-udens_6M2026_en.docx
@@ -2970,24 +2970,10 @@
         <w:rPr>
           <w:sz w:val="24"/>
         </w:rPr>
-        <w:t xml:space="preserve">☐ </w:t>
+        <w:t xml:space="preserve">☑ </w:t>
       </w:r>
       <w:r>
         <w:t>Yes, the company is not in the list of sanctions (add a screenshot)</w:t>
-      </w:r>
-    </w:p>
-    <w:p>
-      <w:pPr>
-        <w:spacing w:after="0"/>
-        <w:ind w:left="397"/>
-      </w:pPr>
-      <w:r>
-        <w:rPr>
-          <w:b/>
-          <w:color w:val="B42318"/>
-          <w:sz w:val="19"/>
-        </w:rPr>
-        <w:t>Needs review</w:t>
       </w:r>
     </w:p>
     <w:p>
@@ -3007,7 +2993,7 @@
           <w:color w:val="333333"/>
           <w:sz w:val="19"/>
         </w:rPr>
-        <w:t>Automatic check against the EU, UN, US OFAC and UK consolidated sanctions lists.</w:t>
+        <w:t>Not found on the EU, UN, UK, US OFAC consolidated sanctions lists (automatic check 2026-10-22).</w:t>
       </w:r>
     </w:p>
     <w:p>

--- a/docs/files/rigas-udens/rigas-udens_6M2026_en.docx
+++ b/docs/files/rigas-udens/rigas-udens_6M2026_en.docx
@@ -2,112 +2,287 @@
 <file path=word/document.xml><?xml version="1.0" encoding="utf-8"?>
 <w:document xmlns:wpc="http://schemas.microsoft.com/office/word/2010/wordprocessingCanvas" xmlns:mo="http://schemas.microsoft.com/office/mac/office/2008/main" xmlns:mc="http://schemas.openxmlformats.org/markup-compatibility/2006" xmlns:mv="urn:schemas-microsoft-com:mac:vml" xmlns:o="urn:schemas-microsoft-com:office:office" xmlns:r="http://schemas.openxmlformats.org/officeDocument/2006/relationships" xmlns:m="http://schemas.openxmlformats.org/officeDocument/2006/math" xmlns:v="urn:schemas-microsoft-com:vml" xmlns:wp14="http://schemas.microsoft.com/office/word/2010/wordprocessingDrawing" xmlns:wp="http://schemas.openxmlformats.org/drawingml/2006/wordprocessingDrawing" xmlns:w10="urn:schemas-microsoft-com:office:word" xmlns:w="http://schemas.openxmlformats.org/wordprocessingml/2006/main" xmlns:w14="http://schemas.microsoft.com/office/word/2010/wordml" xmlns:wpg="http://schemas.microsoft.com/office/word/2010/wordprocessingGroup" xmlns:wpi="http://schemas.microsoft.com/office/word/2010/wordprocessingInk" xmlns:wne="http://schemas.microsoft.com/office/word/2006/wordml" xmlns:wps="http://schemas.microsoft.com/office/word/2010/wordprocessingShape" mc:Ignorable="w14 wp14">
   <w:body>
+    <w:tbl>
+      <w:tblPr>
+        <w:tblW w:w="9639" w:type="dxa"/>
+        <w:tblBorders>
+          <w:top w:val="nil"/>
+          <w:left w:val="nil"/>
+          <w:bottom w:val="nil"/>
+          <w:right w:val="nil"/>
+          <w:insideH w:val="nil"/>
+          <w:insideV w:val="nil"/>
+        </w:tblBorders>
+        <w:tblLayout w:type="fixed"/>
+        <w:tblCellMar>
+          <w:top w:w="260" w:type="dxa"/>
+          <w:left w:w="280" w:type="dxa"/>
+          <w:bottom w:w="260" w:type="dxa"/>
+          <w:right w:w="280" w:type="dxa"/>
+        </w:tblCellMar>
+        <w:tblLook w:firstColumn="1" w:firstRow="1" w:lastColumn="0" w:lastRow="0" w:noHBand="0" w:noVBand="1" w:val="04A0"/>
+      </w:tblPr>
+      <w:tblGrid>
+        <w:gridCol w:w="7030"/>
+        <w:gridCol w:w="2608"/>
+      </w:tblGrid>
+      <w:tr>
+        <w:tc>
+          <w:tcPr>
+            <w:tcW w:type="dxa" w:w="7030"/>
+            <w:shd w:val="clear" w:color="auto" w:fill="1F4E79"/>
+          </w:tcPr>
+          <w:p>
+            <w:pPr>
+              <w:spacing w:before="0" w:after="0"/>
+            </w:pPr>
+            <w:r>
+              <w:rPr>
+                <w:b/>
+                <w:caps/>
+                <w:color w:val="AFC6DD"/>
+                <w:sz w:val="17"/>
+              </w:rPr>
+              <w:t>Issuer review · 6M2026</w:t>
+            </w:r>
+          </w:p>
+          <w:p>
+            <w:pPr>
+              <w:spacing w:before="40" w:after="0"/>
+            </w:pPr>
+            <w:r>
+              <w:rPr>
+                <w:b/>
+                <w:color w:val="FFFFFF"/>
+                <w:sz w:val="52"/>
+              </w:rPr>
+              <w:t>Rīgas ūdens</w:t>
+            </w:r>
+          </w:p>
+        </w:tc>
+        <w:tc>
+          <w:tcPr>
+            <w:tcW w:type="dxa" w:w="2608"/>
+            <w:shd w:val="clear" w:color="auto" w:fill="1F4E79"/>
+          </w:tcPr>
+          <w:p>
+            <w:pPr>
+              <w:spacing w:before="280" w:after="0"/>
+              <w:jc w:val="right"/>
+            </w:pPr>
+            <w:r>
+              <w:rPr>
+                <w:b/>
+                <w:color w:val="1B7F3B"/>
+                <w:sz w:val="19"/>
+                <w:shd w:val="clear" w:color="auto" w:fill="E3F3E8"/>
+              </w:rPr>
+              <w:t xml:space="preserve">  ●  OK  </w:t>
+            </w:r>
+          </w:p>
+        </w:tc>
+      </w:tr>
+    </w:tbl>
     <w:p>
       <w:pPr>
-        <w:spacing w:after="0"/>
+        <w:pBdr>
+          <w:top w:val="single" w:sz="12" w:color="2A78D6" w:space="0"/>
+        </w:pBdr>
+        <w:spacing w:before="0" w:after="200" w:line="120" w:lineRule="auto"/>
       </w:pPr>
-      <w:r>
-        <w:rPr>
-          <w:b/>
-          <w:color w:val="1F4E79"/>
-          <w:sz w:val="48"/>
-        </w:rPr>
-        <w:t>Rīgas ūdens</w:t>
-      </w:r>
-    </w:p>
-    <w:p>
-      <w:r>
-        <w:rPr>
-          <w:color w:val="5F6B7A"/>
-          <w:sz w:val="24"/>
-        </w:rPr>
-        <w:t>Issuer review · 6M2026</w:t>
-      </w:r>
-    </w:p>
-    <w:p>
-      <w:pPr>
-        <w:spacing w:after="0"/>
-      </w:pPr>
-      <w:r>
-        <w:rPr>
-          <w:b/>
-          <w:sz w:val="19"/>
-        </w:rPr>
-        <w:t xml:space="preserve">Analysis date: </w:t>
-      </w:r>
-      <w:r>
-        <w:rPr>
-          <w:b w:val="0"/>
-          <w:sz w:val="19"/>
-        </w:rPr>
-        <w:t>2026-10-22</w:t>
-      </w:r>
-    </w:p>
-    <w:p>
-      <w:pPr>
-        <w:spacing w:after="0"/>
-      </w:pPr>
-      <w:r>
-        <w:rPr>
-          <w:b/>
-          <w:sz w:val="19"/>
-        </w:rPr>
-        <w:t xml:space="preserve">Rating: </w:t>
-      </w:r>
-      <w:r>
-        <w:rPr>
-          <w:b w:val="0"/>
-          <w:sz w:val="19"/>
-        </w:rPr>
-        <w:t>Moody's A3, stable outlook (affirmed 2026)</w:t>
-      </w:r>
-      <w:hyperlink r:id="rId10">
-        <w:r>
-          <w:rPr>
-            <w:color w:val="2A78D6"/>
-            <w:vertAlign w:val="superscript"/>
-            <w:sz w:val="16"/>
-          </w:rPr>
-          <w:t xml:space="preserve">1</w:t>
-        </w:r>
-      </w:hyperlink>
-    </w:p>
-    <w:p>
-      <w:pPr>
-        <w:spacing w:after="0"/>
-      </w:pPr>
-      <w:r>
-        <w:rPr>
-          <w:b/>
-          <w:sz w:val="19"/>
-        </w:rPr>
-        <w:t xml:space="preserve">Next report: </w:t>
-      </w:r>
-      <w:r>
-        <w:rPr>
-          <w:b w:val="0"/>
-          <w:sz w:val="19"/>
-        </w:rPr>
-        <w:t>9M 2026 interim report - 2026-11-27</w:t>
-      </w:r>
     </w:p>
     <w:tbl>
       <w:tblPr>
-        <w:tblW w:type="auto" w:w="0"/>
+        <w:tblW w:w="9639" w:type="dxa"/>
+        <w:tblBorders>
+          <w:top w:val="nil"/>
+          <w:left w:val="nil"/>
+          <w:bottom w:val="nil"/>
+          <w:right w:val="nil"/>
+          <w:insideH w:val="nil"/>
+          <w:insideV w:val="nil"/>
+        </w:tblBorders>
+        <w:tblLayout w:type="fixed"/>
+        <w:tblCellMar>
+          <w:top w:w="0" w:type="dxa"/>
+          <w:left w:w="0" w:type="dxa"/>
+          <w:bottom w:w="120" w:type="dxa"/>
+          <w:right w:w="160" w:type="dxa"/>
+        </w:tblCellMar>
         <w:tblLook w:firstColumn="1" w:firstRow="1" w:lastColumn="0" w:lastRow="0" w:noHBand="0" w:noVBand="1" w:val="04A0"/>
       </w:tblPr>
       <w:tblGrid>
-        <w:gridCol w:w="9972"/>
+        <w:gridCol w:w="3213"/>
+        <w:gridCol w:w="3213"/>
+        <w:gridCol w:w="3213"/>
+      </w:tblGrid>
+      <w:tr>
+        <w:tc>
+          <w:tcPr>
+            <w:tcW w:type="dxa" w:w="3213"/>
+            <w:tcBorders>
+              <w:top w:val="nil"/>
+              <w:left w:val="nil"/>
+              <w:bottom w:val="single" w:sz="4" w:color="C9D3DE" w:space="0"/>
+              <w:right w:val="nil"/>
+            </w:tcBorders>
+          </w:tcPr>
+          <w:p>
+            <w:pPr>
+              <w:spacing w:before="0" w:after="20"/>
+            </w:pPr>
+            <w:r>
+              <w:rPr>
+                <w:b/>
+                <w:caps/>
+                <w:color w:val="5F6B7A"/>
+                <w:sz w:val="15"/>
+              </w:rPr>
+              <w:t>Analysis date</w:t>
+            </w:r>
+          </w:p>
+          <w:p>
+            <w:pPr>
+              <w:spacing w:before="0" w:after="0"/>
+            </w:pPr>
+            <w:r>
+              <w:rPr>
+                <w:b w:val="0"/>
+                <w:sz w:val="19"/>
+              </w:rPr>
+              <w:t>2026-10-22</w:t>
+            </w:r>
+          </w:p>
+        </w:tc>
+        <w:tc>
+          <w:tcPr>
+            <w:tcW w:type="dxa" w:w="3213"/>
+            <w:tcBorders>
+              <w:top w:val="nil"/>
+              <w:left w:val="nil"/>
+              <w:bottom w:val="single" w:sz="4" w:color="C9D3DE" w:space="0"/>
+              <w:right w:val="nil"/>
+            </w:tcBorders>
+          </w:tcPr>
+          <w:p>
+            <w:pPr>
+              <w:spacing w:before="0" w:after="20"/>
+            </w:pPr>
+            <w:r>
+              <w:rPr>
+                <w:b/>
+                <w:caps/>
+                <w:color w:val="5F6B7A"/>
+                <w:sz w:val="15"/>
+              </w:rPr>
+              <w:t>Rating</w:t>
+            </w:r>
+          </w:p>
+          <w:p>
+            <w:pPr>
+              <w:spacing w:before="0" w:after="0"/>
+            </w:pPr>
+            <w:r>
+              <w:rPr>
+                <w:b w:val="0"/>
+                <w:sz w:val="19"/>
+              </w:rPr>
+              <w:t>Moody's A3, stable outlook (affirmed 2026)</w:t>
+            </w:r>
+            <w:hyperlink r:id="rId12">
+              <w:r>
+                <w:rPr>
+                  <w:color w:val="2A78D6"/>
+                  <w:vertAlign w:val="superscript"/>
+                  <w:sz w:val="16"/>
+                </w:rPr>
+                <w:t xml:space="preserve">1</w:t>
+              </w:r>
+            </w:hyperlink>
+          </w:p>
+        </w:tc>
+        <w:tc>
+          <w:tcPr>
+            <w:tcW w:type="dxa" w:w="3213"/>
+            <w:tcBorders>
+              <w:top w:val="nil"/>
+              <w:left w:val="nil"/>
+              <w:bottom w:val="single" w:sz="4" w:color="C9D3DE" w:space="0"/>
+              <w:right w:val="nil"/>
+            </w:tcBorders>
+          </w:tcPr>
+          <w:p>
+            <w:pPr>
+              <w:spacing w:before="0" w:after="20"/>
+            </w:pPr>
+            <w:r>
+              <w:rPr>
+                <w:b/>
+                <w:caps/>
+                <w:color w:val="5F6B7A"/>
+                <w:sz w:val="15"/>
+              </w:rPr>
+              <w:t>Next report</w:t>
+            </w:r>
+          </w:p>
+          <w:p>
+            <w:pPr>
+              <w:spacing w:before="0" w:after="0"/>
+            </w:pPr>
+            <w:r>
+              <w:rPr>
+                <w:b w:val="0"/>
+                <w:sz w:val="19"/>
+              </w:rPr>
+              <w:t>9M 2026 interim report - 2026-11-27</w:t>
+            </w:r>
+          </w:p>
+        </w:tc>
+      </w:tr>
+    </w:tbl>
+    <w:p>
+      <w:pPr>
+        <w:spacing w:before="0" w:after="80"/>
+      </w:pPr>
+    </w:p>
+    <w:tbl>
+      <w:tblPr>
+        <w:tblW w:w="9639" w:type="dxa"/>
+        <w:tblBorders>
+          <w:top w:val="nil"/>
+          <w:left w:val="nil"/>
+          <w:bottom w:val="nil"/>
+          <w:right w:val="nil"/>
+          <w:insideH w:val="nil"/>
+          <w:insideV w:val="nil"/>
+        </w:tblBorders>
+        <w:tblLayout w:type="fixed"/>
+        <w:tblCellMar>
+          <w:top w:w="180" w:type="dxa"/>
+          <w:left w:w="260" w:type="dxa"/>
+          <w:bottom w:w="200" w:type="dxa"/>
+          <w:right w:w="260" w:type="dxa"/>
+        </w:tblCellMar>
+        <w:tblLook w:firstColumn="1" w:firstRow="1" w:lastColumn="0" w:lastRow="0" w:noHBand="0" w:noVBand="1" w:val="04A0"/>
+      </w:tblPr>
+      <w:tblGrid>
+        <w:gridCol w:w="9639"/>
       </w:tblGrid>
       <w:tr>
         <w:tc>
           <w:tcPr>
             <w:tcW w:type="dxa" w:w="9638"/>
+            <w:tcBorders>
+              <w:top w:val="nil"/>
+              <w:left w:val="single" w:sz="24" w:color="1B7F3B" w:space="0"/>
+              <w:bottom w:val="nil"/>
+              <w:right w:val="nil"/>
+            </w:tcBorders>
             <w:shd w:val="clear" w:color="auto" w:fill="E3F3E8"/>
           </w:tcPr>
           <w:p>
             <w:pPr>
-              <w:spacing w:before="60" w:after="60"/>
+              <w:spacing w:before="0" w:after="0" w:line="276" w:lineRule="auto"/>
             </w:pPr>
             <w:r>
               <w:rPr>
@@ -125,7 +300,7 @@
               </w:rPr>
               <w:t xml:space="preserve"> A water utility owned by the City of Riga and rated A3 by Moody's</w:t>
             </w:r>
-            <w:hyperlink r:id="rId10">
+            <w:hyperlink r:id="rId12">
               <w:r>
                 <w:rPr>
                   <w:color w:val="2A78D6"/>
@@ -143,7 +318,7 @@
               </w:rPr>
               <w:t>. 1H EBITDA EUR 19.7m (+25%), net debt / EBITDA 2.6x, equity ratio 71%, loan covenants met</w:t>
             </w:r>
-            <w:hyperlink r:id="rId11">
+            <w:hyperlink r:id="rId13">
               <w:r>
                 <w:rPr>
                   <w:color w:val="2A78D6"/>
@@ -167,63 +342,101 @@
     </w:tbl>
     <w:p>
       <w:pPr>
-        <w:spacing w:after="0"/>
+        <w:spacing w:before="0" w:after="120"/>
       </w:pPr>
     </w:p>
     <w:tbl>
       <w:tblPr>
-        <w:tblW w:type="auto" w:w="0"/>
-        <w:jc w:val="center"/>
+        <w:tblW w:w="9639" w:type="dxa"/>
+        <w:tblBorders>
+          <w:top w:val="nil"/>
+          <w:left w:val="nil"/>
+          <w:bottom w:val="nil"/>
+          <w:right w:val="nil"/>
+          <w:insideH w:val="nil"/>
+          <w:insideV w:val="nil"/>
+        </w:tblBorders>
+        <w:tblLayout w:type="fixed"/>
+        <w:tblCellMar>
+          <w:top w:w="150" w:type="dxa"/>
+          <w:left w:w="170" w:type="dxa"/>
+          <w:bottom w:w="150" w:type="dxa"/>
+          <w:right w:w="100" w:type="dxa"/>
+        </w:tblCellMar>
         <w:tblLook w:firstColumn="1" w:firstRow="1" w:lastColumn="0" w:lastRow="0" w:noHBand="0" w:noVBand="1" w:val="04A0"/>
-        <w:tblBorders>
-          <w:top w:val="single" w:sz="4" w:color="FFFFFF"/>
-          <w:left w:val="nil"/>
-          <w:bottom w:val="single" w:sz="4" w:color="FFFFFF"/>
-          <w:right w:val="nil"/>
-          <w:insideH w:val="single" w:sz="4" w:color="FFFFFF"/>
-          <w:insideV w:val="nil"/>
-        </w:tblBorders>
       </w:tblPr>
       <w:tblGrid>
-        <w:gridCol w:w="2493"/>
-        <w:gridCol w:w="2493"/>
-        <w:gridCol w:w="2493"/>
-        <w:gridCol w:w="2493"/>
+        <w:gridCol w:w="2260"/>
+        <w:gridCol w:w="198"/>
+        <w:gridCol w:w="2260"/>
+        <w:gridCol w:w="198"/>
+        <w:gridCol w:w="2260"/>
+        <w:gridCol w:w="198"/>
+        <w:gridCol w:w="2260"/>
       </w:tblGrid>
       <w:tr>
         <w:tc>
           <w:tcPr>
-            <w:tcW w:type="dxa" w:w="2493"/>
-            <w:shd w:val="clear" w:color="auto" w:fill="EAF1F8"/>
+            <w:tcW w:type="dxa" w:w="2261"/>
+            <w:tcBorders>
+              <w:top w:val="single" w:sz="18" w:color="2A78D6" w:space="0"/>
+              <w:left w:val="single" w:sz="4" w:color="C9D3DE" w:space="0"/>
+              <w:bottom w:val="single" w:sz="4" w:color="C9D3DE" w:space="0"/>
+              <w:right w:val="single" w:sz="4" w:color="C9D3DE" w:space="0"/>
+            </w:tcBorders>
           </w:tcPr>
           <w:p>
-            <w:r/>
+            <w:pPr>
+              <w:spacing w:before="0" w:after="60"/>
+            </w:pPr>
             <w:r>
               <w:rPr>
+                <w:b/>
+                <w:caps/>
                 <w:color w:val="5F6B7A"/>
-                <w:sz w:val="16"/>
+                <w:sz w:val="14"/>
               </w:rPr>
-              <w:t>EBITDA (6M2026)</w:t>
+              <w:t>EBITDA</w:t>
+            </w:r>
+            <w:r>
+              <w:rPr>
+                <w:b w:val="0"/>
+                <w:color w:val="5F6B7A"/>
+                <w:sz w:val="14"/>
+              </w:rPr>
+              <w:t xml:space="preserve">  ·  6M2026</w:t>
             </w:r>
           </w:p>
           <w:p>
             <w:pPr>
-              <w:spacing w:after="0"/>
+              <w:spacing w:before="0" w:after="20"/>
             </w:pPr>
             <w:r>
               <w:rPr>
                 <w:b/>
                 <w:color w:val="1F4E79"/>
-                <w:sz w:val="26"/>
+                <w:sz w:val="34"/>
               </w:rPr>
-              <w:t>19.7 EUR m</w:t>
+              <w:t>19.7</w:t>
+            </w:r>
+            <w:r>
+              <w:rPr>
+                <w:b w:val="0"/>
+                <w:color w:val="5F6B7A"/>
+                <w:sz w:val="18"/>
+              </w:rPr>
+              <w:t xml:space="preserve"> EUR m</w:t>
             </w:r>
           </w:p>
           <w:p>
+            <w:pPr>
+              <w:spacing w:before="0" w:after="0"/>
+            </w:pPr>
             <w:r>
               <w:rPr>
+                <w:b w:val="0"/>
                 <w:color w:val="5F6B7A"/>
-                <w:sz w:val="16"/>
+                <w:sz w:val="15"/>
               </w:rPr>
               <w:t>▲ 25.5 % vs 6M2025</w:t>
             </w:r>
@@ -231,37 +444,72 @@
         </w:tc>
         <w:tc>
           <w:tcPr>
-            <w:tcW w:type="dxa" w:w="2493"/>
-            <w:shd w:val="clear" w:color="auto" w:fill="EAF1F8"/>
+            <w:tcW w:type="dxa" w:w="198"/>
+          </w:tcPr>
+          <w:p/>
+        </w:tc>
+        <w:tc>
+          <w:tcPr>
+            <w:tcW w:type="dxa" w:w="2261"/>
+            <w:tcBorders>
+              <w:top w:val="single" w:sz="18" w:color="2A78D6" w:space="0"/>
+              <w:left w:val="single" w:sz="4" w:color="C9D3DE" w:space="0"/>
+              <w:bottom w:val="single" w:sz="4" w:color="C9D3DE" w:space="0"/>
+              <w:right w:val="single" w:sz="4" w:color="C9D3DE" w:space="0"/>
+            </w:tcBorders>
           </w:tcPr>
           <w:p>
-            <w:r/>
+            <w:pPr>
+              <w:spacing w:before="0" w:after="60"/>
+            </w:pPr>
             <w:r>
               <w:rPr>
+                <w:b/>
+                <w:caps/>
                 <w:color w:val="5F6B7A"/>
-                <w:sz w:val="16"/>
+                <w:sz w:val="14"/>
               </w:rPr>
-              <w:t>Net debt (6M2026)</w:t>
+              <w:t>Net debt</w:t>
+            </w:r>
+            <w:r>
+              <w:rPr>
+                <w:b w:val="0"/>
+                <w:color w:val="5F6B7A"/>
+                <w:sz w:val="14"/>
+              </w:rPr>
+              <w:t xml:space="preserve">  ·  6M2026</w:t>
             </w:r>
           </w:p>
           <w:p>
             <w:pPr>
-              <w:spacing w:after="0"/>
+              <w:spacing w:before="0" w:after="20"/>
             </w:pPr>
             <w:r>
               <w:rPr>
                 <w:b/>
                 <w:color w:val="1F4E79"/>
-                <w:sz w:val="26"/>
+                <w:sz w:val="34"/>
               </w:rPr>
-              <w:t>89.9 EUR m</w:t>
+              <w:t>89.9</w:t>
+            </w:r>
+            <w:r>
+              <w:rPr>
+                <w:b w:val="0"/>
+                <w:color w:val="5F6B7A"/>
+                <w:sz w:val="18"/>
+              </w:rPr>
+              <w:t xml:space="preserve"> EUR m</w:t>
             </w:r>
           </w:p>
           <w:p>
+            <w:pPr>
+              <w:spacing w:before="0" w:after="0"/>
+            </w:pPr>
             <w:r>
               <w:rPr>
+                <w:b w:val="0"/>
                 <w:color w:val="5F6B7A"/>
-                <w:sz w:val="16"/>
+                <w:sz w:val="15"/>
               </w:rPr>
               <w:t>▲ 42.2 % vs 6M2025</w:t>
             </w:r>
@@ -269,37 +517,72 @@
         </w:tc>
         <w:tc>
           <w:tcPr>
-            <w:tcW w:type="dxa" w:w="2493"/>
-            <w:shd w:val="clear" w:color="auto" w:fill="EAF1F8"/>
+            <w:tcW w:type="dxa" w:w="198"/>
+          </w:tcPr>
+          <w:p/>
+        </w:tc>
+        <w:tc>
+          <w:tcPr>
+            <w:tcW w:type="dxa" w:w="2261"/>
+            <w:tcBorders>
+              <w:top w:val="single" w:sz="18" w:color="2A78D6" w:space="0"/>
+              <w:left w:val="single" w:sz="4" w:color="C9D3DE" w:space="0"/>
+              <w:bottom w:val="single" w:sz="4" w:color="C9D3DE" w:space="0"/>
+              <w:right w:val="single" w:sz="4" w:color="C9D3DE" w:space="0"/>
+            </w:tcBorders>
           </w:tcPr>
           <w:p>
-            <w:r/>
+            <w:pPr>
+              <w:spacing w:before="0" w:after="60"/>
+            </w:pPr>
             <w:r>
               <w:rPr>
+                <w:b/>
+                <w:caps/>
                 <w:color w:val="5F6B7A"/>
-                <w:sz w:val="16"/>
+                <w:sz w:val="14"/>
               </w:rPr>
-              <w:t>Net debt / EBITDA (6M2026)</w:t>
+              <w:t>Net debt / EBITDA</w:t>
+            </w:r>
+            <w:r>
+              <w:rPr>
+                <w:b w:val="0"/>
+                <w:color w:val="5F6B7A"/>
+                <w:sz w:val="14"/>
+              </w:rPr>
+              <w:t xml:space="preserve">  ·  6M2026</w:t>
             </w:r>
           </w:p>
           <w:p>
             <w:pPr>
-              <w:spacing w:after="0"/>
+              <w:spacing w:before="0" w:after="20"/>
             </w:pPr>
             <w:r>
               <w:rPr>
                 <w:b/>
                 <w:color w:val="1F4E79"/>
-                <w:sz w:val="26"/>
+                <w:sz w:val="34"/>
               </w:rPr>
-              <w:t>2.6x</w:t>
+              <w:t>2.6</w:t>
+            </w:r>
+            <w:r>
+              <w:rPr>
+                <w:b w:val="0"/>
+                <w:color w:val="5F6B7A"/>
+                <w:sz w:val="18"/>
+              </w:rPr>
+              <w:t xml:space="preserve"> x</w:t>
             </w:r>
           </w:p>
           <w:p>
+            <w:pPr>
+              <w:spacing w:before="0" w:after="0"/>
+            </w:pPr>
             <w:r>
               <w:rPr>
+                <w:b w:val="0"/>
                 <w:color w:val="5F6B7A"/>
-                <w:sz w:val="16"/>
+                <w:sz w:val="15"/>
               </w:rPr>
               <w:t>▲ 0.5x vs 6M2025</w:t>
             </w:r>
@@ -307,37 +590,72 @@
         </w:tc>
         <w:tc>
           <w:tcPr>
-            <w:tcW w:type="dxa" w:w="2493"/>
-            <w:shd w:val="clear" w:color="auto" w:fill="EAF1F8"/>
+            <w:tcW w:type="dxa" w:w="198"/>
+          </w:tcPr>
+          <w:p/>
+        </w:tc>
+        <w:tc>
+          <w:tcPr>
+            <w:tcW w:type="dxa" w:w="2261"/>
+            <w:tcBorders>
+              <w:top w:val="single" w:sz="18" w:color="2A78D6" w:space="0"/>
+              <w:left w:val="single" w:sz="4" w:color="C9D3DE" w:space="0"/>
+              <w:bottom w:val="single" w:sz="4" w:color="C9D3DE" w:space="0"/>
+              <w:right w:val="single" w:sz="4" w:color="C9D3DE" w:space="0"/>
+            </w:tcBorders>
           </w:tcPr>
           <w:p>
-            <w:r/>
+            <w:pPr>
+              <w:spacing w:before="0" w:after="60"/>
+            </w:pPr>
             <w:r>
               <w:rPr>
+                <w:b/>
+                <w:caps/>
                 <w:color w:val="5F6B7A"/>
-                <w:sz w:val="16"/>
+                <w:sz w:val="14"/>
               </w:rPr>
-              <w:t>Equity ratio (6M2026)</w:t>
+              <w:t>Equity ratio</w:t>
+            </w:r>
+            <w:r>
+              <w:rPr>
+                <w:b w:val="0"/>
+                <w:color w:val="5F6B7A"/>
+                <w:sz w:val="14"/>
+              </w:rPr>
+              <w:t xml:space="preserve">  ·  6M2026</w:t>
             </w:r>
           </w:p>
           <w:p>
             <w:pPr>
-              <w:spacing w:after="0"/>
+              <w:spacing w:before="0" w:after="20"/>
             </w:pPr>
             <w:r>
               <w:rPr>
                 <w:b/>
                 <w:color w:val="1F4E79"/>
-                <w:sz w:val="26"/>
+                <w:sz w:val="34"/>
               </w:rPr>
-              <w:t>71.0%</w:t>
+              <w:t>71.0</w:t>
+            </w:r>
+            <w:r>
+              <w:rPr>
+                <w:b w:val="0"/>
+                <w:color w:val="5F6B7A"/>
+                <w:sz w:val="18"/>
+              </w:rPr>
+              <w:t xml:space="preserve"> %</w:t>
             </w:r>
           </w:p>
           <w:p>
+            <w:pPr>
+              <w:spacing w:before="0" w:after="0"/>
+            </w:pPr>
             <w:r>
               <w:rPr>
+                <w:b w:val="0"/>
                 <w:color w:val="5F6B7A"/>
-                <w:sz w:val="16"/>
+                <w:sz w:val="15"/>
               </w:rPr>
               <w:t>▼ 1.4 p. p. vs 6M2025</w:t>
             </w:r>
@@ -347,11 +665,29 @@
     </w:tbl>
     <w:p>
       <w:pPr>
-        <w:spacing w:before="280" w:after="80"/>
+        <w:spacing w:before="0" w:after="40"/>
+      </w:pPr>
+    </w:p>
+    <w:p>
+      <w:pPr>
+        <w:keepNext/>
         <w:pBdr>
-          <w:bottom w:val="single" w:sz="6" w:color="C9D3DE" w:space="2"/>
+          <w:bottom w:val="single" w:sz="8" w:color="1F4E79" w:space="4"/>
         </w:pBdr>
+        <w:tabs>
+          <w:tab w:pos="482" w:val="left"/>
+        </w:tabs>
+        <w:spacing w:before="360" w:after="160"/>
       </w:pPr>
+      <w:r>
+        <w:rPr>
+          <w:b/>
+          <w:color w:val="2A78D6"/>
+          <w:sz w:val="18"/>
+        </w:rPr>
+        <w:t>01</w:t>
+        <w:tab/>
+      </w:r>
       <w:r>
         <w:rPr>
           <w:b/>
@@ -363,9 +699,21 @@
     </w:p>
     <w:p>
       <w:pPr>
-        <w:pStyle w:val="ListBullet"/>
-        <w:spacing w:after="60"/>
+        <w:tabs>
+          <w:tab w:pos="255" w:val="left"/>
+        </w:tabs>
+        <w:spacing w:before="0" w:after="80"/>
+        <w:ind w:left="255" w:hanging="255"/>
       </w:pPr>
+      <w:r>
+        <w:rPr>
+          <w:b/>
+          <w:color w:val="2A78D6"/>
+          <w:sz w:val="20"/>
+        </w:rPr>
+        <w:t>▪</w:t>
+        <w:tab/>
+      </w:r>
       <w:r>
         <w:rPr>
           <w:b/>
@@ -378,7 +726,7 @@
         </w:rPr>
         <w:t xml:space="preserve"> 1H revenue EUR 45.4m (+15%), EBITDA EUR 19.7m (15.7m), net profit EUR 4.3m (0.5m); tariffs raised from 2025-12-01</w:t>
       </w:r>
-      <w:hyperlink r:id="rId12">
+      <w:hyperlink r:id="rId14">
         <w:r>
           <w:rPr>
             <w:color w:val="2A78D6"/>
@@ -397,9 +745,21 @@
     </w:p>
     <w:p>
       <w:pPr>
-        <w:pStyle w:val="ListBullet"/>
-        <w:spacing w:after="60"/>
+        <w:tabs>
+          <w:tab w:pos="255" w:val="left"/>
+        </w:tabs>
+        <w:spacing w:before="0" w:after="80"/>
+        <w:ind w:left="255" w:hanging="255"/>
       </w:pPr>
+      <w:r>
+        <w:rPr>
+          <w:b/>
+          <w:color w:val="2A78D6"/>
+          <w:sz w:val="20"/>
+        </w:rPr>
+        <w:t>▪</w:t>
+        <w:tab/>
+      </w:r>
       <w:r>
         <w:rPr>
           <w:b/>
@@ -412,7 +772,7 @@
         </w:rPr>
         <w:t xml:space="preserve"> EUR 24.1m invested in the half year, net debt EUR 89.9m, net debt / EBITDA 2.6x (2.1x); the 2025-2028 investment programme is EUR 235m</w:t>
       </w:r>
-      <w:hyperlink r:id="rId13">
+      <w:hyperlink r:id="rId15">
         <w:r>
           <w:rPr>
             <w:color w:val="2A78D6"/>
@@ -431,9 +791,21 @@
     </w:p>
     <w:p>
       <w:pPr>
-        <w:pStyle w:val="ListBullet"/>
-        <w:spacing w:after="60"/>
+        <w:tabs>
+          <w:tab w:pos="255" w:val="left"/>
+        </w:tabs>
+        <w:spacing w:before="0" w:after="80"/>
+        <w:ind w:left="255" w:hanging="255"/>
       </w:pPr>
+      <w:r>
+        <w:rPr>
+          <w:b/>
+          <w:color w:val="2A78D6"/>
+          <w:sz w:val="20"/>
+        </w:rPr>
+        <w:t>▪</w:t>
+        <w:tab/>
+      </w:r>
       <w:r>
         <w:rPr>
           <w:b/>
@@ -446,7 +818,7 @@
         </w:rPr>
         <w:t xml:space="preserve"> DSCR 3.9 (target 2.0), interest coverage 14.2</w:t>
       </w:r>
-      <w:hyperlink r:id="rId11">
+      <w:hyperlink r:id="rId13">
         <w:r>
           <w:rPr>
             <w:color w:val="2A78D6"/>
@@ -465,9 +837,21 @@
     </w:p>
     <w:p>
       <w:pPr>
-        <w:pStyle w:val="ListBullet"/>
-        <w:spacing w:after="60"/>
+        <w:tabs>
+          <w:tab w:pos="255" w:val="left"/>
+        </w:tabs>
+        <w:spacing w:before="0" w:after="80"/>
+        <w:ind w:left="255" w:hanging="255"/>
       </w:pPr>
+      <w:r>
+        <w:rPr>
+          <w:b/>
+          <w:color w:val="2A78D6"/>
+          <w:sz w:val="20"/>
+        </w:rPr>
+        <w:t>▪</w:t>
+        <w:tab/>
+      </w:r>
       <w:r>
         <w:rPr>
           <w:b/>
@@ -480,7 +864,7 @@
         </w:rPr>
         <w:t xml:space="preserve"> a new prospectus approved for up to EUR 40m in the next bond tranche (planned for Q4), a EUR 50m NIB facility signed; the regulator raised the allowed return on capital to 6.28% from 2027</w:t>
       </w:r>
-      <w:hyperlink r:id="rId10">
+      <w:hyperlink r:id="rId12">
         <w:r>
           <w:rPr>
             <w:color w:val="2A78D6"/>
@@ -497,7 +881,7 @@
         </w:rPr>
         <w:t>,</w:t>
       </w:r>
-      <w:hyperlink r:id="rId14">
+      <w:hyperlink r:id="rId16">
         <w:r>
           <w:rPr>
             <w:color w:val="2A78D6"/>
@@ -516,11 +900,24 @@
     </w:p>
     <w:p>
       <w:pPr>
-        <w:spacing w:before="280" w:after="80"/>
+        <w:keepNext/>
         <w:pBdr>
-          <w:bottom w:val="single" w:sz="6" w:color="C9D3DE" w:space="2"/>
+          <w:bottom w:val="single" w:sz="8" w:color="1F4E79" w:space="4"/>
         </w:pBdr>
+        <w:tabs>
+          <w:tab w:pos="482" w:val="left"/>
+        </w:tabs>
+        <w:spacing w:before="360" w:after="160"/>
       </w:pPr>
+      <w:r>
+        <w:rPr>
+          <w:b/>
+          <w:color w:val="2A78D6"/>
+          <w:sz w:val="18"/>
+        </w:rPr>
+        <w:t>02</w:t>
+        <w:tab/>
+      </w:r>
       <w:r>
         <w:rPr>
           <w:b/>
@@ -532,37 +929,53 @@
     </w:p>
     <w:tbl>
       <w:tblPr>
-        <w:tblW w:type="auto" w:w="0"/>
+        <w:tblW w:w="9639" w:type="dxa"/>
+        <w:tblBorders>
+          <w:top w:val="nil"/>
+          <w:left w:val="nil"/>
+          <w:bottom w:val="nil"/>
+          <w:right w:val="nil"/>
+          <w:insideH w:val="nil"/>
+          <w:insideV w:val="nil"/>
+        </w:tblBorders>
+        <w:tblLayout w:type="fixed"/>
+        <w:tblCellMar>
+          <w:top w:w="70" w:type="dxa"/>
+          <w:left w:w="100" w:type="dxa"/>
+          <w:bottom w:w="70" w:type="dxa"/>
+          <w:right w:w="100" w:type="dxa"/>
+        </w:tblCellMar>
         <w:tblLook w:firstColumn="1" w:firstRow="1" w:lastColumn="0" w:lastRow="0" w:noHBand="0" w:noVBand="1" w:val="04A0"/>
-        <w:tblBorders>
-          <w:top w:val="single" w:sz="4" w:color="C9D3DE"/>
-          <w:left w:val="nil"/>
-          <w:bottom w:val="single" w:sz="4" w:color="C9D3DE"/>
-          <w:right w:val="nil"/>
-          <w:insideH w:val="single" w:sz="4" w:color="C9D3DE"/>
-          <w:insideV w:val="nil"/>
-        </w:tblBorders>
       </w:tblPr>
       <w:tblGrid>
-        <w:gridCol w:w="1994"/>
-        <w:gridCol w:w="1994"/>
-        <w:gridCol w:w="1994"/>
-        <w:gridCol w:w="1994"/>
-        <w:gridCol w:w="1994"/>
+        <w:gridCol w:w="1701"/>
+        <w:gridCol w:w="2608"/>
+        <w:gridCol w:w="963"/>
+        <w:gridCol w:w="1304"/>
+        <w:gridCol w:w="3061"/>
       </w:tblGrid>
       <w:tr>
         <w:tc>
           <w:tcPr>
             <w:tcW w:type="dxa" w:w="1701"/>
-            <w:shd w:val="clear" w:color="auto" w:fill="1F4E79"/>
+            <w:tcBorders>
+              <w:top w:val="single" w:sz="12" w:color="1F4E79" w:space="0"/>
+              <w:left w:val="nil"/>
+              <w:bottom w:val="single" w:sz="4" w:color="C9D3DE" w:space="0"/>
+              <w:right w:val="nil"/>
+            </w:tcBorders>
+            <w:shd w:val="clear" w:color="auto" w:fill="EAF1F8"/>
           </w:tcPr>
           <w:p>
-            <w:r/>
+            <w:pPr>
+              <w:spacing w:before="0" w:after="0"/>
+            </w:pPr>
             <w:r>
               <w:rPr>
                 <w:b/>
-                <w:color w:val="FFFFFF"/>
-                <w:sz w:val="17"/>
+                <w:caps/>
+                <w:color w:val="1F4E79"/>
+                <w:sz w:val="16"/>
               </w:rPr>
               <w:t>ISIN</w:t>
             </w:r>
@@ -571,15 +984,24 @@
         <w:tc>
           <w:tcPr>
             <w:tcW w:type="dxa" w:w="2608"/>
-            <w:shd w:val="clear" w:color="auto" w:fill="1F4E79"/>
+            <w:tcBorders>
+              <w:top w:val="single" w:sz="12" w:color="1F4E79" w:space="0"/>
+              <w:left w:val="nil"/>
+              <w:bottom w:val="single" w:sz="4" w:color="C9D3DE" w:space="0"/>
+              <w:right w:val="nil"/>
+            </w:tcBorders>
+            <w:shd w:val="clear" w:color="auto" w:fill="EAF1F8"/>
           </w:tcPr>
           <w:p>
-            <w:r/>
+            <w:pPr>
+              <w:spacing w:before="0" w:after="0"/>
+            </w:pPr>
             <w:r>
               <w:rPr>
                 <w:b/>
-                <w:color w:val="FFFFFF"/>
-                <w:sz w:val="17"/>
+                <w:caps/>
+                <w:color w:val="1F4E79"/>
+                <w:sz w:val="16"/>
               </w:rPr>
               <w:t>Instrument</w:t>
             </w:r>
@@ -588,18 +1010,25 @@
         <w:tc>
           <w:tcPr>
             <w:tcW w:type="dxa" w:w="964"/>
-            <w:shd w:val="clear" w:color="auto" w:fill="1F4E79"/>
+            <w:tcBorders>
+              <w:top w:val="single" w:sz="12" w:color="1F4E79" w:space="0"/>
+              <w:left w:val="nil"/>
+              <w:bottom w:val="single" w:sz="4" w:color="C9D3DE" w:space="0"/>
+              <w:right w:val="nil"/>
+            </w:tcBorders>
+            <w:shd w:val="clear" w:color="auto" w:fill="EAF1F8"/>
           </w:tcPr>
           <w:p>
             <w:pPr>
+              <w:spacing w:before="0" w:after="0"/>
               <w:jc w:val="right"/>
             </w:pPr>
-            <w:r/>
             <w:r>
               <w:rPr>
                 <w:b/>
-                <w:color w:val="FFFFFF"/>
-                <w:sz w:val="17"/>
+                <w:caps/>
+                <w:color w:val="1F4E79"/>
+                <w:sz w:val="16"/>
               </w:rPr>
               <w:t>Coupon</w:t>
             </w:r>
@@ -608,15 +1037,24 @@
         <w:tc>
           <w:tcPr>
             <w:tcW w:type="dxa" w:w="1304"/>
-            <w:shd w:val="clear" w:color="auto" w:fill="1F4E79"/>
+            <w:tcBorders>
+              <w:top w:val="single" w:sz="12" w:color="1F4E79" w:space="0"/>
+              <w:left w:val="nil"/>
+              <w:bottom w:val="single" w:sz="4" w:color="C9D3DE" w:space="0"/>
+              <w:right w:val="nil"/>
+            </w:tcBorders>
+            <w:shd w:val="clear" w:color="auto" w:fill="EAF1F8"/>
           </w:tcPr>
           <w:p>
-            <w:r/>
+            <w:pPr>
+              <w:spacing w:before="0" w:after="0"/>
+            </w:pPr>
             <w:r>
               <w:rPr>
                 <w:b/>
-                <w:color w:val="FFFFFF"/>
-                <w:sz w:val="17"/>
+                <w:caps/>
+                <w:color w:val="1F4E79"/>
+                <w:sz w:val="16"/>
               </w:rPr>
               <w:t>Maturity</w:t>
             </w:r>
@@ -625,15 +1063,24 @@
         <w:tc>
           <w:tcPr>
             <w:tcW w:type="dxa" w:w="3061"/>
-            <w:shd w:val="clear" w:color="auto" w:fill="1F4E79"/>
+            <w:tcBorders>
+              <w:top w:val="single" w:sz="12" w:color="1F4E79" w:space="0"/>
+              <w:left w:val="nil"/>
+              <w:bottom w:val="single" w:sz="4" w:color="C9D3DE" w:space="0"/>
+              <w:right w:val="nil"/>
+            </w:tcBorders>
+            <w:shd w:val="clear" w:color="auto" w:fill="EAF1F8"/>
           </w:tcPr>
           <w:p>
-            <w:r/>
+            <w:pPr>
+              <w:spacing w:before="0" w:after="0"/>
+            </w:pPr>
             <w:r>
               <w:rPr>
                 <w:b/>
-                <w:color w:val="FFFFFF"/>
-                <w:sz w:val="17"/>
+                <w:caps/>
+                <w:color w:val="1F4E79"/>
+                <w:sz w:val="16"/>
               </w:rPr>
               <w:t>Note</w:t>
             </w:r>
@@ -644,12 +1091,17 @@
         <w:tc>
           <w:tcPr>
             <w:tcW w:type="dxa" w:w="1701"/>
+            <w:tcBorders>
+              <w:top w:val="nil"/>
+              <w:left w:val="nil"/>
+              <w:bottom w:val="single" w:sz="4" w:color="DDE3EA" w:space="0"/>
+              <w:right w:val="nil"/>
+            </w:tcBorders>
           </w:tcPr>
           <w:p>
             <w:pPr>
-              <w:spacing w:after="0"/>
+              <w:spacing w:before="0" w:after="0"/>
             </w:pPr>
-            <w:r/>
             <w:r>
               <w:rPr>
                 <w:b w:val="0"/>
@@ -662,12 +1114,17 @@
         <w:tc>
           <w:tcPr>
             <w:tcW w:type="dxa" w:w="2608"/>
+            <w:tcBorders>
+              <w:top w:val="nil"/>
+              <w:left w:val="nil"/>
+              <w:bottom w:val="single" w:sz="4" w:color="DDE3EA" w:space="0"/>
+              <w:right w:val="nil"/>
+            </w:tcBorders>
           </w:tcPr>
           <w:p>
             <w:pPr>
-              <w:spacing w:after="0"/>
+              <w:spacing w:before="0" w:after="0"/>
             </w:pPr>
-            <w:r/>
             <w:r>
               <w:rPr>
                 <w:b w:val="0"/>
@@ -680,13 +1137,18 @@
         <w:tc>
           <w:tcPr>
             <w:tcW w:type="dxa" w:w="964"/>
+            <w:tcBorders>
+              <w:top w:val="nil"/>
+              <w:left w:val="nil"/>
+              <w:bottom w:val="single" w:sz="4" w:color="DDE3EA" w:space="0"/>
+              <w:right w:val="nil"/>
+            </w:tcBorders>
           </w:tcPr>
           <w:p>
             <w:pPr>
-              <w:spacing w:after="0"/>
+              <w:spacing w:before="0" w:after="0"/>
               <w:jc w:val="right"/>
             </w:pPr>
-            <w:r/>
             <w:r>
               <w:rPr>
                 <w:b w:val="0"/>
@@ -699,12 +1161,17 @@
         <w:tc>
           <w:tcPr>
             <w:tcW w:type="dxa" w:w="1304"/>
+            <w:tcBorders>
+              <w:top w:val="nil"/>
+              <w:left w:val="nil"/>
+              <w:bottom w:val="single" w:sz="4" w:color="DDE3EA" w:space="0"/>
+              <w:right w:val="nil"/>
+            </w:tcBorders>
           </w:tcPr>
           <w:p>
             <w:pPr>
-              <w:spacing w:after="0"/>
+              <w:spacing w:before="0" w:after="0"/>
             </w:pPr>
-            <w:r/>
             <w:r>
               <w:rPr>
                 <w:b w:val="0"/>
@@ -717,12 +1184,17 @@
         <w:tc>
           <w:tcPr>
             <w:tcW w:type="dxa" w:w="3061"/>
+            <w:tcBorders>
+              <w:top w:val="nil"/>
+              <w:left w:val="nil"/>
+              <w:bottom w:val="single" w:sz="4" w:color="DDE3EA" w:space="0"/>
+              <w:right w:val="nil"/>
+            </w:tcBorders>
           </w:tcPr>
           <w:p>
             <w:pPr>
-              <w:spacing w:after="0"/>
+              <w:spacing w:before="0" w:after="0"/>
             </w:pPr>
-            <w:r/>
             <w:r>
               <w:rPr>
                 <w:b w:val="0"/>
@@ -736,11 +1208,29 @@
     </w:tbl>
     <w:p>
       <w:pPr>
-        <w:spacing w:before="280" w:after="80"/>
+        <w:spacing w:before="0" w:after="40"/>
+      </w:pPr>
+    </w:p>
+    <w:p>
+      <w:pPr>
+        <w:keepNext/>
         <w:pBdr>
-          <w:bottom w:val="single" w:sz="6" w:color="C9D3DE" w:space="2"/>
+          <w:bottom w:val="single" w:sz="8" w:color="1F4E79" w:space="4"/>
         </w:pBdr>
+        <w:tabs>
+          <w:tab w:pos="482" w:val="left"/>
+        </w:tabs>
+        <w:spacing w:before="360" w:after="160"/>
       </w:pPr>
+      <w:r>
+        <w:rPr>
+          <w:b/>
+          <w:color w:val="2A78D6"/>
+          <w:sz w:val="18"/>
+        </w:rPr>
+        <w:t>03</w:t>
+        <w:tab/>
+      </w:r>
       <w:r>
         <w:rPr>
           <w:b/>
@@ -752,38 +1242,54 @@
     </w:p>
     <w:tbl>
       <w:tblPr>
-        <w:tblW w:type="auto" w:w="0"/>
+        <w:tblW w:w="9639" w:type="dxa"/>
+        <w:tblBorders>
+          <w:top w:val="nil"/>
+          <w:left w:val="nil"/>
+          <w:bottom w:val="nil"/>
+          <w:right w:val="nil"/>
+          <w:insideH w:val="nil"/>
+          <w:insideV w:val="nil"/>
+        </w:tblBorders>
+        <w:tblLayout w:type="fixed"/>
+        <w:tblCellMar>
+          <w:top w:w="70" w:type="dxa"/>
+          <w:left w:w="100" w:type="dxa"/>
+          <w:bottom w:w="70" w:type="dxa"/>
+          <w:right w:w="100" w:type="dxa"/>
+        </w:tblCellMar>
         <w:tblLook w:firstColumn="1" w:firstRow="1" w:lastColumn="0" w:lastRow="0" w:noHBand="0" w:noVBand="1" w:val="04A0"/>
-        <w:tblBorders>
-          <w:top w:val="single" w:sz="4" w:color="C9D3DE"/>
-          <w:left w:val="nil"/>
-          <w:bottom w:val="single" w:sz="4" w:color="C9D3DE"/>
-          <w:right w:val="nil"/>
-          <w:insideH w:val="single" w:sz="4" w:color="C9D3DE"/>
-          <w:insideV w:val="nil"/>
-        </w:tblBorders>
       </w:tblPr>
       <w:tblGrid>
-        <w:gridCol w:w="1662"/>
-        <w:gridCol w:w="1662"/>
-        <w:gridCol w:w="1662"/>
-        <w:gridCol w:w="1662"/>
-        <w:gridCol w:w="1662"/>
-        <w:gridCol w:w="1662"/>
+        <w:gridCol w:w="2864"/>
+        <w:gridCol w:w="1156"/>
+        <w:gridCol w:w="1156"/>
+        <w:gridCol w:w="1156"/>
+        <w:gridCol w:w="1156"/>
+        <w:gridCol w:w="2148"/>
       </w:tblGrid>
       <w:tr>
         <w:tc>
           <w:tcPr>
-            <w:tcW w:type="dxa" w:w="2948"/>
-            <w:shd w:val="clear" w:color="auto" w:fill="1F4E79"/>
+            <w:tcW w:type="dxa" w:w="2864"/>
+            <w:tcBorders>
+              <w:top w:val="single" w:sz="12" w:color="1F4E79" w:space="0"/>
+              <w:left w:val="nil"/>
+              <w:bottom w:val="single" w:sz="4" w:color="C9D3DE" w:space="0"/>
+              <w:right w:val="nil"/>
+            </w:tcBorders>
+            <w:shd w:val="clear" w:color="auto" w:fill="EAF1F8"/>
           </w:tcPr>
           <w:p>
-            <w:r/>
+            <w:pPr>
+              <w:spacing w:before="0" w:after="0"/>
+            </w:pPr>
             <w:r>
               <w:rPr>
                 <w:b/>
-                <w:color w:val="FFFFFF"/>
-                <w:sz w:val="17"/>
+                <w:caps/>
+                <w:color w:val="1F4E79"/>
+                <w:sz w:val="16"/>
               </w:rPr>
               <w:t>Metric</w:t>
             </w:r>
@@ -791,19 +1297,26 @@
         </w:tc>
         <w:tc>
           <w:tcPr>
-            <w:tcW w:type="dxa" w:w="1191"/>
-            <w:shd w:val="clear" w:color="auto" w:fill="1F4E79"/>
+            <w:tcW w:type="dxa" w:w="1157"/>
+            <w:tcBorders>
+              <w:top w:val="single" w:sz="12" w:color="1F4E79" w:space="0"/>
+              <w:left w:val="nil"/>
+              <w:bottom w:val="single" w:sz="4" w:color="C9D3DE" w:space="0"/>
+              <w:right w:val="nil"/>
+            </w:tcBorders>
+            <w:shd w:val="clear" w:color="auto" w:fill="EAF1F8"/>
           </w:tcPr>
           <w:p>
             <w:pPr>
+              <w:spacing w:before="0" w:after="0"/>
               <w:jc w:val="right"/>
             </w:pPr>
-            <w:r/>
             <w:r>
               <w:rPr>
                 <w:b/>
-                <w:color w:val="FFFFFF"/>
-                <w:sz w:val="17"/>
+                <w:caps/>
+                <w:color w:val="1F4E79"/>
+                <w:sz w:val="16"/>
               </w:rPr>
               <w:t>FY2024</w:t>
             </w:r>
@@ -811,19 +1324,26 @@
         </w:tc>
         <w:tc>
           <w:tcPr>
-            <w:tcW w:type="dxa" w:w="1191"/>
-            <w:shd w:val="clear" w:color="auto" w:fill="1F4E79"/>
+            <w:tcW w:type="dxa" w:w="1157"/>
+            <w:tcBorders>
+              <w:top w:val="single" w:sz="12" w:color="1F4E79" w:space="0"/>
+              <w:left w:val="nil"/>
+              <w:bottom w:val="single" w:sz="4" w:color="C9D3DE" w:space="0"/>
+              <w:right w:val="nil"/>
+            </w:tcBorders>
+            <w:shd w:val="clear" w:color="auto" w:fill="EAF1F8"/>
           </w:tcPr>
           <w:p>
             <w:pPr>
+              <w:spacing w:before="0" w:after="0"/>
               <w:jc w:val="right"/>
             </w:pPr>
-            <w:r/>
             <w:r>
               <w:rPr>
                 <w:b/>
-                <w:color w:val="FFFFFF"/>
-                <w:sz w:val="17"/>
+                <w:caps/>
+                <w:color w:val="1F4E79"/>
+                <w:sz w:val="16"/>
               </w:rPr>
               <w:t>FY2025</w:t>
             </w:r>
@@ -831,19 +1351,26 @@
         </w:tc>
         <w:tc>
           <w:tcPr>
-            <w:tcW w:type="dxa" w:w="1191"/>
-            <w:shd w:val="clear" w:color="auto" w:fill="1F4E79"/>
+            <w:tcW w:type="dxa" w:w="1157"/>
+            <w:tcBorders>
+              <w:top w:val="single" w:sz="12" w:color="1F4E79" w:space="0"/>
+              <w:left w:val="nil"/>
+              <w:bottom w:val="single" w:sz="4" w:color="C9D3DE" w:space="0"/>
+              <w:right w:val="nil"/>
+            </w:tcBorders>
+            <w:shd w:val="clear" w:color="auto" w:fill="EAF1F8"/>
           </w:tcPr>
           <w:p>
             <w:pPr>
+              <w:spacing w:before="0" w:after="0"/>
               <w:jc w:val="right"/>
             </w:pPr>
-            <w:r/>
             <w:r>
               <w:rPr>
                 <w:b/>
-                <w:color w:val="FFFFFF"/>
-                <w:sz w:val="17"/>
+                <w:caps/>
+                <w:color w:val="1F4E79"/>
+                <w:sz w:val="16"/>
               </w:rPr>
               <w:t>6M2025</w:t>
             </w:r>
@@ -851,19 +1378,26 @@
         </w:tc>
         <w:tc>
           <w:tcPr>
-            <w:tcW w:type="dxa" w:w="1191"/>
-            <w:shd w:val="clear" w:color="auto" w:fill="1F4E79"/>
+            <w:tcW w:type="dxa" w:w="1157"/>
+            <w:tcBorders>
+              <w:top w:val="single" w:sz="12" w:color="1F4E79" w:space="0"/>
+              <w:left w:val="nil"/>
+              <w:bottom w:val="single" w:sz="4" w:color="C9D3DE" w:space="0"/>
+              <w:right w:val="nil"/>
+            </w:tcBorders>
+            <w:shd w:val="clear" w:color="auto" w:fill="EAF1F8"/>
           </w:tcPr>
           <w:p>
             <w:pPr>
+              <w:spacing w:before="0" w:after="0"/>
               <w:jc w:val="right"/>
             </w:pPr>
-            <w:r/>
             <w:r>
               <w:rPr>
                 <w:b/>
-                <w:color w:val="FFFFFF"/>
-                <w:sz w:val="17"/>
+                <w:caps/>
+                <w:color w:val="1F4E79"/>
+                <w:sz w:val="16"/>
               </w:rPr>
               <w:t>6M2026</w:t>
             </w:r>
@@ -871,19 +1405,26 @@
         </w:tc>
         <w:tc>
           <w:tcPr>
-            <w:tcW w:type="dxa" w:w="2211"/>
-            <w:shd w:val="clear" w:color="auto" w:fill="1F4E79"/>
+            <w:tcW w:type="dxa" w:w="2148"/>
+            <w:tcBorders>
+              <w:top w:val="single" w:sz="12" w:color="1F4E79" w:space="0"/>
+              <w:left w:val="nil"/>
+              <w:bottom w:val="single" w:sz="4" w:color="C9D3DE" w:space="0"/>
+              <w:right w:val="nil"/>
+            </w:tcBorders>
+            <w:shd w:val="clear" w:color="auto" w:fill="EAF1F8"/>
           </w:tcPr>
           <w:p>
             <w:pPr>
+              <w:spacing w:before="0" w:after="0"/>
               <w:jc w:val="right"/>
             </w:pPr>
-            <w:r/>
             <w:r>
               <w:rPr>
                 <w:b/>
-                <w:color w:val="FFFFFF"/>
-                <w:sz w:val="17"/>
+                <w:caps/>
+                <w:color w:val="1F4E79"/>
+                <w:sz w:val="16"/>
               </w:rPr>
               <w:t>Change</w:t>
             </w:r>
@@ -893,13 +1434,18 @@
       <w:tr>
         <w:tc>
           <w:tcPr>
-            <w:tcW w:type="dxa" w:w="2948"/>
+            <w:tcW w:type="dxa" w:w="2864"/>
+            <w:tcBorders>
+              <w:top w:val="nil"/>
+              <w:left w:val="nil"/>
+              <w:bottom w:val="single" w:sz="4" w:color="DDE3EA" w:space="0"/>
+              <w:right w:val="nil"/>
+            </w:tcBorders>
           </w:tcPr>
           <w:p>
             <w:pPr>
-              <w:spacing w:after="0"/>
+              <w:spacing w:before="0" w:after="0"/>
             </w:pPr>
-            <w:r/>
             <w:r>
               <w:rPr>
                 <w:b w:val="0"/>
@@ -907,7 +1453,7 @@
               </w:rPr>
               <w:t>Revenue, EUR m</w:t>
             </w:r>
-            <w:hyperlink r:id="rId15">
+            <w:hyperlink r:id="rId17">
               <w:r>
                 <w:rPr>
                   <w:color w:val="2A78D6"/>
@@ -924,7 +1470,7 @@
               </w:rPr>
               <w:t>,</w:t>
             </w:r>
-            <w:hyperlink r:id="rId12">
+            <w:hyperlink r:id="rId14">
               <w:r>
                 <w:rPr>
                   <w:color w:val="2A78D6"/>
@@ -938,14 +1484,19 @@
         </w:tc>
         <w:tc>
           <w:tcPr>
-            <w:tcW w:type="dxa" w:w="1191"/>
+            <w:tcW w:type="dxa" w:w="1157"/>
+            <w:tcBorders>
+              <w:top w:val="nil"/>
+              <w:left w:val="nil"/>
+              <w:bottom w:val="single" w:sz="4" w:color="DDE3EA" w:space="0"/>
+              <w:right w:val="nil"/>
+            </w:tcBorders>
           </w:tcPr>
           <w:p>
             <w:pPr>
-              <w:spacing w:after="0"/>
+              <w:spacing w:before="0" w:after="0"/>
               <w:jc w:val="right"/>
             </w:pPr>
-            <w:r/>
             <w:r>
               <w:rPr>
                 <w:b w:val="0"/>
@@ -957,14 +1508,19 @@
         </w:tc>
         <w:tc>
           <w:tcPr>
-            <w:tcW w:type="dxa" w:w="1191"/>
+            <w:tcW w:type="dxa" w:w="1157"/>
+            <w:tcBorders>
+              <w:top w:val="nil"/>
+              <w:left w:val="nil"/>
+              <w:bottom w:val="single" w:sz="4" w:color="DDE3EA" w:space="0"/>
+              <w:right w:val="nil"/>
+            </w:tcBorders>
           </w:tcPr>
           <w:p>
             <w:pPr>
-              <w:spacing w:after="0"/>
+              <w:spacing w:before="0" w:after="0"/>
               <w:jc w:val="right"/>
             </w:pPr>
-            <w:r/>
             <w:r>
               <w:rPr>
                 <w:b w:val="0"/>
@@ -976,14 +1532,19 @@
         </w:tc>
         <w:tc>
           <w:tcPr>
-            <w:tcW w:type="dxa" w:w="1191"/>
+            <w:tcW w:type="dxa" w:w="1157"/>
+            <w:tcBorders>
+              <w:top w:val="nil"/>
+              <w:left w:val="nil"/>
+              <w:bottom w:val="single" w:sz="4" w:color="DDE3EA" w:space="0"/>
+              <w:right w:val="nil"/>
+            </w:tcBorders>
           </w:tcPr>
           <w:p>
             <w:pPr>
-              <w:spacing w:after="0"/>
+              <w:spacing w:before="0" w:after="0"/>
               <w:jc w:val="right"/>
             </w:pPr>
-            <w:r/>
             <w:r>
               <w:rPr>
                 <w:b w:val="0"/>
@@ -995,14 +1556,19 @@
         </w:tc>
         <w:tc>
           <w:tcPr>
-            <w:tcW w:type="dxa" w:w="1191"/>
+            <w:tcW w:type="dxa" w:w="1157"/>
+            <w:tcBorders>
+              <w:top w:val="nil"/>
+              <w:left w:val="nil"/>
+              <w:bottom w:val="single" w:sz="4" w:color="DDE3EA" w:space="0"/>
+              <w:right w:val="nil"/>
+            </w:tcBorders>
           </w:tcPr>
           <w:p>
             <w:pPr>
-              <w:spacing w:after="0"/>
+              <w:spacing w:before="0" w:after="0"/>
               <w:jc w:val="right"/>
             </w:pPr>
-            <w:r/>
             <w:r>
               <w:rPr>
                 <w:b w:val="0"/>
@@ -1014,14 +1580,19 @@
         </w:tc>
         <w:tc>
           <w:tcPr>
-            <w:tcW w:type="dxa" w:w="2211"/>
+            <w:tcW w:type="dxa" w:w="2148"/>
+            <w:tcBorders>
+              <w:top w:val="nil"/>
+              <w:left w:val="nil"/>
+              <w:bottom w:val="single" w:sz="4" w:color="DDE3EA" w:space="0"/>
+              <w:right w:val="nil"/>
+            </w:tcBorders>
           </w:tcPr>
           <w:p>
             <w:pPr>
-              <w:spacing w:after="0"/>
+              <w:spacing w:before="0" w:after="0"/>
               <w:jc w:val="right"/>
             </w:pPr>
-            <w:r/>
             <w:r>
               <w:rPr>
                 <w:b/>
@@ -1036,14 +1607,18 @@
       <w:tr>
         <w:tc>
           <w:tcPr>
-            <w:tcW w:type="dxa" w:w="2948"/>
-            <w:shd w:val="clear" w:color="auto" w:fill="F6F8FA"/>
+            <w:tcW w:type="dxa" w:w="2864"/>
+            <w:tcBorders>
+              <w:top w:val="nil"/>
+              <w:left w:val="nil"/>
+              <w:bottom w:val="single" w:sz="4" w:color="DDE3EA" w:space="0"/>
+              <w:right w:val="nil"/>
+            </w:tcBorders>
           </w:tcPr>
           <w:p>
             <w:pPr>
-              <w:spacing w:after="0"/>
+              <w:spacing w:before="0" w:after="0"/>
             </w:pPr>
-            <w:r/>
             <w:r>
               <w:rPr>
                 <w:b w:val="0"/>
@@ -1051,7 +1626,7 @@
               </w:rPr>
               <w:t>EBITDA, EUR m</w:t>
             </w:r>
-            <w:hyperlink r:id="rId15">
+            <w:hyperlink r:id="rId17">
               <w:r>
                 <w:rPr>
                   <w:color w:val="2A78D6"/>
@@ -1068,7 +1643,7 @@
               </w:rPr>
               <w:t>,</w:t>
             </w:r>
-            <w:hyperlink r:id="rId12">
+            <w:hyperlink r:id="rId14">
               <w:r>
                 <w:rPr>
                   <w:color w:val="2A78D6"/>
@@ -1082,15 +1657,19 @@
         </w:tc>
         <w:tc>
           <w:tcPr>
-            <w:tcW w:type="dxa" w:w="1191"/>
-            <w:shd w:val="clear" w:color="auto" w:fill="F6F8FA"/>
+            <w:tcW w:type="dxa" w:w="1157"/>
+            <w:tcBorders>
+              <w:top w:val="nil"/>
+              <w:left w:val="nil"/>
+              <w:bottom w:val="single" w:sz="4" w:color="DDE3EA" w:space="0"/>
+              <w:right w:val="nil"/>
+            </w:tcBorders>
           </w:tcPr>
           <w:p>
             <w:pPr>
-              <w:spacing w:after="0"/>
+              <w:spacing w:before="0" w:after="0"/>
               <w:jc w:val="right"/>
             </w:pPr>
-            <w:r/>
             <w:r>
               <w:rPr>
                 <w:b w:val="0"/>
@@ -1102,15 +1681,19 @@
         </w:tc>
         <w:tc>
           <w:tcPr>
-            <w:tcW w:type="dxa" w:w="1191"/>
-            <w:shd w:val="clear" w:color="auto" w:fill="F6F8FA"/>
+            <w:tcW w:type="dxa" w:w="1157"/>
+            <w:tcBorders>
+              <w:top w:val="nil"/>
+              <w:left w:val="nil"/>
+              <w:bottom w:val="single" w:sz="4" w:color="DDE3EA" w:space="0"/>
+              <w:right w:val="nil"/>
+            </w:tcBorders>
           </w:tcPr>
           <w:p>
             <w:pPr>
-              <w:spacing w:after="0"/>
+              <w:spacing w:before="0" w:after="0"/>
               <w:jc w:val="right"/>
             </w:pPr>
-            <w:r/>
             <w:r>
               <w:rPr>
                 <w:b w:val="0"/>
@@ -1122,15 +1705,19 @@
         </w:tc>
         <w:tc>
           <w:tcPr>
-            <w:tcW w:type="dxa" w:w="1191"/>
-            <w:shd w:val="clear" w:color="auto" w:fill="F6F8FA"/>
+            <w:tcW w:type="dxa" w:w="1157"/>
+            <w:tcBorders>
+              <w:top w:val="nil"/>
+              <w:left w:val="nil"/>
+              <w:bottom w:val="single" w:sz="4" w:color="DDE3EA" w:space="0"/>
+              <w:right w:val="nil"/>
+            </w:tcBorders>
           </w:tcPr>
           <w:p>
             <w:pPr>
-              <w:spacing w:after="0"/>
+              <w:spacing w:before="0" w:after="0"/>
               <w:jc w:val="right"/>
             </w:pPr>
-            <w:r/>
             <w:r>
               <w:rPr>
                 <w:b w:val="0"/>
@@ -1142,15 +1729,19 @@
         </w:tc>
         <w:tc>
           <w:tcPr>
-            <w:tcW w:type="dxa" w:w="1191"/>
-            <w:shd w:val="clear" w:color="auto" w:fill="F6F8FA"/>
+            <w:tcW w:type="dxa" w:w="1157"/>
+            <w:tcBorders>
+              <w:top w:val="nil"/>
+              <w:left w:val="nil"/>
+              <w:bottom w:val="single" w:sz="4" w:color="DDE3EA" w:space="0"/>
+              <w:right w:val="nil"/>
+            </w:tcBorders>
           </w:tcPr>
           <w:p>
             <w:pPr>
-              <w:spacing w:after="0"/>
+              <w:spacing w:before="0" w:after="0"/>
               <w:jc w:val="right"/>
             </w:pPr>
-            <w:r/>
             <w:r>
               <w:rPr>
                 <w:b w:val="0"/>
@@ -1162,15 +1753,19 @@
         </w:tc>
         <w:tc>
           <w:tcPr>
-            <w:tcW w:type="dxa" w:w="2211"/>
-            <w:shd w:val="clear" w:color="auto" w:fill="F6F8FA"/>
+            <w:tcW w:type="dxa" w:w="2148"/>
+            <w:tcBorders>
+              <w:top w:val="nil"/>
+              <w:left w:val="nil"/>
+              <w:bottom w:val="single" w:sz="4" w:color="DDE3EA" w:space="0"/>
+              <w:right w:val="nil"/>
+            </w:tcBorders>
           </w:tcPr>
           <w:p>
             <w:pPr>
-              <w:spacing w:after="0"/>
+              <w:spacing w:before="0" w:after="0"/>
               <w:jc w:val="right"/>
             </w:pPr>
-            <w:r/>
             <w:r>
               <w:rPr>
                 <w:b/>
@@ -1185,13 +1780,18 @@
       <w:tr>
         <w:tc>
           <w:tcPr>
-            <w:tcW w:type="dxa" w:w="2948"/>
+            <w:tcW w:type="dxa" w:w="2864"/>
+            <w:tcBorders>
+              <w:top w:val="nil"/>
+              <w:left w:val="nil"/>
+              <w:bottom w:val="single" w:sz="4" w:color="DDE3EA" w:space="0"/>
+              <w:right w:val="nil"/>
+            </w:tcBorders>
           </w:tcPr>
           <w:p>
             <w:pPr>
-              <w:spacing w:after="0"/>
+              <w:spacing w:before="0" w:after="0"/>
             </w:pPr>
-            <w:r/>
             <w:r>
               <w:rPr>
                 <w:b w:val="0"/>
@@ -1199,7 +1799,7 @@
               </w:rPr>
               <w:t>Net profit, EUR m</w:t>
             </w:r>
-            <w:hyperlink r:id="rId15">
+            <w:hyperlink r:id="rId17">
               <w:r>
                 <w:rPr>
                   <w:color w:val="2A78D6"/>
@@ -1216,7 +1816,7 @@
               </w:rPr>
               <w:t>,</w:t>
             </w:r>
-            <w:hyperlink r:id="rId12">
+            <w:hyperlink r:id="rId14">
               <w:r>
                 <w:rPr>
                   <w:color w:val="2A78D6"/>
@@ -1230,14 +1830,19 @@
         </w:tc>
         <w:tc>
           <w:tcPr>
-            <w:tcW w:type="dxa" w:w="1191"/>
+            <w:tcW w:type="dxa" w:w="1157"/>
+            <w:tcBorders>
+              <w:top w:val="nil"/>
+              <w:left w:val="nil"/>
+              <w:bottom w:val="single" w:sz="4" w:color="DDE3EA" w:space="0"/>
+              <w:right w:val="nil"/>
+            </w:tcBorders>
           </w:tcPr>
           <w:p>
             <w:pPr>
-              <w:spacing w:after="0"/>
+              <w:spacing w:before="0" w:after="0"/>
               <w:jc w:val="right"/>
             </w:pPr>
-            <w:r/>
             <w:r>
               <w:rPr>
                 <w:b w:val="0"/>
@@ -1249,14 +1854,19 @@
         </w:tc>
         <w:tc>
           <w:tcPr>
-            <w:tcW w:type="dxa" w:w="1191"/>
+            <w:tcW w:type="dxa" w:w="1157"/>
+            <w:tcBorders>
+              <w:top w:val="nil"/>
+              <w:left w:val="nil"/>
+              <w:bottom w:val="single" w:sz="4" w:color="DDE3EA" w:space="0"/>
+              <w:right w:val="nil"/>
+            </w:tcBorders>
           </w:tcPr>
           <w:p>
             <w:pPr>
-              <w:spacing w:after="0"/>
+              <w:spacing w:before="0" w:after="0"/>
               <w:jc w:val="right"/>
             </w:pPr>
-            <w:r/>
             <w:r>
               <w:rPr>
                 <w:b w:val="0"/>
@@ -1268,14 +1878,19 @@
         </w:tc>
         <w:tc>
           <w:tcPr>
-            <w:tcW w:type="dxa" w:w="1191"/>
+            <w:tcW w:type="dxa" w:w="1157"/>
+            <w:tcBorders>
+              <w:top w:val="nil"/>
+              <w:left w:val="nil"/>
+              <w:bottom w:val="single" w:sz="4" w:color="DDE3EA" w:space="0"/>
+              <w:right w:val="nil"/>
+            </w:tcBorders>
           </w:tcPr>
           <w:p>
             <w:pPr>
-              <w:spacing w:after="0"/>
+              <w:spacing w:before="0" w:after="0"/>
               <w:jc w:val="right"/>
             </w:pPr>
-            <w:r/>
             <w:r>
               <w:rPr>
                 <w:b w:val="0"/>
@@ -1287,14 +1902,19 @@
         </w:tc>
         <w:tc>
           <w:tcPr>
-            <w:tcW w:type="dxa" w:w="1191"/>
+            <w:tcW w:type="dxa" w:w="1157"/>
+            <w:tcBorders>
+              <w:top w:val="nil"/>
+              <w:left w:val="nil"/>
+              <w:bottom w:val="single" w:sz="4" w:color="DDE3EA" w:space="0"/>
+              <w:right w:val="nil"/>
+            </w:tcBorders>
           </w:tcPr>
           <w:p>
             <w:pPr>
-              <w:spacing w:after="0"/>
+              <w:spacing w:before="0" w:after="0"/>
               <w:jc w:val="right"/>
             </w:pPr>
-            <w:r/>
             <w:r>
               <w:rPr>
                 <w:b w:val="0"/>
@@ -1306,14 +1926,19 @@
         </w:tc>
         <w:tc>
           <w:tcPr>
-            <w:tcW w:type="dxa" w:w="2211"/>
+            <w:tcW w:type="dxa" w:w="2148"/>
+            <w:tcBorders>
+              <w:top w:val="nil"/>
+              <w:left w:val="nil"/>
+              <w:bottom w:val="single" w:sz="4" w:color="DDE3EA" w:space="0"/>
+              <w:right w:val="nil"/>
+            </w:tcBorders>
           </w:tcPr>
           <w:p>
             <w:pPr>
-              <w:spacing w:after="0"/>
+              <w:spacing w:before="0" w:after="0"/>
               <w:jc w:val="right"/>
             </w:pPr>
-            <w:r/>
             <w:r>
               <w:rPr>
                 <w:b/>
@@ -1328,14 +1953,18 @@
       <w:tr>
         <w:tc>
           <w:tcPr>
-            <w:tcW w:type="dxa" w:w="2948"/>
-            <w:shd w:val="clear" w:color="auto" w:fill="F6F8FA"/>
+            <w:tcW w:type="dxa" w:w="2864"/>
+            <w:tcBorders>
+              <w:top w:val="nil"/>
+              <w:left w:val="nil"/>
+              <w:bottom w:val="single" w:sz="4" w:color="DDE3EA" w:space="0"/>
+              <w:right w:val="nil"/>
+            </w:tcBorders>
           </w:tcPr>
           <w:p>
             <w:pPr>
-              <w:spacing w:after="0"/>
+              <w:spacing w:before="0" w:after="0"/>
             </w:pPr>
-            <w:r/>
             <w:r>
               <w:rPr>
                 <w:b w:val="0"/>
@@ -1343,7 +1972,7 @@
               </w:rPr>
               <w:t>Investments, EUR m</w:t>
             </w:r>
-            <w:hyperlink r:id="rId15">
+            <w:hyperlink r:id="rId17">
               <w:r>
                 <w:rPr>
                   <w:color w:val="2A78D6"/>
@@ -1360,7 +1989,7 @@
               </w:rPr>
               <w:t>,</w:t>
             </w:r>
-            <w:hyperlink r:id="rId12">
+            <w:hyperlink r:id="rId14">
               <w:r>
                 <w:rPr>
                   <w:color w:val="2A78D6"/>
@@ -1374,15 +2003,19 @@
         </w:tc>
         <w:tc>
           <w:tcPr>
-            <w:tcW w:type="dxa" w:w="1191"/>
-            <w:shd w:val="clear" w:color="auto" w:fill="F6F8FA"/>
+            <w:tcW w:type="dxa" w:w="1157"/>
+            <w:tcBorders>
+              <w:top w:val="nil"/>
+              <w:left w:val="nil"/>
+              <w:bottom w:val="single" w:sz="4" w:color="DDE3EA" w:space="0"/>
+              <w:right w:val="nil"/>
+            </w:tcBorders>
           </w:tcPr>
           <w:p>
             <w:pPr>
-              <w:spacing w:after="0"/>
+              <w:spacing w:before="0" w:after="0"/>
               <w:jc w:val="right"/>
             </w:pPr>
-            <w:r/>
             <w:r>
               <w:rPr>
                 <w:b w:val="0"/>
@@ -1394,15 +2027,19 @@
         </w:tc>
         <w:tc>
           <w:tcPr>
-            <w:tcW w:type="dxa" w:w="1191"/>
-            <w:shd w:val="clear" w:color="auto" w:fill="F6F8FA"/>
+            <w:tcW w:type="dxa" w:w="1157"/>
+            <w:tcBorders>
+              <w:top w:val="nil"/>
+              <w:left w:val="nil"/>
+              <w:bottom w:val="single" w:sz="4" w:color="DDE3EA" w:space="0"/>
+              <w:right w:val="nil"/>
+            </w:tcBorders>
           </w:tcPr>
           <w:p>
             <w:pPr>
-              <w:spacing w:after="0"/>
+              <w:spacing w:before="0" w:after="0"/>
               <w:jc w:val="right"/>
             </w:pPr>
-            <w:r/>
             <w:r>
               <w:rPr>
                 <w:b w:val="0"/>
@@ -1414,15 +2051,19 @@
         </w:tc>
         <w:tc>
           <w:tcPr>
-            <w:tcW w:type="dxa" w:w="1191"/>
-            <w:shd w:val="clear" w:color="auto" w:fill="F6F8FA"/>
+            <w:tcW w:type="dxa" w:w="1157"/>
+            <w:tcBorders>
+              <w:top w:val="nil"/>
+              <w:left w:val="nil"/>
+              <w:bottom w:val="single" w:sz="4" w:color="DDE3EA" w:space="0"/>
+              <w:right w:val="nil"/>
+            </w:tcBorders>
           </w:tcPr>
           <w:p>
             <w:pPr>
-              <w:spacing w:after="0"/>
+              <w:spacing w:before="0" w:after="0"/>
               <w:jc w:val="right"/>
             </w:pPr>
-            <w:r/>
             <w:r>
               <w:rPr>
                 <w:b w:val="0"/>
@@ -1434,15 +2075,19 @@
         </w:tc>
         <w:tc>
           <w:tcPr>
-            <w:tcW w:type="dxa" w:w="1191"/>
-            <w:shd w:val="clear" w:color="auto" w:fill="F6F8FA"/>
+            <w:tcW w:type="dxa" w:w="1157"/>
+            <w:tcBorders>
+              <w:top w:val="nil"/>
+              <w:left w:val="nil"/>
+              <w:bottom w:val="single" w:sz="4" w:color="DDE3EA" w:space="0"/>
+              <w:right w:val="nil"/>
+            </w:tcBorders>
           </w:tcPr>
           <w:p>
             <w:pPr>
-              <w:spacing w:after="0"/>
+              <w:spacing w:before="0" w:after="0"/>
               <w:jc w:val="right"/>
             </w:pPr>
-            <w:r/>
             <w:r>
               <w:rPr>
                 <w:b w:val="0"/>
@@ -1454,15 +2099,19 @@
         </w:tc>
         <w:tc>
           <w:tcPr>
-            <w:tcW w:type="dxa" w:w="2211"/>
-            <w:shd w:val="clear" w:color="auto" w:fill="F6F8FA"/>
+            <w:tcW w:type="dxa" w:w="2148"/>
+            <w:tcBorders>
+              <w:top w:val="nil"/>
+              <w:left w:val="nil"/>
+              <w:bottom w:val="single" w:sz="4" w:color="DDE3EA" w:space="0"/>
+              <w:right w:val="nil"/>
+            </w:tcBorders>
           </w:tcPr>
           <w:p>
             <w:pPr>
-              <w:spacing w:after="0"/>
+              <w:spacing w:before="0" w:after="0"/>
               <w:jc w:val="right"/>
             </w:pPr>
-            <w:r/>
             <w:r>
               <w:rPr>
                 <w:b w:val="0"/>
@@ -1477,13 +2126,18 @@
       <w:tr>
         <w:tc>
           <w:tcPr>
-            <w:tcW w:type="dxa" w:w="2948"/>
+            <w:tcW w:type="dxa" w:w="2864"/>
+            <w:tcBorders>
+              <w:top w:val="nil"/>
+              <w:left w:val="nil"/>
+              <w:bottom w:val="single" w:sz="4" w:color="DDE3EA" w:space="0"/>
+              <w:right w:val="nil"/>
+            </w:tcBorders>
           </w:tcPr>
           <w:p>
             <w:pPr>
-              <w:spacing w:after="0"/>
+              <w:spacing w:before="0" w:after="0"/>
             </w:pPr>
-            <w:r/>
             <w:r>
               <w:rPr>
                 <w:b w:val="0"/>
@@ -1491,7 +2145,7 @@
               </w:rPr>
               <w:t>Net debt, EUR m</w:t>
             </w:r>
-            <w:hyperlink r:id="rId15">
+            <w:hyperlink r:id="rId17">
               <w:r>
                 <w:rPr>
                   <w:color w:val="2A78D6"/>
@@ -1508,7 +2162,7 @@
               </w:rPr>
               <w:t>,</w:t>
             </w:r>
-            <w:hyperlink r:id="rId12">
+            <w:hyperlink r:id="rId14">
               <w:r>
                 <w:rPr>
                   <w:color w:val="2A78D6"/>
@@ -1522,14 +2176,19 @@
         </w:tc>
         <w:tc>
           <w:tcPr>
-            <w:tcW w:type="dxa" w:w="1191"/>
+            <w:tcW w:type="dxa" w:w="1157"/>
+            <w:tcBorders>
+              <w:top w:val="nil"/>
+              <w:left w:val="nil"/>
+              <w:bottom w:val="single" w:sz="4" w:color="DDE3EA" w:space="0"/>
+              <w:right w:val="nil"/>
+            </w:tcBorders>
           </w:tcPr>
           <w:p>
             <w:pPr>
-              <w:spacing w:after="0"/>
+              <w:spacing w:before="0" w:after="0"/>
               <w:jc w:val="right"/>
             </w:pPr>
-            <w:r/>
             <w:r>
               <w:rPr>
                 <w:b w:val="0"/>
@@ -1541,14 +2200,19 @@
         </w:tc>
         <w:tc>
           <w:tcPr>
-            <w:tcW w:type="dxa" w:w="1191"/>
+            <w:tcW w:type="dxa" w:w="1157"/>
+            <w:tcBorders>
+              <w:top w:val="nil"/>
+              <w:left w:val="nil"/>
+              <w:bottom w:val="single" w:sz="4" w:color="DDE3EA" w:space="0"/>
+              <w:right w:val="nil"/>
+            </w:tcBorders>
           </w:tcPr>
           <w:p>
             <w:pPr>
-              <w:spacing w:after="0"/>
+              <w:spacing w:before="0" w:after="0"/>
               <w:jc w:val="right"/>
             </w:pPr>
-            <w:r/>
             <w:r>
               <w:rPr>
                 <w:b w:val="0"/>
@@ -1560,14 +2224,19 @@
         </w:tc>
         <w:tc>
           <w:tcPr>
-            <w:tcW w:type="dxa" w:w="1191"/>
+            <w:tcW w:type="dxa" w:w="1157"/>
+            <w:tcBorders>
+              <w:top w:val="nil"/>
+              <w:left w:val="nil"/>
+              <w:bottom w:val="single" w:sz="4" w:color="DDE3EA" w:space="0"/>
+              <w:right w:val="nil"/>
+            </w:tcBorders>
           </w:tcPr>
           <w:p>
             <w:pPr>
-              <w:spacing w:after="0"/>
+              <w:spacing w:before="0" w:after="0"/>
               <w:jc w:val="right"/>
             </w:pPr>
-            <w:r/>
             <w:r>
               <w:rPr>
                 <w:b w:val="0"/>
@@ -1579,14 +2248,19 @@
         </w:tc>
         <w:tc>
           <w:tcPr>
-            <w:tcW w:type="dxa" w:w="1191"/>
+            <w:tcW w:type="dxa" w:w="1157"/>
+            <w:tcBorders>
+              <w:top w:val="nil"/>
+              <w:left w:val="nil"/>
+              <w:bottom w:val="single" w:sz="4" w:color="DDE3EA" w:space="0"/>
+              <w:right w:val="nil"/>
+            </w:tcBorders>
           </w:tcPr>
           <w:p>
             <w:pPr>
-              <w:spacing w:after="0"/>
+              <w:spacing w:before="0" w:after="0"/>
               <w:jc w:val="right"/>
             </w:pPr>
-            <w:r/>
             <w:r>
               <w:rPr>
                 <w:b w:val="0"/>
@@ -1598,14 +2272,19 @@
         </w:tc>
         <w:tc>
           <w:tcPr>
-            <w:tcW w:type="dxa" w:w="2211"/>
+            <w:tcW w:type="dxa" w:w="2148"/>
+            <w:tcBorders>
+              <w:top w:val="nil"/>
+              <w:left w:val="nil"/>
+              <w:bottom w:val="single" w:sz="4" w:color="DDE3EA" w:space="0"/>
+              <w:right w:val="nil"/>
+            </w:tcBorders>
           </w:tcPr>
           <w:p>
             <w:pPr>
-              <w:spacing w:after="0"/>
+              <w:spacing w:before="0" w:after="0"/>
               <w:jc w:val="right"/>
             </w:pPr>
-            <w:r/>
             <w:r>
               <w:rPr>
                 <w:b/>
@@ -1620,14 +2299,18 @@
       <w:tr>
         <w:tc>
           <w:tcPr>
-            <w:tcW w:type="dxa" w:w="2948"/>
-            <w:shd w:val="clear" w:color="auto" w:fill="F6F8FA"/>
+            <w:tcW w:type="dxa" w:w="2864"/>
+            <w:tcBorders>
+              <w:top w:val="nil"/>
+              <w:left w:val="nil"/>
+              <w:bottom w:val="single" w:sz="4" w:color="DDE3EA" w:space="0"/>
+              <w:right w:val="nil"/>
+            </w:tcBorders>
           </w:tcPr>
           <w:p>
             <w:pPr>
-              <w:spacing w:after="0"/>
+              <w:spacing w:before="0" w:after="0"/>
             </w:pPr>
-            <w:r/>
             <w:r>
               <w:rPr>
                 <w:b w:val="0"/>
@@ -1635,7 +2318,7 @@
               </w:rPr>
               <w:t>Net debt / EBITDA</w:t>
             </w:r>
-            <w:hyperlink r:id="rId15">
+            <w:hyperlink r:id="rId17">
               <w:r>
                 <w:rPr>
                   <w:color w:val="2A78D6"/>
@@ -1652,7 +2335,7 @@
               </w:rPr>
               <w:t>,</w:t>
             </w:r>
-            <w:hyperlink r:id="rId12">
+            <w:hyperlink r:id="rId14">
               <w:r>
                 <w:rPr>
                   <w:color w:val="2A78D6"/>
@@ -1666,15 +2349,19 @@
         </w:tc>
         <w:tc>
           <w:tcPr>
-            <w:tcW w:type="dxa" w:w="1191"/>
-            <w:shd w:val="clear" w:color="auto" w:fill="F6F8FA"/>
+            <w:tcW w:type="dxa" w:w="1157"/>
+            <w:tcBorders>
+              <w:top w:val="nil"/>
+              <w:left w:val="nil"/>
+              <w:bottom w:val="single" w:sz="4" w:color="DDE3EA" w:space="0"/>
+              <w:right w:val="nil"/>
+            </w:tcBorders>
           </w:tcPr>
           <w:p>
             <w:pPr>
-              <w:spacing w:after="0"/>
+              <w:spacing w:before="0" w:after="0"/>
               <w:jc w:val="right"/>
             </w:pPr>
-            <w:r/>
             <w:r>
               <w:rPr>
                 <w:b w:val="0"/>
@@ -1686,15 +2373,19 @@
         </w:tc>
         <w:tc>
           <w:tcPr>
-            <w:tcW w:type="dxa" w:w="1191"/>
-            <w:shd w:val="clear" w:color="auto" w:fill="F6F8FA"/>
+            <w:tcW w:type="dxa" w:w="1157"/>
+            <w:tcBorders>
+              <w:top w:val="nil"/>
+              <w:left w:val="nil"/>
+              <w:bottom w:val="single" w:sz="4" w:color="DDE3EA" w:space="0"/>
+              <w:right w:val="nil"/>
+            </w:tcBorders>
           </w:tcPr>
           <w:p>
             <w:pPr>
-              <w:spacing w:after="0"/>
+              <w:spacing w:before="0" w:after="0"/>
               <w:jc w:val="right"/>
             </w:pPr>
-            <w:r/>
             <w:r>
               <w:rPr>
                 <w:b w:val="0"/>
@@ -1706,15 +2397,19 @@
         </w:tc>
         <w:tc>
           <w:tcPr>
-            <w:tcW w:type="dxa" w:w="1191"/>
-            <w:shd w:val="clear" w:color="auto" w:fill="F6F8FA"/>
+            <w:tcW w:type="dxa" w:w="1157"/>
+            <w:tcBorders>
+              <w:top w:val="nil"/>
+              <w:left w:val="nil"/>
+              <w:bottom w:val="single" w:sz="4" w:color="DDE3EA" w:space="0"/>
+              <w:right w:val="nil"/>
+            </w:tcBorders>
           </w:tcPr>
           <w:p>
             <w:pPr>
-              <w:spacing w:after="0"/>
+              <w:spacing w:before="0" w:after="0"/>
               <w:jc w:val="right"/>
             </w:pPr>
-            <w:r/>
             <w:r>
               <w:rPr>
                 <w:b w:val="0"/>
@@ -1726,15 +2421,20 @@
         </w:tc>
         <w:tc>
           <w:tcPr>
-            <w:tcW w:type="dxa" w:w="1191"/>
+            <w:tcW w:type="dxa" w:w="1157"/>
+            <w:tcBorders>
+              <w:top w:val="nil"/>
+              <w:left w:val="nil"/>
+              <w:bottom w:val="single" w:sz="4" w:color="DDE3EA" w:space="0"/>
+              <w:right w:val="nil"/>
+            </w:tcBorders>
             <w:shd w:val="clear" w:color="auto" w:fill="E3F3E8"/>
           </w:tcPr>
           <w:p>
             <w:pPr>
-              <w:spacing w:after="0"/>
+              <w:spacing w:before="0" w:after="0"/>
               <w:jc w:val="right"/>
             </w:pPr>
-            <w:r/>
             <w:r>
               <w:rPr>
                 <w:b/>
@@ -1746,15 +2446,19 @@
         </w:tc>
         <w:tc>
           <w:tcPr>
-            <w:tcW w:type="dxa" w:w="2211"/>
-            <w:shd w:val="clear" w:color="auto" w:fill="F6F8FA"/>
+            <w:tcW w:type="dxa" w:w="2148"/>
+            <w:tcBorders>
+              <w:top w:val="nil"/>
+              <w:left w:val="nil"/>
+              <w:bottom w:val="single" w:sz="4" w:color="DDE3EA" w:space="0"/>
+              <w:right w:val="nil"/>
+            </w:tcBorders>
           </w:tcPr>
           <w:p>
             <w:pPr>
-              <w:spacing w:after="0"/>
+              <w:spacing w:before="0" w:after="0"/>
               <w:jc w:val="right"/>
             </w:pPr>
-            <w:r/>
             <w:r>
               <w:rPr>
                 <w:b/>
@@ -1769,13 +2473,18 @@
       <w:tr>
         <w:tc>
           <w:tcPr>
-            <w:tcW w:type="dxa" w:w="2948"/>
+            <w:tcW w:type="dxa" w:w="2864"/>
+            <w:tcBorders>
+              <w:top w:val="nil"/>
+              <w:left w:val="nil"/>
+              <w:bottom w:val="single" w:sz="4" w:color="DDE3EA" w:space="0"/>
+              <w:right w:val="nil"/>
+            </w:tcBorders>
           </w:tcPr>
           <w:p>
             <w:pPr>
-              <w:spacing w:after="0"/>
+              <w:spacing w:before="0" w:after="0"/>
             </w:pPr>
-            <w:r/>
             <w:r>
               <w:rPr>
                 <w:b w:val="0"/>
@@ -1783,7 +2492,7 @@
               </w:rPr>
               <w:t>Equity ratio</w:t>
             </w:r>
-            <w:hyperlink r:id="rId15">
+            <w:hyperlink r:id="rId17">
               <w:r>
                 <w:rPr>
                   <w:color w:val="2A78D6"/>
@@ -1800,7 +2509,7 @@
               </w:rPr>
               <w:t>,</w:t>
             </w:r>
-            <w:hyperlink r:id="rId12">
+            <w:hyperlink r:id="rId14">
               <w:r>
                 <w:rPr>
                   <w:color w:val="2A78D6"/>
@@ -1814,14 +2523,19 @@
         </w:tc>
         <w:tc>
           <w:tcPr>
-            <w:tcW w:type="dxa" w:w="1191"/>
+            <w:tcW w:type="dxa" w:w="1157"/>
+            <w:tcBorders>
+              <w:top w:val="nil"/>
+              <w:left w:val="nil"/>
+              <w:bottom w:val="single" w:sz="4" w:color="DDE3EA" w:space="0"/>
+              <w:right w:val="nil"/>
+            </w:tcBorders>
           </w:tcPr>
           <w:p>
             <w:pPr>
-              <w:spacing w:after="0"/>
+              <w:spacing w:before="0" w:after="0"/>
               <w:jc w:val="right"/>
             </w:pPr>
-            <w:r/>
             <w:r>
               <w:rPr>
                 <w:b w:val="0"/>
@@ -1833,14 +2547,19 @@
         </w:tc>
         <w:tc>
           <w:tcPr>
-            <w:tcW w:type="dxa" w:w="1191"/>
+            <w:tcW w:type="dxa" w:w="1157"/>
+            <w:tcBorders>
+              <w:top w:val="nil"/>
+              <w:left w:val="nil"/>
+              <w:bottom w:val="single" w:sz="4" w:color="DDE3EA" w:space="0"/>
+              <w:right w:val="nil"/>
+            </w:tcBorders>
           </w:tcPr>
           <w:p>
             <w:pPr>
-              <w:spacing w:after="0"/>
+              <w:spacing w:before="0" w:after="0"/>
               <w:jc w:val="right"/>
             </w:pPr>
-            <w:r/>
             <w:r>
               <w:rPr>
                 <w:b w:val="0"/>
@@ -1852,14 +2571,19 @@
         </w:tc>
         <w:tc>
           <w:tcPr>
-            <w:tcW w:type="dxa" w:w="1191"/>
+            <w:tcW w:type="dxa" w:w="1157"/>
+            <w:tcBorders>
+              <w:top w:val="nil"/>
+              <w:left w:val="nil"/>
+              <w:bottom w:val="single" w:sz="4" w:color="DDE3EA" w:space="0"/>
+              <w:right w:val="nil"/>
+            </w:tcBorders>
           </w:tcPr>
           <w:p>
             <w:pPr>
-              <w:spacing w:after="0"/>
+              <w:spacing w:before="0" w:after="0"/>
               <w:jc w:val="right"/>
             </w:pPr>
-            <w:r/>
             <w:r>
               <w:rPr>
                 <w:b w:val="0"/>
@@ -1871,15 +2595,20 @@
         </w:tc>
         <w:tc>
           <w:tcPr>
-            <w:tcW w:type="dxa" w:w="1191"/>
+            <w:tcW w:type="dxa" w:w="1157"/>
+            <w:tcBorders>
+              <w:top w:val="nil"/>
+              <w:left w:val="nil"/>
+              <w:bottom w:val="single" w:sz="4" w:color="DDE3EA" w:space="0"/>
+              <w:right w:val="nil"/>
+            </w:tcBorders>
             <w:shd w:val="clear" w:color="auto" w:fill="E3F3E8"/>
           </w:tcPr>
           <w:p>
             <w:pPr>
-              <w:spacing w:after="0"/>
+              <w:spacing w:before="0" w:after="0"/>
               <w:jc w:val="right"/>
             </w:pPr>
-            <w:r/>
             <w:r>
               <w:rPr>
                 <w:b/>
@@ -1891,14 +2620,19 @@
         </w:tc>
         <w:tc>
           <w:tcPr>
-            <w:tcW w:type="dxa" w:w="2211"/>
+            <w:tcW w:type="dxa" w:w="2148"/>
+            <w:tcBorders>
+              <w:top w:val="nil"/>
+              <w:left w:val="nil"/>
+              <w:bottom w:val="single" w:sz="4" w:color="DDE3EA" w:space="0"/>
+              <w:right w:val="nil"/>
+            </w:tcBorders>
           </w:tcPr>
           <w:p>
             <w:pPr>
-              <w:spacing w:after="0"/>
+              <w:spacing w:before="0" w:after="0"/>
               <w:jc w:val="right"/>
             </w:pPr>
-            <w:r/>
             <w:r>
               <w:rPr>
                 <w:b/>
@@ -1913,14 +2647,18 @@
       <w:tr>
         <w:tc>
           <w:tcPr>
-            <w:tcW w:type="dxa" w:w="2948"/>
-            <w:shd w:val="clear" w:color="auto" w:fill="F6F8FA"/>
+            <w:tcW w:type="dxa" w:w="2864"/>
+            <w:tcBorders>
+              <w:top w:val="nil"/>
+              <w:left w:val="nil"/>
+              <w:bottom w:val="single" w:sz="4" w:color="DDE3EA" w:space="0"/>
+              <w:right w:val="nil"/>
+            </w:tcBorders>
           </w:tcPr>
           <w:p>
             <w:pPr>
-              <w:spacing w:after="0"/>
+              <w:spacing w:before="0" w:after="0"/>
             </w:pPr>
-            <w:r/>
             <w:r>
               <w:rPr>
                 <w:b w:val="0"/>
@@ -1928,7 +2666,7 @@
               </w:rPr>
               <w:t>Debt service coverage (DSCR)</w:t>
             </w:r>
-            <w:hyperlink r:id="rId15">
+            <w:hyperlink r:id="rId17">
               <w:r>
                 <w:rPr>
                   <w:color w:val="2A78D6"/>
@@ -1945,7 +2683,7 @@
               </w:rPr>
               <w:t>,</w:t>
             </w:r>
-            <w:hyperlink r:id="rId11">
+            <w:hyperlink r:id="rId13">
               <w:r>
                 <w:rPr>
                   <w:color w:val="2A78D6"/>
@@ -1959,15 +2697,19 @@
         </w:tc>
         <w:tc>
           <w:tcPr>
-            <w:tcW w:type="dxa" w:w="1191"/>
-            <w:shd w:val="clear" w:color="auto" w:fill="F6F8FA"/>
+            <w:tcW w:type="dxa" w:w="1157"/>
+            <w:tcBorders>
+              <w:top w:val="nil"/>
+              <w:left w:val="nil"/>
+              <w:bottom w:val="single" w:sz="4" w:color="DDE3EA" w:space="0"/>
+              <w:right w:val="nil"/>
+            </w:tcBorders>
           </w:tcPr>
           <w:p>
             <w:pPr>
-              <w:spacing w:after="0"/>
+              <w:spacing w:before="0" w:after="0"/>
               <w:jc w:val="right"/>
             </w:pPr>
-            <w:r/>
             <w:r>
               <w:rPr>
                 <w:b w:val="0"/>
@@ -1979,15 +2721,19 @@
         </w:tc>
         <w:tc>
           <w:tcPr>
-            <w:tcW w:type="dxa" w:w="1191"/>
-            <w:shd w:val="clear" w:color="auto" w:fill="F6F8FA"/>
+            <w:tcW w:type="dxa" w:w="1157"/>
+            <w:tcBorders>
+              <w:top w:val="nil"/>
+              <w:left w:val="nil"/>
+              <w:bottom w:val="single" w:sz="4" w:color="DDE3EA" w:space="0"/>
+              <w:right w:val="nil"/>
+            </w:tcBorders>
           </w:tcPr>
           <w:p>
             <w:pPr>
-              <w:spacing w:after="0"/>
+              <w:spacing w:before="0" w:after="0"/>
               <w:jc w:val="right"/>
             </w:pPr>
-            <w:r/>
             <w:r>
               <w:rPr>
                 <w:b w:val="0"/>
@@ -1999,15 +2745,19 @@
         </w:tc>
         <w:tc>
           <w:tcPr>
-            <w:tcW w:type="dxa" w:w="1191"/>
-            <w:shd w:val="clear" w:color="auto" w:fill="F6F8FA"/>
+            <w:tcW w:type="dxa" w:w="1157"/>
+            <w:tcBorders>
+              <w:top w:val="nil"/>
+              <w:left w:val="nil"/>
+              <w:bottom w:val="single" w:sz="4" w:color="DDE3EA" w:space="0"/>
+              <w:right w:val="nil"/>
+            </w:tcBorders>
           </w:tcPr>
           <w:p>
             <w:pPr>
-              <w:spacing w:after="0"/>
+              <w:spacing w:before="0" w:after="0"/>
               <w:jc w:val="right"/>
             </w:pPr>
-            <w:r/>
             <w:r>
               <w:rPr>
                 <w:b w:val="0"/>
@@ -2019,15 +2769,20 @@
         </w:tc>
         <w:tc>
           <w:tcPr>
-            <w:tcW w:type="dxa" w:w="1191"/>
+            <w:tcW w:type="dxa" w:w="1157"/>
+            <w:tcBorders>
+              <w:top w:val="nil"/>
+              <w:left w:val="nil"/>
+              <w:bottom w:val="single" w:sz="4" w:color="DDE3EA" w:space="0"/>
+              <w:right w:val="nil"/>
+            </w:tcBorders>
             <w:shd w:val="clear" w:color="auto" w:fill="E3F3E8"/>
           </w:tcPr>
           <w:p>
             <w:pPr>
-              <w:spacing w:after="0"/>
+              <w:spacing w:before="0" w:after="0"/>
               <w:jc w:val="right"/>
             </w:pPr>
-            <w:r/>
             <w:r>
               <w:rPr>
                 <w:b/>
@@ -2039,15 +2794,19 @@
         </w:tc>
         <w:tc>
           <w:tcPr>
-            <w:tcW w:type="dxa" w:w="2211"/>
-            <w:shd w:val="clear" w:color="auto" w:fill="F6F8FA"/>
+            <w:tcW w:type="dxa" w:w="2148"/>
+            <w:tcBorders>
+              <w:top w:val="nil"/>
+              <w:left w:val="nil"/>
+              <w:bottom w:val="single" w:sz="4" w:color="DDE3EA" w:space="0"/>
+              <w:right w:val="nil"/>
+            </w:tcBorders>
           </w:tcPr>
           <w:p>
             <w:pPr>
-              <w:spacing w:after="0"/>
+              <w:spacing w:before="0" w:after="0"/>
               <w:jc w:val="right"/>
             </w:pPr>
-            <w:r/>
             <w:r>
               <w:rPr>
                 <w:b/>
@@ -2061,9 +2820,17 @@
       </w:tr>
     </w:tbl>
     <w:p>
+      <w:pPr>
+        <w:spacing w:before="0" w:after="40"/>
+      </w:pPr>
+    </w:p>
+    <w:p>
+      <w:pPr>
+        <w:spacing w:before="40" w:after="60"/>
+      </w:pPr>
       <w:r>
         <w:rPr>
-          <w:i/>
+          <w:b w:val="0"/>
           <w:color w:val="5F6B7A"/>
           <w:sz w:val="16"/>
         </w:rPr>
@@ -2071,9 +2838,12 @@
       </w:r>
     </w:p>
     <w:p>
+      <w:pPr>
+        <w:spacing w:before="40" w:after="60"/>
+      </w:pPr>
       <w:r>
         <w:rPr>
-          <w:i/>
+          <w:b w:val="0"/>
           <w:color w:val="5F6B7A"/>
           <w:sz w:val="16"/>
         </w:rPr>
@@ -2097,7 +2867,7 @@
                     <pic:cNvPicPr/>
                   </pic:nvPicPr>
                   <pic:blipFill>
-                    <a:blip r:embed="rId16"/>
+                    <a:blip r:embed="rId18"/>
                     <a:stretch>
                       <a:fillRect/>
                     </a:stretch>
@@ -2118,11 +2888,24 @@
     </w:p>
     <w:p>
       <w:pPr>
-        <w:spacing w:before="280" w:after="80"/>
+        <w:keepNext/>
         <w:pBdr>
-          <w:bottom w:val="single" w:sz="6" w:color="C9D3DE" w:space="2"/>
+          <w:bottom w:val="single" w:sz="8" w:color="1F4E79" w:space="4"/>
         </w:pBdr>
+        <w:tabs>
+          <w:tab w:pos="482" w:val="left"/>
+        </w:tabs>
+        <w:spacing w:before="360" w:after="160"/>
       </w:pPr>
+      <w:r>
+        <w:rPr>
+          <w:b/>
+          <w:color w:val="2A78D6"/>
+          <w:sz w:val="18"/>
+        </w:rPr>
+        <w:t>04</w:t>
+        <w:tab/>
+      </w:r>
       <w:r>
         <w:rPr>
           <w:b/>
@@ -2134,16 +2917,28 @@
     </w:p>
     <w:p>
       <w:pPr>
-        <w:pStyle w:val="ListBullet"/>
-        <w:spacing w:after="60"/>
+        <w:tabs>
+          <w:tab w:pos="255" w:val="left"/>
+        </w:tabs>
+        <w:spacing w:before="0" w:after="80"/>
+        <w:ind w:left="255" w:hanging="255"/>
       </w:pPr>
+      <w:r>
+        <w:rPr>
+          <w:b/>
+          <w:color w:val="2A78D6"/>
+          <w:sz w:val="20"/>
+        </w:rPr>
+        <w:t>▪</w:t>
+        <w:tab/>
+      </w:r>
       <w:r>
         <w:rPr>
           <w:b w:val="0"/>
         </w:rPr>
         <w:t>The service contract with Riga City runs to 2029-07-23; tariffs are set by the Public Utilities Commission (water EUR 1.41/m³, sewerage EUR 1.26/m³, treatment EUR 0.40/m³ excl. VAT)</w:t>
       </w:r>
-      <w:hyperlink r:id="rId17">
+      <w:hyperlink r:id="rId19">
         <w:r>
           <w:rPr>
             <w:color w:val="2A78D6"/>
@@ -2162,16 +2957,28 @@
     </w:p>
     <w:p>
       <w:pPr>
-        <w:pStyle w:val="ListBullet"/>
-        <w:spacing w:after="60"/>
+        <w:tabs>
+          <w:tab w:pos="255" w:val="left"/>
+        </w:tabs>
+        <w:spacing w:before="0" w:after="80"/>
+        <w:ind w:left="255" w:hanging="255"/>
       </w:pPr>
+      <w:r>
+        <w:rPr>
+          <w:b/>
+          <w:color w:val="2A78D6"/>
+          <w:sz w:val="20"/>
+        </w:rPr>
+        <w:t>▪</w:t>
+        <w:tab/>
+      </w:r>
       <w:r>
         <w:rPr>
           <w:b w:val="0"/>
         </w:rPr>
         <w:t>On 2026-03-25 the Riga City Council decided to keep its direct shareholding</w:t>
       </w:r>
-      <w:hyperlink r:id="rId17">
+      <w:hyperlink r:id="rId19">
         <w:r>
           <w:rPr>
             <w:color w:val="2A78D6"/>
@@ -2190,11 +2997,24 @@
     </w:p>
     <w:p>
       <w:pPr>
-        <w:spacing w:before="280" w:after="80"/>
+        <w:keepNext/>
         <w:pBdr>
-          <w:bottom w:val="single" w:sz="6" w:color="C9D3DE" w:space="2"/>
+          <w:bottom w:val="single" w:sz="8" w:color="1F4E79" w:space="4"/>
         </w:pBdr>
+        <w:tabs>
+          <w:tab w:pos="482" w:val="left"/>
+        </w:tabs>
+        <w:spacing w:before="360" w:after="160"/>
       </w:pPr>
+      <w:r>
+        <w:rPr>
+          <w:b/>
+          <w:color w:val="2A78D6"/>
+          <w:sz w:val="18"/>
+        </w:rPr>
+        <w:t>05</w:t>
+        <w:tab/>
+      </w:r>
       <w:r>
         <w:rPr>
           <w:b/>
@@ -2206,16 +3026,28 @@
     </w:p>
     <w:p>
       <w:pPr>
-        <w:pStyle w:val="ListBullet"/>
-        <w:spacing w:after="60"/>
+        <w:tabs>
+          <w:tab w:pos="255" w:val="left"/>
+        </w:tabs>
+        <w:spacing w:before="0" w:after="80"/>
+        <w:ind w:left="255" w:hanging="255"/>
       </w:pPr>
+      <w:r>
+        <w:rPr>
+          <w:b/>
+          <w:color w:val="2A78D6"/>
+          <w:sz w:val="20"/>
+        </w:rPr>
+        <w:t>▪</w:t>
+        <w:tab/>
+      </w:r>
       <w:r>
         <w:rPr>
           <w:b w:val="0"/>
         </w:rPr>
         <w:t>FY2025 revenue EUR 80.3m, EBITDA EUR 31.0m, profit EUR 0.6m; the 2024 loss of EUR 18.3m was due to asset revaluation</w:t>
       </w:r>
-      <w:hyperlink r:id="rId15">
+      <w:hyperlink r:id="rId17">
         <w:r>
           <w:rPr>
             <w:color w:val="2A78D6"/>
@@ -2234,16 +3066,28 @@
     </w:p>
     <w:p>
       <w:pPr>
-        <w:pStyle w:val="ListBullet"/>
-        <w:spacing w:after="60"/>
+        <w:tabs>
+          <w:tab w:pos="255" w:val="left"/>
+        </w:tabs>
+        <w:spacing w:before="0" w:after="80"/>
+        <w:ind w:left="255" w:hanging="255"/>
       </w:pPr>
+      <w:r>
+        <w:rPr>
+          <w:b/>
+          <w:color w:val="2A78D6"/>
+          <w:sz w:val="20"/>
+        </w:rPr>
+        <w:t>▪</w:t>
+        <w:tab/>
+      </w:r>
       <w:r>
         <w:rPr>
           <w:b w:val="0"/>
         </w:rPr>
         <w:t>Equity EUR 536.3m, total assets EUR 755.3m</w:t>
       </w:r>
-      <w:hyperlink r:id="rId12">
+      <w:hyperlink r:id="rId14">
         <w:r>
           <w:rPr>
             <w:color w:val="2A78D6"/>
@@ -2262,11 +3106,24 @@
     </w:p>
     <w:p>
       <w:pPr>
-        <w:spacing w:before="280" w:after="80"/>
+        <w:keepNext/>
         <w:pBdr>
-          <w:bottom w:val="single" w:sz="6" w:color="C9D3DE" w:space="2"/>
+          <w:bottom w:val="single" w:sz="8" w:color="1F4E79" w:space="4"/>
         </w:pBdr>
+        <w:tabs>
+          <w:tab w:pos="482" w:val="left"/>
+        </w:tabs>
+        <w:spacing w:before="360" w:after="160"/>
       </w:pPr>
+      <w:r>
+        <w:rPr>
+          <w:b/>
+          <w:color w:val="2A78D6"/>
+          <w:sz w:val="18"/>
+        </w:rPr>
+        <w:t>06</w:t>
+        <w:tab/>
+      </w:r>
       <w:r>
         <w:rPr>
           <w:b/>
@@ -2278,36 +3135,52 @@
     </w:p>
     <w:tbl>
       <w:tblPr>
-        <w:tblW w:type="auto" w:w="0"/>
+        <w:tblW w:w="9638" w:type="dxa"/>
+        <w:tblBorders>
+          <w:top w:val="nil"/>
+          <w:left w:val="nil"/>
+          <w:bottom w:val="nil"/>
+          <w:right w:val="nil"/>
+          <w:insideH w:val="nil"/>
+          <w:insideV w:val="nil"/>
+        </w:tblBorders>
+        <w:tblLayout w:type="fixed"/>
+        <w:tblCellMar>
+          <w:top w:w="70" w:type="dxa"/>
+          <w:left w:w="100" w:type="dxa"/>
+          <w:bottom w:w="70" w:type="dxa"/>
+          <w:right w:w="100" w:type="dxa"/>
+        </w:tblCellMar>
         <w:tblLook w:firstColumn="1" w:firstRow="1" w:lastColumn="0" w:lastRow="0" w:noHBand="0" w:noVBand="1" w:val="04A0"/>
-        <w:tblBorders>
-          <w:top w:val="single" w:sz="4" w:color="C9D3DE"/>
-          <w:left w:val="nil"/>
-          <w:bottom w:val="single" w:sz="4" w:color="C9D3DE"/>
-          <w:right w:val="nil"/>
-          <w:insideH w:val="single" w:sz="4" w:color="C9D3DE"/>
-          <w:insideV w:val="nil"/>
-        </w:tblBorders>
       </w:tblPr>
       <w:tblGrid>
-        <w:gridCol w:w="2493"/>
-        <w:gridCol w:w="2493"/>
-        <w:gridCol w:w="2493"/>
-        <w:gridCol w:w="2493"/>
+        <w:gridCol w:w="2577"/>
+        <w:gridCol w:w="2577"/>
+        <w:gridCol w:w="3138"/>
+        <w:gridCol w:w="1344"/>
       </w:tblGrid>
       <w:tr>
         <w:tc>
           <w:tcPr>
-            <w:tcW w:type="dxa" w:w="2608"/>
-            <w:shd w:val="clear" w:color="auto" w:fill="1F4E79"/>
+            <w:tcW w:type="dxa" w:w="2578"/>
+            <w:tcBorders>
+              <w:top w:val="single" w:sz="12" w:color="1F4E79" w:space="0"/>
+              <w:left w:val="nil"/>
+              <w:bottom w:val="single" w:sz="4" w:color="C9D3DE" w:space="0"/>
+              <w:right w:val="nil"/>
+            </w:tcBorders>
+            <w:shd w:val="clear" w:color="auto" w:fill="EAF1F8"/>
           </w:tcPr>
           <w:p>
-            <w:r/>
+            <w:pPr>
+              <w:spacing w:before="0" w:after="0"/>
+            </w:pPr>
             <w:r>
               <w:rPr>
                 <w:b/>
-                <w:color w:val="FFFFFF"/>
-                <w:sz w:val="17"/>
+                <w:caps/>
+                <w:color w:val="1F4E79"/>
+                <w:sz w:val="16"/>
               </w:rPr>
               <w:t>Plan / target</w:t>
             </w:r>
@@ -2315,16 +3188,25 @@
         </w:tc>
         <w:tc>
           <w:tcPr>
-            <w:tcW w:type="dxa" w:w="2608"/>
-            <w:shd w:val="clear" w:color="auto" w:fill="1F4E79"/>
+            <w:tcW w:type="dxa" w:w="2578"/>
+            <w:tcBorders>
+              <w:top w:val="single" w:sz="12" w:color="1F4E79" w:space="0"/>
+              <w:left w:val="nil"/>
+              <w:bottom w:val="single" w:sz="4" w:color="C9D3DE" w:space="0"/>
+              <w:right w:val="nil"/>
+            </w:tcBorders>
+            <w:shd w:val="clear" w:color="auto" w:fill="EAF1F8"/>
           </w:tcPr>
           <w:p>
-            <w:r/>
+            <w:pPr>
+              <w:spacing w:before="0" w:after="0"/>
+            </w:pPr>
             <w:r>
               <w:rPr>
                 <w:b/>
-                <w:color w:val="FFFFFF"/>
-                <w:sz w:val="17"/>
+                <w:caps/>
+                <w:color w:val="1F4E79"/>
+                <w:sz w:val="16"/>
               </w:rPr>
               <w:t>Outcome</w:t>
             </w:r>
@@ -2332,16 +3214,25 @@
         </w:tc>
         <w:tc>
           <w:tcPr>
-            <w:tcW w:type="dxa" w:w="3175"/>
-            <w:shd w:val="clear" w:color="auto" w:fill="1F4E79"/>
+            <w:tcW w:type="dxa" w:w="3138"/>
+            <w:tcBorders>
+              <w:top w:val="single" w:sz="12" w:color="1F4E79" w:space="0"/>
+              <w:left w:val="nil"/>
+              <w:bottom w:val="single" w:sz="4" w:color="C9D3DE" w:space="0"/>
+              <w:right w:val="nil"/>
+            </w:tcBorders>
+            <w:shd w:val="clear" w:color="auto" w:fill="EAF1F8"/>
           </w:tcPr>
           <w:p>
-            <w:r/>
+            <w:pPr>
+              <w:spacing w:before="0" w:after="0"/>
+            </w:pPr>
             <w:r>
               <w:rPr>
                 <w:b/>
-                <w:color w:val="FFFFFF"/>
-                <w:sz w:val="17"/>
+                <w:caps/>
+                <w:color w:val="1F4E79"/>
+                <w:sz w:val="16"/>
               </w:rPr>
               <w:t>What changed and why</w:t>
             </w:r>
@@ -2349,16 +3240,25 @@
         </w:tc>
         <w:tc>
           <w:tcPr>
-            <w:tcW w:type="dxa" w:w="1361"/>
-            <w:shd w:val="clear" w:color="auto" w:fill="1F4E79"/>
+            <w:tcW w:type="dxa" w:w="1345"/>
+            <w:tcBorders>
+              <w:top w:val="single" w:sz="12" w:color="1F4E79" w:space="0"/>
+              <w:left w:val="nil"/>
+              <w:bottom w:val="single" w:sz="4" w:color="C9D3DE" w:space="0"/>
+              <w:right w:val="nil"/>
+            </w:tcBorders>
+            <w:shd w:val="clear" w:color="auto" w:fill="EAF1F8"/>
           </w:tcPr>
           <w:p>
-            <w:r/>
+            <w:pPr>
+              <w:spacing w:before="0" w:after="0"/>
+            </w:pPr>
             <w:r>
               <w:rPr>
                 <w:b/>
-                <w:color w:val="FFFFFF"/>
-                <w:sz w:val="17"/>
+                <w:caps/>
+                <w:color w:val="1F4E79"/>
+                <w:sz w:val="16"/>
               </w:rPr>
               <w:t>Status</w:t>
             </w:r>
@@ -2368,13 +3268,18 @@
       <w:tr>
         <w:tc>
           <w:tcPr>
-            <w:tcW w:type="dxa" w:w="2608"/>
+            <w:tcW w:type="dxa" w:w="2578"/>
+            <w:tcBorders>
+              <w:top w:val="nil"/>
+              <w:left w:val="nil"/>
+              <w:bottom w:val="single" w:sz="4" w:color="DDE3EA" w:space="0"/>
+              <w:right w:val="nil"/>
+            </w:tcBorders>
           </w:tcPr>
           <w:p>
             <w:pPr>
-              <w:spacing w:after="0"/>
+              <w:spacing w:before="0" w:after="0"/>
             </w:pPr>
-            <w:r/>
             <w:r>
               <w:rPr>
                 <w:b w:val="0"/>
@@ -2386,13 +3291,18 @@
         </w:tc>
         <w:tc>
           <w:tcPr>
-            <w:tcW w:type="dxa" w:w="2608"/>
+            <w:tcW w:type="dxa" w:w="2578"/>
+            <w:tcBorders>
+              <w:top w:val="nil"/>
+              <w:left w:val="nil"/>
+              <w:bottom w:val="single" w:sz="4" w:color="DDE3EA" w:space="0"/>
+              <w:right w:val="nil"/>
+            </w:tcBorders>
           </w:tcPr>
           <w:p>
             <w:pPr>
-              <w:spacing w:after="0"/>
+              <w:spacing w:before="0" w:after="0"/>
             </w:pPr>
-            <w:r/>
             <w:r>
               <w:rPr>
                 <w:b w:val="0"/>
@@ -2400,7 +3310,7 @@
               </w:rPr>
               <w:t>30.88% used by mid-2026</w:t>
             </w:r>
-            <w:hyperlink r:id="rId13">
+            <w:hyperlink r:id="rId15">
               <w:r>
                 <w:rPr>
                   <w:color w:val="2A78D6"/>
@@ -2414,13 +3324,18 @@
         </w:tc>
         <w:tc>
           <w:tcPr>
-            <w:tcW w:type="dxa" w:w="3175"/>
+            <w:tcW w:type="dxa" w:w="3138"/>
+            <w:tcBorders>
+              <w:top w:val="nil"/>
+              <w:left w:val="nil"/>
+              <w:bottom w:val="single" w:sz="4" w:color="DDE3EA" w:space="0"/>
+              <w:right w:val="nil"/>
+            </w:tcBorders>
           </w:tcPr>
           <w:p>
             <w:pPr>
-              <w:spacing w:after="0"/>
+              <w:spacing w:before="0" w:after="0"/>
             </w:pPr>
-            <w:r/>
             <w:r>
               <w:rPr>
                 <w:b w:val="0"/>
@@ -2428,7 +3343,7 @@
               </w:rPr>
               <w:t>On track</w:t>
             </w:r>
-            <w:hyperlink r:id="rId13">
+            <w:hyperlink r:id="rId15">
               <w:r>
                 <w:rPr>
                   <w:color w:val="2A78D6"/>
@@ -2449,14 +3364,19 @@
         </w:tc>
         <w:tc>
           <w:tcPr>
-            <w:tcW w:type="dxa" w:w="1361"/>
+            <w:tcW w:type="dxa" w:w="1345"/>
+            <w:tcBorders>
+              <w:top w:val="nil"/>
+              <w:left w:val="nil"/>
+              <w:bottom w:val="single" w:sz="4" w:color="DDE3EA" w:space="0"/>
+              <w:right w:val="nil"/>
+            </w:tcBorders>
             <w:shd w:val="clear" w:color="auto" w:fill="EAF1F8"/>
           </w:tcPr>
           <w:p>
             <w:pPr>
-              <w:spacing w:after="0"/>
+              <w:spacing w:before="0" w:after="0"/>
             </w:pPr>
-            <w:r/>
             <w:r>
               <w:rPr>
                 <w:b/>
@@ -2470,14 +3390,18 @@
       <w:tr>
         <w:tc>
           <w:tcPr>
-            <w:tcW w:type="dxa" w:w="2608"/>
-            <w:shd w:val="clear" w:color="auto" w:fill="F6F8FA"/>
+            <w:tcW w:type="dxa" w:w="2578"/>
+            <w:tcBorders>
+              <w:top w:val="nil"/>
+              <w:left w:val="nil"/>
+              <w:bottom w:val="single" w:sz="4" w:color="DDE3EA" w:space="0"/>
+              <w:right w:val="nil"/>
+            </w:tcBorders>
           </w:tcPr>
           <w:p>
             <w:pPr>
-              <w:spacing w:after="0"/>
+              <w:spacing w:before="0" w:after="0"/>
             </w:pPr>
-            <w:r/>
             <w:r>
               <w:rPr>
                 <w:b w:val="0"/>
@@ -2489,14 +3413,18 @@
         </w:tc>
         <w:tc>
           <w:tcPr>
-            <w:tcW w:type="dxa" w:w="2608"/>
-            <w:shd w:val="clear" w:color="auto" w:fill="F6F8FA"/>
+            <w:tcW w:type="dxa" w:w="2578"/>
+            <w:tcBorders>
+              <w:top w:val="nil"/>
+              <w:left w:val="nil"/>
+              <w:bottom w:val="single" w:sz="4" w:color="DDE3EA" w:space="0"/>
+              <w:right w:val="nil"/>
+            </w:tcBorders>
           </w:tcPr>
           <w:p>
             <w:pPr>
-              <w:spacing w:after="0"/>
+              <w:spacing w:before="0" w:after="0"/>
             </w:pPr>
-            <w:r/>
             <w:r>
               <w:rPr>
                 <w:b w:val="0"/>
@@ -2504,7 +3432,7 @@
               </w:rPr>
               <w:t>EUR 20m issued (2025); next tranche of up to EUR 40m planned for Q4 2026</w:t>
             </w:r>
-            <w:hyperlink r:id="rId18">
+            <w:hyperlink r:id="rId20">
               <w:r>
                 <w:rPr>
                   <w:color w:val="2A78D6"/>
@@ -2521,7 +3449,7 @@
               </w:rPr>
               <w:t>,</w:t>
             </w:r>
-            <w:hyperlink r:id="rId10">
+            <w:hyperlink r:id="rId12">
               <w:r>
                 <w:rPr>
                   <w:color w:val="2A78D6"/>
@@ -2535,14 +3463,18 @@
         </w:tc>
         <w:tc>
           <w:tcPr>
-            <w:tcW w:type="dxa" w:w="3175"/>
-            <w:shd w:val="clear" w:color="auto" w:fill="F6F8FA"/>
+            <w:tcW w:type="dxa" w:w="3138"/>
+            <w:tcBorders>
+              <w:top w:val="nil"/>
+              <w:left w:val="nil"/>
+              <w:bottom w:val="single" w:sz="4" w:color="DDE3EA" w:space="0"/>
+              <w:right w:val="nil"/>
+            </w:tcBorders>
           </w:tcPr>
           <w:p>
             <w:pPr>
-              <w:spacing w:after="0"/>
+              <w:spacing w:before="0" w:after="0"/>
             </w:pPr>
-            <w:r/>
             <w:r>
               <w:rPr>
                 <w:b w:val="0"/>
@@ -2550,7 +3482,7 @@
               </w:rPr>
               <w:t>In progress: the 2025 issue was 228% oversubscribed</w:t>
             </w:r>
-            <w:hyperlink r:id="rId18">
+            <w:hyperlink r:id="rId20">
               <w:r>
                 <w:rPr>
                   <w:color w:val="2A78D6"/>
@@ -2571,14 +3503,19 @@
         </w:tc>
         <w:tc>
           <w:tcPr>
-            <w:tcW w:type="dxa" w:w="1361"/>
+            <w:tcW w:type="dxa" w:w="1345"/>
+            <w:tcBorders>
+              <w:top w:val="nil"/>
+              <w:left w:val="nil"/>
+              <w:bottom w:val="single" w:sz="4" w:color="DDE3EA" w:space="0"/>
+              <w:right w:val="nil"/>
+            </w:tcBorders>
             <w:shd w:val="clear" w:color="auto" w:fill="EAF1F8"/>
           </w:tcPr>
           <w:p>
             <w:pPr>
-              <w:spacing w:after="0"/>
+              <w:spacing w:before="0" w:after="0"/>
             </w:pPr>
-            <w:r/>
             <w:r>
               <w:rPr>
                 <w:b/>
@@ -2592,13 +3529,18 @@
       <w:tr>
         <w:tc>
           <w:tcPr>
-            <w:tcW w:type="dxa" w:w="2608"/>
+            <w:tcW w:type="dxa" w:w="2578"/>
+            <w:tcBorders>
+              <w:top w:val="nil"/>
+              <w:left w:val="nil"/>
+              <w:bottom w:val="single" w:sz="4" w:color="DDE3EA" w:space="0"/>
+              <w:right w:val="nil"/>
+            </w:tcBorders>
           </w:tcPr>
           <w:p>
             <w:pPr>
-              <w:spacing w:after="0"/>
+              <w:spacing w:before="0" w:after="0"/>
             </w:pPr>
-            <w:r/>
             <w:r>
               <w:rPr>
                 <w:b w:val="0"/>
@@ -2610,13 +3552,18 @@
         </w:tc>
         <w:tc>
           <w:tcPr>
-            <w:tcW w:type="dxa" w:w="2608"/>
+            <w:tcW w:type="dxa" w:w="2578"/>
+            <w:tcBorders>
+              <w:top w:val="nil"/>
+              <w:left w:val="nil"/>
+              <w:bottom w:val="single" w:sz="4" w:color="DDE3EA" w:space="0"/>
+              <w:right w:val="nil"/>
+            </w:tcBorders>
           </w:tcPr>
           <w:p>
             <w:pPr>
-              <w:spacing w:after="0"/>
+              <w:spacing w:before="0" w:after="0"/>
             </w:pPr>
-            <w:r/>
             <w:r>
               <w:rPr>
                 <w:b w:val="0"/>
@@ -2624,7 +3571,7 @@
               </w:rPr>
               <w:t>6M 2026: 3.9</w:t>
             </w:r>
-            <w:hyperlink r:id="rId11">
+            <w:hyperlink r:id="rId13">
               <w:r>
                 <w:rPr>
                   <w:color w:val="2A78D6"/>
@@ -2638,13 +3585,18 @@
         </w:tc>
         <w:tc>
           <w:tcPr>
-            <w:tcW w:type="dxa" w:w="3175"/>
+            <w:tcW w:type="dxa" w:w="3138"/>
+            <w:tcBorders>
+              <w:top w:val="nil"/>
+              <w:left w:val="nil"/>
+              <w:bottom w:val="single" w:sz="4" w:color="DDE3EA" w:space="0"/>
+              <w:right w:val="nil"/>
+            </w:tcBorders>
           </w:tcPr>
           <w:p>
             <w:pPr>
-              <w:spacing w:after="0"/>
+              <w:spacing w:before="0" w:after="0"/>
             </w:pPr>
-            <w:r/>
             <w:r>
               <w:rPr>
                 <w:b w:val="0"/>
@@ -2652,7 +3604,7 @@
               </w:rPr>
               <w:t>Met</w:t>
             </w:r>
-            <w:hyperlink r:id="rId11">
+            <w:hyperlink r:id="rId13">
               <w:r>
                 <w:rPr>
                   <w:color w:val="2A78D6"/>
@@ -2673,14 +3625,19 @@
         </w:tc>
         <w:tc>
           <w:tcPr>
-            <w:tcW w:type="dxa" w:w="1361"/>
+            <w:tcW w:type="dxa" w:w="1345"/>
+            <w:tcBorders>
+              <w:top w:val="nil"/>
+              <w:left w:val="nil"/>
+              <w:bottom w:val="single" w:sz="4" w:color="DDE3EA" w:space="0"/>
+              <w:right w:val="nil"/>
+            </w:tcBorders>
             <w:shd w:val="clear" w:color="auto" w:fill="E3F3E8"/>
           </w:tcPr>
           <w:p>
             <w:pPr>
-              <w:spacing w:after="0"/>
+              <w:spacing w:before="0" w:after="0"/>
             </w:pPr>
-            <w:r/>
             <w:r>
               <w:rPr>
                 <w:b/>
@@ -2694,11 +3651,29 @@
     </w:tbl>
     <w:p>
       <w:pPr>
-        <w:spacing w:before="280" w:after="80"/>
+        <w:spacing w:before="0" w:after="40"/>
+      </w:pPr>
+    </w:p>
+    <w:p>
+      <w:pPr>
+        <w:keepNext/>
         <w:pBdr>
-          <w:bottom w:val="single" w:sz="6" w:color="C9D3DE" w:space="2"/>
+          <w:bottom w:val="single" w:sz="8" w:color="1F4E79" w:space="4"/>
         </w:pBdr>
+        <w:tabs>
+          <w:tab w:pos="482" w:val="left"/>
+        </w:tabs>
+        <w:spacing w:before="360" w:after="160"/>
       </w:pPr>
+      <w:r>
+        <w:rPr>
+          <w:b/>
+          <w:color w:val="2A78D6"/>
+          <w:sz w:val="18"/>
+        </w:rPr>
+        <w:t>07</w:t>
+        <w:tab/>
+      </w:r>
       <w:r>
         <w:rPr>
           <w:b/>
@@ -2710,9 +3685,21 @@
     </w:p>
     <w:p>
       <w:pPr>
-        <w:pStyle w:val="ListBullet"/>
-        <w:spacing w:after="60"/>
+        <w:tabs>
+          <w:tab w:pos="255" w:val="left"/>
+        </w:tabs>
+        <w:spacing w:before="0" w:after="80"/>
+        <w:ind w:left="255" w:hanging="255"/>
       </w:pPr>
+      <w:r>
+        <w:rPr>
+          <w:b/>
+          <w:color w:val="2A78D6"/>
+          <w:sz w:val="20"/>
+        </w:rPr>
+        <w:t>▪</w:t>
+        <w:tab/>
+      </w:r>
       <w:r>
         <w:rPr>
           <w:b/>
@@ -2725,7 +3712,7 @@
         </w:rPr>
         <w:t xml:space="preserve"> a 4% green bond (EU Green Bond Standard), EUR 20m, quarterly coupons, maturing 2030-06-04</w:t>
       </w:r>
-      <w:hyperlink r:id="rId18">
+      <w:hyperlink r:id="rId20">
         <w:r>
           <w:rPr>
             <w:color w:val="2A78D6"/>
@@ -2741,7 +3728,7 @@
         </w:rPr>
         <w:t>. All proceeds allocated to EU taxonomy-aligned projects (Sustainable Fitch review)</w:t>
       </w:r>
-      <w:hyperlink r:id="rId10">
+      <w:hyperlink r:id="rId12">
         <w:r>
           <w:rPr>
             <w:color w:val="2A78D6"/>
@@ -2760,9 +3747,21 @@
     </w:p>
     <w:p>
       <w:pPr>
-        <w:pStyle w:val="ListBullet"/>
-        <w:spacing w:after="60"/>
+        <w:tabs>
+          <w:tab w:pos="255" w:val="left"/>
+        </w:tabs>
+        <w:spacing w:before="0" w:after="80"/>
+        <w:ind w:left="255" w:hanging="255"/>
       </w:pPr>
+      <w:r>
+        <w:rPr>
+          <w:b/>
+          <w:color w:val="2A78D6"/>
+          <w:sz w:val="20"/>
+        </w:rPr>
+        <w:t>▪</w:t>
+        <w:tab/>
+      </w:r>
       <w:r>
         <w:rPr>
           <w:b/>
@@ -2775,7 +3774,7 @@
         </w:rPr>
         <w:t xml:space="preserve"> Moody's A3, municipal ownership, regulated tariffs and a high equity ratio</w:t>
       </w:r>
-      <w:hyperlink r:id="rId10">
+      <w:hyperlink r:id="rId12">
         <w:r>
           <w:rPr>
             <w:color w:val="2A78D6"/>
@@ -2794,9 +3793,21 @@
     </w:p>
     <w:p>
       <w:pPr>
-        <w:pStyle w:val="ListBullet"/>
-        <w:spacing w:after="60"/>
+        <w:tabs>
+          <w:tab w:pos="255" w:val="left"/>
+        </w:tabs>
+        <w:spacing w:before="0" w:after="80"/>
+        <w:ind w:left="255" w:hanging="255"/>
       </w:pPr>
+      <w:r>
+        <w:rPr>
+          <w:b/>
+          <w:color w:val="2A78D6"/>
+          <w:sz w:val="20"/>
+        </w:rPr>
+        <w:t>▪</w:t>
+        <w:tab/>
+      </w:r>
       <w:r>
         <w:rPr>
           <w:b/>
@@ -2812,11 +3823,265 @@
     </w:p>
     <w:p>
       <w:pPr>
-        <w:spacing w:before="280" w:after="80"/>
+        <w:keepNext/>
         <w:pBdr>
-          <w:bottom w:val="single" w:sz="6" w:color="C9D3DE" w:space="2"/>
+          <w:bottom w:val="single" w:sz="8" w:color="1F4E79" w:space="4"/>
         </w:pBdr>
+        <w:tabs>
+          <w:tab w:pos="482" w:val="left"/>
+        </w:tabs>
+        <w:spacing w:before="360" w:after="160"/>
       </w:pPr>
+      <w:r>
+        <w:rPr>
+          <w:b/>
+          <w:color w:val="2A78D6"/>
+          <w:sz w:val="18"/>
+        </w:rPr>
+        <w:t>08</w:t>
+        <w:tab/>
+      </w:r>
+      <w:r>
+        <w:rPr>
+          <w:b/>
+          <w:color w:val="1F4E79"/>
+          <w:sz w:val="28"/>
+        </w:rPr>
+        <w:t>In the press</w:t>
+      </w:r>
+    </w:p>
+    <w:p>
+      <w:pPr>
+        <w:spacing w:before="40" w:after="60"/>
+      </w:pPr>
+      <w:r>
+        <w:rPr>
+          <w:b w:val="0"/>
+          <w:color w:val="5F6B7A"/>
+          <w:sz w:val="18"/>
+        </w:rPr>
+        <w:t>Automatic news scan (Google News, LV), 2026-07-24 – 2026-10-22: 2 articles.</w:t>
+      </w:r>
+    </w:p>
+    <w:tbl>
+      <w:tblPr>
+        <w:tblW w:w="9639" w:type="dxa"/>
+        <w:tblBorders>
+          <w:top w:val="nil"/>
+          <w:left w:val="nil"/>
+          <w:bottom w:val="nil"/>
+          <w:right w:val="nil"/>
+          <w:insideH w:val="nil"/>
+          <w:insideV w:val="nil"/>
+        </w:tblBorders>
+        <w:tblLayout w:type="fixed"/>
+        <w:tblCellMar>
+          <w:top w:w="80" w:type="dxa"/>
+          <w:left w:w="0" w:type="dxa"/>
+          <w:bottom w:w="80" w:type="dxa"/>
+          <w:right w:w="120" w:type="dxa"/>
+        </w:tblCellMar>
+        <w:tblLook w:firstColumn="1" w:firstRow="1" w:lastColumn="0" w:lastRow="0" w:noHBand="0" w:noVBand="1" w:val="04A0"/>
+      </w:tblPr>
+      <w:tblGrid>
+        <w:gridCol w:w="1020"/>
+        <w:gridCol w:w="1360"/>
+        <w:gridCol w:w="7257"/>
+      </w:tblGrid>
+      <w:tr>
+        <w:tc>
+          <w:tcPr>
+            <w:tcW w:type="dxa" w:w="1020"/>
+            <w:tcBorders>
+              <w:top w:val="nil"/>
+              <w:left w:val="nil"/>
+              <w:bottom w:val="single" w:sz="4" w:color="E3E8EE" w:space="0"/>
+              <w:right w:val="nil"/>
+            </w:tcBorders>
+          </w:tcPr>
+          <w:p>
+            <w:pPr>
+              <w:spacing w:before="0" w:after="0"/>
+            </w:pPr>
+            <w:r>
+              <w:rPr>
+                <w:b w:val="0"/>
+                <w:color w:val="1A1A1A"/>
+                <w:sz w:val="17"/>
+              </w:rPr>
+              <w:t>2026-10-16</w:t>
+            </w:r>
+          </w:p>
+        </w:tc>
+        <w:tc>
+          <w:tcPr>
+            <w:tcW w:type="dxa" w:w="1361"/>
+            <w:tcBorders>
+              <w:top w:val="nil"/>
+              <w:left w:val="nil"/>
+              <w:bottom w:val="single" w:sz="4" w:color="E3E8EE" w:space="0"/>
+              <w:right w:val="nil"/>
+            </w:tcBorders>
+          </w:tcPr>
+          <w:p>
+            <w:pPr>
+              <w:spacing w:before="0" w:after="0"/>
+            </w:pPr>
+            <w:r>
+              <w:rPr>
+                <w:b/>
+                <w:color w:val="5F6B7A"/>
+                <w:sz w:val="14"/>
+                <w:shd w:val="clear" w:color="auto" w:fill="F0F2F5"/>
+              </w:rPr>
+              <w:t xml:space="preserve"> OTHER </w:t>
+            </w:r>
+          </w:p>
+        </w:tc>
+        <w:tc>
+          <w:tcPr>
+            <w:tcW w:type="dxa" w:w="7257"/>
+            <w:tcBorders>
+              <w:top w:val="nil"/>
+              <w:left w:val="nil"/>
+              <w:bottom w:val="single" w:sz="4" w:color="E3E8EE" w:space="0"/>
+              <w:right w:val="nil"/>
+            </w:tcBorders>
+          </w:tcPr>
+          <w:p>
+            <w:pPr>
+              <w:spacing w:before="0" w:after="0"/>
+            </w:pPr>
+            <w:hyperlink r:id="rId21">
+              <w:r>
+                <w:rPr>
+                  <w:color w:val="1A1A1A"/>
+                  <w:sz w:val="18"/>
+                </w:rPr>
+                <w:t xml:space="preserve">Svarīgs paziņojums no "Rīgas ūdens"</w:t>
+              </w:r>
+            </w:hyperlink>
+            <w:r>
+              <w:rPr>
+                <w:b w:val="0"/>
+                <w:color w:val="5F6B7A"/>
+                <w:sz w:val="15"/>
+              </w:rPr>
+              <w:t xml:space="preserve">   NRA</w:t>
+            </w:r>
+          </w:p>
+        </w:tc>
+      </w:tr>
+      <w:tr>
+        <w:tc>
+          <w:tcPr>
+            <w:tcW w:type="dxa" w:w="1020"/>
+            <w:tcBorders>
+              <w:top w:val="nil"/>
+              <w:left w:val="nil"/>
+              <w:bottom w:val="single" w:sz="4" w:color="E3E8EE" w:space="0"/>
+              <w:right w:val="nil"/>
+            </w:tcBorders>
+          </w:tcPr>
+          <w:p>
+            <w:pPr>
+              <w:spacing w:before="0" w:after="0"/>
+            </w:pPr>
+            <w:r>
+              <w:rPr>
+                <w:b w:val="0"/>
+                <w:color w:val="1A1A1A"/>
+                <w:sz w:val="17"/>
+              </w:rPr>
+              <w:t>2026-09-28</w:t>
+            </w:r>
+          </w:p>
+        </w:tc>
+        <w:tc>
+          <w:tcPr>
+            <w:tcW w:type="dxa" w:w="1361"/>
+            <w:tcBorders>
+              <w:top w:val="nil"/>
+              <w:left w:val="nil"/>
+              <w:bottom w:val="single" w:sz="4" w:color="E3E8EE" w:space="0"/>
+              <w:right w:val="nil"/>
+            </w:tcBorders>
+          </w:tcPr>
+          <w:p>
+            <w:pPr>
+              <w:spacing w:before="0" w:after="0"/>
+            </w:pPr>
+            <w:r>
+              <w:rPr>
+                <w:b/>
+                <w:color w:val="5F6B7A"/>
+                <w:sz w:val="14"/>
+                <w:shd w:val="clear" w:color="auto" w:fill="F0F2F5"/>
+              </w:rPr>
+              <w:t xml:space="preserve"> OTHER </w:t>
+            </w:r>
+          </w:p>
+        </w:tc>
+        <w:tc>
+          <w:tcPr>
+            <w:tcW w:type="dxa" w:w="7257"/>
+            <w:tcBorders>
+              <w:top w:val="nil"/>
+              <w:left w:val="nil"/>
+              <w:bottom w:val="single" w:sz="4" w:color="E3E8EE" w:space="0"/>
+              <w:right w:val="nil"/>
+            </w:tcBorders>
+          </w:tcPr>
+          <w:p>
+            <w:pPr>
+              <w:spacing w:before="0" w:after="0"/>
+            </w:pPr>
+            <w:hyperlink r:id="rId22">
+              <w:r>
+                <w:rPr>
+                  <w:color w:val="1A1A1A"/>
+                  <w:sz w:val="18"/>
+                </w:rPr>
+                <w:t xml:space="preserve">"Rīgas ūdens" veiks vērienīgus skalošanas darbus: kurās apkaimēs jārēķinās ar ūdens duļķainību un pārtraukumiem</w:t>
+              </w:r>
+            </w:hyperlink>
+            <w:r>
+              <w:rPr>
+                <w:b w:val="0"/>
+                <w:color w:val="5F6B7A"/>
+                <w:sz w:val="15"/>
+              </w:rPr>
+              <w:t xml:space="preserve">   1188.lv</w:t>
+            </w:r>
+          </w:p>
+        </w:tc>
+      </w:tr>
+    </w:tbl>
+    <w:p>
+      <w:pPr>
+        <w:spacing w:before="0" w:after="40"/>
+      </w:pPr>
+    </w:p>
+    <w:p>
+      <w:pPr>
+        <w:keepNext/>
+        <w:pBdr>
+          <w:bottom w:val="single" w:sz="8" w:color="1F4E79" w:space="4"/>
+        </w:pBdr>
+        <w:tabs>
+          <w:tab w:pos="482" w:val="left"/>
+        </w:tabs>
+        <w:spacing w:before="360" w:after="160"/>
+      </w:pPr>
+      <w:r>
+        <w:rPr>
+          <w:b/>
+          <w:color w:val="2A78D6"/>
+          <w:sz w:val="18"/>
+        </w:rPr>
+        <w:t>09</w:t>
+        <w:tab/>
+      </w:r>
       <w:r>
         <w:rPr>
           <w:b/>
@@ -2828,904 +4093,1695 @@
     </w:p>
     <w:p>
       <w:pPr>
-        <w:spacing w:before="160"/>
+        <w:keepNext/>
+        <w:shd w:val="clear" w:color="auto" w:fill="EAF1F8"/>
+        <w:spacing w:before="200" w:after="80"/>
+        <w:ind w:left="85"/>
       </w:pPr>
       <w:r>
         <w:rPr>
           <w:b/>
-          <w:sz w:val="22"/>
+          <w:caps/>
+          <w:color w:val="1F4E79"/>
+          <w:sz w:val="19"/>
         </w:rPr>
         <w:t>Exclusionary screening (companies)</w:t>
       </w:r>
     </w:p>
+    <w:tbl>
+      <w:tblPr>
+        <w:tblW w:w="9639" w:type="dxa"/>
+        <w:tblBorders>
+          <w:top w:val="nil"/>
+          <w:left w:val="nil"/>
+          <w:bottom w:val="nil"/>
+          <w:right w:val="nil"/>
+          <w:insideH w:val="nil"/>
+          <w:insideV w:val="nil"/>
+        </w:tblBorders>
+        <w:tblLayout w:type="fixed"/>
+        <w:tblCellMar>
+          <w:top w:w="90" w:type="dxa"/>
+          <w:left w:w="0" w:type="dxa"/>
+          <w:bottom w:w="110" w:type="dxa"/>
+          <w:right w:w="0" w:type="dxa"/>
+        </w:tblCellMar>
+        <w:tblLook w:firstColumn="1" w:firstRow="1" w:lastColumn="0" w:lastRow="0" w:noHBand="0" w:noVBand="1" w:val="04A0"/>
+      </w:tblPr>
+      <w:tblGrid>
+        <w:gridCol w:w="340"/>
+        <w:gridCol w:w="9298"/>
+      </w:tblGrid>
+      <w:tr>
+        <w:tc>
+          <w:tcPr>
+            <w:tcW w:type="dxa" w:w="340"/>
+            <w:tcBorders>
+              <w:top w:val="nil"/>
+              <w:left w:val="nil"/>
+              <w:bottom w:val="single" w:sz="4" w:color="E3E8EE" w:space="0"/>
+              <w:right w:val="nil"/>
+            </w:tcBorders>
+          </w:tcPr>
+          <w:p>
+            <w:pPr>
+              <w:spacing w:before="0" w:after="0"/>
+            </w:pPr>
+            <w:r>
+              <w:rPr>
+                <w:rFonts w:ascii="Segoe UI Symbol" w:hAnsi="Segoe UI Symbol"/>
+                <w:b w:val="0"/>
+                <w:color w:val="1B7F3B"/>
+                <w:sz w:val="24"/>
+              </w:rPr>
+              <w:t>☑</w:t>
+            </w:r>
+          </w:p>
+        </w:tc>
+        <w:tc>
+          <w:tcPr>
+            <w:tcW w:type="dxa" w:w="9298"/>
+            <w:tcBorders>
+              <w:top w:val="nil"/>
+              <w:left w:val="nil"/>
+              <w:bottom w:val="single" w:sz="4" w:color="E3E8EE" w:space="0"/>
+              <w:right w:val="nil"/>
+            </w:tcBorders>
+          </w:tcPr>
+          <w:p>
+            <w:pPr>
+              <w:spacing w:before="0" w:after="40"/>
+            </w:pPr>
+            <w:r>
+              <w:rPr>
+                <w:b/>
+                <w:color w:val="1A1A1A"/>
+                <w:sz w:val="19"/>
+              </w:rPr>
+              <w:t>Yes, the company is not involved in excluded sectors: controversial and nuclear weapons, tobacco, gambling and restricted sectors in fossil fuel</w:t>
+            </w:r>
+          </w:p>
+          <w:p>
+            <w:pPr>
+              <w:tabs>
+                <w:tab w:pos="198" w:val="left"/>
+              </w:tabs>
+              <w:spacing w:before="0" w:after="20"/>
+              <w:ind w:left="198" w:hanging="198"/>
+            </w:pPr>
+            <w:r>
+              <w:rPr>
+                <w:b w:val="0"/>
+                <w:color w:val="5F6B7A"/>
+                <w:sz w:val="18"/>
+              </w:rPr>
+              <w:t>•</w:t>
+              <w:tab/>
+            </w:r>
+            <w:r>
+              <w:rPr>
+                <w:b w:val="0"/>
+                <w:color w:val="333333"/>
+                <w:sz w:val="18"/>
+              </w:rPr>
+              <w:t>Water supply and wastewater treatment: no activity in excluded sectors</w:t>
+            </w:r>
+            <w:hyperlink r:id="rId19">
+              <w:r>
+                <w:rPr>
+                  <w:color w:val="2A78D6"/>
+                  <w:vertAlign w:val="superscript"/>
+                  <w:sz w:val="15"/>
+                </w:rPr>
+                <w:t xml:space="preserve">12</w:t>
+              </w:r>
+            </w:hyperlink>
+            <w:r>
+              <w:rPr>
+                <w:b w:val="0"/>
+                <w:color w:val="333333"/>
+                <w:sz w:val="18"/>
+              </w:rPr>
+              <w:t>.</w:t>
+            </w:r>
+          </w:p>
+        </w:tc>
+      </w:tr>
+    </w:tbl>
+    <w:tbl>
+      <w:tblPr>
+        <w:tblW w:w="9639" w:type="dxa"/>
+        <w:tblBorders>
+          <w:top w:val="nil"/>
+          <w:left w:val="nil"/>
+          <w:bottom w:val="nil"/>
+          <w:right w:val="nil"/>
+          <w:insideH w:val="nil"/>
+          <w:insideV w:val="nil"/>
+        </w:tblBorders>
+        <w:tblLayout w:type="fixed"/>
+        <w:tblCellMar>
+          <w:top w:w="90" w:type="dxa"/>
+          <w:left w:w="0" w:type="dxa"/>
+          <w:bottom w:w="110" w:type="dxa"/>
+          <w:right w:w="0" w:type="dxa"/>
+        </w:tblCellMar>
+        <w:tblLook w:firstColumn="1" w:firstRow="1" w:lastColumn="0" w:lastRow="0" w:noHBand="0" w:noVBand="1" w:val="04A0"/>
+      </w:tblPr>
+      <w:tblGrid>
+        <w:gridCol w:w="340"/>
+        <w:gridCol w:w="9298"/>
+      </w:tblGrid>
+      <w:tr>
+        <w:tc>
+          <w:tcPr>
+            <w:tcW w:type="dxa" w:w="340"/>
+            <w:tcBorders>
+              <w:top w:val="nil"/>
+              <w:left w:val="nil"/>
+              <w:bottom w:val="single" w:sz="4" w:color="E3E8EE" w:space="0"/>
+              <w:right w:val="nil"/>
+            </w:tcBorders>
+          </w:tcPr>
+          <w:p>
+            <w:pPr>
+              <w:spacing w:before="0" w:after="0"/>
+            </w:pPr>
+            <w:r>
+              <w:rPr>
+                <w:rFonts w:ascii="Segoe UI Symbol" w:hAnsi="Segoe UI Symbol"/>
+                <w:b w:val="0"/>
+                <w:color w:val="1B7F3B"/>
+                <w:sz w:val="24"/>
+              </w:rPr>
+              <w:t>☑</w:t>
+            </w:r>
+          </w:p>
+        </w:tc>
+        <w:tc>
+          <w:tcPr>
+            <w:tcW w:type="dxa" w:w="9298"/>
+            <w:tcBorders>
+              <w:top w:val="nil"/>
+              <w:left w:val="nil"/>
+              <w:bottom w:val="single" w:sz="4" w:color="E3E8EE" w:space="0"/>
+              <w:right w:val="nil"/>
+            </w:tcBorders>
+          </w:tcPr>
+          <w:p>
+            <w:pPr>
+              <w:spacing w:before="0" w:after="40"/>
+            </w:pPr>
+            <w:r>
+              <w:rPr>
+                <w:b/>
+                <w:color w:val="1A1A1A"/>
+                <w:sz w:val="19"/>
+              </w:rPr>
+              <w:t>Yes, the company does not have red flag/signal related to controversies based on UN Global Compact, OECD Guidelines for Multinational Enterprises or any other relevant principles/standards</w:t>
+            </w:r>
+          </w:p>
+          <w:p>
+            <w:pPr>
+              <w:tabs>
+                <w:tab w:pos="198" w:val="left"/>
+              </w:tabs>
+              <w:spacing w:before="0" w:after="20"/>
+              <w:ind w:left="198" w:hanging="198"/>
+            </w:pPr>
+            <w:r>
+              <w:rPr>
+                <w:b w:val="0"/>
+                <w:color w:val="5F6B7A"/>
+                <w:sz w:val="18"/>
+              </w:rPr>
+              <w:t>•</w:t>
+              <w:tab/>
+            </w:r>
+            <w:r>
+              <w:rPr>
+                <w:b w:val="0"/>
+                <w:color w:val="333333"/>
+                <w:sz w:val="18"/>
+              </w:rPr>
+              <w:t>No UN Global Compact or OECD related controversies or environmental fines found.</w:t>
+            </w:r>
+          </w:p>
+          <w:p>
+            <w:pPr>
+              <w:tabs>
+                <w:tab w:pos="198" w:val="left"/>
+              </w:tabs>
+              <w:spacing w:before="0" w:after="20"/>
+              <w:ind w:left="198" w:hanging="198"/>
+            </w:pPr>
+            <w:r>
+              <w:rPr>
+                <w:b w:val="0"/>
+                <w:color w:val="5F6B7A"/>
+                <w:sz w:val="18"/>
+              </w:rPr>
+              <w:t>•</w:t>
+              <w:tab/>
+            </w:r>
+            <w:r>
+              <w:rPr>
+                <w:b w:val="0"/>
+                <w:color w:val="333333"/>
+                <w:sz w:val="18"/>
+              </w:rPr>
+              <w:t>Treatment plant overload 0.34% (limit 2%)</w:t>
+            </w:r>
+            <w:hyperlink r:id="rId23">
+              <w:r>
+                <w:rPr>
+                  <w:color w:val="2A78D6"/>
+                  <w:vertAlign w:val="superscript"/>
+                  <w:sz w:val="15"/>
+                </w:rPr>
+                <w:t xml:space="preserve">17</w:t>
+              </w:r>
+            </w:hyperlink>
+            <w:r>
+              <w:rPr>
+                <w:b w:val="0"/>
+                <w:color w:val="333333"/>
+                <w:sz w:val="18"/>
+              </w:rPr>
+              <w:t>.</w:t>
+            </w:r>
+          </w:p>
+        </w:tc>
+      </w:tr>
+    </w:tbl>
+    <w:tbl>
+      <w:tblPr>
+        <w:tblW w:w="9639" w:type="dxa"/>
+        <w:tblBorders>
+          <w:top w:val="nil"/>
+          <w:left w:val="nil"/>
+          <w:bottom w:val="nil"/>
+          <w:right w:val="nil"/>
+          <w:insideH w:val="nil"/>
+          <w:insideV w:val="nil"/>
+        </w:tblBorders>
+        <w:tblLayout w:type="fixed"/>
+        <w:tblCellMar>
+          <w:top w:w="90" w:type="dxa"/>
+          <w:left w:w="0" w:type="dxa"/>
+          <w:bottom w:w="110" w:type="dxa"/>
+          <w:right w:w="0" w:type="dxa"/>
+        </w:tblCellMar>
+        <w:tblLook w:firstColumn="1" w:firstRow="1" w:lastColumn="0" w:lastRow="0" w:noHBand="0" w:noVBand="1" w:val="04A0"/>
+      </w:tblPr>
+      <w:tblGrid>
+        <w:gridCol w:w="340"/>
+        <w:gridCol w:w="9298"/>
+      </w:tblGrid>
+      <w:tr>
+        <w:tc>
+          <w:tcPr>
+            <w:tcW w:type="dxa" w:w="340"/>
+            <w:tcBorders>
+              <w:top w:val="nil"/>
+              <w:left w:val="nil"/>
+              <w:bottom w:val="single" w:sz="4" w:color="E3E8EE" w:space="0"/>
+              <w:right w:val="nil"/>
+            </w:tcBorders>
+          </w:tcPr>
+          <w:p>
+            <w:pPr>
+              <w:spacing w:before="0" w:after="0"/>
+            </w:pPr>
+            <w:r>
+              <w:rPr>
+                <w:rFonts w:ascii="Segoe UI Symbol" w:hAnsi="Segoe UI Symbol"/>
+                <w:b w:val="0"/>
+                <w:color w:val="1B7F3B"/>
+                <w:sz w:val="24"/>
+              </w:rPr>
+              <w:t>☑</w:t>
+            </w:r>
+          </w:p>
+        </w:tc>
+        <w:tc>
+          <w:tcPr>
+            <w:tcW w:type="dxa" w:w="9298"/>
+            <w:tcBorders>
+              <w:top w:val="nil"/>
+              <w:left w:val="nil"/>
+              <w:bottom w:val="single" w:sz="4" w:color="E3E8EE" w:space="0"/>
+              <w:right w:val="nil"/>
+            </w:tcBorders>
+          </w:tcPr>
+          <w:p>
+            <w:pPr>
+              <w:spacing w:before="0" w:after="40"/>
+            </w:pPr>
+            <w:r>
+              <w:rPr>
+                <w:b/>
+                <w:color w:val="1A1A1A"/>
+                <w:sz w:val="19"/>
+              </w:rPr>
+              <w:t>Yes, the company is not in the list of sanctions (add a screenshot)</w:t>
+            </w:r>
+          </w:p>
+          <w:p>
+            <w:pPr>
+              <w:tabs>
+                <w:tab w:pos="198" w:val="left"/>
+              </w:tabs>
+              <w:spacing w:before="0" w:after="20"/>
+              <w:ind w:left="198" w:hanging="198"/>
+            </w:pPr>
+            <w:r>
+              <w:rPr>
+                <w:b w:val="0"/>
+                <w:color w:val="5F6B7A"/>
+                <w:sz w:val="18"/>
+              </w:rPr>
+              <w:t>•</w:t>
+              <w:tab/>
+            </w:r>
+            <w:r>
+              <w:rPr>
+                <w:b w:val="0"/>
+                <w:color w:val="333333"/>
+                <w:sz w:val="18"/>
+              </w:rPr>
+              <w:t>Not found on the EU, UN, UK, US OFAC consolidated sanctions lists (automatic check 2026-10-22).</w:t>
+            </w:r>
+          </w:p>
+        </w:tc>
+      </w:tr>
+    </w:tbl>
+    <w:tbl>
+      <w:tblPr>
+        <w:tblW w:w="9639" w:type="dxa"/>
+        <w:tblBorders>
+          <w:top w:val="nil"/>
+          <w:left w:val="nil"/>
+          <w:bottom w:val="nil"/>
+          <w:right w:val="nil"/>
+          <w:insideH w:val="nil"/>
+          <w:insideV w:val="nil"/>
+        </w:tblBorders>
+        <w:tblLayout w:type="fixed"/>
+        <w:tblCellMar>
+          <w:top w:w="90" w:type="dxa"/>
+          <w:left w:w="0" w:type="dxa"/>
+          <w:bottom w:w="110" w:type="dxa"/>
+          <w:right w:w="0" w:type="dxa"/>
+        </w:tblCellMar>
+        <w:tblLook w:firstColumn="1" w:firstRow="1" w:lastColumn="0" w:lastRow="0" w:noHBand="0" w:noVBand="1" w:val="04A0"/>
+      </w:tblPr>
+      <w:tblGrid>
+        <w:gridCol w:w="340"/>
+        <w:gridCol w:w="9298"/>
+      </w:tblGrid>
+      <w:tr>
+        <w:tc>
+          <w:tcPr>
+            <w:tcW w:type="dxa" w:w="340"/>
+            <w:tcBorders>
+              <w:top w:val="nil"/>
+              <w:left w:val="nil"/>
+              <w:bottom w:val="single" w:sz="4" w:color="E3E8EE" w:space="0"/>
+              <w:right w:val="nil"/>
+            </w:tcBorders>
+          </w:tcPr>
+          <w:p>
+            <w:pPr>
+              <w:spacing w:before="0" w:after="0"/>
+            </w:pPr>
+            <w:r>
+              <w:rPr>
+                <w:rFonts w:ascii="Segoe UI Symbol" w:hAnsi="Segoe UI Symbol"/>
+                <w:b w:val="0"/>
+                <w:color w:val="1B7F3B"/>
+                <w:sz w:val="24"/>
+              </w:rPr>
+              <w:t>☑</w:t>
+            </w:r>
+          </w:p>
+        </w:tc>
+        <w:tc>
+          <w:tcPr>
+            <w:tcW w:type="dxa" w:w="9298"/>
+            <w:tcBorders>
+              <w:top w:val="nil"/>
+              <w:left w:val="nil"/>
+              <w:bottom w:val="single" w:sz="4" w:color="E3E8EE" w:space="0"/>
+              <w:right w:val="nil"/>
+            </w:tcBorders>
+          </w:tcPr>
+          <w:p>
+            <w:pPr>
+              <w:spacing w:before="0" w:after="40"/>
+            </w:pPr>
+            <w:r>
+              <w:rPr>
+                <w:b/>
+                <w:color w:val="1A1A1A"/>
+                <w:sz w:val="19"/>
+              </w:rPr>
+              <w:t>Yes, issues were not identified from adverse media checks (add a screenshot)</w:t>
+            </w:r>
+          </w:p>
+          <w:p>
+            <w:pPr>
+              <w:tabs>
+                <w:tab w:pos="198" w:val="left"/>
+              </w:tabs>
+              <w:spacing w:before="0" w:after="20"/>
+              <w:ind w:left="198" w:hanging="198"/>
+            </w:pPr>
+            <w:r>
+              <w:rPr>
+                <w:b w:val="0"/>
+                <w:color w:val="5F6B7A"/>
+                <w:sz w:val="18"/>
+              </w:rPr>
+              <w:t>•</w:t>
+              <w:tab/>
+            </w:r>
+            <w:r>
+              <w:rPr>
+                <w:b w:val="0"/>
+                <w:color w:val="333333"/>
+                <w:sz w:val="18"/>
+              </w:rPr>
+              <w:t>No adverse news found (2026-10-22).</w:t>
+            </w:r>
+          </w:p>
+          <w:p>
+            <w:pPr>
+              <w:tabs>
+                <w:tab w:pos="198" w:val="left"/>
+              </w:tabs>
+              <w:spacing w:before="0" w:after="20"/>
+              <w:ind w:left="198" w:hanging="198"/>
+            </w:pPr>
+            <w:r>
+              <w:rPr>
+                <w:b w:val="0"/>
+                <w:color w:val="5F6B7A"/>
+                <w:sz w:val="18"/>
+              </w:rPr>
+              <w:t>•</w:t>
+              <w:tab/>
+            </w:r>
+            <w:r>
+              <w:rPr>
+                <w:b w:val="0"/>
+                <w:color w:val="333333"/>
+                <w:sz w:val="18"/>
+              </w:rPr>
+              <w:t>Following odour complaints in the Vārnukrogs area, a sludge store was covered in December 2025</w:t>
+            </w:r>
+            <w:hyperlink r:id="rId16">
+              <w:r>
+                <w:rPr>
+                  <w:color w:val="2A78D6"/>
+                  <w:vertAlign w:val="superscript"/>
+                  <w:sz w:val="15"/>
+                </w:rPr>
+                <w:t xml:space="preserve">7</w:t>
+              </w:r>
+            </w:hyperlink>
+            <w:r>
+              <w:rPr>
+                <w:b w:val="0"/>
+                <w:color w:val="333333"/>
+                <w:sz w:val="18"/>
+              </w:rPr>
+              <w:t>.</w:t>
+            </w:r>
+          </w:p>
+          <w:p>
+            <w:pPr>
+              <w:tabs>
+                <w:tab w:pos="198" w:val="left"/>
+              </w:tabs>
+              <w:spacing w:before="0" w:after="20"/>
+              <w:ind w:left="198" w:hanging="198"/>
+            </w:pPr>
+            <w:r>
+              <w:rPr>
+                <w:b w:val="0"/>
+                <w:color w:val="5F6B7A"/>
+                <w:sz w:val="18"/>
+              </w:rPr>
+              <w:t>•</w:t>
+              <w:tab/>
+            </w:r>
+            <w:r>
+              <w:rPr>
+                <w:b w:val="0"/>
+                <w:color w:val="333333"/>
+                <w:sz w:val="18"/>
+              </w:rPr>
+              <w:t>News summary 2026-07-24 – 2026-10-22: 2 articles, 0 with an adverse keyword in the headline (details in the section "In the press").</w:t>
+            </w:r>
+          </w:p>
+        </w:tc>
+      </w:tr>
+    </w:tbl>
     <w:p>
       <w:pPr>
-        <w:spacing w:before="80" w:after="20"/>
+        <w:spacing w:before="120" w:after="40"/>
       </w:pPr>
       <w:r>
         <w:rPr>
-          <w:sz w:val="24"/>
-        </w:rPr>
-        <w:t xml:space="preserve">☑ </w:t>
-      </w:r>
-      <w:r>
-        <w:t>Yes, the company is not involved in excluded sectors: controversial and nuclear weapons, tobacco, gambling and restricted sectors in fossil fuel</w:t>
-      </w:r>
-    </w:p>
-    <w:p>
-      <w:pPr>
-        <w:spacing w:after="120"/>
-        <w:ind w:left="510" w:hanging="198"/>
-      </w:pPr>
-      <w:r>
-        <w:rPr>
-          <w:sz w:val="19"/>
-        </w:rPr>
-        <w:t xml:space="preserve">•  </w:t>
-      </w:r>
-      <w:r>
-        <w:rPr>
-          <w:b w:val="0"/>
+          <w:i/>
           <w:color w:val="333333"/>
-          <w:sz w:val="19"/>
-        </w:rPr>
-        <w:t>Water supply and wastewater treatment: no activity in excluded sectors</w:t>
-      </w:r>
-      <w:hyperlink r:id="rId17">
-        <w:r>
-          <w:rPr>
-            <w:color w:val="2A78D6"/>
-            <w:vertAlign w:val="superscript"/>
-            <w:sz w:val="16"/>
-          </w:rPr>
-          <w:t xml:space="preserve">12</w:t>
-        </w:r>
-      </w:hyperlink>
-      <w:r>
-        <w:rPr>
-          <w:b w:val="0"/>
-          <w:color w:val="333333"/>
-          <w:sz w:val="19"/>
-        </w:rPr>
-        <w:t>.</w:t>
-      </w:r>
-    </w:p>
-    <w:p>
-      <w:pPr>
-        <w:spacing w:before="80" w:after="20"/>
-      </w:pPr>
-      <w:r>
-        <w:rPr>
-          <w:sz w:val="24"/>
-        </w:rPr>
-        <w:t xml:space="preserve">☑ </w:t>
-      </w:r>
-      <w:r>
-        <w:t>Yes, the company does not have red flag/signal related to controversies based on UN Global Compact, OECD Guidelines for Multinational Enterprises or any other relevant principles/standards</w:t>
-      </w:r>
-    </w:p>
-    <w:p>
-      <w:pPr>
-        <w:spacing w:after="0"/>
-        <w:ind w:left="510" w:hanging="198"/>
-      </w:pPr>
-      <w:r>
-        <w:rPr>
-          <w:sz w:val="19"/>
-        </w:rPr>
-        <w:t xml:space="preserve">•  </w:t>
-      </w:r>
-      <w:r>
-        <w:rPr>
-          <w:b w:val="0"/>
-          <w:color w:val="333333"/>
-          <w:sz w:val="19"/>
-        </w:rPr>
-        <w:t>No UN Global Compact or OECD related controversies or environmental fines found.</w:t>
-      </w:r>
-    </w:p>
-    <w:p>
-      <w:pPr>
-        <w:spacing w:after="120"/>
-        <w:ind w:left="510" w:hanging="198"/>
-      </w:pPr>
-      <w:r>
-        <w:rPr>
-          <w:sz w:val="19"/>
-        </w:rPr>
-        <w:t xml:space="preserve">•  </w:t>
-      </w:r>
-      <w:r>
-        <w:rPr>
-          <w:b w:val="0"/>
-          <w:color w:val="333333"/>
-          <w:sz w:val="19"/>
-        </w:rPr>
-        <w:t>Treatment plant overload 0.34% (limit 2%)</w:t>
-      </w:r>
-      <w:hyperlink r:id="rId19">
-        <w:r>
-          <w:rPr>
-            <w:color w:val="2A78D6"/>
-            <w:vertAlign w:val="superscript"/>
-            <w:sz w:val="16"/>
-          </w:rPr>
-          <w:t xml:space="preserve">17</w:t>
-        </w:r>
-      </w:hyperlink>
-      <w:r>
-        <w:rPr>
-          <w:b w:val="0"/>
-          <w:color w:val="333333"/>
-          <w:sz w:val="19"/>
-        </w:rPr>
-        <w:t>.</w:t>
-      </w:r>
-    </w:p>
-    <w:p>
-      <w:pPr>
-        <w:spacing w:before="80" w:after="20"/>
-      </w:pPr>
-      <w:r>
-        <w:rPr>
-          <w:sz w:val="24"/>
-        </w:rPr>
-        <w:t xml:space="preserve">☑ </w:t>
-      </w:r>
-      <w:r>
-        <w:t>Yes, the company is not in the list of sanctions (add a screenshot)</w:t>
-      </w:r>
-    </w:p>
-    <w:p>
-      <w:pPr>
-        <w:spacing w:after="120"/>
-        <w:ind w:left="510" w:hanging="198"/>
-      </w:pPr>
-      <w:r>
-        <w:rPr>
-          <w:sz w:val="19"/>
-        </w:rPr>
-        <w:t xml:space="preserve">•  </w:t>
-      </w:r>
-      <w:r>
-        <w:rPr>
-          <w:b w:val="0"/>
-          <w:color w:val="333333"/>
-          <w:sz w:val="19"/>
-        </w:rPr>
-        <w:t>Not found on the EU, UN, UK, US OFAC consolidated sanctions lists (automatic check 2026-10-22).</w:t>
-      </w:r>
-    </w:p>
-    <w:p>
-      <w:pPr>
-        <w:spacing w:before="80" w:after="20"/>
-      </w:pPr>
-      <w:r>
-        <w:rPr>
-          <w:sz w:val="24"/>
-        </w:rPr>
-        <w:t xml:space="preserve">☑ </w:t>
-      </w:r>
-      <w:r>
-        <w:t>Yes, issues were not identified from adverse media checks (add a screenshot)</w:t>
-      </w:r>
-    </w:p>
-    <w:p>
-      <w:pPr>
-        <w:spacing w:after="0"/>
-        <w:ind w:left="510" w:hanging="198"/>
-      </w:pPr>
-      <w:r>
-        <w:rPr>
-          <w:sz w:val="19"/>
-        </w:rPr>
-        <w:t xml:space="preserve">•  </w:t>
-      </w:r>
-      <w:r>
-        <w:rPr>
-          <w:b w:val="0"/>
-          <w:color w:val="333333"/>
-          <w:sz w:val="19"/>
-        </w:rPr>
-        <w:t>No adverse news found (2026-10-22).</w:t>
-      </w:r>
-    </w:p>
-    <w:p>
-      <w:pPr>
-        <w:spacing w:after="120"/>
-        <w:ind w:left="510" w:hanging="198"/>
-      </w:pPr>
-      <w:r>
-        <w:rPr>
-          <w:sz w:val="19"/>
-        </w:rPr>
-        <w:t xml:space="preserve">•  </w:t>
-      </w:r>
-      <w:r>
-        <w:rPr>
-          <w:b w:val="0"/>
-          <w:color w:val="333333"/>
-          <w:sz w:val="19"/>
-        </w:rPr>
-        <w:t>Following odour complaints in the Vārnukrogs area, a sludge store was covered in December 2025</w:t>
-      </w:r>
-      <w:hyperlink r:id="rId14">
-        <w:r>
-          <w:rPr>
-            <w:color w:val="2A78D6"/>
-            <w:vertAlign w:val="superscript"/>
-            <w:sz w:val="16"/>
-          </w:rPr>
-          <w:t xml:space="preserve">7</w:t>
-        </w:r>
-      </w:hyperlink>
-      <w:r>
-        <w:rPr>
-          <w:b w:val="0"/>
-          <w:color w:val="333333"/>
-          <w:sz w:val="19"/>
-        </w:rPr>
-        <w:t>.</w:t>
-      </w:r>
-    </w:p>
-    <w:p>
-      <w:r>
-        <w:rPr>
-          <w:i/>
-          <w:sz w:val="19"/>
+          <w:sz w:val="18"/>
         </w:rPr>
         <w:t>In case any red flags, risks, unclarities were identified then additional checks (sanctions screening and adverse media checks) on the company’s Ultimate Beneficial Owners and/or senior management shall be performed.</w:t>
       </w:r>
     </w:p>
     <w:p>
       <w:pPr>
-        <w:spacing w:before="80"/>
+        <w:spacing w:before="120" w:after="40"/>
       </w:pPr>
       <w:r>
         <w:rPr>
           <w:b/>
+          <w:sz w:val="19"/>
         </w:rPr>
         <w:t xml:space="preserve">Additional comments: </w:t>
       </w:r>
     </w:p>
     <w:p>
       <w:pPr>
-        <w:spacing w:before="160"/>
+        <w:keepNext/>
+        <w:shd w:val="clear" w:color="auto" w:fill="EAF1F8"/>
+        <w:spacing w:before="200" w:after="80"/>
+        <w:ind w:left="85"/>
       </w:pPr>
       <w:r>
         <w:rPr>
           <w:b/>
-          <w:sz w:val="22"/>
+          <w:caps/>
+          <w:color w:val="1F4E79"/>
+          <w:sz w:val="19"/>
         </w:rPr>
         <w:t>ESG integration and positive screening (positive answers imply higher allocation)</w:t>
       </w:r>
     </w:p>
+    <w:tbl>
+      <w:tblPr>
+        <w:tblW w:w="9639" w:type="dxa"/>
+        <w:tblBorders>
+          <w:top w:val="nil"/>
+          <w:left w:val="nil"/>
+          <w:bottom w:val="nil"/>
+          <w:right w:val="nil"/>
+          <w:insideH w:val="nil"/>
+          <w:insideV w:val="nil"/>
+        </w:tblBorders>
+        <w:tblLayout w:type="fixed"/>
+        <w:tblCellMar>
+          <w:top w:w="90" w:type="dxa"/>
+          <w:left w:w="0" w:type="dxa"/>
+          <w:bottom w:w="110" w:type="dxa"/>
+          <w:right w:w="0" w:type="dxa"/>
+        </w:tblCellMar>
+        <w:tblLook w:firstColumn="1" w:firstRow="1" w:lastColumn="0" w:lastRow="0" w:noHBand="0" w:noVBand="1" w:val="04A0"/>
+      </w:tblPr>
+      <w:tblGrid>
+        <w:gridCol w:w="340"/>
+        <w:gridCol w:w="9298"/>
+      </w:tblGrid>
+      <w:tr>
+        <w:tc>
+          <w:tcPr>
+            <w:tcW w:type="dxa" w:w="340"/>
+            <w:tcBorders>
+              <w:top w:val="nil"/>
+              <w:left w:val="nil"/>
+              <w:bottom w:val="single" w:sz="4" w:color="E3E8EE" w:space="0"/>
+              <w:right w:val="nil"/>
+            </w:tcBorders>
+          </w:tcPr>
+          <w:p>
+            <w:pPr>
+              <w:spacing w:before="0" w:after="0"/>
+            </w:pPr>
+            <w:r>
+              <w:rPr>
+                <w:rFonts w:ascii="Segoe UI Symbol" w:hAnsi="Segoe UI Symbol"/>
+                <w:b w:val="0"/>
+                <w:color w:val="1B7F3B"/>
+                <w:sz w:val="24"/>
+              </w:rPr>
+              <w:t>☑</w:t>
+            </w:r>
+          </w:p>
+        </w:tc>
+        <w:tc>
+          <w:tcPr>
+            <w:tcW w:type="dxa" w:w="9298"/>
+            <w:tcBorders>
+              <w:top w:val="nil"/>
+              <w:left w:val="nil"/>
+              <w:bottom w:val="single" w:sz="4" w:color="E3E8EE" w:space="0"/>
+              <w:right w:val="nil"/>
+            </w:tcBorders>
+          </w:tcPr>
+          <w:p>
+            <w:pPr>
+              <w:spacing w:before="0" w:after="40"/>
+            </w:pPr>
+            <w:r>
+              <w:rPr>
+                <w:b/>
+                <w:color w:val="1A1A1A"/>
+                <w:sz w:val="19"/>
+              </w:rPr>
+              <w:t>Yes, the company is promoting environmental or social characteristics (activities, ESG policy, good ESG rating, etc)</w:t>
+            </w:r>
+          </w:p>
+          <w:p>
+            <w:pPr>
+              <w:tabs>
+                <w:tab w:pos="198" w:val="left"/>
+              </w:tabs>
+              <w:spacing w:before="0" w:after="20"/>
+              <w:ind w:left="198" w:hanging="198"/>
+            </w:pPr>
+            <w:r>
+              <w:rPr>
+                <w:b w:val="0"/>
+                <w:color w:val="5F6B7A"/>
+                <w:sz w:val="18"/>
+              </w:rPr>
+              <w:t>•</w:t>
+              <w:tab/>
+            </w:r>
+            <w:r>
+              <w:rPr>
+                <w:b w:val="0"/>
+                <w:color w:val="333333"/>
+                <w:sz w:val="18"/>
+              </w:rPr>
+              <w:t>Green bond under the EU standard, proceeds for wastewater treatment (94%) and solar PV (5%)</w:t>
+            </w:r>
+            <w:hyperlink r:id="rId20">
+              <w:r>
+                <w:rPr>
+                  <w:color w:val="2A78D6"/>
+                  <w:vertAlign w:val="superscript"/>
+                  <w:sz w:val="15"/>
+                </w:rPr>
+                <w:t xml:space="preserve">14</w:t>
+              </w:r>
+            </w:hyperlink>
+          </w:p>
+          <w:p>
+            <w:pPr>
+              <w:tabs>
+                <w:tab w:pos="198" w:val="left"/>
+              </w:tabs>
+              <w:spacing w:before="0" w:after="20"/>
+              <w:ind w:left="198" w:hanging="198"/>
+            </w:pPr>
+            <w:r>
+              <w:rPr>
+                <w:b w:val="0"/>
+                <w:color w:val="5F6B7A"/>
+                <w:sz w:val="18"/>
+              </w:rPr>
+              <w:t>•</w:t>
+              <w:tab/>
+            </w:r>
+            <w:r>
+              <w:rPr>
+                <w:b w:val="0"/>
+                <w:color w:val="333333"/>
+                <w:sz w:val="18"/>
+              </w:rPr>
+              <w:t>PFAS treatment pilot</w:t>
+            </w:r>
+            <w:hyperlink r:id="rId24">
+              <w:r>
+                <w:rPr>
+                  <w:color w:val="2A78D6"/>
+                  <w:vertAlign w:val="superscript"/>
+                  <w:sz w:val="15"/>
+                </w:rPr>
+                <w:t xml:space="preserve">18</w:t>
+              </w:r>
+            </w:hyperlink>
+            <w:r>
+              <w:rPr>
+                <w:b w:val="0"/>
+                <w:color w:val="333333"/>
+                <w:sz w:val="18"/>
+              </w:rPr>
+              <w:t>.</w:t>
+            </w:r>
+          </w:p>
+        </w:tc>
+      </w:tr>
+    </w:tbl>
+    <w:tbl>
+      <w:tblPr>
+        <w:tblW w:w="9639" w:type="dxa"/>
+        <w:tblBorders>
+          <w:top w:val="nil"/>
+          <w:left w:val="nil"/>
+          <w:bottom w:val="nil"/>
+          <w:right w:val="nil"/>
+          <w:insideH w:val="nil"/>
+          <w:insideV w:val="nil"/>
+        </w:tblBorders>
+        <w:tblLayout w:type="fixed"/>
+        <w:tblCellMar>
+          <w:top w:w="90" w:type="dxa"/>
+          <w:left w:w="0" w:type="dxa"/>
+          <w:bottom w:w="110" w:type="dxa"/>
+          <w:right w:w="0" w:type="dxa"/>
+        </w:tblCellMar>
+        <w:tblLook w:firstColumn="1" w:firstRow="1" w:lastColumn="0" w:lastRow="0" w:noHBand="0" w:noVBand="1" w:val="04A0"/>
+      </w:tblPr>
+      <w:tblGrid>
+        <w:gridCol w:w="340"/>
+        <w:gridCol w:w="9298"/>
+      </w:tblGrid>
+      <w:tr>
+        <w:tc>
+          <w:tcPr>
+            <w:tcW w:type="dxa" w:w="340"/>
+            <w:tcBorders>
+              <w:top w:val="nil"/>
+              <w:left w:val="nil"/>
+              <w:bottom w:val="single" w:sz="4" w:color="E3E8EE" w:space="0"/>
+              <w:right w:val="nil"/>
+            </w:tcBorders>
+          </w:tcPr>
+          <w:p>
+            <w:pPr>
+              <w:spacing w:before="0" w:after="0"/>
+            </w:pPr>
+            <w:r>
+              <w:rPr>
+                <w:rFonts w:ascii="Segoe UI Symbol" w:hAnsi="Segoe UI Symbol"/>
+                <w:b w:val="0"/>
+                <w:color w:val="1B7F3B"/>
+                <w:sz w:val="24"/>
+              </w:rPr>
+              <w:t>☑</w:t>
+            </w:r>
+          </w:p>
+        </w:tc>
+        <w:tc>
+          <w:tcPr>
+            <w:tcW w:type="dxa" w:w="9298"/>
+            <w:tcBorders>
+              <w:top w:val="nil"/>
+              <w:left w:val="nil"/>
+              <w:bottom w:val="single" w:sz="4" w:color="E3E8EE" w:space="0"/>
+              <w:right w:val="nil"/>
+            </w:tcBorders>
+          </w:tcPr>
+          <w:p>
+            <w:pPr>
+              <w:spacing w:before="0" w:after="40"/>
+            </w:pPr>
+            <w:r>
+              <w:rPr>
+                <w:b/>
+                <w:color w:val="1A1A1A"/>
+                <w:sz w:val="19"/>
+              </w:rPr>
+              <w:t>Yes, the activities of the company or it’s strategy is aligned with the taxonomy and/or Paris agreement targets (e.g. net zero commitment)</w:t>
+            </w:r>
+          </w:p>
+          <w:p>
+            <w:pPr>
+              <w:tabs>
+                <w:tab w:pos="198" w:val="left"/>
+              </w:tabs>
+              <w:spacing w:before="0" w:after="20"/>
+              <w:ind w:left="198" w:hanging="198"/>
+            </w:pPr>
+            <w:r>
+              <w:rPr>
+                <w:b w:val="0"/>
+                <w:color w:val="5F6B7A"/>
+                <w:sz w:val="18"/>
+              </w:rPr>
+              <w:t>•</w:t>
+              <w:tab/>
+            </w:r>
+            <w:r>
+              <w:rPr>
+                <w:b w:val="0"/>
+                <w:color w:val="333333"/>
+                <w:sz w:val="18"/>
+              </w:rPr>
+              <w:t>100% of bond proceeds allocated to EU taxonomy-aligned projects</w:t>
+            </w:r>
+            <w:hyperlink r:id="rId12">
+              <w:r>
+                <w:rPr>
+                  <w:color w:val="2A78D6"/>
+                  <w:vertAlign w:val="superscript"/>
+                  <w:sz w:val="15"/>
+                </w:rPr>
+                <w:t xml:space="preserve">1</w:t>
+              </w:r>
+            </w:hyperlink>
+            <w:r>
+              <w:rPr>
+                <w:b w:val="0"/>
+                <w:color w:val="333333"/>
+                <w:sz w:val="18"/>
+              </w:rPr>
+              <w:t>.</w:t>
+            </w:r>
+          </w:p>
+        </w:tc>
+      </w:tr>
+    </w:tbl>
+    <w:tbl>
+      <w:tblPr>
+        <w:tblW w:w="9639" w:type="dxa"/>
+        <w:tblBorders>
+          <w:top w:val="nil"/>
+          <w:left w:val="nil"/>
+          <w:bottom w:val="nil"/>
+          <w:right w:val="nil"/>
+          <w:insideH w:val="nil"/>
+          <w:insideV w:val="nil"/>
+        </w:tblBorders>
+        <w:tblLayout w:type="fixed"/>
+        <w:tblCellMar>
+          <w:top w:w="90" w:type="dxa"/>
+          <w:left w:w="0" w:type="dxa"/>
+          <w:bottom w:w="110" w:type="dxa"/>
+          <w:right w:w="0" w:type="dxa"/>
+        </w:tblCellMar>
+        <w:tblLook w:firstColumn="1" w:firstRow="1" w:lastColumn="0" w:lastRow="0" w:noHBand="0" w:noVBand="1" w:val="04A0"/>
+      </w:tblPr>
+      <w:tblGrid>
+        <w:gridCol w:w="340"/>
+        <w:gridCol w:w="9298"/>
+      </w:tblGrid>
+      <w:tr>
+        <w:tc>
+          <w:tcPr>
+            <w:tcW w:type="dxa" w:w="340"/>
+            <w:tcBorders>
+              <w:top w:val="nil"/>
+              <w:left w:val="nil"/>
+              <w:bottom w:val="single" w:sz="4" w:color="E3E8EE" w:space="0"/>
+              <w:right w:val="nil"/>
+            </w:tcBorders>
+          </w:tcPr>
+          <w:p>
+            <w:pPr>
+              <w:spacing w:before="0" w:after="0"/>
+            </w:pPr>
+            <w:r>
+              <w:rPr>
+                <w:rFonts w:ascii="Segoe UI Symbol" w:hAnsi="Segoe UI Symbol"/>
+                <w:b w:val="0"/>
+                <w:color w:val="1B7F3B"/>
+                <w:sz w:val="24"/>
+              </w:rPr>
+              <w:t>☑</w:t>
+            </w:r>
+          </w:p>
+        </w:tc>
+        <w:tc>
+          <w:tcPr>
+            <w:tcW w:type="dxa" w:w="9298"/>
+            <w:tcBorders>
+              <w:top w:val="nil"/>
+              <w:left w:val="nil"/>
+              <w:bottom w:val="single" w:sz="4" w:color="E3E8EE" w:space="0"/>
+              <w:right w:val="nil"/>
+            </w:tcBorders>
+          </w:tcPr>
+          <w:p>
+            <w:pPr>
+              <w:spacing w:before="0" w:after="40"/>
+            </w:pPr>
+            <w:r>
+              <w:rPr>
+                <w:b/>
+                <w:color w:val="1A1A1A"/>
+                <w:sz w:val="19"/>
+              </w:rPr>
+              <w:t>Yes, the company does not have yellow flag/signal related to controversies based on UN Global Compact or any other relevant principles/standards</w:t>
+            </w:r>
+          </w:p>
+          <w:p>
+            <w:pPr>
+              <w:tabs>
+                <w:tab w:pos="198" w:val="left"/>
+              </w:tabs>
+              <w:spacing w:before="0" w:after="20"/>
+              <w:ind w:left="198" w:hanging="198"/>
+            </w:pPr>
+            <w:r>
+              <w:rPr>
+                <w:b w:val="0"/>
+                <w:color w:val="5F6B7A"/>
+                <w:sz w:val="18"/>
+              </w:rPr>
+              <w:t>•</w:t>
+              <w:tab/>
+            </w:r>
+            <w:r>
+              <w:rPr>
+                <w:b w:val="0"/>
+                <w:color w:val="333333"/>
+                <w:sz w:val="18"/>
+              </w:rPr>
+              <w:t>No yellow flags found.</w:t>
+            </w:r>
+          </w:p>
+          <w:p>
+            <w:pPr>
+              <w:tabs>
+                <w:tab w:pos="198" w:val="left"/>
+              </w:tabs>
+              <w:spacing w:before="0" w:after="20"/>
+              <w:ind w:left="198" w:hanging="198"/>
+            </w:pPr>
+            <w:r>
+              <w:rPr>
+                <w:b w:val="0"/>
+                <w:color w:val="5F6B7A"/>
+                <w:sz w:val="18"/>
+              </w:rPr>
+              <w:t>•</w:t>
+              <w:tab/>
+            </w:r>
+            <w:r>
+              <w:rPr>
+                <w:b w:val="0"/>
+                <w:color w:val="333333"/>
+                <w:sz w:val="18"/>
+              </w:rPr>
+              <w:t>The company itself names impact areas: GHG leakage, treatment during heavy rain, micropollutants, water losses</w:t>
+            </w:r>
+            <w:hyperlink r:id="rId25">
+              <w:r>
+                <w:rPr>
+                  <w:color w:val="2A78D6"/>
+                  <w:vertAlign w:val="superscript"/>
+                  <w:sz w:val="15"/>
+                </w:rPr>
+                <w:t xml:space="preserve">19</w:t>
+              </w:r>
+            </w:hyperlink>
+            <w:r>
+              <w:rPr>
+                <w:b w:val="0"/>
+                <w:color w:val="333333"/>
+                <w:sz w:val="18"/>
+              </w:rPr>
+              <w:t>.</w:t>
+            </w:r>
+          </w:p>
+        </w:tc>
+      </w:tr>
+    </w:tbl>
+    <w:tbl>
+      <w:tblPr>
+        <w:tblW w:w="9639" w:type="dxa"/>
+        <w:tblBorders>
+          <w:top w:val="nil"/>
+          <w:left w:val="nil"/>
+          <w:bottom w:val="nil"/>
+          <w:right w:val="nil"/>
+          <w:insideH w:val="nil"/>
+          <w:insideV w:val="nil"/>
+        </w:tblBorders>
+        <w:tblLayout w:type="fixed"/>
+        <w:tblCellMar>
+          <w:top w:w="90" w:type="dxa"/>
+          <w:left w:w="0" w:type="dxa"/>
+          <w:bottom w:w="110" w:type="dxa"/>
+          <w:right w:w="0" w:type="dxa"/>
+        </w:tblCellMar>
+        <w:tblLook w:firstColumn="1" w:firstRow="1" w:lastColumn="0" w:lastRow="0" w:noHBand="0" w:noVBand="1" w:val="04A0"/>
+      </w:tblPr>
+      <w:tblGrid>
+        <w:gridCol w:w="340"/>
+        <w:gridCol w:w="9298"/>
+      </w:tblGrid>
+      <w:tr>
+        <w:tc>
+          <w:tcPr>
+            <w:tcW w:type="dxa" w:w="340"/>
+            <w:tcBorders>
+              <w:top w:val="nil"/>
+              <w:left w:val="nil"/>
+              <w:bottom w:val="single" w:sz="4" w:color="E3E8EE" w:space="0"/>
+              <w:right w:val="nil"/>
+            </w:tcBorders>
+          </w:tcPr>
+          <w:p>
+            <w:pPr>
+              <w:spacing w:before="0" w:after="0"/>
+            </w:pPr>
+            <w:r>
+              <w:rPr>
+                <w:rFonts w:ascii="Segoe UI Symbol" w:hAnsi="Segoe UI Symbol"/>
+                <w:b w:val="0"/>
+                <w:color w:val="1B7F3B"/>
+                <w:sz w:val="24"/>
+              </w:rPr>
+              <w:t>☑</w:t>
+            </w:r>
+          </w:p>
+        </w:tc>
+        <w:tc>
+          <w:tcPr>
+            <w:tcW w:type="dxa" w:w="9298"/>
+            <w:tcBorders>
+              <w:top w:val="nil"/>
+              <w:left w:val="nil"/>
+              <w:bottom w:val="single" w:sz="4" w:color="E3E8EE" w:space="0"/>
+              <w:right w:val="nil"/>
+            </w:tcBorders>
+          </w:tcPr>
+          <w:p>
+            <w:pPr>
+              <w:spacing w:before="0" w:after="40"/>
+            </w:pPr>
+            <w:r>
+              <w:rPr>
+                <w:b/>
+                <w:color w:val="1A1A1A"/>
+                <w:sz w:val="19"/>
+              </w:rPr>
+              <w:t>Yes, the company fulfills the expectations from SEB thematic and sector policies</w:t>
+            </w:r>
+          </w:p>
+          <w:p>
+            <w:pPr>
+              <w:spacing w:before="40" w:after="0"/>
+            </w:pPr>
+            <w:r>
+              <w:rPr>
+                <w:b/>
+                <w:color w:val="333333"/>
+                <w:sz w:val="18"/>
+              </w:rPr>
+              <w:t>Applicable</w:t>
+            </w:r>
+          </w:p>
+          <w:p>
+            <w:pPr>
+              <w:tabs>
+                <w:tab w:pos="198" w:val="left"/>
+              </w:tabs>
+              <w:spacing w:before="0" w:after="20"/>
+              <w:ind w:left="198" w:hanging="198"/>
+            </w:pPr>
+            <w:r>
+              <w:rPr>
+                <w:b w:val="0"/>
+                <w:color w:val="5F6B7A"/>
+                <w:sz w:val="18"/>
+              </w:rPr>
+              <w:t>•</w:t>
+              <w:tab/>
+            </w:r>
+            <w:r>
+              <w:rPr>
+                <w:b w:val="0"/>
+                <w:color w:val="333333"/>
+                <w:sz w:val="18"/>
+              </w:rPr>
+              <w:t>The Investments policy</w:t>
+            </w:r>
+            <w:hyperlink r:id="rId26">
+              <w:r>
+                <w:rPr>
+                  <w:color w:val="2A78D6"/>
+                  <w:vertAlign w:val="superscript"/>
+                  <w:sz w:val="15"/>
+                </w:rPr>
+                <w:t xml:space="preserve">20</w:t>
+              </w:r>
+            </w:hyperlink>
+            <w:r>
+              <w:rPr>
+                <w:b w:val="0"/>
+                <w:color w:val="333333"/>
+                <w:sz w:val="18"/>
+              </w:rPr>
+              <w:t xml:space="preserve"> and the Environmental policy on climate, nature and water</w:t>
+            </w:r>
+            <w:hyperlink r:id="rId27">
+              <w:r>
+                <w:rPr>
+                  <w:color w:val="2A78D6"/>
+                  <w:vertAlign w:val="superscript"/>
+                  <w:sz w:val="15"/>
+                </w:rPr>
+                <w:t xml:space="preserve">21</w:t>
+              </w:r>
+            </w:hyperlink>
+            <w:r>
+              <w:rPr>
+                <w:b w:val="0"/>
+                <w:color w:val="333333"/>
+                <w:sz w:val="18"/>
+              </w:rPr>
+              <w:t>.</w:t>
+            </w:r>
+          </w:p>
+          <w:p>
+            <w:pPr>
+              <w:spacing w:before="40" w:after="0"/>
+            </w:pPr>
+            <w:r>
+              <w:rPr>
+                <w:b/>
+                <w:color w:val="333333"/>
+                <w:sz w:val="18"/>
+              </w:rPr>
+              <w:t>Met</w:t>
+            </w:r>
+          </w:p>
+          <w:p>
+            <w:pPr>
+              <w:tabs>
+                <w:tab w:pos="198" w:val="left"/>
+              </w:tabs>
+              <w:spacing w:before="0" w:after="20"/>
+              <w:ind w:left="198" w:hanging="198"/>
+            </w:pPr>
+            <w:r>
+              <w:rPr>
+                <w:b w:val="0"/>
+                <w:color w:val="5F6B7A"/>
+                <w:sz w:val="18"/>
+              </w:rPr>
+              <w:t>•</w:t>
+              <w:tab/>
+            </w:r>
+            <w:r>
+              <w:rPr>
+                <w:b w:val="0"/>
+                <w:color w:val="333333"/>
+                <w:sz w:val="18"/>
+              </w:rPr>
+              <w:t>EU Green Bond Standard with external review</w:t>
+            </w:r>
+            <w:hyperlink r:id="rId12">
+              <w:r>
+                <w:rPr>
+                  <w:color w:val="2A78D6"/>
+                  <w:vertAlign w:val="superscript"/>
+                  <w:sz w:val="15"/>
+                </w:rPr>
+                <w:t xml:space="preserve">1</w:t>
+              </w:r>
+            </w:hyperlink>
+          </w:p>
+          <w:p>
+            <w:pPr>
+              <w:tabs>
+                <w:tab w:pos="198" w:val="left"/>
+              </w:tabs>
+              <w:spacing w:before="0" w:after="20"/>
+              <w:ind w:left="198" w:hanging="198"/>
+            </w:pPr>
+            <w:r>
+              <w:rPr>
+                <w:b w:val="0"/>
+                <w:color w:val="5F6B7A"/>
+                <w:sz w:val="18"/>
+              </w:rPr>
+              <w:t>•</w:t>
+              <w:tab/>
+            </w:r>
+            <w:r>
+              <w:rPr>
+                <w:b w:val="0"/>
+                <w:color w:val="333333"/>
+                <w:sz w:val="18"/>
+              </w:rPr>
+              <w:t>Wastewater treatment within limits</w:t>
+            </w:r>
+            <w:hyperlink r:id="rId23">
+              <w:r>
+                <w:rPr>
+                  <w:color w:val="2A78D6"/>
+                  <w:vertAlign w:val="superscript"/>
+                  <w:sz w:val="15"/>
+                </w:rPr>
+                <w:t xml:space="preserve">17</w:t>
+              </w:r>
+            </w:hyperlink>
+          </w:p>
+          <w:p>
+            <w:pPr>
+              <w:tabs>
+                <w:tab w:pos="198" w:val="left"/>
+              </w:tabs>
+              <w:spacing w:before="0" w:after="20"/>
+              <w:ind w:left="198" w:hanging="198"/>
+            </w:pPr>
+            <w:r>
+              <w:rPr>
+                <w:b w:val="0"/>
+                <w:color w:val="5F6B7A"/>
+                <w:sz w:val="18"/>
+              </w:rPr>
+              <w:t>•</w:t>
+              <w:tab/>
+            </w:r>
+            <w:r>
+              <w:rPr>
+                <w:b w:val="0"/>
+                <w:color w:val="333333"/>
+                <w:sz w:val="18"/>
+              </w:rPr>
+              <w:t>Material impacts disclosed</w:t>
+            </w:r>
+            <w:hyperlink r:id="rId25">
+              <w:r>
+                <w:rPr>
+                  <w:color w:val="2A78D6"/>
+                  <w:vertAlign w:val="superscript"/>
+                  <w:sz w:val="15"/>
+                </w:rPr>
+                <w:t xml:space="preserve">19</w:t>
+              </w:r>
+            </w:hyperlink>
+            <w:r>
+              <w:rPr>
+                <w:b w:val="0"/>
+                <w:color w:val="333333"/>
+                <w:sz w:val="18"/>
+              </w:rPr>
+              <w:t>.</w:t>
+            </w:r>
+          </w:p>
+        </w:tc>
+      </w:tr>
+    </w:tbl>
     <w:p>
       <w:pPr>
-        <w:spacing w:before="80" w:after="20"/>
-      </w:pPr>
-      <w:r>
-        <w:rPr>
-          <w:sz w:val="24"/>
-        </w:rPr>
-        <w:t xml:space="preserve">☑ </w:t>
-      </w:r>
-      <w:r>
-        <w:t>Yes, the company is promoting environmental or social characteristics (activities, ESG policy, good ESG rating, etc)</w:t>
-      </w:r>
-    </w:p>
-    <w:p>
-      <w:pPr>
-        <w:spacing w:after="0"/>
-        <w:ind w:left="510" w:hanging="198"/>
-      </w:pPr>
-      <w:r>
-        <w:rPr>
-          <w:sz w:val="19"/>
-        </w:rPr>
-        <w:t xml:space="preserve">•  </w:t>
-      </w:r>
-      <w:r>
-        <w:rPr>
-          <w:b w:val="0"/>
-          <w:color w:val="333333"/>
-          <w:sz w:val="19"/>
-        </w:rPr>
-        <w:t>Green bond under the EU standard, proceeds for wastewater treatment (94%) and solar PV (5%)</w:t>
-      </w:r>
-      <w:hyperlink r:id="rId18">
-        <w:r>
-          <w:rPr>
-            <w:color w:val="2A78D6"/>
-            <w:vertAlign w:val="superscript"/>
-            <w:sz w:val="16"/>
-          </w:rPr>
-          <w:t xml:space="preserve">14</w:t>
-        </w:r>
-      </w:hyperlink>
-    </w:p>
-    <w:p>
-      <w:pPr>
-        <w:spacing w:after="120"/>
-        <w:ind w:left="510" w:hanging="198"/>
-      </w:pPr>
-      <w:r>
-        <w:rPr>
-          <w:sz w:val="19"/>
-        </w:rPr>
-        <w:t xml:space="preserve">•  </w:t>
-      </w:r>
-      <w:r>
-        <w:rPr>
-          <w:b w:val="0"/>
-          <w:color w:val="333333"/>
-          <w:sz w:val="19"/>
-        </w:rPr>
-        <w:t>PFAS treatment pilot</w:t>
-      </w:r>
-      <w:hyperlink r:id="rId20">
-        <w:r>
-          <w:rPr>
-            <w:color w:val="2A78D6"/>
-            <w:vertAlign w:val="superscript"/>
-            <w:sz w:val="16"/>
-          </w:rPr>
-          <w:t xml:space="preserve">18</w:t>
-        </w:r>
-      </w:hyperlink>
-      <w:r>
-        <w:rPr>
-          <w:b w:val="0"/>
-          <w:color w:val="333333"/>
-          <w:sz w:val="19"/>
-        </w:rPr>
-        <w:t>.</w:t>
-      </w:r>
-    </w:p>
-    <w:p>
-      <w:pPr>
-        <w:spacing w:before="80" w:after="20"/>
-      </w:pPr>
-      <w:r>
-        <w:rPr>
-          <w:sz w:val="24"/>
-        </w:rPr>
-        <w:t xml:space="preserve">☑ </w:t>
-      </w:r>
-      <w:r>
-        <w:t>Yes, the activities of the company or it’s strategy is aligned with the taxonomy and/or Paris agreement targets (e.g. net zero commitment)</w:t>
-      </w:r>
-    </w:p>
-    <w:p>
-      <w:pPr>
-        <w:spacing w:after="120"/>
-        <w:ind w:left="510" w:hanging="198"/>
-      </w:pPr>
-      <w:r>
-        <w:rPr>
-          <w:sz w:val="19"/>
-        </w:rPr>
-        <w:t xml:space="preserve">•  </w:t>
-      </w:r>
-      <w:r>
-        <w:rPr>
-          <w:b w:val="0"/>
-          <w:color w:val="333333"/>
-          <w:sz w:val="19"/>
-        </w:rPr>
-        <w:t>100% of bond proceeds allocated to EU taxonomy-aligned projects</w:t>
-      </w:r>
-      <w:hyperlink r:id="rId10">
-        <w:r>
-          <w:rPr>
-            <w:color w:val="2A78D6"/>
-            <w:vertAlign w:val="superscript"/>
-            <w:sz w:val="16"/>
-          </w:rPr>
-          <w:t xml:space="preserve">1</w:t>
-        </w:r>
-      </w:hyperlink>
-      <w:r>
-        <w:rPr>
-          <w:b w:val="0"/>
-          <w:color w:val="333333"/>
-          <w:sz w:val="19"/>
-        </w:rPr>
-        <w:t>.</w:t>
-      </w:r>
-    </w:p>
-    <w:p>
-      <w:pPr>
-        <w:spacing w:before="80" w:after="20"/>
-      </w:pPr>
-      <w:r>
-        <w:rPr>
-          <w:sz w:val="24"/>
-        </w:rPr>
-        <w:t xml:space="preserve">☑ </w:t>
-      </w:r>
-      <w:r>
-        <w:t>Yes, the company does not have yellow flag/signal related to controversies based on UN Global Compact or any other relevant principles/standards</w:t>
-      </w:r>
-    </w:p>
-    <w:p>
-      <w:pPr>
-        <w:spacing w:after="0"/>
-        <w:ind w:left="510" w:hanging="198"/>
-      </w:pPr>
-      <w:r>
-        <w:rPr>
-          <w:sz w:val="19"/>
-        </w:rPr>
-        <w:t xml:space="preserve">•  </w:t>
-      </w:r>
-      <w:r>
-        <w:rPr>
-          <w:b w:val="0"/>
-          <w:color w:val="333333"/>
-          <w:sz w:val="19"/>
-        </w:rPr>
-        <w:t>No yellow flags found.</w:t>
-      </w:r>
-    </w:p>
-    <w:p>
-      <w:pPr>
-        <w:spacing w:after="120"/>
-        <w:ind w:left="510" w:hanging="198"/>
-      </w:pPr>
-      <w:r>
-        <w:rPr>
-          <w:sz w:val="19"/>
-        </w:rPr>
-        <w:t xml:space="preserve">•  </w:t>
-      </w:r>
-      <w:r>
-        <w:rPr>
-          <w:b w:val="0"/>
-          <w:color w:val="333333"/>
-          <w:sz w:val="19"/>
-        </w:rPr>
-        <w:t>The company itself names impact areas: GHG leakage, treatment during heavy rain, micropollutants, water losses</w:t>
-      </w:r>
-      <w:hyperlink r:id="rId21">
-        <w:r>
-          <w:rPr>
-            <w:color w:val="2A78D6"/>
-            <w:vertAlign w:val="superscript"/>
-            <w:sz w:val="16"/>
-          </w:rPr>
-          <w:t xml:space="preserve">19</w:t>
-        </w:r>
-      </w:hyperlink>
-      <w:r>
-        <w:rPr>
-          <w:b w:val="0"/>
-          <w:color w:val="333333"/>
-          <w:sz w:val="19"/>
-        </w:rPr>
-        <w:t>.</w:t>
-      </w:r>
-    </w:p>
-    <w:p>
-      <w:pPr>
-        <w:spacing w:before="80" w:after="20"/>
-      </w:pPr>
-      <w:r>
-        <w:rPr>
-          <w:sz w:val="24"/>
-        </w:rPr>
-        <w:t xml:space="preserve">☑ </w:t>
-      </w:r>
-      <w:r>
-        <w:t>Yes, the company fulfills the expectations from SEB thematic and sector policies</w:t>
-      </w:r>
-    </w:p>
-    <w:p>
-      <w:pPr>
-        <w:spacing w:after="0"/>
-        <w:ind w:left="397"/>
+        <w:spacing w:before="120" w:after="40"/>
       </w:pPr>
       <w:r>
         <w:rPr>
           <w:b/>
-          <w:color w:val="333333"/>
           <w:sz w:val="19"/>
-        </w:rPr>
-        <w:t>Applicable</w:t>
-      </w:r>
-    </w:p>
-    <w:p>
-      <w:pPr>
-        <w:spacing w:after="0"/>
-        <w:ind w:left="737" w:hanging="198"/>
-      </w:pPr>
-      <w:r>
-        <w:rPr>
-          <w:sz w:val="19"/>
-        </w:rPr>
-        <w:t xml:space="preserve">•  </w:t>
-      </w:r>
-      <w:r>
-        <w:rPr>
-          <w:b w:val="0"/>
-          <w:color w:val="333333"/>
-          <w:sz w:val="19"/>
-        </w:rPr>
-        <w:t>The Investments policy</w:t>
-      </w:r>
-      <w:hyperlink r:id="rId22">
-        <w:r>
-          <w:rPr>
-            <w:color w:val="2A78D6"/>
-            <w:vertAlign w:val="superscript"/>
-            <w:sz w:val="16"/>
-          </w:rPr>
-          <w:t xml:space="preserve">20</w:t>
-        </w:r>
-      </w:hyperlink>
-      <w:r>
-        <w:rPr>
-          <w:b w:val="0"/>
-          <w:color w:val="333333"/>
-          <w:sz w:val="19"/>
-        </w:rPr>
-        <w:t xml:space="preserve"> and the Environmental policy on climate, nature and water</w:t>
-      </w:r>
-      <w:hyperlink r:id="rId23">
-        <w:r>
-          <w:rPr>
-            <w:color w:val="2A78D6"/>
-            <w:vertAlign w:val="superscript"/>
-            <w:sz w:val="16"/>
-          </w:rPr>
-          <w:t xml:space="preserve">21</w:t>
-        </w:r>
-      </w:hyperlink>
-      <w:r>
-        <w:rPr>
-          <w:b w:val="0"/>
-          <w:color w:val="333333"/>
-          <w:sz w:val="19"/>
-        </w:rPr>
-        <w:t>.</w:t>
-      </w:r>
-    </w:p>
-    <w:p>
-      <w:pPr>
-        <w:spacing w:after="0"/>
-        <w:ind w:left="397"/>
-      </w:pPr>
-      <w:r>
-        <w:rPr>
-          <w:b/>
-          <w:color w:val="333333"/>
-          <w:sz w:val="19"/>
-        </w:rPr>
-        <w:t>Met</w:t>
-      </w:r>
-    </w:p>
-    <w:p>
-      <w:pPr>
-        <w:spacing w:after="0"/>
-        <w:ind w:left="737" w:hanging="198"/>
-      </w:pPr>
-      <w:r>
-        <w:rPr>
-          <w:sz w:val="19"/>
-        </w:rPr>
-        <w:t xml:space="preserve">•  </w:t>
-      </w:r>
-      <w:r>
-        <w:rPr>
-          <w:b w:val="0"/>
-          <w:color w:val="333333"/>
-          <w:sz w:val="19"/>
-        </w:rPr>
-        <w:t>EU Green Bond Standard with external review</w:t>
-      </w:r>
-      <w:hyperlink r:id="rId10">
-        <w:r>
-          <w:rPr>
-            <w:color w:val="2A78D6"/>
-            <w:vertAlign w:val="superscript"/>
-            <w:sz w:val="16"/>
-          </w:rPr>
-          <w:t xml:space="preserve">1</w:t>
-        </w:r>
-      </w:hyperlink>
-    </w:p>
-    <w:p>
-      <w:pPr>
-        <w:spacing w:after="0"/>
-        <w:ind w:left="737" w:hanging="198"/>
-      </w:pPr>
-      <w:r>
-        <w:rPr>
-          <w:sz w:val="19"/>
-        </w:rPr>
-        <w:t xml:space="preserve">•  </w:t>
-      </w:r>
-      <w:r>
-        <w:rPr>
-          <w:b w:val="0"/>
-          <w:color w:val="333333"/>
-          <w:sz w:val="19"/>
-        </w:rPr>
-        <w:t>Wastewater treatment within limits</w:t>
-      </w:r>
-      <w:hyperlink r:id="rId19">
-        <w:r>
-          <w:rPr>
-            <w:color w:val="2A78D6"/>
-            <w:vertAlign w:val="superscript"/>
-            <w:sz w:val="16"/>
-          </w:rPr>
-          <w:t xml:space="preserve">17</w:t>
-        </w:r>
-      </w:hyperlink>
-    </w:p>
-    <w:p>
-      <w:pPr>
-        <w:spacing w:after="120"/>
-        <w:ind w:left="737" w:hanging="198"/>
-      </w:pPr>
-      <w:r>
-        <w:rPr>
-          <w:sz w:val="19"/>
-        </w:rPr>
-        <w:t xml:space="preserve">•  </w:t>
-      </w:r>
-      <w:r>
-        <w:rPr>
-          <w:b w:val="0"/>
-          <w:color w:val="333333"/>
-          <w:sz w:val="19"/>
-        </w:rPr>
-        <w:t>Material impacts disclosed</w:t>
-      </w:r>
-      <w:hyperlink r:id="rId21">
-        <w:r>
-          <w:rPr>
-            <w:color w:val="2A78D6"/>
-            <w:vertAlign w:val="superscript"/>
-            <w:sz w:val="16"/>
-          </w:rPr>
-          <w:t xml:space="preserve">19</w:t>
-        </w:r>
-      </w:hyperlink>
-      <w:r>
-        <w:rPr>
-          <w:b w:val="0"/>
-          <w:color w:val="333333"/>
-          <w:sz w:val="19"/>
-        </w:rPr>
-        <w:t>.</w:t>
-      </w:r>
-    </w:p>
-    <w:p>
-      <w:pPr>
-        <w:spacing w:before="80"/>
-      </w:pPr>
-      <w:r>
-        <w:rPr>
-          <w:b/>
         </w:rPr>
         <w:t xml:space="preserve">Additional comments: </w:t>
       </w:r>
     </w:p>
     <w:p>
       <w:pPr>
-        <w:spacing w:before="160"/>
+        <w:keepNext/>
+        <w:shd w:val="clear" w:color="auto" w:fill="EAF1F8"/>
+        <w:spacing w:before="200" w:after="80"/>
+        <w:ind w:left="85"/>
       </w:pPr>
       <w:r>
         <w:rPr>
           <w:b/>
-          <w:sz w:val="22"/>
+          <w:caps/>
+          <w:color w:val="1F4E79"/>
+          <w:sz w:val="19"/>
         </w:rPr>
         <w:t>Engagement</w:t>
       </w:r>
     </w:p>
+    <w:tbl>
+      <w:tblPr>
+        <w:tblW w:w="9639" w:type="dxa"/>
+        <w:tblBorders>
+          <w:top w:val="nil"/>
+          <w:left w:val="nil"/>
+          <w:bottom w:val="nil"/>
+          <w:right w:val="nil"/>
+          <w:insideH w:val="nil"/>
+          <w:insideV w:val="nil"/>
+        </w:tblBorders>
+        <w:tblLayout w:type="fixed"/>
+        <w:tblCellMar>
+          <w:top w:w="90" w:type="dxa"/>
+          <w:left w:w="0" w:type="dxa"/>
+          <w:bottom w:w="110" w:type="dxa"/>
+          <w:right w:w="0" w:type="dxa"/>
+        </w:tblCellMar>
+        <w:tblLook w:firstColumn="1" w:firstRow="1" w:lastColumn="0" w:lastRow="0" w:noHBand="0" w:noVBand="1" w:val="04A0"/>
+      </w:tblPr>
+      <w:tblGrid>
+        <w:gridCol w:w="340"/>
+        <w:gridCol w:w="9298"/>
+      </w:tblGrid>
+      <w:tr>
+        <w:tc>
+          <w:tcPr>
+            <w:tcW w:type="dxa" w:w="340"/>
+            <w:tcBorders>
+              <w:top w:val="nil"/>
+              <w:left w:val="nil"/>
+              <w:bottom w:val="single" w:sz="4" w:color="E3E8EE" w:space="0"/>
+              <w:right w:val="nil"/>
+            </w:tcBorders>
+          </w:tcPr>
+          <w:p>
+            <w:pPr>
+              <w:spacing w:before="0" w:after="0"/>
+            </w:pPr>
+            <w:r>
+              <w:rPr>
+                <w:rFonts w:ascii="Segoe UI Symbol" w:hAnsi="Segoe UI Symbol"/>
+                <w:b w:val="0"/>
+                <w:color w:val="9AA5B1"/>
+                <w:sz w:val="24"/>
+              </w:rPr>
+              <w:t>☐</w:t>
+            </w:r>
+          </w:p>
+        </w:tc>
+        <w:tc>
+          <w:tcPr>
+            <w:tcW w:type="dxa" w:w="9298"/>
+            <w:tcBorders>
+              <w:top w:val="nil"/>
+              <w:left w:val="nil"/>
+              <w:bottom w:val="single" w:sz="4" w:color="E3E8EE" w:space="0"/>
+              <w:right w:val="nil"/>
+            </w:tcBorders>
+          </w:tcPr>
+          <w:p>
+            <w:pPr>
+              <w:spacing w:before="0" w:after="40"/>
+            </w:pPr>
+            <w:r>
+              <w:rPr>
+                <w:b/>
+                <w:color w:val="1A1A1A"/>
+                <w:sz w:val="19"/>
+              </w:rPr>
+              <w:t>Is there a need for pro-active engagement with the company?</w:t>
+            </w:r>
+          </w:p>
+          <w:p>
+            <w:pPr>
+              <w:tabs>
+                <w:tab w:pos="198" w:val="left"/>
+              </w:tabs>
+              <w:spacing w:before="0" w:after="20"/>
+              <w:ind w:left="198" w:hanging="198"/>
+            </w:pPr>
+            <w:r>
+              <w:rPr>
+                <w:b w:val="0"/>
+                <w:color w:val="5F6B7A"/>
+                <w:sz w:val="18"/>
+              </w:rPr>
+              <w:t>•</w:t>
+              <w:tab/>
+            </w:r>
+            <w:r>
+              <w:rPr>
+                <w:b w:val="0"/>
+                <w:color w:val="333333"/>
+                <w:sz w:val="18"/>
+              </w:rPr>
+              <w:t>No need: a regulated municipal company with a green investment programme.</w:t>
+            </w:r>
+          </w:p>
+        </w:tc>
+      </w:tr>
+    </w:tbl>
     <w:p>
       <w:pPr>
-        <w:spacing w:before="80" w:after="20"/>
-      </w:pPr>
-      <w:r>
-        <w:rPr>
-          <w:sz w:val="24"/>
-        </w:rPr>
-        <w:t xml:space="preserve">☐ </w:t>
-      </w:r>
-      <w:r>
-        <w:t>Is there a need for pro-active engagement with the company?</w:t>
-      </w:r>
-    </w:p>
-    <w:p>
-      <w:pPr>
-        <w:spacing w:after="120"/>
-        <w:ind w:left="510" w:hanging="198"/>
-      </w:pPr>
-      <w:r>
-        <w:rPr>
-          <w:sz w:val="19"/>
-        </w:rPr>
-        <w:t xml:space="preserve">•  </w:t>
-      </w:r>
-      <w:r>
-        <w:rPr>
-          <w:b w:val="0"/>
-          <w:color w:val="333333"/>
-          <w:sz w:val="19"/>
-        </w:rPr>
-        <w:t>No need: a regulated municipal company with a green investment programme.</w:t>
-      </w:r>
-    </w:p>
-    <w:p>
-      <w:pPr>
-        <w:spacing w:before="80"/>
+        <w:spacing w:before="120" w:after="40"/>
       </w:pPr>
       <w:r>
         <w:rPr>
           <w:b/>
+          <w:sz w:val="19"/>
         </w:rPr>
         <w:t xml:space="preserve">Additional comments: </w:t>
       </w:r>
     </w:p>
     <w:p>
       <w:pPr>
-        <w:spacing w:before="160"/>
+        <w:keepNext/>
+        <w:shd w:val="clear" w:color="auto" w:fill="EAF1F8"/>
+        <w:spacing w:before="200" w:after="80"/>
+        <w:ind w:left="85"/>
       </w:pPr>
       <w:r>
         <w:rPr>
           <w:b/>
-          <w:sz w:val="22"/>
+          <w:caps/>
+          <w:color w:val="1F4E79"/>
+          <w:sz w:val="19"/>
         </w:rPr>
         <w:t>Indicators</w:t>
       </w:r>
     </w:p>
+    <w:tbl>
+      <w:tblPr>
+        <w:tblW w:w="9639" w:type="dxa"/>
+        <w:tblBorders>
+          <w:top w:val="nil"/>
+          <w:left w:val="nil"/>
+          <w:bottom w:val="nil"/>
+          <w:right w:val="nil"/>
+          <w:insideH w:val="nil"/>
+          <w:insideV w:val="nil"/>
+        </w:tblBorders>
+        <w:tblLayout w:type="fixed"/>
+        <w:tblCellMar>
+          <w:top w:w="90" w:type="dxa"/>
+          <w:left w:w="0" w:type="dxa"/>
+          <w:bottom w:w="110" w:type="dxa"/>
+          <w:right w:w="0" w:type="dxa"/>
+        </w:tblCellMar>
+        <w:tblLook w:firstColumn="1" w:firstRow="1" w:lastColumn="0" w:lastRow="0" w:noHBand="0" w:noVBand="1" w:val="04A0"/>
+      </w:tblPr>
+      <w:tblGrid>
+        <w:gridCol w:w="340"/>
+        <w:gridCol w:w="9298"/>
+      </w:tblGrid>
+      <w:tr>
+        <w:tc>
+          <w:tcPr>
+            <w:tcW w:type="dxa" w:w="340"/>
+            <w:tcBorders>
+              <w:top w:val="nil"/>
+              <w:left w:val="nil"/>
+              <w:bottom w:val="single" w:sz="4" w:color="E3E8EE" w:space="0"/>
+              <w:right w:val="nil"/>
+            </w:tcBorders>
+          </w:tcPr>
+          <w:p>
+            <w:pPr>
+              <w:spacing w:before="0" w:after="0"/>
+            </w:pPr>
+            <w:r>
+              <w:rPr>
+                <w:rFonts w:ascii="Segoe UI Symbol" w:hAnsi="Segoe UI Symbol"/>
+                <w:b w:val="0"/>
+                <w:color w:val="1B7F3B"/>
+                <w:sz w:val="24"/>
+              </w:rPr>
+              <w:t>☑</w:t>
+            </w:r>
+          </w:p>
+        </w:tc>
+        <w:tc>
+          <w:tcPr>
+            <w:tcW w:type="dxa" w:w="9298"/>
+            <w:tcBorders>
+              <w:top w:val="nil"/>
+              <w:left w:val="nil"/>
+              <w:bottom w:val="single" w:sz="4" w:color="E3E8EE" w:space="0"/>
+              <w:right w:val="nil"/>
+            </w:tcBorders>
+          </w:tcPr>
+          <w:p>
+            <w:pPr>
+              <w:spacing w:before="0" w:after="40"/>
+            </w:pPr>
+            <w:r>
+              <w:rPr>
+                <w:b/>
+                <w:color w:val="1A1A1A"/>
+                <w:sz w:val="19"/>
+              </w:rPr>
+              <w:t>Yes, the indicators of the company support the targets of sustainability and PAI indicators followed by the Fund</w:t>
+            </w:r>
+          </w:p>
+          <w:p>
+            <w:pPr>
+              <w:tabs>
+                <w:tab w:pos="198" w:val="left"/>
+              </w:tabs>
+              <w:spacing w:before="0" w:after="20"/>
+              <w:ind w:left="198" w:hanging="198"/>
+            </w:pPr>
+            <w:r>
+              <w:rPr>
+                <w:b w:val="0"/>
+                <w:color w:val="5F6B7A"/>
+                <w:sz w:val="18"/>
+              </w:rPr>
+              <w:t>•</w:t>
+              <w:tab/>
+            </w:r>
+            <w:r>
+              <w:rPr>
+                <w:b w:val="0"/>
+                <w:color w:val="333333"/>
+                <w:sz w:val="18"/>
+              </w:rPr>
+              <w:t>Treatment plant overload 0.34%</w:t>
+            </w:r>
+            <w:hyperlink r:id="rId23">
+              <w:r>
+                <w:rPr>
+                  <w:color w:val="2A78D6"/>
+                  <w:vertAlign w:val="superscript"/>
+                  <w:sz w:val="15"/>
+                </w:rPr>
+                <w:t xml:space="preserve">17</w:t>
+              </w:r>
+            </w:hyperlink>
+          </w:p>
+          <w:p>
+            <w:pPr>
+              <w:tabs>
+                <w:tab w:pos="198" w:val="left"/>
+              </w:tabs>
+              <w:spacing w:before="0" w:after="20"/>
+              <w:ind w:left="198" w:hanging="198"/>
+            </w:pPr>
+            <w:r>
+              <w:rPr>
+                <w:b w:val="0"/>
+                <w:color w:val="5F6B7A"/>
+                <w:sz w:val="18"/>
+              </w:rPr>
+              <w:t>•</w:t>
+              <w:tab/>
+            </w:r>
+            <w:r>
+              <w:rPr>
+                <w:b w:val="0"/>
+                <w:color w:val="333333"/>
+                <w:sz w:val="18"/>
+              </w:rPr>
+              <w:t>100% of bond proceeds to taxonomy-aligned projects</w:t>
+            </w:r>
+            <w:hyperlink r:id="rId12">
+              <w:r>
+                <w:rPr>
+                  <w:color w:val="2A78D6"/>
+                  <w:vertAlign w:val="superscript"/>
+                  <w:sz w:val="15"/>
+                </w:rPr>
+                <w:t xml:space="preserve">1</w:t>
+              </w:r>
+            </w:hyperlink>
+          </w:p>
+          <w:p>
+            <w:pPr>
+              <w:tabs>
+                <w:tab w:pos="198" w:val="left"/>
+              </w:tabs>
+              <w:spacing w:before="0" w:after="20"/>
+              <w:ind w:left="198" w:hanging="198"/>
+            </w:pPr>
+            <w:r>
+              <w:rPr>
+                <w:b w:val="0"/>
+                <w:color w:val="5F6B7A"/>
+                <w:sz w:val="18"/>
+              </w:rPr>
+              <w:t>•</w:t>
+              <w:tab/>
+            </w:r>
+            <w:r>
+              <w:rPr>
+                <w:b w:val="0"/>
+                <w:color w:val="333333"/>
+                <w:sz w:val="18"/>
+              </w:rPr>
+              <w:t>Renovate 90 km of water mains and 55 km of sewers by 2030</w:t>
+            </w:r>
+            <w:hyperlink r:id="rId28">
+              <w:r>
+                <w:rPr>
+                  <w:color w:val="2A78D6"/>
+                  <w:vertAlign w:val="superscript"/>
+                  <w:sz w:val="15"/>
+                </w:rPr>
+                <w:t xml:space="preserve">22</w:t>
+              </w:r>
+            </w:hyperlink>
+            <w:r>
+              <w:rPr>
+                <w:b w:val="0"/>
+                <w:color w:val="333333"/>
+                <w:sz w:val="18"/>
+              </w:rPr>
+              <w:t>.</w:t>
+            </w:r>
+          </w:p>
+        </w:tc>
+      </w:tr>
+    </w:tbl>
     <w:p>
       <w:pPr>
-        <w:spacing w:before="80" w:after="20"/>
-      </w:pPr>
-      <w:r>
-        <w:rPr>
-          <w:sz w:val="24"/>
-        </w:rPr>
-        <w:t xml:space="preserve">☑ </w:t>
-      </w:r>
-      <w:r>
-        <w:t>Yes, the indicators of the company support the targets of sustainability and PAI indicators followed by the Fund</w:t>
-      </w:r>
-    </w:p>
-    <w:p>
-      <w:pPr>
-        <w:spacing w:after="0"/>
-        <w:ind w:left="510" w:hanging="198"/>
-      </w:pPr>
-      <w:r>
-        <w:rPr>
-          <w:sz w:val="19"/>
-        </w:rPr>
-        <w:t xml:space="preserve">•  </w:t>
-      </w:r>
-      <w:r>
-        <w:rPr>
-          <w:b w:val="0"/>
-          <w:color w:val="333333"/>
-          <w:sz w:val="19"/>
-        </w:rPr>
-        <w:t>Treatment plant overload 0.34%</w:t>
-      </w:r>
-      <w:hyperlink r:id="rId19">
-        <w:r>
-          <w:rPr>
-            <w:color w:val="2A78D6"/>
-            <w:vertAlign w:val="superscript"/>
-            <w:sz w:val="16"/>
-          </w:rPr>
-          <w:t xml:space="preserve">17</w:t>
-        </w:r>
-      </w:hyperlink>
-    </w:p>
-    <w:p>
-      <w:pPr>
-        <w:spacing w:after="0"/>
-        <w:ind w:left="510" w:hanging="198"/>
-      </w:pPr>
-      <w:r>
-        <w:rPr>
-          <w:sz w:val="19"/>
-        </w:rPr>
-        <w:t xml:space="preserve">•  </w:t>
-      </w:r>
-      <w:r>
-        <w:rPr>
-          <w:b w:val="0"/>
-          <w:color w:val="333333"/>
-          <w:sz w:val="19"/>
-        </w:rPr>
-        <w:t>100% of bond proceeds to taxonomy-aligned projects</w:t>
-      </w:r>
-      <w:hyperlink r:id="rId10">
-        <w:r>
-          <w:rPr>
-            <w:color w:val="2A78D6"/>
-            <w:vertAlign w:val="superscript"/>
-            <w:sz w:val="16"/>
-          </w:rPr>
-          <w:t xml:space="preserve">1</w:t>
-        </w:r>
-      </w:hyperlink>
-    </w:p>
-    <w:p>
-      <w:pPr>
-        <w:spacing w:after="120"/>
-        <w:ind w:left="510" w:hanging="198"/>
-      </w:pPr>
-      <w:r>
-        <w:rPr>
-          <w:sz w:val="19"/>
-        </w:rPr>
-        <w:t xml:space="preserve">•  </w:t>
-      </w:r>
-      <w:r>
-        <w:rPr>
-          <w:b w:val="0"/>
-          <w:color w:val="333333"/>
-          <w:sz w:val="19"/>
-        </w:rPr>
-        <w:t>Renovate 90 km of water mains and 55 km of sewers by 2030</w:t>
-      </w:r>
-      <w:hyperlink r:id="rId24">
-        <w:r>
-          <w:rPr>
-            <w:color w:val="2A78D6"/>
-            <w:vertAlign w:val="superscript"/>
-            <w:sz w:val="16"/>
-          </w:rPr>
-          <w:t xml:space="preserve">22</w:t>
-        </w:r>
-      </w:hyperlink>
-      <w:r>
-        <w:rPr>
-          <w:b w:val="0"/>
-          <w:color w:val="333333"/>
-          <w:sz w:val="19"/>
-        </w:rPr>
-        <w:t>.</w:t>
-      </w:r>
-    </w:p>
-    <w:p>
-      <w:pPr>
-        <w:spacing w:before="80"/>
+        <w:spacing w:before="120" w:after="40"/>
       </w:pPr>
       <w:r>
         <w:rPr>
           <w:b/>
+          <w:sz w:val="19"/>
         </w:rPr>
         <w:t xml:space="preserve">Additional comments: </w:t>
       </w:r>
     </w:p>
     <w:p>
       <w:pPr>
-        <w:spacing w:before="80"/>
+        <w:spacing w:before="120" w:after="40"/>
       </w:pPr>
       <w:r>
         <w:rPr>
           <w:b/>
+          <w:sz w:val="19"/>
         </w:rPr>
         <w:t xml:space="preserve">Conclusion: </w:t>
       </w:r>
       <w:r>
         <w:rPr>
           <w:b w:val="0"/>
+          <w:sz w:val="19"/>
         </w:rPr>
         <w:t>No exclusions or red flags. EU-standard green bond financing wastewater treatment investment.</w:t>
       </w:r>
     </w:p>
     <w:p>
+      <w:pPr>
+        <w:spacing w:before="40" w:after="60"/>
+      </w:pPr>
       <w:r>
         <w:rPr>
-          <w:i/>
+          <w:b w:val="0"/>
           <w:color w:val="5F6B7A"/>
           <w:sz w:val="16"/>
         </w:rPr>
@@ -3734,11 +5790,24 @@
     </w:p>
     <w:p>
       <w:pPr>
-        <w:spacing w:before="280" w:after="80"/>
+        <w:keepNext/>
         <w:pBdr>
-          <w:bottom w:val="single" w:sz="6" w:color="C9D3DE" w:space="2"/>
+          <w:bottom w:val="single" w:sz="8" w:color="1F4E79" w:space="4"/>
         </w:pBdr>
+        <w:tabs>
+          <w:tab w:pos="482" w:val="left"/>
+        </w:tabs>
+        <w:spacing w:before="360" w:after="160"/>
       </w:pPr>
+      <w:r>
+        <w:rPr>
+          <w:b/>
+          <w:color w:val="2A78D6"/>
+          <w:sz w:val="18"/>
+        </w:rPr>
+        <w:t>10</w:t>
+        <w:tab/>
+      </w:r>
       <w:r>
         <w:rPr>
           <w:b/>
@@ -3750,16 +5819,22 @@
     </w:p>
     <w:p>
       <w:pPr>
-        <w:spacing w:after="20"/>
-        <w:ind w:left="340" w:hanging="340"/>
+        <w:tabs>
+          <w:tab w:pos="397" w:val="left"/>
+        </w:tabs>
+        <w:spacing w:before="0" w:after="30"/>
+        <w:ind w:left="397" w:hanging="397"/>
       </w:pPr>
       <w:r>
         <w:rPr>
+          <w:b w:val="0"/>
+          <w:color w:val="5F6B7A"/>
           <w:sz w:val="17"/>
         </w:rPr>
-        <w:t xml:space="preserve">1. </w:t>
+        <w:t>1.</w:t>
+        <w:tab/>
       </w:r>
-      <w:hyperlink r:id="rId10">
+      <w:hyperlink r:id="rId12">
         <w:r>
           <w:rPr>
             <w:color w:val="2A78D6"/>
@@ -3771,16 +5846,22 @@
     </w:p>
     <w:p>
       <w:pPr>
-        <w:spacing w:after="20"/>
-        <w:ind w:left="340" w:hanging="340"/>
+        <w:tabs>
+          <w:tab w:pos="397" w:val="left"/>
+        </w:tabs>
+        <w:spacing w:before="0" w:after="30"/>
+        <w:ind w:left="397" w:hanging="397"/>
       </w:pPr>
       <w:r>
         <w:rPr>
+          <w:b w:val="0"/>
+          <w:color w:val="5F6B7A"/>
           <w:sz w:val="17"/>
         </w:rPr>
-        <w:t xml:space="preserve">2. </w:t>
+        <w:t>2.</w:t>
+        <w:tab/>
       </w:r>
-      <w:hyperlink r:id="rId10">
+      <w:hyperlink r:id="rId12">
         <w:r>
           <w:rPr>
             <w:color w:val="2A78D6"/>
@@ -3792,16 +5873,22 @@
     </w:p>
     <w:p>
       <w:pPr>
-        <w:spacing w:after="20"/>
-        <w:ind w:left="340" w:hanging="340"/>
+        <w:tabs>
+          <w:tab w:pos="397" w:val="left"/>
+        </w:tabs>
+        <w:spacing w:before="0" w:after="30"/>
+        <w:ind w:left="397" w:hanging="397"/>
       </w:pPr>
       <w:r>
         <w:rPr>
+          <w:b w:val="0"/>
+          <w:color w:val="5F6B7A"/>
           <w:sz w:val="17"/>
         </w:rPr>
-        <w:t xml:space="preserve">3. </w:t>
+        <w:t>3.</w:t>
+        <w:tab/>
       </w:r>
-      <w:hyperlink r:id="rId11">
+      <w:hyperlink r:id="rId13">
         <w:r>
           <w:rPr>
             <w:color w:val="2A78D6"/>
@@ -3813,16 +5900,22 @@
     </w:p>
     <w:p>
       <w:pPr>
-        <w:spacing w:after="20"/>
-        <w:ind w:left="340" w:hanging="340"/>
+        <w:tabs>
+          <w:tab w:pos="397" w:val="left"/>
+        </w:tabs>
+        <w:spacing w:before="0" w:after="30"/>
+        <w:ind w:left="397" w:hanging="397"/>
       </w:pPr>
       <w:r>
         <w:rPr>
+          <w:b w:val="0"/>
+          <w:color w:val="5F6B7A"/>
           <w:sz w:val="17"/>
         </w:rPr>
-        <w:t xml:space="preserve">4. </w:t>
+        <w:t>4.</w:t>
+        <w:tab/>
       </w:r>
-      <w:hyperlink r:id="rId12">
+      <w:hyperlink r:id="rId14">
         <w:r>
           <w:rPr>
             <w:color w:val="2A78D6"/>
@@ -3834,16 +5927,22 @@
     </w:p>
     <w:p>
       <w:pPr>
-        <w:spacing w:after="20"/>
-        <w:ind w:left="340" w:hanging="340"/>
+        <w:tabs>
+          <w:tab w:pos="397" w:val="left"/>
+        </w:tabs>
+        <w:spacing w:before="0" w:after="30"/>
+        <w:ind w:left="397" w:hanging="397"/>
       </w:pPr>
       <w:r>
         <w:rPr>
+          <w:b w:val="0"/>
+          <w:color w:val="5F6B7A"/>
           <w:sz w:val="17"/>
         </w:rPr>
-        <w:t xml:space="preserve">5. </w:t>
+        <w:t>5.</w:t>
+        <w:tab/>
       </w:r>
-      <w:hyperlink r:id="rId13">
+      <w:hyperlink r:id="rId15">
         <w:r>
           <w:rPr>
             <w:color w:val="2A78D6"/>
@@ -3855,16 +5954,22 @@
     </w:p>
     <w:p>
       <w:pPr>
-        <w:spacing w:after="20"/>
-        <w:ind w:left="340" w:hanging="340"/>
+        <w:tabs>
+          <w:tab w:pos="397" w:val="left"/>
+        </w:tabs>
+        <w:spacing w:before="0" w:after="30"/>
+        <w:ind w:left="397" w:hanging="397"/>
       </w:pPr>
       <w:r>
         <w:rPr>
+          <w:b w:val="0"/>
+          <w:color w:val="5F6B7A"/>
           <w:sz w:val="17"/>
         </w:rPr>
-        <w:t xml:space="preserve">6. </w:t>
+        <w:t>6.</w:t>
+        <w:tab/>
       </w:r>
-      <w:hyperlink r:id="rId10">
+      <w:hyperlink r:id="rId12">
         <w:r>
           <w:rPr>
             <w:color w:val="2A78D6"/>
@@ -3876,16 +5981,22 @@
     </w:p>
     <w:p>
       <w:pPr>
-        <w:spacing w:after="20"/>
-        <w:ind w:left="340" w:hanging="340"/>
+        <w:tabs>
+          <w:tab w:pos="397" w:val="left"/>
+        </w:tabs>
+        <w:spacing w:before="0" w:after="30"/>
+        <w:ind w:left="397" w:hanging="397"/>
       </w:pPr>
       <w:r>
         <w:rPr>
+          <w:b w:val="0"/>
+          <w:color w:val="5F6B7A"/>
           <w:sz w:val="17"/>
         </w:rPr>
-        <w:t xml:space="preserve">7. </w:t>
+        <w:t>7.</w:t>
+        <w:tab/>
       </w:r>
-      <w:hyperlink r:id="rId14">
+      <w:hyperlink r:id="rId16">
         <w:r>
           <w:rPr>
             <w:color w:val="2A78D6"/>
@@ -3897,16 +6008,22 @@
     </w:p>
     <w:p>
       <w:pPr>
-        <w:spacing w:after="20"/>
-        <w:ind w:left="340" w:hanging="340"/>
+        <w:tabs>
+          <w:tab w:pos="397" w:val="left"/>
+        </w:tabs>
+        <w:spacing w:before="0" w:after="30"/>
+        <w:ind w:left="397" w:hanging="397"/>
       </w:pPr>
       <w:r>
         <w:rPr>
+          <w:b w:val="0"/>
+          <w:color w:val="5F6B7A"/>
           <w:sz w:val="17"/>
         </w:rPr>
-        <w:t xml:space="preserve">8. </w:t>
+        <w:t>8.</w:t>
+        <w:tab/>
       </w:r>
-      <w:hyperlink r:id="rId15">
+      <w:hyperlink r:id="rId17">
         <w:r>
           <w:rPr>
             <w:color w:val="2A78D6"/>
@@ -3918,16 +6035,22 @@
     </w:p>
     <w:p>
       <w:pPr>
-        <w:spacing w:after="20"/>
-        <w:ind w:left="340" w:hanging="340"/>
+        <w:tabs>
+          <w:tab w:pos="397" w:val="left"/>
+        </w:tabs>
+        <w:spacing w:before="0" w:after="30"/>
+        <w:ind w:left="397" w:hanging="397"/>
       </w:pPr>
       <w:r>
         <w:rPr>
+          <w:b w:val="0"/>
+          <w:color w:val="5F6B7A"/>
           <w:sz w:val="17"/>
         </w:rPr>
-        <w:t xml:space="preserve">9. </w:t>
+        <w:t>9.</w:t>
+        <w:tab/>
       </w:r>
-      <w:hyperlink r:id="rId12">
+      <w:hyperlink r:id="rId14">
         <w:r>
           <w:rPr>
             <w:color w:val="2A78D6"/>
@@ -3939,16 +6062,22 @@
     </w:p>
     <w:p>
       <w:pPr>
-        <w:spacing w:after="20"/>
-        <w:ind w:left="340" w:hanging="340"/>
+        <w:tabs>
+          <w:tab w:pos="397" w:val="left"/>
+        </w:tabs>
+        <w:spacing w:before="0" w:after="30"/>
+        <w:ind w:left="397" w:hanging="397"/>
       </w:pPr>
       <w:r>
         <w:rPr>
+          <w:b w:val="0"/>
+          <w:color w:val="5F6B7A"/>
           <w:sz w:val="17"/>
         </w:rPr>
-        <w:t xml:space="preserve">10. </w:t>
+        <w:t>10.</w:t>
+        <w:tab/>
       </w:r>
-      <w:hyperlink r:id="rId11">
+      <w:hyperlink r:id="rId13">
         <w:r>
           <w:rPr>
             <w:color w:val="2A78D6"/>
@@ -3960,16 +6089,22 @@
     </w:p>
     <w:p>
       <w:pPr>
-        <w:spacing w:after="20"/>
-        <w:ind w:left="340" w:hanging="340"/>
+        <w:tabs>
+          <w:tab w:pos="397" w:val="left"/>
+        </w:tabs>
+        <w:spacing w:before="0" w:after="30"/>
+        <w:ind w:left="397" w:hanging="397"/>
       </w:pPr>
       <w:r>
         <w:rPr>
+          <w:b w:val="0"/>
+          <w:color w:val="5F6B7A"/>
           <w:sz w:val="17"/>
         </w:rPr>
-        <w:t xml:space="preserve">11. </w:t>
+        <w:t>11.</w:t>
+        <w:tab/>
       </w:r>
-      <w:hyperlink r:id="rId17">
+      <w:hyperlink r:id="rId19">
         <w:r>
           <w:rPr>
             <w:color w:val="2A78D6"/>
@@ -3981,16 +6116,22 @@
     </w:p>
     <w:p>
       <w:pPr>
-        <w:spacing w:after="20"/>
-        <w:ind w:left="340" w:hanging="340"/>
+        <w:tabs>
+          <w:tab w:pos="397" w:val="left"/>
+        </w:tabs>
+        <w:spacing w:before="0" w:after="30"/>
+        <w:ind w:left="397" w:hanging="397"/>
       </w:pPr>
       <w:r>
         <w:rPr>
+          <w:b w:val="0"/>
+          <w:color w:val="5F6B7A"/>
           <w:sz w:val="17"/>
         </w:rPr>
-        <w:t xml:space="preserve">12. </w:t>
+        <w:t>12.</w:t>
+        <w:tab/>
       </w:r>
-      <w:hyperlink r:id="rId17">
+      <w:hyperlink r:id="rId19">
         <w:r>
           <w:rPr>
             <w:color w:val="2A78D6"/>
@@ -4002,16 +6143,22 @@
     </w:p>
     <w:p>
       <w:pPr>
-        <w:spacing w:after="20"/>
-        <w:ind w:left="340" w:hanging="340"/>
+        <w:tabs>
+          <w:tab w:pos="397" w:val="left"/>
+        </w:tabs>
+        <w:spacing w:before="0" w:after="30"/>
+        <w:ind w:left="397" w:hanging="397"/>
       </w:pPr>
       <w:r>
         <w:rPr>
+          <w:b w:val="0"/>
+          <w:color w:val="5F6B7A"/>
           <w:sz w:val="17"/>
         </w:rPr>
-        <w:t xml:space="preserve">13. </w:t>
+        <w:t>13.</w:t>
+        <w:tab/>
       </w:r>
-      <w:hyperlink r:id="rId13">
+      <w:hyperlink r:id="rId15">
         <w:r>
           <w:rPr>
             <w:color w:val="2A78D6"/>
@@ -4023,16 +6170,22 @@
     </w:p>
     <w:p>
       <w:pPr>
-        <w:spacing w:after="20"/>
-        <w:ind w:left="340" w:hanging="340"/>
+        <w:tabs>
+          <w:tab w:pos="397" w:val="left"/>
+        </w:tabs>
+        <w:spacing w:before="0" w:after="30"/>
+        <w:ind w:left="397" w:hanging="397"/>
       </w:pPr>
       <w:r>
         <w:rPr>
+          <w:b w:val="0"/>
+          <w:color w:val="5F6B7A"/>
           <w:sz w:val="17"/>
         </w:rPr>
-        <w:t xml:space="preserve">14. </w:t>
+        <w:t>14.</w:t>
+        <w:tab/>
       </w:r>
-      <w:hyperlink r:id="rId18">
+      <w:hyperlink r:id="rId20">
         <w:r>
           <w:rPr>
             <w:color w:val="2A78D6"/>
@@ -4044,16 +6197,22 @@
     </w:p>
     <w:p>
       <w:pPr>
-        <w:spacing w:after="20"/>
-        <w:ind w:left="340" w:hanging="340"/>
+        <w:tabs>
+          <w:tab w:pos="397" w:val="left"/>
+        </w:tabs>
+        <w:spacing w:before="0" w:after="30"/>
+        <w:ind w:left="397" w:hanging="397"/>
       </w:pPr>
       <w:r>
         <w:rPr>
+          <w:b w:val="0"/>
+          <w:color w:val="5F6B7A"/>
           <w:sz w:val="17"/>
         </w:rPr>
-        <w:t xml:space="preserve">15. </w:t>
+        <w:t>15.</w:t>
+        <w:tab/>
       </w:r>
-      <w:hyperlink r:id="rId18">
+      <w:hyperlink r:id="rId20">
         <w:r>
           <w:rPr>
             <w:color w:val="2A78D6"/>
@@ -4065,16 +6224,22 @@
     </w:p>
     <w:p>
       <w:pPr>
-        <w:spacing w:after="20"/>
-        <w:ind w:left="340" w:hanging="340"/>
+        <w:tabs>
+          <w:tab w:pos="397" w:val="left"/>
+        </w:tabs>
+        <w:spacing w:before="0" w:after="30"/>
+        <w:ind w:left="397" w:hanging="397"/>
       </w:pPr>
       <w:r>
         <w:rPr>
+          <w:b w:val="0"/>
+          <w:color w:val="5F6B7A"/>
           <w:sz w:val="17"/>
         </w:rPr>
-        <w:t xml:space="preserve">16. </w:t>
+        <w:t>16.</w:t>
+        <w:tab/>
       </w:r>
-      <w:hyperlink r:id="rId10">
+      <w:hyperlink r:id="rId12">
         <w:r>
           <w:rPr>
             <w:color w:val="2A78D6"/>
@@ -4086,16 +6251,22 @@
     </w:p>
     <w:p>
       <w:pPr>
-        <w:spacing w:after="20"/>
-        <w:ind w:left="340" w:hanging="340"/>
+        <w:tabs>
+          <w:tab w:pos="397" w:val="left"/>
+        </w:tabs>
+        <w:spacing w:before="0" w:after="30"/>
+        <w:ind w:left="397" w:hanging="397"/>
       </w:pPr>
       <w:r>
         <w:rPr>
+          <w:b w:val="0"/>
+          <w:color w:val="5F6B7A"/>
           <w:sz w:val="17"/>
         </w:rPr>
-        <w:t xml:space="preserve">17. </w:t>
+        <w:t>17.</w:t>
+        <w:tab/>
       </w:r>
-      <w:hyperlink r:id="rId19">
+      <w:hyperlink r:id="rId23">
         <w:r>
           <w:rPr>
             <w:color w:val="2A78D6"/>
@@ -4107,16 +6278,22 @@
     </w:p>
     <w:p>
       <w:pPr>
-        <w:spacing w:after="20"/>
-        <w:ind w:left="340" w:hanging="340"/>
+        <w:tabs>
+          <w:tab w:pos="397" w:val="left"/>
+        </w:tabs>
+        <w:spacing w:before="0" w:after="30"/>
+        <w:ind w:left="397" w:hanging="397"/>
       </w:pPr>
       <w:r>
         <w:rPr>
+          <w:b w:val="0"/>
+          <w:color w:val="5F6B7A"/>
           <w:sz w:val="17"/>
         </w:rPr>
-        <w:t xml:space="preserve">18. </w:t>
+        <w:t>18.</w:t>
+        <w:tab/>
       </w:r>
-      <w:hyperlink r:id="rId20">
+      <w:hyperlink r:id="rId24">
         <w:r>
           <w:rPr>
             <w:color w:val="2A78D6"/>
@@ -4128,16 +6305,22 @@
     </w:p>
     <w:p>
       <w:pPr>
-        <w:spacing w:after="20"/>
-        <w:ind w:left="340" w:hanging="340"/>
+        <w:tabs>
+          <w:tab w:pos="397" w:val="left"/>
+        </w:tabs>
+        <w:spacing w:before="0" w:after="30"/>
+        <w:ind w:left="397" w:hanging="397"/>
       </w:pPr>
       <w:r>
         <w:rPr>
+          <w:b w:val="0"/>
+          <w:color w:val="5F6B7A"/>
           <w:sz w:val="17"/>
         </w:rPr>
-        <w:t xml:space="preserve">19. </w:t>
+        <w:t>19.</w:t>
+        <w:tab/>
       </w:r>
-      <w:hyperlink r:id="rId21">
+      <w:hyperlink r:id="rId25">
         <w:r>
           <w:rPr>
             <w:color w:val="2A78D6"/>
@@ -4149,16 +6332,22 @@
     </w:p>
     <w:p>
       <w:pPr>
-        <w:spacing w:after="20"/>
-        <w:ind w:left="340" w:hanging="340"/>
+        <w:tabs>
+          <w:tab w:pos="397" w:val="left"/>
+        </w:tabs>
+        <w:spacing w:before="0" w:after="30"/>
+        <w:ind w:left="397" w:hanging="397"/>
       </w:pPr>
       <w:r>
         <w:rPr>
+          <w:b w:val="0"/>
+          <w:color w:val="5F6B7A"/>
           <w:sz w:val="17"/>
         </w:rPr>
-        <w:t xml:space="preserve">20. </w:t>
+        <w:t>20.</w:t>
+        <w:tab/>
       </w:r>
-      <w:hyperlink r:id="rId22">
+      <w:hyperlink r:id="rId26">
         <w:r>
           <w:rPr>
             <w:color w:val="2A78D6"/>
@@ -4170,16 +6359,22 @@
     </w:p>
     <w:p>
       <w:pPr>
-        <w:spacing w:after="20"/>
-        <w:ind w:left="340" w:hanging="340"/>
+        <w:tabs>
+          <w:tab w:pos="397" w:val="left"/>
+        </w:tabs>
+        <w:spacing w:before="0" w:after="30"/>
+        <w:ind w:left="397" w:hanging="397"/>
       </w:pPr>
       <w:r>
         <w:rPr>
+          <w:b w:val="0"/>
+          <w:color w:val="5F6B7A"/>
           <w:sz w:val="17"/>
         </w:rPr>
-        <w:t xml:space="preserve">21. </w:t>
+        <w:t>21.</w:t>
+        <w:tab/>
       </w:r>
-      <w:hyperlink r:id="rId23">
+      <w:hyperlink r:id="rId27">
         <w:r>
           <w:rPr>
             <w:color w:val="2A78D6"/>
@@ -4191,16 +6386,22 @@
     </w:p>
     <w:p>
       <w:pPr>
-        <w:spacing w:after="20"/>
-        <w:ind w:left="340" w:hanging="340"/>
+        <w:tabs>
+          <w:tab w:pos="397" w:val="left"/>
+        </w:tabs>
+        <w:spacing w:before="0" w:after="30"/>
+        <w:ind w:left="397" w:hanging="397"/>
       </w:pPr>
       <w:r>
         <w:rPr>
+          <w:b w:val="0"/>
+          <w:color w:val="5F6B7A"/>
           <w:sz w:val="17"/>
         </w:rPr>
-        <w:t xml:space="preserve">22. </w:t>
+        <w:t>22.</w:t>
+        <w:tab/>
       </w:r>
-      <w:hyperlink r:id="rId24">
+      <w:hyperlink r:id="rId28">
         <w:r>
           <w:rPr>
             <w:color w:val="2A78D6"/>
@@ -4211,20 +6412,26 @@
       </w:hyperlink>
     </w:p>
     <w:p>
+      <w:pPr>
+        <w:spacing w:before="40" w:after="60"/>
+      </w:pPr>
       <w:r>
         <w:rPr>
-          <w:i/>
+          <w:b w:val="0"/>
           <w:color w:val="5F6B7A"/>
           <w:sz w:val="16"/>
         </w:rPr>
-        <w:t>Report prepared automatically from public sources. Figures are as published by the issuer; references [S#] point to the source list. Items marked for review must be checked by the analyst before use.</w:t>
+        <w:t>Report prepared from public sources. Figures are as published by the issuer; small numbers next to the text point to the source list.</w:t>
       </w:r>
     </w:p>
     <w:sectPr>
-      <w:footerReference w:type="default" r:id="rId9"/>
-      <w:pgSz w:w="12240" w:h="15840"/>
-      <w:pgMar w:top="907" w:right="1134" w:bottom="907" w:left="1134" w:header="720" w:footer="720" w:gutter="0"/>
+      <w:headerReference w:type="default" r:id="rId9"/>
+      <w:footerReference w:type="default" r:id="rId10"/>
+      <w:footerReference w:type="first" r:id="rId11"/>
+      <w:pgSz w:w="11906" w:h="16838"/>
+      <w:pgMar w:top="1020" w:right="1134" w:bottom="1020" w:left="1134" w:header="510" w:footer="454" w:gutter="0"/>
       <w:cols w:space="720"/>
+      <w:titlePg/>
       <w:docGrid w:linePitch="360"/>
     </w:sectPr>
   </w:body>
@@ -4235,19 +6442,100 @@
 <w:ftr xmlns:m="http://schemas.openxmlformats.org/officeDocument/2006/math" xmlns:mc="http://schemas.openxmlformats.org/markup-compatibility/2006" xmlns:mo="http://schemas.microsoft.com/office/mac/office/2008/main" xmlns:mv="urn:schemas-microsoft-com:mac:vml" xmlns:o="urn:schemas-microsoft-com:office:office" xmlns:r="http://schemas.openxmlformats.org/officeDocument/2006/relationships" xmlns:v="urn:schemas-microsoft-com:vml" xmlns:w10="urn:schemas-microsoft-com:office:word" xmlns:w14="http://schemas.microsoft.com/office/word/2010/wordml" xmlns:w="http://schemas.openxmlformats.org/wordprocessingml/2006/main" xmlns:wne="http://schemas.microsoft.com/office/word/2006/wordml" xmlns:wp14="http://schemas.microsoft.com/office/word/2010/wordprocessingDrawing" xmlns:wp="http://schemas.openxmlformats.org/drawingml/2006/wordprocessingDrawing" xmlns:wpc="http://schemas.microsoft.com/office/word/2010/wordprocessingCanvas" xmlns:wpg="http://schemas.microsoft.com/office/word/2010/wordprocessingGroup" xmlns:wpi="http://schemas.microsoft.com/office/word/2010/wordprocessingInk" xmlns:wps="http://schemas.microsoft.com/office/word/2010/wordprocessingShape" mc:Ignorable="w14 wp14">
   <w:p>
     <w:pPr>
-      <w:pStyle w:val="Footer"/>
-      <w:jc w:val="right"/>
+      <w:pBdr>
+        <w:top w:val="single" w:sz="4" w:color="C9D3DE" w:space="4"/>
+      </w:pBdr>
+      <w:tabs>
+        <w:tab w:pos="9638" w:val="right"/>
+      </w:tabs>
     </w:pPr>
     <w:r>
       <w:rPr>
+        <w:b w:val="0"/>
         <w:color w:val="5F6B7A"/>
         <w:sz w:val="16"/>
       </w:rPr>
-      <w:t xml:space="preserve">Rīgas ūdens · 6M2026 · 2026-10-22   ·   </w:t>
+      <w:t>Rīgas ūdens · 6M2026 · 2026-10-22</w:t>
+      <w:tab/>
     </w:r>
-    <w:fldSimple w:instr="PAGE"/>
+    <w:r>
+      <w:rPr>
+        <w:b/>
+        <w:color w:val="1F4E79"/>
+        <w:sz w:val="16"/>
+      </w:rPr>
+      <w:fldChar w:fldCharType="begin"/>
+      <w:instrText xml:space="preserve"> PAGE </w:instrText>
+      <w:fldChar w:fldCharType="end"/>
+    </w:r>
   </w:p>
 </w:ftr>
+</file>
+
+<file path=word/footer2.xml><?xml version="1.0" encoding="utf-8"?>
+<w:ftr xmlns:m="http://schemas.openxmlformats.org/officeDocument/2006/math" xmlns:mc="http://schemas.openxmlformats.org/markup-compatibility/2006" xmlns:mo="http://schemas.microsoft.com/office/mac/office/2008/main" xmlns:mv="urn:schemas-microsoft-com:mac:vml" xmlns:o="urn:schemas-microsoft-com:office:office" xmlns:r="http://schemas.openxmlformats.org/officeDocument/2006/relationships" xmlns:v="urn:schemas-microsoft-com:vml" xmlns:w10="urn:schemas-microsoft-com:office:word" xmlns:w14="http://schemas.microsoft.com/office/word/2010/wordml" xmlns:w="http://schemas.openxmlformats.org/wordprocessingml/2006/main" xmlns:wne="http://schemas.microsoft.com/office/word/2006/wordml" xmlns:wp14="http://schemas.microsoft.com/office/word/2010/wordprocessingDrawing" xmlns:wp="http://schemas.openxmlformats.org/drawingml/2006/wordprocessingDrawing" xmlns:wpc="http://schemas.microsoft.com/office/word/2010/wordprocessingCanvas" xmlns:wpg="http://schemas.microsoft.com/office/word/2010/wordprocessingGroup" xmlns:wpi="http://schemas.microsoft.com/office/word/2010/wordprocessingInk" xmlns:wps="http://schemas.microsoft.com/office/word/2010/wordprocessingShape" mc:Ignorable="w14 wp14">
+  <w:p>
+    <w:pPr>
+      <w:pBdr>
+        <w:top w:val="single" w:sz="4" w:color="C9D3DE" w:space="4"/>
+      </w:pBdr>
+      <w:tabs>
+        <w:tab w:pos="9638" w:val="right"/>
+      </w:tabs>
+    </w:pPr>
+    <w:r>
+      <w:rPr>
+        <w:b w:val="0"/>
+        <w:color w:val="5F6B7A"/>
+        <w:sz w:val="16"/>
+      </w:rPr>
+      <w:t>Rīgas ūdens · 6M2026 · 2026-10-22</w:t>
+      <w:tab/>
+    </w:r>
+    <w:r>
+      <w:rPr>
+        <w:b/>
+        <w:color w:val="1F4E79"/>
+        <w:sz w:val="16"/>
+      </w:rPr>
+      <w:fldChar w:fldCharType="begin"/>
+      <w:instrText xml:space="preserve"> PAGE </w:instrText>
+      <w:fldChar w:fldCharType="end"/>
+    </w:r>
+  </w:p>
+</w:ftr>
+</file>
+
+<file path=word/header1.xml><?xml version="1.0" encoding="utf-8"?>
+<w:hdr xmlns:m="http://schemas.openxmlformats.org/officeDocument/2006/math" xmlns:mc="http://schemas.openxmlformats.org/markup-compatibility/2006" xmlns:mo="http://schemas.microsoft.com/office/mac/office/2008/main" xmlns:mv="urn:schemas-microsoft-com:mac:vml" xmlns:o="urn:schemas-microsoft-com:office:office" xmlns:r="http://schemas.openxmlformats.org/officeDocument/2006/relationships" xmlns:v="urn:schemas-microsoft-com:vml" xmlns:w10="urn:schemas-microsoft-com:office:word" xmlns:w14="http://schemas.microsoft.com/office/word/2010/wordml" xmlns:w="http://schemas.openxmlformats.org/wordprocessingml/2006/main" xmlns:wne="http://schemas.microsoft.com/office/word/2006/wordml" xmlns:wp14="http://schemas.microsoft.com/office/word/2010/wordprocessingDrawing" xmlns:wp="http://schemas.openxmlformats.org/drawingml/2006/wordprocessingDrawing" xmlns:wpc="http://schemas.microsoft.com/office/word/2010/wordprocessingCanvas" xmlns:wpg="http://schemas.microsoft.com/office/word/2010/wordprocessingGroup" xmlns:wpi="http://schemas.microsoft.com/office/word/2010/wordprocessingInk" xmlns:wps="http://schemas.microsoft.com/office/word/2010/wordprocessingShape" mc:Ignorable="w14 wp14">
+  <w:p>
+    <w:pPr>
+      <w:pBdr>
+        <w:bottom w:val="single" w:sz="4" w:color="C9D3DE" w:space="4"/>
+      </w:pBdr>
+      <w:tabs>
+        <w:tab w:pos="9638" w:val="right"/>
+      </w:tabs>
+    </w:pPr>
+    <w:r>
+      <w:rPr>
+        <w:b/>
+        <w:color w:val="1F4E79"/>
+        <w:sz w:val="16"/>
+      </w:rPr>
+      <w:t>Rīgas ūdens</w:t>
+    </w:r>
+    <w:r>
+      <w:rPr>
+        <w:b w:val="0"/>
+        <w:color w:val="5F6B7A"/>
+        <w:sz w:val="16"/>
+      </w:rPr>
+      <w:tab/>
+      <w:t>Issuer review · 6M2026</w:t>
+    </w:r>
+  </w:p>
+</w:hdr>
 </file>
 
 <file path=word/numbering.xml><?xml version="1.0" encoding="utf-8"?>
@@ -4614,10 +6902,10 @@
     <w:qFormat/>
     <w:rsid w:val="00FC693F"/>
     <w:pPr>
-      <w:spacing w:after="80"/>
+      <w:spacing w:after="80" w:line="264" w:lineRule="auto"/>
     </w:pPr>
     <w:rPr>
-      <w:rFonts w:ascii="Calibri" w:hAnsi="Calibri"/>
+      <w:rFonts w:ascii="Calibri" w:hAnsi="Calibri" w:eastAsia="Calibri"/>
       <w:color w:val="1A1A1A"/>
       <w:sz w:val="21"/>
     </w:rPr>

--- a/docs/files/rigas-udens/rigas-udens_6M2026_en.docx
+++ b/docs/files/rigas-udens/rigas-udens_6M2026_en.docx
@@ -175,7 +175,7 @@
                 <w:color w:val="5F6B7A"/>
                 <w:sz w:val="15"/>
               </w:rPr>
-              <w:t>Rating</w:t>
+              <w:t>Issuer rating</w:t>
             </w:r>
           </w:p>
           <w:p>
@@ -948,16 +948,17 @@
         <w:tblLook w:firstColumn="1" w:firstRow="1" w:lastColumn="0" w:lastRow="0" w:noHBand="0" w:noVBand="1" w:val="04A0"/>
       </w:tblPr>
       <w:tblGrid>
-        <w:gridCol w:w="1701"/>
-        <w:gridCol w:w="2608"/>
-        <w:gridCol w:w="963"/>
-        <w:gridCol w:w="1304"/>
-        <w:gridCol w:w="3061"/>
+        <w:gridCol w:w="1513"/>
+        <w:gridCol w:w="2241"/>
+        <w:gridCol w:w="840"/>
+        <w:gridCol w:w="1120"/>
+        <w:gridCol w:w="1569"/>
+        <w:gridCol w:w="2353"/>
       </w:tblGrid>
       <w:tr>
         <w:tc>
           <w:tcPr>
-            <w:tcW w:type="dxa" w:w="1701"/>
+            <w:tcW w:type="dxa" w:w="1513"/>
             <w:tcBorders>
               <w:top w:val="single" w:sz="12" w:color="1F4E79" w:space="0"/>
               <w:left w:val="nil"/>
@@ -983,7 +984,7 @@
         </w:tc>
         <w:tc>
           <w:tcPr>
-            <w:tcW w:type="dxa" w:w="2608"/>
+            <w:tcW w:type="dxa" w:w="2241"/>
             <w:tcBorders>
               <w:top w:val="single" w:sz="12" w:color="1F4E79" w:space="0"/>
               <w:left w:val="nil"/>
@@ -1009,7 +1010,7 @@
         </w:tc>
         <w:tc>
           <w:tcPr>
-            <w:tcW w:type="dxa" w:w="964"/>
+            <w:tcW w:type="dxa" w:w="841"/>
             <w:tcBorders>
               <w:top w:val="single" w:sz="12" w:color="1F4E79" w:space="0"/>
               <w:left w:val="nil"/>
@@ -1036,7 +1037,7 @@
         </w:tc>
         <w:tc>
           <w:tcPr>
-            <w:tcW w:type="dxa" w:w="1304"/>
+            <w:tcW w:type="dxa" w:w="1121"/>
             <w:tcBorders>
               <w:top w:val="single" w:sz="12" w:color="1F4E79" w:space="0"/>
               <w:left w:val="nil"/>
@@ -1062,7 +1063,33 @@
         </w:tc>
         <w:tc>
           <w:tcPr>
-            <w:tcW w:type="dxa" w:w="3061"/>
+            <w:tcW w:type="dxa" w:w="1569"/>
+            <w:tcBorders>
+              <w:top w:val="single" w:sz="12" w:color="1F4E79" w:space="0"/>
+              <w:left w:val="nil"/>
+              <w:bottom w:val="single" w:sz="4" w:color="C9D3DE" w:space="0"/>
+              <w:right w:val="nil"/>
+            </w:tcBorders>
+            <w:shd w:val="clear" w:color="auto" w:fill="EAF1F8"/>
+          </w:tcPr>
+          <w:p>
+            <w:pPr>
+              <w:spacing w:before="0" w:after="0"/>
+            </w:pPr>
+            <w:r>
+              <w:rPr>
+                <w:b/>
+                <w:caps/>
+                <w:color w:val="1F4E79"/>
+                <w:sz w:val="16"/>
+              </w:rPr>
+              <w:t>Issue rating</w:t>
+            </w:r>
+          </w:p>
+        </w:tc>
+        <w:tc>
+          <w:tcPr>
+            <w:tcW w:type="dxa" w:w="2353"/>
             <w:tcBorders>
               <w:top w:val="single" w:sz="12" w:color="1F4E79" w:space="0"/>
               <w:left w:val="nil"/>
@@ -1090,7 +1117,7 @@
       <w:tr>
         <w:tc>
           <w:tcPr>
-            <w:tcW w:type="dxa" w:w="1701"/>
+            <w:tcW w:type="dxa" w:w="1513"/>
             <w:tcBorders>
               <w:top w:val="nil"/>
               <w:left w:val="nil"/>
@@ -1113,7 +1140,7 @@
         </w:tc>
         <w:tc>
           <w:tcPr>
-            <w:tcW w:type="dxa" w:w="2608"/>
+            <w:tcW w:type="dxa" w:w="2241"/>
             <w:tcBorders>
               <w:top w:val="nil"/>
               <w:left w:val="nil"/>
@@ -1136,7 +1163,7 @@
         </w:tc>
         <w:tc>
           <w:tcPr>
-            <w:tcW w:type="dxa" w:w="964"/>
+            <w:tcW w:type="dxa" w:w="841"/>
             <w:tcBorders>
               <w:top w:val="nil"/>
               <w:left w:val="nil"/>
@@ -1160,7 +1187,7 @@
         </w:tc>
         <w:tc>
           <w:tcPr>
-            <w:tcW w:type="dxa" w:w="1304"/>
+            <w:tcW w:type="dxa" w:w="1121"/>
             <w:tcBorders>
               <w:top w:val="nil"/>
               <w:left w:val="nil"/>
@@ -1183,7 +1210,30 @@
         </w:tc>
         <w:tc>
           <w:tcPr>
-            <w:tcW w:type="dxa" w:w="3061"/>
+            <w:tcW w:type="dxa" w:w="1569"/>
+            <w:tcBorders>
+              <w:top w:val="nil"/>
+              <w:left w:val="nil"/>
+              <w:bottom w:val="single" w:sz="4" w:color="DDE3EA" w:space="0"/>
+              <w:right w:val="nil"/>
+            </w:tcBorders>
+          </w:tcPr>
+          <w:p>
+            <w:pPr>
+              <w:spacing w:before="0" w:after="0"/>
+            </w:pPr>
+            <w:r>
+              <w:rPr>
+                <w:b w:val="0"/>
+                <w:sz w:val="17"/>
+              </w:rPr>
+              <w:t>no separate rating found</w:t>
+            </w:r>
+          </w:p>
+        </w:tc>
+        <w:tc>
+          <w:tcPr>
+            <w:tcW w:type="dxa" w:w="2353"/>
             <w:tcBorders>
               <w:top w:val="nil"/>
               <w:left w:val="nil"/>

--- a/docs/files/rigas-udens/rigas-udens_6M2026_en.docx
+++ b/docs/files/rigas-udens/rigas-udens_6M2026_en.docx
@@ -2,6 +2,14 @@
 <file path=word/document.xml><?xml version="1.0" encoding="utf-8"?>
 <w:document xmlns:wpc="http://schemas.microsoft.com/office/word/2010/wordprocessingCanvas" xmlns:mo="http://schemas.microsoft.com/office/mac/office/2008/main" xmlns:mc="http://schemas.openxmlformats.org/markup-compatibility/2006" xmlns:mv="urn:schemas-microsoft-com:mac:vml" xmlns:o="urn:schemas-microsoft-com:office:office" xmlns:r="http://schemas.openxmlformats.org/officeDocument/2006/relationships" xmlns:m="http://schemas.openxmlformats.org/officeDocument/2006/math" xmlns:v="urn:schemas-microsoft-com:vml" xmlns:wp14="http://schemas.microsoft.com/office/word/2010/wordprocessingDrawing" xmlns:wp="http://schemas.openxmlformats.org/drawingml/2006/wordprocessingDrawing" xmlns:w10="urn:schemas-microsoft-com:office:word" xmlns:w="http://schemas.openxmlformats.org/wordprocessingml/2006/main" xmlns:w14="http://schemas.microsoft.com/office/word/2010/wordml" xmlns:wpg="http://schemas.microsoft.com/office/word/2010/wordprocessingGroup" xmlns:wpi="http://schemas.microsoft.com/office/word/2010/wordprocessingInk" xmlns:wne="http://schemas.microsoft.com/office/word/2006/wordml" xmlns:wps="http://schemas.microsoft.com/office/word/2010/wordprocessingShape" mc:Ignorable="w14 wp14">
   <w:body>
+    <w:p>
+      <w:pPr>
+        <w:pBdr>
+          <w:top w:val="single" w:sz="24" w:color="12355B" w:space="0"/>
+        </w:pBdr>
+        <w:spacing w:before="0" w:after="200" w:line="120" w:lineRule="auto"/>
+      </w:pPr>
+    </w:p>
     <w:tbl>
       <w:tblPr>
         <w:tblW w:w="9639" w:type="dxa"/>
@@ -15,10 +23,10 @@
         </w:tblBorders>
         <w:tblLayout w:type="fixed"/>
         <w:tblCellMar>
-          <w:top w:w="260" w:type="dxa"/>
-          <w:left w:w="280" w:type="dxa"/>
-          <w:bottom w:w="260" w:type="dxa"/>
-          <w:right w:w="280" w:type="dxa"/>
+          <w:top w:w="0" w:type="dxa"/>
+          <w:left w:w="0" w:type="dxa"/>
+          <w:bottom w:w="0" w:type="dxa"/>
+          <w:right w:w="0" w:type="dxa"/>
         </w:tblCellMar>
         <w:tblLook w:firstColumn="1" w:firstRow="1" w:lastColumn="0" w:lastRow="0" w:noHBand="0" w:noVBand="1" w:val="04A0"/>
       </w:tblPr>
@@ -30,7 +38,6 @@
         <w:tc>
           <w:tcPr>
             <w:tcW w:type="dxa" w:w="7030"/>
-            <w:shd w:val="clear" w:color="auto" w:fill="1F4E79"/>
           </w:tcPr>
           <w:p>
             <w:pPr>
@@ -40,8 +47,8 @@
               <w:rPr>
                 <w:b/>
                 <w:caps/>
-                <w:color w:val="AFC6DD"/>
-                <w:sz w:val="17"/>
+                <w:color w:val="2A78D6"/>
+                <w:sz w:val="16"/>
               </w:rPr>
               <w:t>Issuer review · 6M2026</w:t>
             </w:r>
@@ -53,28 +60,40 @@
             <w:r>
               <w:rPr>
                 <w:b/>
-                <w:color w:val="FFFFFF"/>
+                <w:color w:val="12355B"/>
                 <w:sz w:val="52"/>
               </w:rPr>
               <w:t>Rīgas ūdens</w:t>
+            </w:r>
+          </w:p>
+          <w:p>
+            <w:pPr>
+              <w:spacing w:before="40" w:after="0"/>
+            </w:pPr>
+            <w:r>
+              <w:rPr>
+                <w:b w:val="0"/>
+                <w:color w:val="667085"/>
+                <w:sz w:val="18"/>
+              </w:rPr>
+              <w:t>Latvia · Water supply and wastewater utility (Riga)</w:t>
             </w:r>
           </w:p>
         </w:tc>
         <w:tc>
           <w:tcPr>
             <w:tcW w:type="dxa" w:w="2608"/>
-            <w:shd w:val="clear" w:color="auto" w:fill="1F4E79"/>
           </w:tcPr>
           <w:p>
             <w:pPr>
-              <w:spacing w:before="280" w:after="0"/>
+              <w:spacing w:before="440" w:after="0"/>
               <w:jc w:val="right"/>
             </w:pPr>
             <w:r>
               <w:rPr>
                 <w:b/>
                 <w:color w:val="1B7F3B"/>
-                <w:sz w:val="19"/>
+                <w:sz w:val="18"/>
                 <w:shd w:val="clear" w:color="auto" w:fill="E3F3E8"/>
               </w:rPr>
               <w:t xml:space="preserve">  ●  OK  </w:t>
@@ -86,9 +105,9 @@
     <w:p>
       <w:pPr>
         <w:pBdr>
-          <w:top w:val="single" w:sz="12" w:color="2A78D6" w:space="0"/>
+          <w:top w:val="single" w:sz="4" w:color="D5DCE4" w:space="0"/>
         </w:pBdr>
-        <w:spacing w:before="0" w:after="200" w:line="120" w:lineRule="auto"/>
+        <w:spacing w:before="120" w:after="200" w:line="120" w:lineRule="auto"/>
       </w:pPr>
     </w:p>
     <w:tbl>
@@ -104,39 +123,88 @@
         </w:tblBorders>
         <w:tblLayout w:type="fixed"/>
         <w:tblCellMar>
-          <w:top w:w="0" w:type="dxa"/>
-          <w:left w:w="0" w:type="dxa"/>
-          <w:bottom w:w="120" w:type="dxa"/>
-          <w:right w:w="160" w:type="dxa"/>
+          <w:top w:w="160" w:type="dxa"/>
+          <w:left w:w="220" w:type="dxa"/>
+          <w:bottom w:w="160" w:type="dxa"/>
+          <w:right w:w="220" w:type="dxa"/>
         </w:tblCellMar>
         <w:tblLook w:firstColumn="1" w:firstRow="1" w:lastColumn="0" w:lastRow="0" w:noHBand="0" w:noVBand="1" w:val="04A0"/>
       </w:tblPr>
       <w:tblGrid>
-        <w:gridCol w:w="3213"/>
-        <w:gridCol w:w="3213"/>
-        <w:gridCol w:w="3213"/>
+        <w:gridCol w:w="4819"/>
+        <w:gridCol w:w="4819"/>
       </w:tblGrid>
       <w:tr>
         <w:tc>
           <w:tcPr>
-            <w:tcW w:type="dxa" w:w="3213"/>
+            <w:tcW w:type="dxa" w:w="4819"/>
             <w:tcBorders>
-              <w:top w:val="nil"/>
+              <w:top w:val="single" w:sz="12" w:color="12355B" w:space="0"/>
               <w:left w:val="nil"/>
-              <w:bottom w:val="single" w:sz="4" w:color="C9D3DE" w:space="0"/>
+              <w:bottom w:val="nil"/>
               <w:right w:val="nil"/>
             </w:tcBorders>
+            <w:shd w:val="clear" w:color="auto" w:fill="F4F6F9"/>
           </w:tcPr>
           <w:p>
             <w:pPr>
-              <w:spacing w:before="0" w:after="20"/>
+              <w:spacing w:before="0" w:after="40"/>
+            </w:pPr>
+            <w:r>
+              <w:rPr>
+                <w:b/>
+                <w:color w:val="12355B"/>
+                <w:sz w:val="18"/>
+              </w:rPr>
+              <w:t>Key facts</w:t>
+            </w:r>
+          </w:p>
+          <w:p>
+            <w:pPr>
+              <w:spacing w:before="80" w:after="0"/>
             </w:pPr>
             <w:r>
               <w:rPr>
                 <w:b/>
                 <w:caps/>
-                <w:color w:val="5F6B7A"/>
-                <w:sz w:val="15"/>
+                <w:color w:val="667085"/>
+                <w:sz w:val="14"/>
+              </w:rPr>
+              <w:t>Issuer rating</w:t>
+            </w:r>
+          </w:p>
+          <w:p>
+            <w:pPr>
+              <w:spacing w:before="0" w:after="0"/>
+            </w:pPr>
+            <w:r>
+              <w:rPr>
+                <w:b w:val="0"/>
+                <w:sz w:val="18"/>
+              </w:rPr>
+              <w:t>Moody's A3, stable outlook (affirmed 2026)</w:t>
+            </w:r>
+            <w:hyperlink r:id="rId12">
+              <w:r>
+                <w:rPr>
+                  <w:color w:val="2A78D6"/>
+                  <w:vertAlign w:val="superscript"/>
+                  <w:sz w:val="15"/>
+                </w:rPr>
+                <w:t xml:space="preserve">1</w:t>
+              </w:r>
+            </w:hyperlink>
+          </w:p>
+          <w:p>
+            <w:pPr>
+              <w:spacing w:before="80" w:after="0"/>
+            </w:pPr>
+            <w:r>
+              <w:rPr>
+                <w:b/>
+                <w:caps/>
+                <w:color w:val="667085"/>
+                <w:sz w:val="14"/>
               </w:rPr>
               <w:t>Analysis date</w:t>
             </w:r>
@@ -148,79 +216,21 @@
             <w:r>
               <w:rPr>
                 <w:b w:val="0"/>
-                <w:sz w:val="19"/>
+                <w:sz w:val="18"/>
               </w:rPr>
               <w:t>2026-10-22</w:t>
             </w:r>
           </w:p>
-        </w:tc>
-        <w:tc>
-          <w:tcPr>
-            <w:tcW w:type="dxa" w:w="3213"/>
-            <w:tcBorders>
-              <w:top w:val="nil"/>
-              <w:left w:val="nil"/>
-              <w:bottom w:val="single" w:sz="4" w:color="C9D3DE" w:space="0"/>
-              <w:right w:val="nil"/>
-            </w:tcBorders>
-          </w:tcPr>
           <w:p>
             <w:pPr>
-              <w:spacing w:before="0" w:after="20"/>
+              <w:spacing w:before="80" w:after="0"/>
             </w:pPr>
             <w:r>
               <w:rPr>
                 <w:b/>
                 <w:caps/>
-                <w:color w:val="5F6B7A"/>
-                <w:sz w:val="15"/>
-              </w:rPr>
-              <w:t>Issuer rating</w:t>
-            </w:r>
-          </w:p>
-          <w:p>
-            <w:pPr>
-              <w:spacing w:before="0" w:after="0"/>
-            </w:pPr>
-            <w:r>
-              <w:rPr>
-                <w:b w:val="0"/>
-                <w:sz w:val="19"/>
-              </w:rPr>
-              <w:t>Moody's A3, stable outlook (affirmed 2026)</w:t>
-            </w:r>
-            <w:hyperlink r:id="rId12">
-              <w:r>
-                <w:rPr>
-                  <w:color w:val="2A78D6"/>
-                  <w:vertAlign w:val="superscript"/>
-                  <w:sz w:val="16"/>
-                </w:rPr>
-                <w:t xml:space="preserve">1</w:t>
-              </w:r>
-            </w:hyperlink>
-          </w:p>
-        </w:tc>
-        <w:tc>
-          <w:tcPr>
-            <w:tcW w:type="dxa" w:w="3213"/>
-            <w:tcBorders>
-              <w:top w:val="nil"/>
-              <w:left w:val="nil"/>
-              <w:bottom w:val="single" w:sz="4" w:color="C9D3DE" w:space="0"/>
-              <w:right w:val="nil"/>
-            </w:tcBorders>
-          </w:tcPr>
-          <w:p>
-            <w:pPr>
-              <w:spacing w:before="0" w:after="20"/>
-            </w:pPr>
-            <w:r>
-              <w:rPr>
-                <w:b/>
-                <w:caps/>
-                <w:color w:val="5F6B7A"/>
-                <w:sz w:val="15"/>
+                <w:color w:val="667085"/>
+                <w:sz w:val="14"/>
               </w:rPr>
               <w:t>Next report</w:t>
             </w:r>
@@ -232,9 +242,99 @@
             <w:r>
               <w:rPr>
                 <w:b w:val="0"/>
-                <w:sz w:val="19"/>
+                <w:sz w:val="18"/>
               </w:rPr>
               <w:t>9M 2026 interim report - 2026-11-27</w:t>
+            </w:r>
+          </w:p>
+          <w:p>
+            <w:pPr>
+              <w:spacing w:before="80" w:after="0"/>
+            </w:pPr>
+            <w:r>
+              <w:rPr>
+                <w:b/>
+                <w:caps/>
+                <w:color w:val="667085"/>
+                <w:sz w:val="14"/>
+              </w:rPr>
+              <w:t>Country</w:t>
+            </w:r>
+          </w:p>
+          <w:p>
+            <w:pPr>
+              <w:spacing w:before="0" w:after="0"/>
+            </w:pPr>
+            <w:r>
+              <w:rPr>
+                <w:b w:val="0"/>
+                <w:sz w:val="18"/>
+              </w:rPr>
+              <w:t>Latvia</w:t>
+            </w:r>
+          </w:p>
+        </w:tc>
+        <w:tc>
+          <w:tcPr>
+            <w:tcW w:type="dxa" w:w="4819"/>
+            <w:tcBorders>
+              <w:top w:val="single" w:sz="12" w:color="12355B" w:space="0"/>
+              <w:left w:val="nil"/>
+              <w:bottom w:val="nil"/>
+              <w:right w:val="nil"/>
+            </w:tcBorders>
+            <w:shd w:val="clear" w:color="auto" w:fill="F4F6F9"/>
+          </w:tcPr>
+          <w:p>
+            <w:pPr>
+              <w:spacing w:before="0" w:after="40"/>
+            </w:pPr>
+            <w:r>
+              <w:rPr>
+                <w:b/>
+                <w:color w:val="12355B"/>
+                <w:sz w:val="18"/>
+              </w:rPr>
+              <w:t>Securities held</w:t>
+            </w:r>
+          </w:p>
+          <w:p>
+            <w:pPr>
+              <w:spacing w:before="80" w:after="0"/>
+            </w:pPr>
+            <w:r>
+              <w:rPr>
+                <w:b/>
+                <w:color w:val="1B2430"/>
+                <w:sz w:val="17"/>
+              </w:rPr>
+              <w:t>Rīgas ūdens 4% green bond 2030</w:t>
+            </w:r>
+          </w:p>
+          <w:p>
+            <w:pPr>
+              <w:spacing w:before="0" w:after="0"/>
+            </w:pPr>
+            <w:r>
+              <w:rPr>
+                <w:b w:val="0"/>
+                <w:color w:val="667085"/>
+                <w:sz w:val="15"/>
+              </w:rPr>
+              <w:t>LV0000104487  ·  4.0% · 2030-06-04</w:t>
+            </w:r>
+          </w:p>
+          <w:p>
+            <w:pPr>
+              <w:spacing w:before="0" w:after="0"/>
+            </w:pPr>
+            <w:r>
+              <w:rPr>
+                <w:b w:val="0"/>
+                <w:color w:val="12355B"/>
+                <w:sz w:val="15"/>
+              </w:rPr>
+              <w:t>no separate rating found</w:t>
             </w:r>
           </w:p>
         </w:tc>
@@ -242,7 +342,7 @@
     </w:tbl>
     <w:p>
       <w:pPr>
-        <w:spacing w:before="0" w:after="80"/>
+        <w:spacing w:before="0" w:after="120"/>
       </w:pPr>
     </w:p>
     <w:tbl>
@@ -287,7 +387,7 @@
             <w:r>
               <w:rPr>
                 <w:b/>
-                <w:color w:val="1A1A1A"/>
+                <w:color w:val="1B2430"/>
                 <w:sz w:val="21"/>
               </w:rPr>
               <w:t>Position OK.</w:t>
@@ -295,7 +395,7 @@
             <w:r>
               <w:rPr>
                 <w:b w:val="0"/>
-                <w:color w:val="1A1A1A"/>
+                <w:color w:val="1B2430"/>
                 <w:sz w:val="21"/>
               </w:rPr>
               <w:t xml:space="preserve"> A water utility owned by the City of Riga and rated A3 by Moody's</w:t>
@@ -313,7 +413,7 @@
             <w:r>
               <w:rPr>
                 <w:b w:val="0"/>
-                <w:color w:val="1A1A1A"/>
+                <w:color w:val="1B2430"/>
                 <w:sz w:val="21"/>
               </w:rPr>
               <w:t>. 1H EBITDA EUR 19.7m (+25%), net debt / EBITDA 2.6x, equity ratio 71%, loan covenants met</w:t>
@@ -331,7 +431,7 @@
             <w:r>
               <w:rPr>
                 <w:b w:val="0"/>
-                <w:color w:val="1A1A1A"/>
+                <w:color w:val="1B2430"/>
                 <w:sz w:val="21"/>
               </w:rPr>
               <w:t>.</w:t>
@@ -380,9 +480,9 @@
             <w:tcW w:type="dxa" w:w="2261"/>
             <w:tcBorders>
               <w:top w:val="single" w:sz="18" w:color="2A78D6" w:space="0"/>
-              <w:left w:val="single" w:sz="4" w:color="C9D3DE" w:space="0"/>
-              <w:bottom w:val="single" w:sz="4" w:color="C9D3DE" w:space="0"/>
-              <w:right w:val="single" w:sz="4" w:color="C9D3DE" w:space="0"/>
+              <w:left w:val="single" w:sz="4" w:color="D5DCE4" w:space="0"/>
+              <w:bottom w:val="single" w:sz="4" w:color="D5DCE4" w:space="0"/>
+              <w:right w:val="single" w:sz="4" w:color="D5DCE4" w:space="0"/>
             </w:tcBorders>
           </w:tcPr>
           <w:p>
@@ -393,7 +493,7 @@
               <w:rPr>
                 <w:b/>
                 <w:caps/>
-                <w:color w:val="5F6B7A"/>
+                <w:color w:val="667085"/>
                 <w:sz w:val="14"/>
               </w:rPr>
               <w:t>EBITDA</w:t>
@@ -401,7 +501,7 @@
             <w:r>
               <w:rPr>
                 <w:b w:val="0"/>
-                <w:color w:val="5F6B7A"/>
+                <w:color w:val="667085"/>
                 <w:sz w:val="14"/>
               </w:rPr>
               <w:t xml:space="preserve">  ·  6M2026</w:t>
@@ -414,7 +514,7 @@
             <w:r>
               <w:rPr>
                 <w:b/>
-                <w:color w:val="1F4E79"/>
+                <w:color w:val="12355B"/>
                 <w:sz w:val="34"/>
               </w:rPr>
               <w:t>19.7</w:t>
@@ -422,7 +522,7 @@
             <w:r>
               <w:rPr>
                 <w:b w:val="0"/>
-                <w:color w:val="5F6B7A"/>
+                <w:color w:val="667085"/>
                 <w:sz w:val="18"/>
               </w:rPr>
               <w:t xml:space="preserve"> EUR m</w:t>
@@ -435,7 +535,7 @@
             <w:r>
               <w:rPr>
                 <w:b w:val="0"/>
-                <w:color w:val="5F6B7A"/>
+                <w:color w:val="667085"/>
                 <w:sz w:val="15"/>
               </w:rPr>
               <w:t>▲ 25.5 % vs 6M2025</w:t>
@@ -453,9 +553,9 @@
             <w:tcW w:type="dxa" w:w="2261"/>
             <w:tcBorders>
               <w:top w:val="single" w:sz="18" w:color="2A78D6" w:space="0"/>
-              <w:left w:val="single" w:sz="4" w:color="C9D3DE" w:space="0"/>
-              <w:bottom w:val="single" w:sz="4" w:color="C9D3DE" w:space="0"/>
-              <w:right w:val="single" w:sz="4" w:color="C9D3DE" w:space="0"/>
+              <w:left w:val="single" w:sz="4" w:color="D5DCE4" w:space="0"/>
+              <w:bottom w:val="single" w:sz="4" w:color="D5DCE4" w:space="0"/>
+              <w:right w:val="single" w:sz="4" w:color="D5DCE4" w:space="0"/>
             </w:tcBorders>
           </w:tcPr>
           <w:p>
@@ -466,7 +566,7 @@
               <w:rPr>
                 <w:b/>
                 <w:caps/>
-                <w:color w:val="5F6B7A"/>
+                <w:color w:val="667085"/>
                 <w:sz w:val="14"/>
               </w:rPr>
               <w:t>Net debt</w:t>
@@ -474,7 +574,7 @@
             <w:r>
               <w:rPr>
                 <w:b w:val="0"/>
-                <w:color w:val="5F6B7A"/>
+                <w:color w:val="667085"/>
                 <w:sz w:val="14"/>
               </w:rPr>
               <w:t xml:space="preserve">  ·  6M2026</w:t>
@@ -487,7 +587,7 @@
             <w:r>
               <w:rPr>
                 <w:b/>
-                <w:color w:val="1F4E79"/>
+                <w:color w:val="12355B"/>
                 <w:sz w:val="34"/>
               </w:rPr>
               <w:t>89.9</w:t>
@@ -495,7 +595,7 @@
             <w:r>
               <w:rPr>
                 <w:b w:val="0"/>
-                <w:color w:val="5F6B7A"/>
+                <w:color w:val="667085"/>
                 <w:sz w:val="18"/>
               </w:rPr>
               <w:t xml:space="preserve"> EUR m</w:t>
@@ -508,7 +608,7 @@
             <w:r>
               <w:rPr>
                 <w:b w:val="0"/>
-                <w:color w:val="5F6B7A"/>
+                <w:color w:val="667085"/>
                 <w:sz w:val="15"/>
               </w:rPr>
               <w:t>▲ 42.2 % vs 6M2025</w:t>
@@ -526,9 +626,9 @@
             <w:tcW w:type="dxa" w:w="2261"/>
             <w:tcBorders>
               <w:top w:val="single" w:sz="18" w:color="2A78D6" w:space="0"/>
-              <w:left w:val="single" w:sz="4" w:color="C9D3DE" w:space="0"/>
-              <w:bottom w:val="single" w:sz="4" w:color="C9D3DE" w:space="0"/>
-              <w:right w:val="single" w:sz="4" w:color="C9D3DE" w:space="0"/>
+              <w:left w:val="single" w:sz="4" w:color="D5DCE4" w:space="0"/>
+              <w:bottom w:val="single" w:sz="4" w:color="D5DCE4" w:space="0"/>
+              <w:right w:val="single" w:sz="4" w:color="D5DCE4" w:space="0"/>
             </w:tcBorders>
           </w:tcPr>
           <w:p>
@@ -539,7 +639,7 @@
               <w:rPr>
                 <w:b/>
                 <w:caps/>
-                <w:color w:val="5F6B7A"/>
+                <w:color w:val="667085"/>
                 <w:sz w:val="14"/>
               </w:rPr>
               <w:t>Net debt / EBITDA</w:t>
@@ -547,7 +647,7 @@
             <w:r>
               <w:rPr>
                 <w:b w:val="0"/>
-                <w:color w:val="5F6B7A"/>
+                <w:color w:val="667085"/>
                 <w:sz w:val="14"/>
               </w:rPr>
               <w:t xml:space="preserve">  ·  6M2026</w:t>
@@ -560,7 +660,7 @@
             <w:r>
               <w:rPr>
                 <w:b/>
-                <w:color w:val="1F4E79"/>
+                <w:color w:val="12355B"/>
                 <w:sz w:val="34"/>
               </w:rPr>
               <w:t>2.6</w:t>
@@ -568,7 +668,7 @@
             <w:r>
               <w:rPr>
                 <w:b w:val="0"/>
-                <w:color w:val="5F6B7A"/>
+                <w:color w:val="667085"/>
                 <w:sz w:val="18"/>
               </w:rPr>
               <w:t xml:space="preserve"> x</w:t>
@@ -581,7 +681,7 @@
             <w:r>
               <w:rPr>
                 <w:b w:val="0"/>
-                <w:color w:val="5F6B7A"/>
+                <w:color w:val="667085"/>
                 <w:sz w:val="15"/>
               </w:rPr>
               <w:t>▲ 0.5x vs 6M2025</w:t>
@@ -599,9 +699,9 @@
             <w:tcW w:type="dxa" w:w="2261"/>
             <w:tcBorders>
               <w:top w:val="single" w:sz="18" w:color="2A78D6" w:space="0"/>
-              <w:left w:val="single" w:sz="4" w:color="C9D3DE" w:space="0"/>
-              <w:bottom w:val="single" w:sz="4" w:color="C9D3DE" w:space="0"/>
-              <w:right w:val="single" w:sz="4" w:color="C9D3DE" w:space="0"/>
+              <w:left w:val="single" w:sz="4" w:color="D5DCE4" w:space="0"/>
+              <w:bottom w:val="single" w:sz="4" w:color="D5DCE4" w:space="0"/>
+              <w:right w:val="single" w:sz="4" w:color="D5DCE4" w:space="0"/>
             </w:tcBorders>
           </w:tcPr>
           <w:p>
@@ -612,7 +712,7 @@
               <w:rPr>
                 <w:b/>
                 <w:caps/>
-                <w:color w:val="5F6B7A"/>
+                <w:color w:val="667085"/>
                 <w:sz w:val="14"/>
               </w:rPr>
               <w:t>Equity ratio</w:t>
@@ -620,7 +720,7 @@
             <w:r>
               <w:rPr>
                 <w:b w:val="0"/>
-                <w:color w:val="5F6B7A"/>
+                <w:color w:val="667085"/>
                 <w:sz w:val="14"/>
               </w:rPr>
               <w:t xml:space="preserve">  ·  6M2026</w:t>
@@ -633,7 +733,7 @@
             <w:r>
               <w:rPr>
                 <w:b/>
-                <w:color w:val="1F4E79"/>
+                <w:color w:val="12355B"/>
                 <w:sz w:val="34"/>
               </w:rPr>
               <w:t>71.0</w:t>
@@ -641,7 +741,7 @@
             <w:r>
               <w:rPr>
                 <w:b w:val="0"/>
-                <w:color w:val="5F6B7A"/>
+                <w:color w:val="667085"/>
                 <w:sz w:val="18"/>
               </w:rPr>
               <w:t xml:space="preserve"> %</w:t>
@@ -654,7 +754,7 @@
             <w:r>
               <w:rPr>
                 <w:b w:val="0"/>
-                <w:color w:val="5F6B7A"/>
+                <w:color w:val="667085"/>
                 <w:sz w:val="15"/>
               </w:rPr>
               <w:t>▼ 1.4 p. p. vs 6M2025</w:t>
@@ -671,28 +771,13 @@
     <w:p>
       <w:pPr>
         <w:keepNext/>
-        <w:pBdr>
-          <w:bottom w:val="single" w:sz="8" w:color="1F4E79" w:space="4"/>
-        </w:pBdr>
-        <w:tabs>
-          <w:tab w:pos="482" w:val="left"/>
-        </w:tabs>
-        <w:spacing w:before="360" w:after="160"/>
+        <w:spacing w:before="200" w:after="100"/>
       </w:pPr>
       <w:r>
         <w:rPr>
           <w:b/>
-          <w:color w:val="2A78D6"/>
-          <w:sz w:val="18"/>
-        </w:rPr>
-        <w:t>01</w:t>
-        <w:tab/>
-      </w:r>
-      <w:r>
-        <w:rPr>
-          <w:b/>
-          <w:color w:val="1F4E79"/>
-          <w:sz w:val="28"/>
+          <w:color w:val="12355B"/>
+          <w:sz w:val="26"/>
         </w:rPr>
         <w:t>Quick summary</w:t>
       </w:r>
@@ -902,7 +987,7 @@
       <w:pPr>
         <w:keepNext/>
         <w:pBdr>
-          <w:bottom w:val="single" w:sz="8" w:color="1F4E79" w:space="4"/>
+          <w:bottom w:val="single" w:sz="8" w:color="12355B" w:space="4"/>
         </w:pBdr>
         <w:tabs>
           <w:tab w:pos="482" w:val="left"/>
@@ -915,13 +1000,13 @@
           <w:color w:val="2A78D6"/>
           <w:sz w:val="18"/>
         </w:rPr>
-        <w:t>02</w:t>
+        <w:t>01</w:t>
         <w:tab/>
       </w:r>
       <w:r>
         <w:rPr>
           <w:b/>
-          <w:color w:val="1F4E79"/>
+          <w:color w:val="12355B"/>
           <w:sz w:val="28"/>
         </w:rPr>
         <w:t>Instruments held and ISINs</w:t>
@@ -948,24 +1033,23 @@
         <w:tblLook w:firstColumn="1" w:firstRow="1" w:lastColumn="0" w:lastRow="0" w:noHBand="0" w:noVBand="1" w:val="04A0"/>
       </w:tblPr>
       <w:tblGrid>
-        <w:gridCol w:w="1513"/>
+        <w:gridCol w:w="1457"/>
         <w:gridCol w:w="2241"/>
-        <w:gridCol w:w="840"/>
+        <w:gridCol w:w="1064"/>
         <w:gridCol w:w="1120"/>
         <w:gridCol w:w="1569"/>
-        <w:gridCol w:w="2353"/>
+        <w:gridCol w:w="2185"/>
       </w:tblGrid>
       <w:tr>
         <w:tc>
           <w:tcPr>
-            <w:tcW w:type="dxa" w:w="1513"/>
+            <w:tcW w:type="dxa" w:w="1457"/>
             <w:tcBorders>
-              <w:top w:val="single" w:sz="12" w:color="1F4E79" w:space="0"/>
+              <w:top w:val="nil"/>
               <w:left w:val="nil"/>
-              <w:bottom w:val="single" w:sz="4" w:color="C9D3DE" w:space="0"/>
+              <w:bottom w:val="single" w:sz="8" w:color="12355B" w:space="0"/>
               <w:right w:val="nil"/>
             </w:tcBorders>
-            <w:shd w:val="clear" w:color="auto" w:fill="EAF1F8"/>
           </w:tcPr>
           <w:p>
             <w:pPr>
@@ -975,8 +1059,8 @@
               <w:rPr>
                 <w:b/>
                 <w:caps/>
-                <w:color w:val="1F4E79"/>
-                <w:sz w:val="16"/>
+                <w:color w:val="667085"/>
+                <w:sz w:val="14"/>
               </w:rPr>
               <w:t>ISIN</w:t>
             </w:r>
@@ -986,12 +1070,11 @@
           <w:tcPr>
             <w:tcW w:type="dxa" w:w="2241"/>
             <w:tcBorders>
-              <w:top w:val="single" w:sz="12" w:color="1F4E79" w:space="0"/>
+              <w:top w:val="nil"/>
               <w:left w:val="nil"/>
-              <w:bottom w:val="single" w:sz="4" w:color="C9D3DE" w:space="0"/>
+              <w:bottom w:val="single" w:sz="8" w:color="12355B" w:space="0"/>
               <w:right w:val="nil"/>
             </w:tcBorders>
-            <w:shd w:val="clear" w:color="auto" w:fill="EAF1F8"/>
           </w:tcPr>
           <w:p>
             <w:pPr>
@@ -1001,8 +1084,8 @@
               <w:rPr>
                 <w:b/>
                 <w:caps/>
-                <w:color w:val="1F4E79"/>
-                <w:sz w:val="16"/>
+                <w:color w:val="667085"/>
+                <w:sz w:val="14"/>
               </w:rPr>
               <w:t>Instrument</w:t>
             </w:r>
@@ -1010,14 +1093,13 @@
         </w:tc>
         <w:tc>
           <w:tcPr>
-            <w:tcW w:type="dxa" w:w="841"/>
+            <w:tcW w:type="dxa" w:w="1065"/>
             <w:tcBorders>
-              <w:top w:val="single" w:sz="12" w:color="1F4E79" w:space="0"/>
+              <w:top w:val="nil"/>
               <w:left w:val="nil"/>
-              <w:bottom w:val="single" w:sz="4" w:color="C9D3DE" w:space="0"/>
+              <w:bottom w:val="single" w:sz="8" w:color="12355B" w:space="0"/>
               <w:right w:val="nil"/>
             </w:tcBorders>
-            <w:shd w:val="clear" w:color="auto" w:fill="EAF1F8"/>
           </w:tcPr>
           <w:p>
             <w:pPr>
@@ -1028,8 +1110,8 @@
               <w:rPr>
                 <w:b/>
                 <w:caps/>
-                <w:color w:val="1F4E79"/>
-                <w:sz w:val="16"/>
+                <w:color w:val="667085"/>
+                <w:sz w:val="14"/>
               </w:rPr>
               <w:t>Coupon</w:t>
             </w:r>
@@ -1039,12 +1121,11 @@
           <w:tcPr>
             <w:tcW w:type="dxa" w:w="1121"/>
             <w:tcBorders>
-              <w:top w:val="single" w:sz="12" w:color="1F4E79" w:space="0"/>
+              <w:top w:val="nil"/>
               <w:left w:val="nil"/>
-              <w:bottom w:val="single" w:sz="4" w:color="C9D3DE" w:space="0"/>
+              <w:bottom w:val="single" w:sz="8" w:color="12355B" w:space="0"/>
               <w:right w:val="nil"/>
             </w:tcBorders>
-            <w:shd w:val="clear" w:color="auto" w:fill="EAF1F8"/>
           </w:tcPr>
           <w:p>
             <w:pPr>
@@ -1054,8 +1135,8 @@
               <w:rPr>
                 <w:b/>
                 <w:caps/>
-                <w:color w:val="1F4E79"/>
-                <w:sz w:val="16"/>
+                <w:color w:val="667085"/>
+                <w:sz w:val="14"/>
               </w:rPr>
               <w:t>Maturity</w:t>
             </w:r>
@@ -1065,12 +1146,11 @@
           <w:tcPr>
             <w:tcW w:type="dxa" w:w="1569"/>
             <w:tcBorders>
-              <w:top w:val="single" w:sz="12" w:color="1F4E79" w:space="0"/>
+              <w:top w:val="nil"/>
               <w:left w:val="nil"/>
-              <w:bottom w:val="single" w:sz="4" w:color="C9D3DE" w:space="0"/>
+              <w:bottom w:val="single" w:sz="8" w:color="12355B" w:space="0"/>
               <w:right w:val="nil"/>
             </w:tcBorders>
-            <w:shd w:val="clear" w:color="auto" w:fill="EAF1F8"/>
           </w:tcPr>
           <w:p>
             <w:pPr>
@@ -1080,8 +1160,8 @@
               <w:rPr>
                 <w:b/>
                 <w:caps/>
-                <w:color w:val="1F4E79"/>
-                <w:sz w:val="16"/>
+                <w:color w:val="667085"/>
+                <w:sz w:val="14"/>
               </w:rPr>
               <w:t>Issue rating</w:t>
             </w:r>
@@ -1089,14 +1169,13 @@
         </w:tc>
         <w:tc>
           <w:tcPr>
-            <w:tcW w:type="dxa" w:w="2353"/>
+            <w:tcW w:type="dxa" w:w="2185"/>
             <w:tcBorders>
-              <w:top w:val="single" w:sz="12" w:color="1F4E79" w:space="0"/>
+              <w:top w:val="nil"/>
               <w:left w:val="nil"/>
-              <w:bottom w:val="single" w:sz="4" w:color="C9D3DE" w:space="0"/>
+              <w:bottom w:val="single" w:sz="8" w:color="12355B" w:space="0"/>
               <w:right w:val="nil"/>
             </w:tcBorders>
-            <w:shd w:val="clear" w:color="auto" w:fill="EAF1F8"/>
           </w:tcPr>
           <w:p>
             <w:pPr>
@@ -1106,8 +1185,8 @@
               <w:rPr>
                 <w:b/>
                 <w:caps/>
-                <w:color w:val="1F4E79"/>
-                <w:sz w:val="16"/>
+                <w:color w:val="667085"/>
+                <w:sz w:val="14"/>
               </w:rPr>
               <w:t>Note</w:t>
             </w:r>
@@ -1117,11 +1196,11 @@
       <w:tr>
         <w:tc>
           <w:tcPr>
-            <w:tcW w:type="dxa" w:w="1513"/>
+            <w:tcW w:type="dxa" w:w="1457"/>
             <w:tcBorders>
               <w:top w:val="nil"/>
               <w:left w:val="nil"/>
-              <w:bottom w:val="single" w:sz="4" w:color="DDE3EA" w:space="0"/>
+              <w:bottom w:val="single" w:sz="4" w:color="E6EAF0" w:space="0"/>
               <w:right w:val="nil"/>
             </w:tcBorders>
           </w:tcPr>
@@ -1144,7 +1223,7 @@
             <w:tcBorders>
               <w:top w:val="nil"/>
               <w:left w:val="nil"/>
-              <w:bottom w:val="single" w:sz="4" w:color="DDE3EA" w:space="0"/>
+              <w:bottom w:val="single" w:sz="4" w:color="E6EAF0" w:space="0"/>
               <w:right w:val="nil"/>
             </w:tcBorders>
           </w:tcPr>
@@ -1163,11 +1242,11 @@
         </w:tc>
         <w:tc>
           <w:tcPr>
-            <w:tcW w:type="dxa" w:w="841"/>
+            <w:tcW w:type="dxa" w:w="1065"/>
             <w:tcBorders>
               <w:top w:val="nil"/>
               <w:left w:val="nil"/>
-              <w:bottom w:val="single" w:sz="4" w:color="DDE3EA" w:space="0"/>
+              <w:bottom w:val="single" w:sz="4" w:color="E6EAF0" w:space="0"/>
               <w:right w:val="nil"/>
             </w:tcBorders>
           </w:tcPr>
@@ -1191,7 +1270,7 @@
             <w:tcBorders>
               <w:top w:val="nil"/>
               <w:left w:val="nil"/>
-              <w:bottom w:val="single" w:sz="4" w:color="DDE3EA" w:space="0"/>
+              <w:bottom w:val="single" w:sz="4" w:color="E6EAF0" w:space="0"/>
               <w:right w:val="nil"/>
             </w:tcBorders>
           </w:tcPr>
@@ -1214,7 +1293,7 @@
             <w:tcBorders>
               <w:top w:val="nil"/>
               <w:left w:val="nil"/>
-              <w:bottom w:val="single" w:sz="4" w:color="DDE3EA" w:space="0"/>
+              <w:bottom w:val="single" w:sz="4" w:color="E6EAF0" w:space="0"/>
               <w:right w:val="nil"/>
             </w:tcBorders>
           </w:tcPr>
@@ -1233,11 +1312,11 @@
         </w:tc>
         <w:tc>
           <w:tcPr>
-            <w:tcW w:type="dxa" w:w="2353"/>
+            <w:tcW w:type="dxa" w:w="2185"/>
             <w:tcBorders>
               <w:top w:val="nil"/>
               <w:left w:val="nil"/>
-              <w:bottom w:val="single" w:sz="4" w:color="DDE3EA" w:space="0"/>
+              <w:bottom w:val="single" w:sz="4" w:color="E6EAF0" w:space="0"/>
               <w:right w:val="nil"/>
             </w:tcBorders>
           </w:tcPr>
@@ -1265,7 +1344,7 @@
       <w:pPr>
         <w:keepNext/>
         <w:pBdr>
-          <w:bottom w:val="single" w:sz="8" w:color="1F4E79" w:space="4"/>
+          <w:bottom w:val="single" w:sz="8" w:color="12355B" w:space="4"/>
         </w:pBdr>
         <w:tabs>
           <w:tab w:pos="482" w:val="left"/>
@@ -1278,13 +1357,13 @@
           <w:color w:val="2A78D6"/>
           <w:sz w:val="18"/>
         </w:rPr>
-        <w:t>03</w:t>
+        <w:t>02</w:t>
         <w:tab/>
       </w:r>
       <w:r>
         <w:rPr>
           <w:b/>
-          <w:color w:val="1F4E79"/>
+          <w:color w:val="12355B"/>
           <w:sz w:val="28"/>
         </w:rPr>
         <w:t>Key ratios</w:t>
@@ -1323,12 +1402,11 @@
           <w:tcPr>
             <w:tcW w:type="dxa" w:w="2864"/>
             <w:tcBorders>
-              <w:top w:val="single" w:sz="12" w:color="1F4E79" w:space="0"/>
+              <w:top w:val="nil"/>
               <w:left w:val="nil"/>
-              <w:bottom w:val="single" w:sz="4" w:color="C9D3DE" w:space="0"/>
+              <w:bottom w:val="single" w:sz="8" w:color="12355B" w:space="0"/>
               <w:right w:val="nil"/>
             </w:tcBorders>
-            <w:shd w:val="clear" w:color="auto" w:fill="EAF1F8"/>
           </w:tcPr>
           <w:p>
             <w:pPr>
@@ -1338,8 +1416,8 @@
               <w:rPr>
                 <w:b/>
                 <w:caps/>
-                <w:color w:val="1F4E79"/>
-                <w:sz w:val="16"/>
+                <w:color w:val="667085"/>
+                <w:sz w:val="14"/>
               </w:rPr>
               <w:t>Metric</w:t>
             </w:r>
@@ -1349,12 +1427,11 @@
           <w:tcPr>
             <w:tcW w:type="dxa" w:w="1157"/>
             <w:tcBorders>
-              <w:top w:val="single" w:sz="12" w:color="1F4E79" w:space="0"/>
+              <w:top w:val="nil"/>
               <w:left w:val="nil"/>
-              <w:bottom w:val="single" w:sz="4" w:color="C9D3DE" w:space="0"/>
+              <w:bottom w:val="single" w:sz="8" w:color="12355B" w:space="0"/>
               <w:right w:val="nil"/>
             </w:tcBorders>
-            <w:shd w:val="clear" w:color="auto" w:fill="EAF1F8"/>
           </w:tcPr>
           <w:p>
             <w:pPr>
@@ -1365,8 +1442,8 @@
               <w:rPr>
                 <w:b/>
                 <w:caps/>
-                <w:color w:val="1F4E79"/>
-                <w:sz w:val="16"/>
+                <w:color w:val="667085"/>
+                <w:sz w:val="14"/>
               </w:rPr>
               <w:t>FY2024</w:t>
             </w:r>
@@ -1376,12 +1453,11 @@
           <w:tcPr>
             <w:tcW w:type="dxa" w:w="1157"/>
             <w:tcBorders>
-              <w:top w:val="single" w:sz="12" w:color="1F4E79" w:space="0"/>
+              <w:top w:val="nil"/>
               <w:left w:val="nil"/>
-              <w:bottom w:val="single" w:sz="4" w:color="C9D3DE" w:space="0"/>
+              <w:bottom w:val="single" w:sz="8" w:color="12355B" w:space="0"/>
               <w:right w:val="nil"/>
             </w:tcBorders>
-            <w:shd w:val="clear" w:color="auto" w:fill="EAF1F8"/>
           </w:tcPr>
           <w:p>
             <w:pPr>
@@ -1392,8 +1468,8 @@
               <w:rPr>
                 <w:b/>
                 <w:caps/>
-                <w:color w:val="1F4E79"/>
-                <w:sz w:val="16"/>
+                <w:color w:val="667085"/>
+                <w:sz w:val="14"/>
               </w:rPr>
               <w:t>FY2025</w:t>
             </w:r>
@@ -1403,12 +1479,11 @@
           <w:tcPr>
             <w:tcW w:type="dxa" w:w="1157"/>
             <w:tcBorders>
-              <w:top w:val="single" w:sz="12" w:color="1F4E79" w:space="0"/>
+              <w:top w:val="nil"/>
               <w:left w:val="nil"/>
-              <w:bottom w:val="single" w:sz="4" w:color="C9D3DE" w:space="0"/>
+              <w:bottom w:val="single" w:sz="8" w:color="12355B" w:space="0"/>
               <w:right w:val="nil"/>
             </w:tcBorders>
-            <w:shd w:val="clear" w:color="auto" w:fill="EAF1F8"/>
           </w:tcPr>
           <w:p>
             <w:pPr>
@@ -1419,8 +1494,8 @@
               <w:rPr>
                 <w:b/>
                 <w:caps/>
-                <w:color w:val="1F4E79"/>
-                <w:sz w:val="16"/>
+                <w:color w:val="667085"/>
+                <w:sz w:val="14"/>
               </w:rPr>
               <w:t>6M2025</w:t>
             </w:r>
@@ -1430,12 +1505,11 @@
           <w:tcPr>
             <w:tcW w:type="dxa" w:w="1157"/>
             <w:tcBorders>
-              <w:top w:val="single" w:sz="12" w:color="1F4E79" w:space="0"/>
+              <w:top w:val="nil"/>
               <w:left w:val="nil"/>
-              <w:bottom w:val="single" w:sz="4" w:color="C9D3DE" w:space="0"/>
+              <w:bottom w:val="single" w:sz="8" w:color="12355B" w:space="0"/>
               <w:right w:val="nil"/>
             </w:tcBorders>
-            <w:shd w:val="clear" w:color="auto" w:fill="EAF1F8"/>
           </w:tcPr>
           <w:p>
             <w:pPr>
@@ -1446,8 +1520,8 @@
               <w:rPr>
                 <w:b/>
                 <w:caps/>
-                <w:color w:val="1F4E79"/>
-                <w:sz w:val="16"/>
+                <w:color w:val="667085"/>
+                <w:sz w:val="14"/>
               </w:rPr>
               <w:t>6M2026</w:t>
             </w:r>
@@ -1457,12 +1531,11 @@
           <w:tcPr>
             <w:tcW w:type="dxa" w:w="2148"/>
             <w:tcBorders>
-              <w:top w:val="single" w:sz="12" w:color="1F4E79" w:space="0"/>
+              <w:top w:val="nil"/>
               <w:left w:val="nil"/>
-              <w:bottom w:val="single" w:sz="4" w:color="C9D3DE" w:space="0"/>
+              <w:bottom w:val="single" w:sz="8" w:color="12355B" w:space="0"/>
               <w:right w:val="nil"/>
             </w:tcBorders>
-            <w:shd w:val="clear" w:color="auto" w:fill="EAF1F8"/>
           </w:tcPr>
           <w:p>
             <w:pPr>
@@ -1473,8 +1546,8 @@
               <w:rPr>
                 <w:b/>
                 <w:caps/>
-                <w:color w:val="1F4E79"/>
-                <w:sz w:val="16"/>
+                <w:color w:val="667085"/>
+                <w:sz w:val="14"/>
               </w:rPr>
               <w:t>Change</w:t>
             </w:r>
@@ -1488,7 +1561,7 @@
             <w:tcBorders>
               <w:top w:val="nil"/>
               <w:left w:val="nil"/>
-              <w:bottom w:val="single" w:sz="4" w:color="DDE3EA" w:space="0"/>
+              <w:bottom w:val="single" w:sz="4" w:color="E6EAF0" w:space="0"/>
               <w:right w:val="nil"/>
             </w:tcBorders>
           </w:tcPr>
@@ -1538,7 +1611,7 @@
             <w:tcBorders>
               <w:top w:val="nil"/>
               <w:left w:val="nil"/>
-              <w:bottom w:val="single" w:sz="4" w:color="DDE3EA" w:space="0"/>
+              <w:bottom w:val="single" w:sz="4" w:color="E6EAF0" w:space="0"/>
               <w:right w:val="nil"/>
             </w:tcBorders>
           </w:tcPr>
@@ -1562,7 +1635,7 @@
             <w:tcBorders>
               <w:top w:val="nil"/>
               <w:left w:val="nil"/>
-              <w:bottom w:val="single" w:sz="4" w:color="DDE3EA" w:space="0"/>
+              <w:bottom w:val="single" w:sz="4" w:color="E6EAF0" w:space="0"/>
               <w:right w:val="nil"/>
             </w:tcBorders>
           </w:tcPr>
@@ -1586,7 +1659,7 @@
             <w:tcBorders>
               <w:top w:val="nil"/>
               <w:left w:val="nil"/>
-              <w:bottom w:val="single" w:sz="4" w:color="DDE3EA" w:space="0"/>
+              <w:bottom w:val="single" w:sz="4" w:color="E6EAF0" w:space="0"/>
               <w:right w:val="nil"/>
             </w:tcBorders>
           </w:tcPr>
@@ -1610,7 +1683,7 @@
             <w:tcBorders>
               <w:top w:val="nil"/>
               <w:left w:val="nil"/>
-              <w:bottom w:val="single" w:sz="4" w:color="DDE3EA" w:space="0"/>
+              <w:bottom w:val="single" w:sz="4" w:color="E6EAF0" w:space="0"/>
               <w:right w:val="nil"/>
             </w:tcBorders>
           </w:tcPr>
@@ -1634,7 +1707,7 @@
             <w:tcBorders>
               <w:top w:val="nil"/>
               <w:left w:val="nil"/>
-              <w:bottom w:val="single" w:sz="4" w:color="DDE3EA" w:space="0"/>
+              <w:bottom w:val="single" w:sz="4" w:color="E6EAF0" w:space="0"/>
               <w:right w:val="nil"/>
             </w:tcBorders>
           </w:tcPr>
@@ -1661,7 +1734,7 @@
             <w:tcBorders>
               <w:top w:val="nil"/>
               <w:left w:val="nil"/>
-              <w:bottom w:val="single" w:sz="4" w:color="DDE3EA" w:space="0"/>
+              <w:bottom w:val="single" w:sz="4" w:color="E6EAF0" w:space="0"/>
               <w:right w:val="nil"/>
             </w:tcBorders>
           </w:tcPr>
@@ -1711,7 +1784,7 @@
             <w:tcBorders>
               <w:top w:val="nil"/>
               <w:left w:val="nil"/>
-              <w:bottom w:val="single" w:sz="4" w:color="DDE3EA" w:space="0"/>
+              <w:bottom w:val="single" w:sz="4" w:color="E6EAF0" w:space="0"/>
               <w:right w:val="nil"/>
             </w:tcBorders>
           </w:tcPr>
@@ -1735,7 +1808,7 @@
             <w:tcBorders>
               <w:top w:val="nil"/>
               <w:left w:val="nil"/>
-              <w:bottom w:val="single" w:sz="4" w:color="DDE3EA" w:space="0"/>
+              <w:bottom w:val="single" w:sz="4" w:color="E6EAF0" w:space="0"/>
               <w:right w:val="nil"/>
             </w:tcBorders>
           </w:tcPr>
@@ -1759,7 +1832,7 @@
             <w:tcBorders>
               <w:top w:val="nil"/>
               <w:left w:val="nil"/>
-              <w:bottom w:val="single" w:sz="4" w:color="DDE3EA" w:space="0"/>
+              <w:bottom w:val="single" w:sz="4" w:color="E6EAF0" w:space="0"/>
               <w:right w:val="nil"/>
             </w:tcBorders>
           </w:tcPr>
@@ -1783,7 +1856,7 @@
             <w:tcBorders>
               <w:top w:val="nil"/>
               <w:left w:val="nil"/>
-              <w:bottom w:val="single" w:sz="4" w:color="DDE3EA" w:space="0"/>
+              <w:bottom w:val="single" w:sz="4" w:color="E6EAF0" w:space="0"/>
               <w:right w:val="nil"/>
             </w:tcBorders>
           </w:tcPr>
@@ -1807,7 +1880,7 @@
             <w:tcBorders>
               <w:top w:val="nil"/>
               <w:left w:val="nil"/>
-              <w:bottom w:val="single" w:sz="4" w:color="DDE3EA" w:space="0"/>
+              <w:bottom w:val="single" w:sz="4" w:color="E6EAF0" w:space="0"/>
               <w:right w:val="nil"/>
             </w:tcBorders>
           </w:tcPr>
@@ -1834,7 +1907,7 @@
             <w:tcBorders>
               <w:top w:val="nil"/>
               <w:left w:val="nil"/>
-              <w:bottom w:val="single" w:sz="4" w:color="DDE3EA" w:space="0"/>
+              <w:bottom w:val="single" w:sz="4" w:color="E6EAF0" w:space="0"/>
               <w:right w:val="nil"/>
             </w:tcBorders>
           </w:tcPr>
@@ -1884,7 +1957,7 @@
             <w:tcBorders>
               <w:top w:val="nil"/>
               <w:left w:val="nil"/>
-              <w:bottom w:val="single" w:sz="4" w:color="DDE3EA" w:space="0"/>
+              <w:bottom w:val="single" w:sz="4" w:color="E6EAF0" w:space="0"/>
               <w:right w:val="nil"/>
             </w:tcBorders>
           </w:tcPr>
@@ -1908,7 +1981,7 @@
             <w:tcBorders>
               <w:top w:val="nil"/>
               <w:left w:val="nil"/>
-              <w:bottom w:val="single" w:sz="4" w:color="DDE3EA" w:space="0"/>
+              <w:bottom w:val="single" w:sz="4" w:color="E6EAF0" w:space="0"/>
               <w:right w:val="nil"/>
             </w:tcBorders>
           </w:tcPr>
@@ -1932,7 +2005,7 @@
             <w:tcBorders>
               <w:top w:val="nil"/>
               <w:left w:val="nil"/>
-              <w:bottom w:val="single" w:sz="4" w:color="DDE3EA" w:space="0"/>
+              <w:bottom w:val="single" w:sz="4" w:color="E6EAF0" w:space="0"/>
               <w:right w:val="nil"/>
             </w:tcBorders>
           </w:tcPr>
@@ -1956,7 +2029,7 @@
             <w:tcBorders>
               <w:top w:val="nil"/>
               <w:left w:val="nil"/>
-              <w:bottom w:val="single" w:sz="4" w:color="DDE3EA" w:space="0"/>
+              <w:bottom w:val="single" w:sz="4" w:color="E6EAF0" w:space="0"/>
               <w:right w:val="nil"/>
             </w:tcBorders>
           </w:tcPr>
@@ -1980,7 +2053,7 @@
             <w:tcBorders>
               <w:top w:val="nil"/>
               <w:left w:val="nil"/>
-              <w:bottom w:val="single" w:sz="4" w:color="DDE3EA" w:space="0"/>
+              <w:bottom w:val="single" w:sz="4" w:color="E6EAF0" w:space="0"/>
               <w:right w:val="nil"/>
             </w:tcBorders>
           </w:tcPr>
@@ -2007,7 +2080,7 @@
             <w:tcBorders>
               <w:top w:val="nil"/>
               <w:left w:val="nil"/>
-              <w:bottom w:val="single" w:sz="4" w:color="DDE3EA" w:space="0"/>
+              <w:bottom w:val="single" w:sz="4" w:color="E6EAF0" w:space="0"/>
               <w:right w:val="nil"/>
             </w:tcBorders>
           </w:tcPr>
@@ -2057,7 +2130,7 @@
             <w:tcBorders>
               <w:top w:val="nil"/>
               <w:left w:val="nil"/>
-              <w:bottom w:val="single" w:sz="4" w:color="DDE3EA" w:space="0"/>
+              <w:bottom w:val="single" w:sz="4" w:color="E6EAF0" w:space="0"/>
               <w:right w:val="nil"/>
             </w:tcBorders>
           </w:tcPr>
@@ -2081,7 +2154,7 @@
             <w:tcBorders>
               <w:top w:val="nil"/>
               <w:left w:val="nil"/>
-              <w:bottom w:val="single" w:sz="4" w:color="DDE3EA" w:space="0"/>
+              <w:bottom w:val="single" w:sz="4" w:color="E6EAF0" w:space="0"/>
               <w:right w:val="nil"/>
             </w:tcBorders>
           </w:tcPr>
@@ -2105,7 +2178,7 @@
             <w:tcBorders>
               <w:top w:val="nil"/>
               <w:left w:val="nil"/>
-              <w:bottom w:val="single" w:sz="4" w:color="DDE3EA" w:space="0"/>
+              <w:bottom w:val="single" w:sz="4" w:color="E6EAF0" w:space="0"/>
               <w:right w:val="nil"/>
             </w:tcBorders>
           </w:tcPr>
@@ -2129,7 +2202,7 @@
             <w:tcBorders>
               <w:top w:val="nil"/>
               <w:left w:val="nil"/>
-              <w:bottom w:val="single" w:sz="4" w:color="DDE3EA" w:space="0"/>
+              <w:bottom w:val="single" w:sz="4" w:color="E6EAF0" w:space="0"/>
               <w:right w:val="nil"/>
             </w:tcBorders>
           </w:tcPr>
@@ -2153,7 +2226,7 @@
             <w:tcBorders>
               <w:top w:val="nil"/>
               <w:left w:val="nil"/>
-              <w:bottom w:val="single" w:sz="4" w:color="DDE3EA" w:space="0"/>
+              <w:bottom w:val="single" w:sz="4" w:color="E6EAF0" w:space="0"/>
               <w:right w:val="nil"/>
             </w:tcBorders>
           </w:tcPr>
@@ -2180,7 +2253,7 @@
             <w:tcBorders>
               <w:top w:val="nil"/>
               <w:left w:val="nil"/>
-              <w:bottom w:val="single" w:sz="4" w:color="DDE3EA" w:space="0"/>
+              <w:bottom w:val="single" w:sz="4" w:color="E6EAF0" w:space="0"/>
               <w:right w:val="nil"/>
             </w:tcBorders>
           </w:tcPr>
@@ -2230,7 +2303,7 @@
             <w:tcBorders>
               <w:top w:val="nil"/>
               <w:left w:val="nil"/>
-              <w:bottom w:val="single" w:sz="4" w:color="DDE3EA" w:space="0"/>
+              <w:bottom w:val="single" w:sz="4" w:color="E6EAF0" w:space="0"/>
               <w:right w:val="nil"/>
             </w:tcBorders>
           </w:tcPr>
@@ -2254,7 +2327,7 @@
             <w:tcBorders>
               <w:top w:val="nil"/>
               <w:left w:val="nil"/>
-              <w:bottom w:val="single" w:sz="4" w:color="DDE3EA" w:space="0"/>
+              <w:bottom w:val="single" w:sz="4" w:color="E6EAF0" w:space="0"/>
               <w:right w:val="nil"/>
             </w:tcBorders>
           </w:tcPr>
@@ -2278,7 +2351,7 @@
             <w:tcBorders>
               <w:top w:val="nil"/>
               <w:left w:val="nil"/>
-              <w:bottom w:val="single" w:sz="4" w:color="DDE3EA" w:space="0"/>
+              <w:bottom w:val="single" w:sz="4" w:color="E6EAF0" w:space="0"/>
               <w:right w:val="nil"/>
             </w:tcBorders>
           </w:tcPr>
@@ -2302,7 +2375,7 @@
             <w:tcBorders>
               <w:top w:val="nil"/>
               <w:left w:val="nil"/>
-              <w:bottom w:val="single" w:sz="4" w:color="DDE3EA" w:space="0"/>
+              <w:bottom w:val="single" w:sz="4" w:color="E6EAF0" w:space="0"/>
               <w:right w:val="nil"/>
             </w:tcBorders>
           </w:tcPr>
@@ -2326,7 +2399,7 @@
             <w:tcBorders>
               <w:top w:val="nil"/>
               <w:left w:val="nil"/>
-              <w:bottom w:val="single" w:sz="4" w:color="DDE3EA" w:space="0"/>
+              <w:bottom w:val="single" w:sz="4" w:color="E6EAF0" w:space="0"/>
               <w:right w:val="nil"/>
             </w:tcBorders>
           </w:tcPr>
@@ -2353,7 +2426,7 @@
             <w:tcBorders>
               <w:top w:val="nil"/>
               <w:left w:val="nil"/>
-              <w:bottom w:val="single" w:sz="4" w:color="DDE3EA" w:space="0"/>
+              <w:bottom w:val="single" w:sz="4" w:color="E6EAF0" w:space="0"/>
               <w:right w:val="nil"/>
             </w:tcBorders>
           </w:tcPr>
@@ -2403,7 +2476,7 @@
             <w:tcBorders>
               <w:top w:val="nil"/>
               <w:left w:val="nil"/>
-              <w:bottom w:val="single" w:sz="4" w:color="DDE3EA" w:space="0"/>
+              <w:bottom w:val="single" w:sz="4" w:color="E6EAF0" w:space="0"/>
               <w:right w:val="nil"/>
             </w:tcBorders>
           </w:tcPr>
@@ -2427,7 +2500,7 @@
             <w:tcBorders>
               <w:top w:val="nil"/>
               <w:left w:val="nil"/>
-              <w:bottom w:val="single" w:sz="4" w:color="DDE3EA" w:space="0"/>
+              <w:bottom w:val="single" w:sz="4" w:color="E6EAF0" w:space="0"/>
               <w:right w:val="nil"/>
             </w:tcBorders>
           </w:tcPr>
@@ -2451,7 +2524,7 @@
             <w:tcBorders>
               <w:top w:val="nil"/>
               <w:left w:val="nil"/>
-              <w:bottom w:val="single" w:sz="4" w:color="DDE3EA" w:space="0"/>
+              <w:bottom w:val="single" w:sz="4" w:color="E6EAF0" w:space="0"/>
               <w:right w:val="nil"/>
             </w:tcBorders>
           </w:tcPr>
@@ -2475,7 +2548,7 @@
             <w:tcBorders>
               <w:top w:val="nil"/>
               <w:left w:val="nil"/>
-              <w:bottom w:val="single" w:sz="4" w:color="DDE3EA" w:space="0"/>
+              <w:bottom w:val="single" w:sz="4" w:color="E6EAF0" w:space="0"/>
               <w:right w:val="nil"/>
             </w:tcBorders>
             <w:shd w:val="clear" w:color="auto" w:fill="E3F3E8"/>
@@ -2500,7 +2573,7 @@
             <w:tcBorders>
               <w:top w:val="nil"/>
               <w:left w:val="nil"/>
-              <w:bottom w:val="single" w:sz="4" w:color="DDE3EA" w:space="0"/>
+              <w:bottom w:val="single" w:sz="4" w:color="E6EAF0" w:space="0"/>
               <w:right w:val="nil"/>
             </w:tcBorders>
           </w:tcPr>
@@ -2527,7 +2600,7 @@
             <w:tcBorders>
               <w:top w:val="nil"/>
               <w:left w:val="nil"/>
-              <w:bottom w:val="single" w:sz="4" w:color="DDE3EA" w:space="0"/>
+              <w:bottom w:val="single" w:sz="4" w:color="E6EAF0" w:space="0"/>
               <w:right w:val="nil"/>
             </w:tcBorders>
           </w:tcPr>
@@ -2577,7 +2650,7 @@
             <w:tcBorders>
               <w:top w:val="nil"/>
               <w:left w:val="nil"/>
-              <w:bottom w:val="single" w:sz="4" w:color="DDE3EA" w:space="0"/>
+              <w:bottom w:val="single" w:sz="4" w:color="E6EAF0" w:space="0"/>
               <w:right w:val="nil"/>
             </w:tcBorders>
           </w:tcPr>
@@ -2601,7 +2674,7 @@
             <w:tcBorders>
               <w:top w:val="nil"/>
               <w:left w:val="nil"/>
-              <w:bottom w:val="single" w:sz="4" w:color="DDE3EA" w:space="0"/>
+              <w:bottom w:val="single" w:sz="4" w:color="E6EAF0" w:space="0"/>
               <w:right w:val="nil"/>
             </w:tcBorders>
           </w:tcPr>
@@ -2625,7 +2698,7 @@
             <w:tcBorders>
               <w:top w:val="nil"/>
               <w:left w:val="nil"/>
-              <w:bottom w:val="single" w:sz="4" w:color="DDE3EA" w:space="0"/>
+              <w:bottom w:val="single" w:sz="4" w:color="E6EAF0" w:space="0"/>
               <w:right w:val="nil"/>
             </w:tcBorders>
           </w:tcPr>
@@ -2649,7 +2722,7 @@
             <w:tcBorders>
               <w:top w:val="nil"/>
               <w:left w:val="nil"/>
-              <w:bottom w:val="single" w:sz="4" w:color="DDE3EA" w:space="0"/>
+              <w:bottom w:val="single" w:sz="4" w:color="E6EAF0" w:space="0"/>
               <w:right w:val="nil"/>
             </w:tcBorders>
             <w:shd w:val="clear" w:color="auto" w:fill="E3F3E8"/>
@@ -2674,7 +2747,7 @@
             <w:tcBorders>
               <w:top w:val="nil"/>
               <w:left w:val="nil"/>
-              <w:bottom w:val="single" w:sz="4" w:color="DDE3EA" w:space="0"/>
+              <w:bottom w:val="single" w:sz="4" w:color="E6EAF0" w:space="0"/>
               <w:right w:val="nil"/>
             </w:tcBorders>
           </w:tcPr>
@@ -2701,7 +2774,7 @@
             <w:tcBorders>
               <w:top w:val="nil"/>
               <w:left w:val="nil"/>
-              <w:bottom w:val="single" w:sz="4" w:color="DDE3EA" w:space="0"/>
+              <w:bottom w:val="single" w:sz="4" w:color="E6EAF0" w:space="0"/>
               <w:right w:val="nil"/>
             </w:tcBorders>
           </w:tcPr>
@@ -2751,7 +2824,7 @@
             <w:tcBorders>
               <w:top w:val="nil"/>
               <w:left w:val="nil"/>
-              <w:bottom w:val="single" w:sz="4" w:color="DDE3EA" w:space="0"/>
+              <w:bottom w:val="single" w:sz="4" w:color="E6EAF0" w:space="0"/>
               <w:right w:val="nil"/>
             </w:tcBorders>
           </w:tcPr>
@@ -2775,7 +2848,7 @@
             <w:tcBorders>
               <w:top w:val="nil"/>
               <w:left w:val="nil"/>
-              <w:bottom w:val="single" w:sz="4" w:color="DDE3EA" w:space="0"/>
+              <w:bottom w:val="single" w:sz="4" w:color="E6EAF0" w:space="0"/>
               <w:right w:val="nil"/>
             </w:tcBorders>
           </w:tcPr>
@@ -2799,7 +2872,7 @@
             <w:tcBorders>
               <w:top w:val="nil"/>
               <w:left w:val="nil"/>
-              <w:bottom w:val="single" w:sz="4" w:color="DDE3EA" w:space="0"/>
+              <w:bottom w:val="single" w:sz="4" w:color="E6EAF0" w:space="0"/>
               <w:right w:val="nil"/>
             </w:tcBorders>
           </w:tcPr>
@@ -2823,7 +2896,7 @@
             <w:tcBorders>
               <w:top w:val="nil"/>
               <w:left w:val="nil"/>
-              <w:bottom w:val="single" w:sz="4" w:color="DDE3EA" w:space="0"/>
+              <w:bottom w:val="single" w:sz="4" w:color="E6EAF0" w:space="0"/>
               <w:right w:val="nil"/>
             </w:tcBorders>
             <w:shd w:val="clear" w:color="auto" w:fill="E3F3E8"/>
@@ -2848,7 +2921,7 @@
             <w:tcBorders>
               <w:top w:val="nil"/>
               <w:left w:val="nil"/>
-              <w:bottom w:val="single" w:sz="4" w:color="DDE3EA" w:space="0"/>
+              <w:bottom w:val="single" w:sz="4" w:color="E6EAF0" w:space="0"/>
               <w:right w:val="nil"/>
             </w:tcBorders>
           </w:tcPr>
@@ -2881,7 +2954,7 @@
       <w:r>
         <w:rPr>
           <w:b w:val="0"/>
-          <w:color w:val="5F6B7A"/>
+          <w:color w:val="667085"/>
           <w:sz w:val="16"/>
         </w:rPr>
         <w:t>Colours: green change – the metric is improving, red – worsening. Latest-period cell background: green – good level, amber – average, red – weak (tool benchmarks, config/metric_rules.yaml).</w:t>
@@ -2894,7 +2967,7 @@
       <w:r>
         <w:rPr>
           <w:b w:val="0"/>
-          <w:color w:val="5F6B7A"/>
+          <w:color w:val="667085"/>
           <w:sz w:val="16"/>
         </w:rPr>
         <w:t>* – taken from the report summary;  ᶜ – calculated by the tool. Small numbers next to text link to the source (opens the document at the cited page).</w:t>
@@ -2940,7 +3013,7 @@
       <w:pPr>
         <w:keepNext/>
         <w:pBdr>
-          <w:bottom w:val="single" w:sz="8" w:color="1F4E79" w:space="4"/>
+          <w:bottom w:val="single" w:sz="8" w:color="12355B" w:space="4"/>
         </w:pBdr>
         <w:tabs>
           <w:tab w:pos="482" w:val="left"/>
@@ -2953,13 +3026,13 @@
           <w:color w:val="2A78D6"/>
           <w:sz w:val="18"/>
         </w:rPr>
-        <w:t>04</w:t>
+        <w:t>03</w:t>
         <w:tab/>
       </w:r>
       <w:r>
         <w:rPr>
           <w:b/>
-          <w:color w:val="1F4E79"/>
+          <w:color w:val="12355B"/>
           <w:sz w:val="28"/>
         </w:rPr>
         <w:t>Business performance review</w:t>
@@ -3049,7 +3122,7 @@
       <w:pPr>
         <w:keepNext/>
         <w:pBdr>
-          <w:bottom w:val="single" w:sz="8" w:color="1F4E79" w:space="4"/>
+          <w:bottom w:val="single" w:sz="8" w:color="12355B" w:space="4"/>
         </w:pBdr>
         <w:tabs>
           <w:tab w:pos="482" w:val="left"/>
@@ -3062,13 +3135,13 @@
           <w:color w:val="2A78D6"/>
           <w:sz w:val="18"/>
         </w:rPr>
-        <w:t>05</w:t>
+        <w:t>04</w:t>
         <w:tab/>
       </w:r>
       <w:r>
         <w:rPr>
           <w:b/>
-          <w:color w:val="1F4E79"/>
+          <w:color w:val="12355B"/>
           <w:sz w:val="28"/>
         </w:rPr>
         <w:t>Financials</w:t>
@@ -3158,7 +3231,7 @@
       <w:pPr>
         <w:keepNext/>
         <w:pBdr>
-          <w:bottom w:val="single" w:sz="8" w:color="1F4E79" w:space="4"/>
+          <w:bottom w:val="single" w:sz="8" w:color="12355B" w:space="4"/>
         </w:pBdr>
         <w:tabs>
           <w:tab w:pos="482" w:val="left"/>
@@ -3171,13 +3244,13 @@
           <w:color w:val="2A78D6"/>
           <w:sz w:val="18"/>
         </w:rPr>
-        <w:t>06</w:t>
+        <w:t>05</w:t>
         <w:tab/>
       </w:r>
       <w:r>
         <w:rPr>
           <w:b/>
-          <w:color w:val="1F4E79"/>
+          <w:color w:val="12355B"/>
           <w:sz w:val="28"/>
         </w:rPr>
         <w:t>Past plans vs outcomes</w:t>
@@ -3214,12 +3287,11 @@
           <w:tcPr>
             <w:tcW w:type="dxa" w:w="2578"/>
             <w:tcBorders>
-              <w:top w:val="single" w:sz="12" w:color="1F4E79" w:space="0"/>
+              <w:top w:val="nil"/>
               <w:left w:val="nil"/>
-              <w:bottom w:val="single" w:sz="4" w:color="C9D3DE" w:space="0"/>
+              <w:bottom w:val="single" w:sz="8" w:color="12355B" w:space="0"/>
               <w:right w:val="nil"/>
             </w:tcBorders>
-            <w:shd w:val="clear" w:color="auto" w:fill="EAF1F8"/>
           </w:tcPr>
           <w:p>
             <w:pPr>
@@ -3229,8 +3301,8 @@
               <w:rPr>
                 <w:b/>
                 <w:caps/>
-                <w:color w:val="1F4E79"/>
-                <w:sz w:val="16"/>
+                <w:color w:val="667085"/>
+                <w:sz w:val="14"/>
               </w:rPr>
               <w:t>Plan / target</w:t>
             </w:r>
@@ -3240,12 +3312,11 @@
           <w:tcPr>
             <w:tcW w:type="dxa" w:w="2578"/>
             <w:tcBorders>
-              <w:top w:val="single" w:sz="12" w:color="1F4E79" w:space="0"/>
+              <w:top w:val="nil"/>
               <w:left w:val="nil"/>
-              <w:bottom w:val="single" w:sz="4" w:color="C9D3DE" w:space="0"/>
+              <w:bottom w:val="single" w:sz="8" w:color="12355B" w:space="0"/>
               <w:right w:val="nil"/>
             </w:tcBorders>
-            <w:shd w:val="clear" w:color="auto" w:fill="EAF1F8"/>
           </w:tcPr>
           <w:p>
             <w:pPr>
@@ -3255,8 +3326,8 @@
               <w:rPr>
                 <w:b/>
                 <w:caps/>
-                <w:color w:val="1F4E79"/>
-                <w:sz w:val="16"/>
+                <w:color w:val="667085"/>
+                <w:sz w:val="14"/>
               </w:rPr>
               <w:t>Outcome</w:t>
             </w:r>
@@ -3266,12 +3337,11 @@
           <w:tcPr>
             <w:tcW w:type="dxa" w:w="3138"/>
             <w:tcBorders>
-              <w:top w:val="single" w:sz="12" w:color="1F4E79" w:space="0"/>
+              <w:top w:val="nil"/>
               <w:left w:val="nil"/>
-              <w:bottom w:val="single" w:sz="4" w:color="C9D3DE" w:space="0"/>
+              <w:bottom w:val="single" w:sz="8" w:color="12355B" w:space="0"/>
               <w:right w:val="nil"/>
             </w:tcBorders>
-            <w:shd w:val="clear" w:color="auto" w:fill="EAF1F8"/>
           </w:tcPr>
           <w:p>
             <w:pPr>
@@ -3281,8 +3351,8 @@
               <w:rPr>
                 <w:b/>
                 <w:caps/>
-                <w:color w:val="1F4E79"/>
-                <w:sz w:val="16"/>
+                <w:color w:val="667085"/>
+                <w:sz w:val="14"/>
               </w:rPr>
               <w:t>What changed and why</w:t>
             </w:r>
@@ -3292,12 +3362,11 @@
           <w:tcPr>
             <w:tcW w:type="dxa" w:w="1345"/>
             <w:tcBorders>
-              <w:top w:val="single" w:sz="12" w:color="1F4E79" w:space="0"/>
+              <w:top w:val="nil"/>
               <w:left w:val="nil"/>
-              <w:bottom w:val="single" w:sz="4" w:color="C9D3DE" w:space="0"/>
+              <w:bottom w:val="single" w:sz="8" w:color="12355B" w:space="0"/>
               <w:right w:val="nil"/>
             </w:tcBorders>
-            <w:shd w:val="clear" w:color="auto" w:fill="EAF1F8"/>
           </w:tcPr>
           <w:p>
             <w:pPr>
@@ -3307,8 +3376,8 @@
               <w:rPr>
                 <w:b/>
                 <w:caps/>
-                <w:color w:val="1F4E79"/>
-                <w:sz w:val="16"/>
+                <w:color w:val="667085"/>
+                <w:sz w:val="14"/>
               </w:rPr>
               <w:t>Status</w:t>
             </w:r>
@@ -3322,7 +3391,7 @@
             <w:tcBorders>
               <w:top w:val="nil"/>
               <w:left w:val="nil"/>
-              <w:bottom w:val="single" w:sz="4" w:color="DDE3EA" w:space="0"/>
+              <w:bottom w:val="single" w:sz="4" w:color="E6EAF0" w:space="0"/>
               <w:right w:val="nil"/>
             </w:tcBorders>
           </w:tcPr>
@@ -3345,7 +3414,7 @@
             <w:tcBorders>
               <w:top w:val="nil"/>
               <w:left w:val="nil"/>
-              <w:bottom w:val="single" w:sz="4" w:color="DDE3EA" w:space="0"/>
+              <w:bottom w:val="single" w:sz="4" w:color="E6EAF0" w:space="0"/>
               <w:right w:val="nil"/>
             </w:tcBorders>
           </w:tcPr>
@@ -3378,7 +3447,7 @@
             <w:tcBorders>
               <w:top w:val="nil"/>
               <w:left w:val="nil"/>
-              <w:bottom w:val="single" w:sz="4" w:color="DDE3EA" w:space="0"/>
+              <w:bottom w:val="single" w:sz="4" w:color="E6EAF0" w:space="0"/>
               <w:right w:val="nil"/>
             </w:tcBorders>
           </w:tcPr>
@@ -3418,7 +3487,7 @@
             <w:tcBorders>
               <w:top w:val="nil"/>
               <w:left w:val="nil"/>
-              <w:bottom w:val="single" w:sz="4" w:color="DDE3EA" w:space="0"/>
+              <w:bottom w:val="single" w:sz="4" w:color="E6EAF0" w:space="0"/>
               <w:right w:val="nil"/>
             </w:tcBorders>
             <w:shd w:val="clear" w:color="auto" w:fill="EAF1F8"/>
@@ -3444,7 +3513,7 @@
             <w:tcBorders>
               <w:top w:val="nil"/>
               <w:left w:val="nil"/>
-              <w:bottom w:val="single" w:sz="4" w:color="DDE3EA" w:space="0"/>
+              <w:bottom w:val="single" w:sz="4" w:color="E6EAF0" w:space="0"/>
               <w:right w:val="nil"/>
             </w:tcBorders>
           </w:tcPr>
@@ -3467,7 +3536,7 @@
             <w:tcBorders>
               <w:top w:val="nil"/>
               <w:left w:val="nil"/>
-              <w:bottom w:val="single" w:sz="4" w:color="DDE3EA" w:space="0"/>
+              <w:bottom w:val="single" w:sz="4" w:color="E6EAF0" w:space="0"/>
               <w:right w:val="nil"/>
             </w:tcBorders>
           </w:tcPr>
@@ -3517,7 +3586,7 @@
             <w:tcBorders>
               <w:top w:val="nil"/>
               <w:left w:val="nil"/>
-              <w:bottom w:val="single" w:sz="4" w:color="DDE3EA" w:space="0"/>
+              <w:bottom w:val="single" w:sz="4" w:color="E6EAF0" w:space="0"/>
               <w:right w:val="nil"/>
             </w:tcBorders>
           </w:tcPr>
@@ -3557,7 +3626,7 @@
             <w:tcBorders>
               <w:top w:val="nil"/>
               <w:left w:val="nil"/>
-              <w:bottom w:val="single" w:sz="4" w:color="DDE3EA" w:space="0"/>
+              <w:bottom w:val="single" w:sz="4" w:color="E6EAF0" w:space="0"/>
               <w:right w:val="nil"/>
             </w:tcBorders>
             <w:shd w:val="clear" w:color="auto" w:fill="EAF1F8"/>
@@ -3583,7 +3652,7 @@
             <w:tcBorders>
               <w:top w:val="nil"/>
               <w:left w:val="nil"/>
-              <w:bottom w:val="single" w:sz="4" w:color="DDE3EA" w:space="0"/>
+              <w:bottom w:val="single" w:sz="4" w:color="E6EAF0" w:space="0"/>
               <w:right w:val="nil"/>
             </w:tcBorders>
           </w:tcPr>
@@ -3606,7 +3675,7 @@
             <w:tcBorders>
               <w:top w:val="nil"/>
               <w:left w:val="nil"/>
-              <w:bottom w:val="single" w:sz="4" w:color="DDE3EA" w:space="0"/>
+              <w:bottom w:val="single" w:sz="4" w:color="E6EAF0" w:space="0"/>
               <w:right w:val="nil"/>
             </w:tcBorders>
           </w:tcPr>
@@ -3639,7 +3708,7 @@
             <w:tcBorders>
               <w:top w:val="nil"/>
               <w:left w:val="nil"/>
-              <w:bottom w:val="single" w:sz="4" w:color="DDE3EA" w:space="0"/>
+              <w:bottom w:val="single" w:sz="4" w:color="E6EAF0" w:space="0"/>
               <w:right w:val="nil"/>
             </w:tcBorders>
           </w:tcPr>
@@ -3679,7 +3748,7 @@
             <w:tcBorders>
               <w:top w:val="nil"/>
               <w:left w:val="nil"/>
-              <w:bottom w:val="single" w:sz="4" w:color="DDE3EA" w:space="0"/>
+              <w:bottom w:val="single" w:sz="4" w:color="E6EAF0" w:space="0"/>
               <w:right w:val="nil"/>
             </w:tcBorders>
             <w:shd w:val="clear" w:color="auto" w:fill="E3F3E8"/>
@@ -3708,7 +3777,7 @@
       <w:pPr>
         <w:keepNext/>
         <w:pBdr>
-          <w:bottom w:val="single" w:sz="8" w:color="1F4E79" w:space="4"/>
+          <w:bottom w:val="single" w:sz="8" w:color="12355B" w:space="4"/>
         </w:pBdr>
         <w:tabs>
           <w:tab w:pos="482" w:val="left"/>
@@ -3721,13 +3790,13 @@
           <w:color w:val="2A78D6"/>
           <w:sz w:val="18"/>
         </w:rPr>
-        <w:t>07</w:t>
+        <w:t>06</w:t>
         <w:tab/>
       </w:r>
       <w:r>
         <w:rPr>
           <w:b/>
-          <w:color w:val="1F4E79"/>
+          <w:color w:val="12355B"/>
           <w:sz w:val="28"/>
         </w:rPr>
         <w:t>Investor information &amp; conclusions</w:t>
@@ -3875,7 +3944,1108 @@
       <w:pPr>
         <w:keepNext/>
         <w:pBdr>
-          <w:bottom w:val="single" w:sz="8" w:color="1F4E79" w:space="4"/>
+          <w:bottom w:val="single" w:sz="8" w:color="12355B" w:space="4"/>
+        </w:pBdr>
+        <w:tabs>
+          <w:tab w:pos="482" w:val="left"/>
+        </w:tabs>
+        <w:spacing w:before="360" w:after="160"/>
+      </w:pPr>
+      <w:r>
+        <w:rPr>
+          <w:b/>
+          <w:color w:val="2A78D6"/>
+          <w:sz w:val="18"/>
+        </w:rPr>
+        <w:t>07</w:t>
+        <w:tab/>
+      </w:r>
+      <w:r>
+        <w:rPr>
+          <w:b/>
+          <w:color w:val="12355B"/>
+          <w:sz w:val="28"/>
+        </w:rPr>
+        <w:t>Market and environment</w:t>
+      </w:r>
+    </w:p>
+    <w:p>
+      <w:pPr>
+        <w:tabs>
+          <w:tab w:pos="255" w:val="left"/>
+        </w:tabs>
+        <w:spacing w:before="0" w:after="80"/>
+        <w:ind w:left="255" w:hanging="255"/>
+      </w:pPr>
+      <w:r>
+        <w:rPr>
+          <w:b/>
+          <w:color w:val="2A78D6"/>
+          <w:sz w:val="20"/>
+        </w:rPr>
+        <w:t>▪</w:t>
+        <w:tab/>
+      </w:r>
+      <w:r>
+        <w:rPr>
+          <w:b/>
+        </w:rPr>
+        <w:t>Tariffs:</w:t>
+      </w:r>
+      <w:r>
+        <w:rPr>
+          <w:b w:val="0"/>
+        </w:rPr>
+        <w:t xml:space="preserve"> revenue +14.7%, mainly due to new water tariffs from 2025-12-01</w:t>
+      </w:r>
+      <w:hyperlink r:id="rId14">
+        <w:r>
+          <w:rPr>
+            <w:color w:val="2A78D6"/>
+            <w:vertAlign w:val="superscript"/>
+            <w:sz w:val="17"/>
+          </w:rPr>
+          <w:t xml:space="preserve">9</w:t>
+        </w:r>
+      </w:hyperlink>
+      <w:r>
+        <w:rPr>
+          <w:b w:val="0"/>
+        </w:rPr>
+        <w:t>. Treated wastewater -8.9% on lower rainfall, water sold +0.9%</w:t>
+      </w:r>
+      <w:hyperlink r:id="rId21">
+        <w:r>
+          <w:rPr>
+            <w:color w:val="2A78D6"/>
+            <w:vertAlign w:val="superscript"/>
+            <w:sz w:val="17"/>
+          </w:rPr>
+          <w:t xml:space="preserve">17</w:t>
+        </w:r>
+      </w:hyperlink>
+      <w:r>
+        <w:rPr>
+          <w:b w:val="0"/>
+        </w:rPr>
+        <w:t>.</w:t>
+      </w:r>
+    </w:p>
+    <w:p>
+      <w:pPr>
+        <w:tabs>
+          <w:tab w:pos="255" w:val="left"/>
+        </w:tabs>
+        <w:spacing w:before="0" w:after="80"/>
+        <w:ind w:left="255" w:hanging="255"/>
+      </w:pPr>
+      <w:r>
+        <w:rPr>
+          <w:b/>
+          <w:color w:val="2A78D6"/>
+          <w:sz w:val="20"/>
+        </w:rPr>
+        <w:t>▪</w:t>
+        <w:tab/>
+      </w:r>
+      <w:r>
+        <w:rPr>
+          <w:b/>
+        </w:rPr>
+        <w:t>Investment and debt:</w:t>
+      </w:r>
+      <w:r>
+        <w:rPr>
+          <w:b w:val="0"/>
+        </w:rPr>
+        <w:t xml:space="preserve"> a record EUR 24.1m of investment was debt-financed, lifting net debt/EBITDA to 2.6x</w:t>
+      </w:r>
+      <w:hyperlink r:id="rId14">
+        <w:r>
+          <w:rPr>
+            <w:color w:val="2A78D6"/>
+            <w:vertAlign w:val="superscript"/>
+            <w:sz w:val="17"/>
+          </w:rPr>
+          <w:t xml:space="preserve">18</w:t>
+        </w:r>
+      </w:hyperlink>
+      <w:r>
+        <w:rPr>
+          <w:b w:val="0"/>
+        </w:rPr>
+        <w:t>. Costs may be affected by inflation and energy prices; the Bank of Latvia forecasts 3.6% inflation in 2026</w:t>
+      </w:r>
+      <w:hyperlink r:id="rId22">
+        <w:r>
+          <w:rPr>
+            <w:color w:val="2A78D6"/>
+            <w:vertAlign w:val="superscript"/>
+            <w:sz w:val="17"/>
+          </w:rPr>
+          <w:t xml:space="preserve">19</w:t>
+        </w:r>
+      </w:hyperlink>
+      <w:r>
+        <w:rPr>
+          <w:b w:val="0"/>
+        </w:rPr>
+        <w:t>.</w:t>
+      </w:r>
+    </w:p>
+    <w:p>
+      <w:pPr>
+        <w:tabs>
+          <w:tab w:pos="255" w:val="left"/>
+        </w:tabs>
+        <w:spacing w:before="0" w:after="80"/>
+        <w:ind w:left="255" w:hanging="255"/>
+      </w:pPr>
+      <w:r>
+        <w:rPr>
+          <w:b/>
+          <w:color w:val="2A78D6"/>
+          <w:sz w:val="20"/>
+        </w:rPr>
+        <w:t>▪</w:t>
+        <w:tab/>
+      </w:r>
+      <w:r>
+        <w:rPr>
+          <w:b/>
+        </w:rPr>
+        <w:t>Next issue:</w:t>
+      </w:r>
+      <w:r>
+        <w:rPr>
+          <w:b w:val="0"/>
+        </w:rPr>
+        <w:t xml:space="preserve"> up to EUR 40m of green bonds planned for Q4 2026, subject to market conditions</w:t>
+      </w:r>
+      <w:hyperlink r:id="rId12">
+        <w:r>
+          <w:rPr>
+            <w:color w:val="2A78D6"/>
+            <w:vertAlign w:val="superscript"/>
+            <w:sz w:val="17"/>
+          </w:rPr>
+          <w:t xml:space="preserve">1</w:t>
+        </w:r>
+      </w:hyperlink>
+      <w:r>
+        <w:rPr>
+          <w:b w:val="0"/>
+        </w:rPr>
+        <w:t>.</w:t>
+      </w:r>
+    </w:p>
+    <w:tbl>
+      <w:tblPr>
+        <w:tblW w:w="9639" w:type="dxa"/>
+        <w:tblBorders>
+          <w:top w:val="nil"/>
+          <w:left w:val="nil"/>
+          <w:bottom w:val="nil"/>
+          <w:right w:val="nil"/>
+          <w:insideH w:val="nil"/>
+          <w:insideV w:val="nil"/>
+        </w:tblBorders>
+        <w:tblLayout w:type="fixed"/>
+        <w:tblCellMar>
+          <w:top w:w="70" w:type="dxa"/>
+          <w:left w:w="100" w:type="dxa"/>
+          <w:bottom w:w="70" w:type="dxa"/>
+          <w:right w:w="100" w:type="dxa"/>
+        </w:tblCellMar>
+        <w:tblLook w:firstColumn="1" w:firstRow="1" w:lastColumn="0" w:lastRow="0" w:noHBand="0" w:noVBand="1" w:val="04A0"/>
+      </w:tblPr>
+      <w:tblGrid>
+        <w:gridCol w:w="3515"/>
+        <w:gridCol w:w="1814"/>
+        <w:gridCol w:w="1360"/>
+        <w:gridCol w:w="1360"/>
+        <w:gridCol w:w="1587"/>
+      </w:tblGrid>
+      <w:tr>
+        <w:tc>
+          <w:tcPr>
+            <w:tcW w:type="dxa" w:w="3515"/>
+            <w:tcBorders>
+              <w:top w:val="nil"/>
+              <w:left w:val="nil"/>
+              <w:bottom w:val="single" w:sz="8" w:color="12355B" w:space="0"/>
+              <w:right w:val="nil"/>
+            </w:tcBorders>
+          </w:tcPr>
+          <w:p>
+            <w:pPr>
+              <w:spacing w:before="0" w:after="0"/>
+            </w:pPr>
+            <w:r>
+              <w:rPr>
+                <w:b/>
+                <w:caps/>
+                <w:color w:val="667085"/>
+                <w:sz w:val="14"/>
+              </w:rPr>
+            </w:r>
+          </w:p>
+        </w:tc>
+        <w:tc>
+          <w:tcPr>
+            <w:tcW w:type="dxa" w:w="1814"/>
+            <w:tcBorders>
+              <w:top w:val="nil"/>
+              <w:left w:val="nil"/>
+              <w:bottom w:val="single" w:sz="8" w:color="12355B" w:space="0"/>
+              <w:right w:val="nil"/>
+            </w:tcBorders>
+          </w:tcPr>
+          <w:p>
+            <w:pPr>
+              <w:spacing w:before="0" w:after="0"/>
+              <w:jc w:val="right"/>
+            </w:pPr>
+            <w:r>
+              <w:rPr>
+                <w:b/>
+                <w:caps/>
+                <w:color w:val="667085"/>
+                <w:sz w:val="14"/>
+              </w:rPr>
+              <w:t>Now</w:t>
+            </w:r>
+          </w:p>
+        </w:tc>
+        <w:tc>
+          <w:tcPr>
+            <w:tcW w:type="dxa" w:w="1361"/>
+            <w:tcBorders>
+              <w:top w:val="nil"/>
+              <w:left w:val="nil"/>
+              <w:bottom w:val="single" w:sz="8" w:color="12355B" w:space="0"/>
+              <w:right w:val="nil"/>
+            </w:tcBorders>
+          </w:tcPr>
+          <w:p>
+            <w:pPr>
+              <w:spacing w:before="0" w:after="0"/>
+              <w:jc w:val="right"/>
+            </w:pPr>
+            <w:r>
+              <w:rPr>
+                <w:b/>
+                <w:caps/>
+                <w:color w:val="667085"/>
+                <w:sz w:val="14"/>
+              </w:rPr>
+              <w:t>3 months ago</w:t>
+            </w:r>
+          </w:p>
+        </w:tc>
+        <w:tc>
+          <w:tcPr>
+            <w:tcW w:type="dxa" w:w="1361"/>
+            <w:tcBorders>
+              <w:top w:val="nil"/>
+              <w:left w:val="nil"/>
+              <w:bottom w:val="single" w:sz="8" w:color="12355B" w:space="0"/>
+              <w:right w:val="nil"/>
+            </w:tcBorders>
+          </w:tcPr>
+          <w:p>
+            <w:pPr>
+              <w:spacing w:before="0" w:after="0"/>
+              <w:jc w:val="right"/>
+            </w:pPr>
+            <w:r>
+              <w:rPr>
+                <w:b/>
+                <w:caps/>
+                <w:color w:val="667085"/>
+                <w:sz w:val="14"/>
+              </w:rPr>
+              <w:t>12 months ago</w:t>
+            </w:r>
+          </w:p>
+        </w:tc>
+        <w:tc>
+          <w:tcPr>
+            <w:tcW w:type="dxa" w:w="1587"/>
+            <w:tcBorders>
+              <w:top w:val="nil"/>
+              <w:left w:val="nil"/>
+              <w:bottom w:val="single" w:sz="8" w:color="12355B" w:space="0"/>
+              <w:right w:val="nil"/>
+            </w:tcBorders>
+          </w:tcPr>
+          <w:p>
+            <w:pPr>
+              <w:spacing w:before="0" w:after="0"/>
+              <w:jc w:val="right"/>
+            </w:pPr>
+            <w:r>
+              <w:rPr>
+                <w:b/>
+                <w:caps/>
+                <w:color w:val="667085"/>
+                <w:sz w:val="14"/>
+              </w:rPr>
+              <w:t>12-month change</w:t>
+            </w:r>
+          </w:p>
+        </w:tc>
+      </w:tr>
+      <w:tr>
+        <w:tc>
+          <w:tcPr>
+            <w:tcW w:type="dxa" w:w="3515"/>
+            <w:tcBorders>
+              <w:top w:val="nil"/>
+              <w:left w:val="nil"/>
+              <w:bottom w:val="single" w:sz="4" w:color="E6EAF0" w:space="0"/>
+              <w:right w:val="nil"/>
+            </w:tcBorders>
+          </w:tcPr>
+          <w:p>
+            <w:pPr>
+              <w:spacing w:before="0" w:after="0"/>
+            </w:pPr>
+            <w:r>
+              <w:rPr>
+                <w:b w:val="0"/>
+                <w:sz w:val="17"/>
+              </w:rPr>
+              <w:t>ECB deposit facility rate</w:t>
+            </w:r>
+          </w:p>
+        </w:tc>
+        <w:tc>
+          <w:tcPr>
+            <w:tcW w:type="dxa" w:w="1814"/>
+            <w:tcBorders>
+              <w:top w:val="nil"/>
+              <w:left w:val="nil"/>
+              <w:bottom w:val="single" w:sz="4" w:color="E6EAF0" w:space="0"/>
+              <w:right w:val="nil"/>
+            </w:tcBorders>
+          </w:tcPr>
+          <w:p>
+            <w:pPr>
+              <w:spacing w:before="0" w:after="0"/>
+              <w:jc w:val="right"/>
+            </w:pPr>
+            <w:r>
+              <w:rPr>
+                <w:b w:val="0"/>
+                <w:sz w:val="17"/>
+              </w:rPr>
+              <w:t>2.50% (2026-09)</w:t>
+            </w:r>
+          </w:p>
+        </w:tc>
+        <w:tc>
+          <w:tcPr>
+            <w:tcW w:type="dxa" w:w="1361"/>
+            <w:tcBorders>
+              <w:top w:val="nil"/>
+              <w:left w:val="nil"/>
+              <w:bottom w:val="single" w:sz="4" w:color="E6EAF0" w:space="0"/>
+              <w:right w:val="nil"/>
+            </w:tcBorders>
+          </w:tcPr>
+          <w:p>
+            <w:pPr>
+              <w:spacing w:before="0" w:after="0"/>
+              <w:jc w:val="right"/>
+            </w:pPr>
+            <w:r>
+              <w:rPr>
+                <w:b w:val="0"/>
+                <w:sz w:val="17"/>
+              </w:rPr>
+              <w:t>2.25%</w:t>
+            </w:r>
+          </w:p>
+        </w:tc>
+        <w:tc>
+          <w:tcPr>
+            <w:tcW w:type="dxa" w:w="1361"/>
+            <w:tcBorders>
+              <w:top w:val="nil"/>
+              <w:left w:val="nil"/>
+              <w:bottom w:val="single" w:sz="4" w:color="E6EAF0" w:space="0"/>
+              <w:right w:val="nil"/>
+            </w:tcBorders>
+          </w:tcPr>
+          <w:p>
+            <w:pPr>
+              <w:spacing w:before="0" w:after="0"/>
+              <w:jc w:val="right"/>
+            </w:pPr>
+            <w:r>
+              <w:rPr>
+                <w:b w:val="0"/>
+                <w:sz w:val="17"/>
+              </w:rPr>
+              <w:t>–</w:t>
+            </w:r>
+          </w:p>
+        </w:tc>
+        <w:tc>
+          <w:tcPr>
+            <w:tcW w:type="dxa" w:w="1587"/>
+            <w:tcBorders>
+              <w:top w:val="nil"/>
+              <w:left w:val="nil"/>
+              <w:bottom w:val="single" w:sz="4" w:color="E6EAF0" w:space="0"/>
+              <w:right w:val="nil"/>
+            </w:tcBorders>
+          </w:tcPr>
+          <w:p>
+            <w:pPr>
+              <w:spacing w:before="0" w:after="0"/>
+              <w:jc w:val="right"/>
+            </w:pPr>
+            <w:r>
+              <w:rPr>
+                <w:b w:val="0"/>
+                <w:sz w:val="17"/>
+              </w:rPr>
+              <w:t>–</w:t>
+            </w:r>
+          </w:p>
+        </w:tc>
+      </w:tr>
+      <w:tr>
+        <w:tc>
+          <w:tcPr>
+            <w:tcW w:type="dxa" w:w="3515"/>
+            <w:tcBorders>
+              <w:top w:val="nil"/>
+              <w:left w:val="nil"/>
+              <w:bottom w:val="single" w:sz="4" w:color="E6EAF0" w:space="0"/>
+              <w:right w:val="nil"/>
+            </w:tcBorders>
+          </w:tcPr>
+          <w:p>
+            <w:pPr>
+              <w:spacing w:before="0" w:after="0"/>
+            </w:pPr>
+            <w:r>
+              <w:rPr>
+                <w:b w:val="0"/>
+                <w:sz w:val="17"/>
+              </w:rPr>
+              <w:t>3-month Euribor</w:t>
+            </w:r>
+          </w:p>
+        </w:tc>
+        <w:tc>
+          <w:tcPr>
+            <w:tcW w:type="dxa" w:w="1814"/>
+            <w:tcBorders>
+              <w:top w:val="nil"/>
+              <w:left w:val="nil"/>
+              <w:bottom w:val="single" w:sz="4" w:color="E6EAF0" w:space="0"/>
+              <w:right w:val="nil"/>
+            </w:tcBorders>
+          </w:tcPr>
+          <w:p>
+            <w:pPr>
+              <w:spacing w:before="0" w:after="0"/>
+              <w:jc w:val="right"/>
+            </w:pPr>
+            <w:r>
+              <w:rPr>
+                <w:b w:val="0"/>
+                <w:sz w:val="17"/>
+              </w:rPr>
+              <w:t>2.64% (2026-09)</w:t>
+            </w:r>
+          </w:p>
+        </w:tc>
+        <w:tc>
+          <w:tcPr>
+            <w:tcW w:type="dxa" w:w="1361"/>
+            <w:tcBorders>
+              <w:top w:val="nil"/>
+              <w:left w:val="nil"/>
+              <w:bottom w:val="single" w:sz="4" w:color="E6EAF0" w:space="0"/>
+              <w:right w:val="nil"/>
+            </w:tcBorders>
+          </w:tcPr>
+          <w:p>
+            <w:pPr>
+              <w:spacing w:before="0" w:after="0"/>
+              <w:jc w:val="right"/>
+            </w:pPr>
+            <w:r>
+              <w:rPr>
+                <w:b w:val="0"/>
+                <w:sz w:val="17"/>
+              </w:rPr>
+              <w:t>2.34%</w:t>
+            </w:r>
+          </w:p>
+        </w:tc>
+        <w:tc>
+          <w:tcPr>
+            <w:tcW w:type="dxa" w:w="1361"/>
+            <w:tcBorders>
+              <w:top w:val="nil"/>
+              <w:left w:val="nil"/>
+              <w:bottom w:val="single" w:sz="4" w:color="E6EAF0" w:space="0"/>
+              <w:right w:val="nil"/>
+            </w:tcBorders>
+          </w:tcPr>
+          <w:p>
+            <w:pPr>
+              <w:spacing w:before="0" w:after="0"/>
+              <w:jc w:val="right"/>
+            </w:pPr>
+            <w:r>
+              <w:rPr>
+                <w:b w:val="0"/>
+                <w:sz w:val="17"/>
+              </w:rPr>
+              <w:t>2.03%</w:t>
+            </w:r>
+          </w:p>
+        </w:tc>
+        <w:tc>
+          <w:tcPr>
+            <w:tcW w:type="dxa" w:w="1587"/>
+            <w:tcBorders>
+              <w:top w:val="nil"/>
+              <w:left w:val="nil"/>
+              <w:bottom w:val="single" w:sz="4" w:color="E6EAF0" w:space="0"/>
+              <w:right w:val="nil"/>
+            </w:tcBorders>
+          </w:tcPr>
+          <w:p>
+            <w:pPr>
+              <w:spacing w:before="0" w:after="0"/>
+              <w:jc w:val="right"/>
+            </w:pPr>
+            <w:r>
+              <w:rPr>
+                <w:b w:val="0"/>
+                <w:sz w:val="17"/>
+              </w:rPr>
+              <w:t>▲ 0.61 p. p.</w:t>
+            </w:r>
+          </w:p>
+        </w:tc>
+      </w:tr>
+      <w:tr>
+        <w:tc>
+          <w:tcPr>
+            <w:tcW w:type="dxa" w:w="3515"/>
+            <w:tcBorders>
+              <w:top w:val="nil"/>
+              <w:left w:val="nil"/>
+              <w:bottom w:val="single" w:sz="4" w:color="E6EAF0" w:space="0"/>
+              <w:right w:val="nil"/>
+            </w:tcBorders>
+          </w:tcPr>
+          <w:p>
+            <w:pPr>
+              <w:spacing w:before="0" w:after="0"/>
+            </w:pPr>
+            <w:r>
+              <w:rPr>
+                <w:b w:val="0"/>
+                <w:sz w:val="17"/>
+              </w:rPr>
+              <w:t>6-month Euribor</w:t>
+            </w:r>
+          </w:p>
+        </w:tc>
+        <w:tc>
+          <w:tcPr>
+            <w:tcW w:type="dxa" w:w="1814"/>
+            <w:tcBorders>
+              <w:top w:val="nil"/>
+              <w:left w:val="nil"/>
+              <w:bottom w:val="single" w:sz="4" w:color="E6EAF0" w:space="0"/>
+              <w:right w:val="nil"/>
+            </w:tcBorders>
+          </w:tcPr>
+          <w:p>
+            <w:pPr>
+              <w:spacing w:before="0" w:after="0"/>
+              <w:jc w:val="right"/>
+            </w:pPr>
+            <w:r>
+              <w:rPr>
+                <w:b w:val="0"/>
+                <w:sz w:val="17"/>
+              </w:rPr>
+              <w:t>2.92% (2026-09)</w:t>
+            </w:r>
+          </w:p>
+        </w:tc>
+        <w:tc>
+          <w:tcPr>
+            <w:tcW w:type="dxa" w:w="1361"/>
+            <w:tcBorders>
+              <w:top w:val="nil"/>
+              <w:left w:val="nil"/>
+              <w:bottom w:val="single" w:sz="4" w:color="E6EAF0" w:space="0"/>
+              <w:right w:val="nil"/>
+            </w:tcBorders>
+          </w:tcPr>
+          <w:p>
+            <w:pPr>
+              <w:spacing w:before="0" w:after="0"/>
+              <w:jc w:val="right"/>
+            </w:pPr>
+            <w:r>
+              <w:rPr>
+                <w:b w:val="0"/>
+                <w:sz w:val="17"/>
+              </w:rPr>
+              <w:t>2.60%</w:t>
+            </w:r>
+          </w:p>
+        </w:tc>
+        <w:tc>
+          <w:tcPr>
+            <w:tcW w:type="dxa" w:w="1361"/>
+            <w:tcBorders>
+              <w:top w:val="nil"/>
+              <w:left w:val="nil"/>
+              <w:bottom w:val="single" w:sz="4" w:color="E6EAF0" w:space="0"/>
+              <w:right w:val="nil"/>
+            </w:tcBorders>
+          </w:tcPr>
+          <w:p>
+            <w:pPr>
+              <w:spacing w:before="0" w:after="0"/>
+              <w:jc w:val="right"/>
+            </w:pPr>
+            <w:r>
+              <w:rPr>
+                <w:b w:val="0"/>
+                <w:sz w:val="17"/>
+              </w:rPr>
+              <w:t>2.10%</w:t>
+            </w:r>
+          </w:p>
+        </w:tc>
+        <w:tc>
+          <w:tcPr>
+            <w:tcW w:type="dxa" w:w="1587"/>
+            <w:tcBorders>
+              <w:top w:val="nil"/>
+              <w:left w:val="nil"/>
+              <w:bottom w:val="single" w:sz="4" w:color="E6EAF0" w:space="0"/>
+              <w:right w:val="nil"/>
+            </w:tcBorders>
+          </w:tcPr>
+          <w:p>
+            <w:pPr>
+              <w:spacing w:before="0" w:after="0"/>
+              <w:jc w:val="right"/>
+            </w:pPr>
+            <w:r>
+              <w:rPr>
+                <w:b w:val="0"/>
+                <w:sz w:val="17"/>
+              </w:rPr>
+              <w:t>▲ 0.82 p. p.</w:t>
+            </w:r>
+          </w:p>
+        </w:tc>
+      </w:tr>
+      <w:tr>
+        <w:tc>
+          <w:tcPr>
+            <w:tcW w:type="dxa" w:w="3515"/>
+            <w:tcBorders>
+              <w:top w:val="nil"/>
+              <w:left w:val="nil"/>
+              <w:bottom w:val="single" w:sz="4" w:color="E6EAF0" w:space="0"/>
+              <w:right w:val="nil"/>
+            </w:tcBorders>
+          </w:tcPr>
+          <w:p>
+            <w:pPr>
+              <w:spacing w:before="0" w:after="0"/>
+            </w:pPr>
+            <w:r>
+              <w:rPr>
+                <w:b w:val="0"/>
+                <w:sz w:val="17"/>
+              </w:rPr>
+              <w:t>12-month Euribor</w:t>
+            </w:r>
+          </w:p>
+        </w:tc>
+        <w:tc>
+          <w:tcPr>
+            <w:tcW w:type="dxa" w:w="1814"/>
+            <w:tcBorders>
+              <w:top w:val="nil"/>
+              <w:left w:val="nil"/>
+              <w:bottom w:val="single" w:sz="4" w:color="E6EAF0" w:space="0"/>
+              <w:right w:val="nil"/>
+            </w:tcBorders>
+          </w:tcPr>
+          <w:p>
+            <w:pPr>
+              <w:spacing w:before="0" w:after="0"/>
+              <w:jc w:val="right"/>
+            </w:pPr>
+            <w:r>
+              <w:rPr>
+                <w:b w:val="0"/>
+                <w:sz w:val="17"/>
+              </w:rPr>
+              <w:t>3.25% (2026-09)</w:t>
+            </w:r>
+          </w:p>
+        </w:tc>
+        <w:tc>
+          <w:tcPr>
+            <w:tcW w:type="dxa" w:w="1361"/>
+            <w:tcBorders>
+              <w:top w:val="nil"/>
+              <w:left w:val="nil"/>
+              <w:bottom w:val="single" w:sz="4" w:color="E6EAF0" w:space="0"/>
+              <w:right w:val="nil"/>
+            </w:tcBorders>
+          </w:tcPr>
+          <w:p>
+            <w:pPr>
+              <w:spacing w:before="0" w:after="0"/>
+              <w:jc w:val="right"/>
+            </w:pPr>
+            <w:r>
+              <w:rPr>
+                <w:b w:val="0"/>
+                <w:sz w:val="17"/>
+              </w:rPr>
+              <w:t>2.80%</w:t>
+            </w:r>
+          </w:p>
+        </w:tc>
+        <w:tc>
+          <w:tcPr>
+            <w:tcW w:type="dxa" w:w="1361"/>
+            <w:tcBorders>
+              <w:top w:val="nil"/>
+              <w:left w:val="nil"/>
+              <w:bottom w:val="single" w:sz="4" w:color="E6EAF0" w:space="0"/>
+              <w:right w:val="nil"/>
+            </w:tcBorders>
+          </w:tcPr>
+          <w:p>
+            <w:pPr>
+              <w:spacing w:before="0" w:after="0"/>
+              <w:jc w:val="right"/>
+            </w:pPr>
+            <w:r>
+              <w:rPr>
+                <w:b w:val="0"/>
+                <w:sz w:val="17"/>
+              </w:rPr>
+              <w:t>2.17%</w:t>
+            </w:r>
+          </w:p>
+        </w:tc>
+        <w:tc>
+          <w:tcPr>
+            <w:tcW w:type="dxa" w:w="1587"/>
+            <w:tcBorders>
+              <w:top w:val="nil"/>
+              <w:left w:val="nil"/>
+              <w:bottom w:val="single" w:sz="4" w:color="E6EAF0" w:space="0"/>
+              <w:right w:val="nil"/>
+            </w:tcBorders>
+          </w:tcPr>
+          <w:p>
+            <w:pPr>
+              <w:spacing w:before="0" w:after="0"/>
+              <w:jc w:val="right"/>
+            </w:pPr>
+            <w:r>
+              <w:rPr>
+                <w:b w:val="0"/>
+                <w:sz w:val="17"/>
+              </w:rPr>
+              <w:t>▲ 1.08 p. p.</w:t>
+            </w:r>
+          </w:p>
+        </w:tc>
+      </w:tr>
+      <w:tr>
+        <w:tc>
+          <w:tcPr>
+            <w:tcW w:type="dxa" w:w="3515"/>
+            <w:tcBorders>
+              <w:top w:val="nil"/>
+              <w:left w:val="nil"/>
+              <w:bottom w:val="single" w:sz="4" w:color="E6EAF0" w:space="0"/>
+              <w:right w:val="nil"/>
+            </w:tcBorders>
+          </w:tcPr>
+          <w:p>
+            <w:pPr>
+              <w:spacing w:before="0" w:after="0"/>
+            </w:pPr>
+            <w:r>
+              <w:rPr>
+                <w:b w:val="0"/>
+                <w:sz w:val="17"/>
+              </w:rPr>
+              <w:t>Euro area AAA government 10-year yield</w:t>
+            </w:r>
+          </w:p>
+        </w:tc>
+        <w:tc>
+          <w:tcPr>
+            <w:tcW w:type="dxa" w:w="1814"/>
+            <w:tcBorders>
+              <w:top w:val="nil"/>
+              <w:left w:val="nil"/>
+              <w:bottom w:val="single" w:sz="4" w:color="E6EAF0" w:space="0"/>
+              <w:right w:val="nil"/>
+            </w:tcBorders>
+          </w:tcPr>
+          <w:p>
+            <w:pPr>
+              <w:spacing w:before="0" w:after="0"/>
+              <w:jc w:val="right"/>
+            </w:pPr>
+            <w:r>
+              <w:rPr>
+                <w:b w:val="0"/>
+                <w:sz w:val="17"/>
+              </w:rPr>
+              <w:t>3.43% (2026-10)</w:t>
+            </w:r>
+          </w:p>
+        </w:tc>
+        <w:tc>
+          <w:tcPr>
+            <w:tcW w:type="dxa" w:w="1361"/>
+            <w:tcBorders>
+              <w:top w:val="nil"/>
+              <w:left w:val="nil"/>
+              <w:bottom w:val="single" w:sz="4" w:color="E6EAF0" w:space="0"/>
+              <w:right w:val="nil"/>
+            </w:tcBorders>
+          </w:tcPr>
+          <w:p>
+            <w:pPr>
+              <w:spacing w:before="0" w:after="0"/>
+              <w:jc w:val="right"/>
+            </w:pPr>
+            <w:r>
+              <w:rPr>
+                <w:b w:val="0"/>
+                <w:sz w:val="17"/>
+              </w:rPr>
+              <w:t>3.23%</w:t>
+            </w:r>
+          </w:p>
+        </w:tc>
+        <w:tc>
+          <w:tcPr>
+            <w:tcW w:type="dxa" w:w="1361"/>
+            <w:tcBorders>
+              <w:top w:val="nil"/>
+              <w:left w:val="nil"/>
+              <w:bottom w:val="single" w:sz="4" w:color="E6EAF0" w:space="0"/>
+              <w:right w:val="nil"/>
+            </w:tcBorders>
+          </w:tcPr>
+          <w:p>
+            <w:pPr>
+              <w:spacing w:before="0" w:after="0"/>
+              <w:jc w:val="right"/>
+            </w:pPr>
+            <w:r>
+              <w:rPr>
+                <w:b w:val="0"/>
+                <w:sz w:val="17"/>
+              </w:rPr>
+              <w:t>2.72%</w:t>
+            </w:r>
+          </w:p>
+        </w:tc>
+        <w:tc>
+          <w:tcPr>
+            <w:tcW w:type="dxa" w:w="1587"/>
+            <w:tcBorders>
+              <w:top w:val="nil"/>
+              <w:left w:val="nil"/>
+              <w:bottom w:val="single" w:sz="4" w:color="E6EAF0" w:space="0"/>
+              <w:right w:val="nil"/>
+            </w:tcBorders>
+          </w:tcPr>
+          <w:p>
+            <w:pPr>
+              <w:spacing w:before="0" w:after="0"/>
+              <w:jc w:val="right"/>
+            </w:pPr>
+            <w:r>
+              <w:rPr>
+                <w:b w:val="0"/>
+                <w:sz w:val="17"/>
+              </w:rPr>
+              <w:t>▲ 0.71 p. p.</w:t>
+            </w:r>
+          </w:p>
+        </w:tc>
+      </w:tr>
+      <w:tr>
+        <w:tc>
+          <w:tcPr>
+            <w:tcW w:type="dxa" w:w="3515"/>
+            <w:tcBorders>
+              <w:top w:val="nil"/>
+              <w:left w:val="nil"/>
+              <w:bottom w:val="single" w:sz="4" w:color="E6EAF0" w:space="0"/>
+              <w:right w:val="nil"/>
+            </w:tcBorders>
+          </w:tcPr>
+          <w:p>
+            <w:pPr>
+              <w:spacing w:before="0" w:after="0"/>
+            </w:pPr>
+            <w:r>
+              <w:rPr>
+                <w:b w:val="0"/>
+                <w:sz w:val="17"/>
+              </w:rPr>
+              <w:t>Euro area inflation (HICP, annual)</w:t>
+            </w:r>
+          </w:p>
+        </w:tc>
+        <w:tc>
+          <w:tcPr>
+            <w:tcW w:type="dxa" w:w="1814"/>
+            <w:tcBorders>
+              <w:top w:val="nil"/>
+              <w:left w:val="nil"/>
+              <w:bottom w:val="single" w:sz="4" w:color="E6EAF0" w:space="0"/>
+              <w:right w:val="nil"/>
+            </w:tcBorders>
+          </w:tcPr>
+          <w:p>
+            <w:pPr>
+              <w:spacing w:before="0" w:after="0"/>
+              <w:jc w:val="right"/>
+            </w:pPr>
+            <w:r>
+              <w:rPr>
+                <w:b w:val="0"/>
+                <w:sz w:val="17"/>
+              </w:rPr>
+              <w:t>1.90% (2025-12)</w:t>
+            </w:r>
+          </w:p>
+        </w:tc>
+        <w:tc>
+          <w:tcPr>
+            <w:tcW w:type="dxa" w:w="1361"/>
+            <w:tcBorders>
+              <w:top w:val="nil"/>
+              <w:left w:val="nil"/>
+              <w:bottom w:val="single" w:sz="4" w:color="E6EAF0" w:space="0"/>
+              <w:right w:val="nil"/>
+            </w:tcBorders>
+          </w:tcPr>
+          <w:p>
+            <w:pPr>
+              <w:spacing w:before="0" w:after="0"/>
+              <w:jc w:val="right"/>
+            </w:pPr>
+            <w:r>
+              <w:rPr>
+                <w:b w:val="0"/>
+                <w:sz w:val="17"/>
+              </w:rPr>
+              <w:t>2.20%</w:t>
+            </w:r>
+          </w:p>
+        </w:tc>
+        <w:tc>
+          <w:tcPr>
+            <w:tcW w:type="dxa" w:w="1361"/>
+            <w:tcBorders>
+              <w:top w:val="nil"/>
+              <w:left w:val="nil"/>
+              <w:bottom w:val="single" w:sz="4" w:color="E6EAF0" w:space="0"/>
+              <w:right w:val="nil"/>
+            </w:tcBorders>
+          </w:tcPr>
+          <w:p>
+            <w:pPr>
+              <w:spacing w:before="0" w:after="0"/>
+              <w:jc w:val="right"/>
+            </w:pPr>
+            <w:r>
+              <w:rPr>
+                <w:b w:val="0"/>
+                <w:sz w:val="17"/>
+              </w:rPr>
+              <w:t>2.40%</w:t>
+            </w:r>
+          </w:p>
+        </w:tc>
+        <w:tc>
+          <w:tcPr>
+            <w:tcW w:type="dxa" w:w="1587"/>
+            <w:tcBorders>
+              <w:top w:val="nil"/>
+              <w:left w:val="nil"/>
+              <w:bottom w:val="single" w:sz="4" w:color="E6EAF0" w:space="0"/>
+              <w:right w:val="nil"/>
+            </w:tcBorders>
+          </w:tcPr>
+          <w:p>
+            <w:pPr>
+              <w:spacing w:before="0" w:after="0"/>
+              <w:jc w:val="right"/>
+            </w:pPr>
+            <w:r>
+              <w:rPr>
+                <w:b w:val="0"/>
+                <w:sz w:val="17"/>
+              </w:rPr>
+              <w:t>▼ 0.50 p. p.</w:t>
+            </w:r>
+          </w:p>
+        </w:tc>
+      </w:tr>
+    </w:tbl>
+    <w:p>
+      <w:pPr>
+        <w:spacing w:before="0" w:after="40"/>
+      </w:pPr>
+    </w:p>
+    <w:p>
+      <w:pPr>
+        <w:spacing w:before="40" w:after="60"/>
+      </w:pPr>
+      <w:r>
+        <w:rPr>
+          <w:b w:val="0"/>
+          <w:color w:val="667085"/>
+          <w:sz w:val="16"/>
+        </w:rPr>
+        <w:t>Euro area rates and inflation (ECB data, end-of-month value; Euribor and inflation – monthly average). Relevant for floating-rate and reset bonds and refinancing costs.</w:t>
+      </w:r>
+    </w:p>
+    <w:p>
+      <w:pPr>
+        <w:keepNext/>
+        <w:pBdr>
+          <w:bottom w:val="single" w:sz="8" w:color="12355B" w:space="4"/>
         </w:pBdr>
         <w:tabs>
           <w:tab w:pos="482" w:val="left"/>
@@ -3894,7 +5064,7 @@
       <w:r>
         <w:rPr>
           <w:b/>
-          <w:color w:val="1F4E79"/>
+          <w:color w:val="12355B"/>
           <w:sz w:val="28"/>
         </w:rPr>
         <w:t>In the press</w:t>
@@ -3907,7 +5077,7 @@
       <w:r>
         <w:rPr>
           <w:b w:val="0"/>
-          <w:color w:val="5F6B7A"/>
+          <w:color w:val="667085"/>
           <w:sz w:val="18"/>
         </w:rPr>
         <w:t>Automatic news scan (Google News, LV), 2026-07-24 – 2026-10-22: 2 articles.</w:t>
@@ -3956,7 +5126,7 @@
             <w:r>
               <w:rPr>
                 <w:b w:val="0"/>
-                <w:color w:val="1A1A1A"/>
+                <w:color w:val="1B2430"/>
                 <w:sz w:val="17"/>
               </w:rPr>
               <w:t>2026-10-16</w:t>
@@ -4002,10 +5172,10 @@
             <w:pPr>
               <w:spacing w:before="0" w:after="0"/>
             </w:pPr>
-            <w:hyperlink r:id="rId21">
+            <w:hyperlink r:id="rId23">
               <w:r>
                 <w:rPr>
-                  <w:color w:val="1A1A1A"/>
+                  <w:color w:val="1B2430"/>
                   <w:sz w:val="18"/>
                 </w:rPr>
                 <w:t xml:space="preserve">Svarīgs paziņojums no "Rīgas ūdens"</w:t>
@@ -4014,7 +5184,7 @@
             <w:r>
               <w:rPr>
                 <w:b w:val="0"/>
-                <w:color w:val="5F6B7A"/>
+                <w:color w:val="667085"/>
                 <w:sz w:val="15"/>
               </w:rPr>
               <w:t xml:space="preserve">   NRA</w:t>
@@ -4040,7 +5210,7 @@
             <w:r>
               <w:rPr>
                 <w:b w:val="0"/>
-                <w:color w:val="1A1A1A"/>
+                <w:color w:val="1B2430"/>
                 <w:sz w:val="17"/>
               </w:rPr>
               <w:t>2026-09-28</w:t>
@@ -4086,10 +5256,10 @@
             <w:pPr>
               <w:spacing w:before="0" w:after="0"/>
             </w:pPr>
-            <w:hyperlink r:id="rId22">
+            <w:hyperlink r:id="rId24">
               <w:r>
                 <w:rPr>
-                  <w:color w:val="1A1A1A"/>
+                  <w:color w:val="1B2430"/>
                   <w:sz w:val="18"/>
                 </w:rPr>
                 <w:t xml:space="preserve">"Rīgas ūdens" veiks vērienīgus skalošanas darbus: kurās apkaimēs jārēķinās ar ūdens duļķainību un pārtraukumiem</w:t>
@@ -4098,7 +5268,7 @@
             <w:r>
               <w:rPr>
                 <w:b w:val="0"/>
-                <w:color w:val="5F6B7A"/>
+                <w:color w:val="667085"/>
                 <w:sz w:val="15"/>
               </w:rPr>
               <w:t xml:space="preserve">   1188.lv</w:t>
@@ -4116,7 +5286,7 @@
       <w:pPr>
         <w:keepNext/>
         <w:pBdr>
-          <w:bottom w:val="single" w:sz="8" w:color="1F4E79" w:space="4"/>
+          <w:bottom w:val="single" w:sz="8" w:color="12355B" w:space="4"/>
         </w:pBdr>
         <w:tabs>
           <w:tab w:pos="482" w:val="left"/>
@@ -4135,7 +5305,7 @@
       <w:r>
         <w:rPr>
           <w:b/>
-          <w:color w:val="1F4E79"/>
+          <w:color w:val="12355B"/>
           <w:sz w:val="28"/>
         </w:rPr>
         <w:t>ESG report</w:t>
@@ -4144,7 +5314,7 @@
     <w:p>
       <w:pPr>
         <w:keepNext/>
-        <w:shd w:val="clear" w:color="auto" w:fill="EAF1F8"/>
+        <w:shd w:val="clear" w:color="auto" w:fill="EEF3F8"/>
         <w:spacing w:before="200" w:after="80"/>
         <w:ind w:left="85"/>
       </w:pPr>
@@ -4152,7 +5322,7 @@
         <w:rPr>
           <w:b/>
           <w:caps/>
-          <w:color w:val="1F4E79"/>
+          <w:color w:val="12355B"/>
           <w:sz w:val="19"/>
         </w:rPr>
         <w:t>Exclusionary screening (companies)</w:t>
@@ -4225,7 +5395,7 @@
             <w:r>
               <w:rPr>
                 <w:b/>
-                <w:color w:val="1A1A1A"/>
+                <w:color w:val="1B2430"/>
                 <w:sz w:val="19"/>
               </w:rPr>
               <w:t>Yes, the company is not involved in excluded sectors: controversial and nuclear weapons, tobacco, gambling and restricted sectors in fossil fuel</w:t>
@@ -4242,7 +5412,7 @@
             <w:r>
               <w:rPr>
                 <w:b w:val="0"/>
-                <w:color w:val="5F6B7A"/>
+                <w:color w:val="667085"/>
                 <w:sz w:val="18"/>
               </w:rPr>
               <w:t>•</w:t>
@@ -4345,7 +5515,7 @@
             <w:r>
               <w:rPr>
                 <w:b/>
-                <w:color w:val="1A1A1A"/>
+                <w:color w:val="1B2430"/>
                 <w:sz w:val="19"/>
               </w:rPr>
               <w:t>Yes, the company does not have red flag/signal related to controversies based on UN Global Compact, OECD Guidelines for Multinational Enterprises or any other relevant principles/standards</w:t>
@@ -4362,7 +5532,7 @@
             <w:r>
               <w:rPr>
                 <w:b w:val="0"/>
-                <w:color w:val="5F6B7A"/>
+                <w:color w:val="667085"/>
                 <w:sz w:val="18"/>
               </w:rPr>
               <w:t>•</w:t>
@@ -4388,7 +5558,7 @@
             <w:r>
               <w:rPr>
                 <w:b w:val="0"/>
-                <w:color w:val="5F6B7A"/>
+                <w:color w:val="667085"/>
                 <w:sz w:val="18"/>
               </w:rPr>
               <w:t>•</w:t>
@@ -4402,14 +5572,14 @@
               </w:rPr>
               <w:t>Treatment plant overload 0.34% (limit 2%)</w:t>
             </w:r>
-            <w:hyperlink r:id="rId23">
+            <w:hyperlink r:id="rId21">
               <w:r>
                 <w:rPr>
                   <w:color w:val="2A78D6"/>
                   <w:vertAlign w:val="superscript"/>
                   <w:sz w:val="15"/>
                 </w:rPr>
-                <w:t xml:space="preserve">17</w:t>
+                <w:t xml:space="preserve">20</w:t>
               </w:r>
             </w:hyperlink>
             <w:r>
@@ -4491,7 +5661,7 @@
             <w:r>
               <w:rPr>
                 <w:b/>
-                <w:color w:val="1A1A1A"/>
+                <w:color w:val="1B2430"/>
                 <w:sz w:val="19"/>
               </w:rPr>
               <w:t>Yes, the company is not in the list of sanctions (add a screenshot)</w:t>
@@ -4508,7 +5678,7 @@
             <w:r>
               <w:rPr>
                 <w:b w:val="0"/>
-                <w:color w:val="5F6B7A"/>
+                <w:color w:val="667085"/>
                 <w:sz w:val="18"/>
               </w:rPr>
               <w:t>•</w:t>
@@ -4593,7 +5763,7 @@
             <w:r>
               <w:rPr>
                 <w:b/>
-                <w:color w:val="1A1A1A"/>
+                <w:color w:val="1B2430"/>
                 <w:sz w:val="19"/>
               </w:rPr>
               <w:t>Yes, issues were not identified from adverse media checks (add a screenshot)</w:t>
@@ -4610,7 +5780,7 @@
             <w:r>
               <w:rPr>
                 <w:b w:val="0"/>
-                <w:color w:val="5F6B7A"/>
+                <w:color w:val="667085"/>
                 <w:sz w:val="18"/>
               </w:rPr>
               <w:t>•</w:t>
@@ -4636,7 +5806,7 @@
             <w:r>
               <w:rPr>
                 <w:b w:val="0"/>
-                <w:color w:val="5F6B7A"/>
+                <w:color w:val="667085"/>
                 <w:sz w:val="18"/>
               </w:rPr>
               <w:t>•</w:t>
@@ -4680,7 +5850,7 @@
             <w:r>
               <w:rPr>
                 <w:b w:val="0"/>
-                <w:color w:val="5F6B7A"/>
+                <w:color w:val="667085"/>
                 <w:sz w:val="18"/>
               </w:rPr>
               <w:t>•</w:t>
@@ -4726,7 +5896,7 @@
     <w:p>
       <w:pPr>
         <w:keepNext/>
-        <w:shd w:val="clear" w:color="auto" w:fill="EAF1F8"/>
+        <w:shd w:val="clear" w:color="auto" w:fill="EEF3F8"/>
         <w:spacing w:before="200" w:after="80"/>
         <w:ind w:left="85"/>
       </w:pPr>
@@ -4734,7 +5904,7 @@
         <w:rPr>
           <w:b/>
           <w:caps/>
-          <w:color w:val="1F4E79"/>
+          <w:color w:val="12355B"/>
           <w:sz w:val="19"/>
         </w:rPr>
         <w:t>ESG integration and positive screening (positive answers imply higher allocation)</w:t>
@@ -4807,7 +5977,7 @@
             <w:r>
               <w:rPr>
                 <w:b/>
-                <w:color w:val="1A1A1A"/>
+                <w:color w:val="1B2430"/>
                 <w:sz w:val="19"/>
               </w:rPr>
               <w:t>Yes, the company is promoting environmental or social characteristics (activities, ESG policy, good ESG rating, etc)</w:t>
@@ -4824,7 +5994,7 @@
             <w:r>
               <w:rPr>
                 <w:b w:val="0"/>
-                <w:color w:val="5F6B7A"/>
+                <w:color w:val="667085"/>
                 <w:sz w:val="18"/>
               </w:rPr>
               <w:t>•</w:t>
@@ -4860,7 +6030,7 @@
             <w:r>
               <w:rPr>
                 <w:b w:val="0"/>
-                <w:color w:val="5F6B7A"/>
+                <w:color w:val="667085"/>
                 <w:sz w:val="18"/>
               </w:rPr>
               <w:t>•</w:t>
@@ -4874,14 +6044,14 @@
               </w:rPr>
               <w:t>PFAS treatment pilot</w:t>
             </w:r>
-            <w:hyperlink r:id="rId24">
+            <w:hyperlink r:id="rId25">
               <w:r>
                 <w:rPr>
                   <w:color w:val="2A78D6"/>
                   <w:vertAlign w:val="superscript"/>
                   <w:sz w:val="15"/>
                 </w:rPr>
-                <w:t xml:space="preserve">18</w:t>
+                <w:t xml:space="preserve">21</w:t>
               </w:r>
             </w:hyperlink>
             <w:r>
@@ -4963,7 +6133,7 @@
             <w:r>
               <w:rPr>
                 <w:b/>
-                <w:color w:val="1A1A1A"/>
+                <w:color w:val="1B2430"/>
                 <w:sz w:val="19"/>
               </w:rPr>
               <w:t>Yes, the activities of the company or it’s strategy is aligned with the taxonomy and/or Paris agreement targets (e.g. net zero commitment)</w:t>
@@ -4980,7 +6150,7 @@
             <w:r>
               <w:rPr>
                 <w:b w:val="0"/>
-                <w:color w:val="5F6B7A"/>
+                <w:color w:val="667085"/>
                 <w:sz w:val="18"/>
               </w:rPr>
               <w:t>•</w:t>
@@ -5083,7 +6253,7 @@
             <w:r>
               <w:rPr>
                 <w:b/>
-                <w:color w:val="1A1A1A"/>
+                <w:color w:val="1B2430"/>
                 <w:sz w:val="19"/>
               </w:rPr>
               <w:t>Yes, the company does not have yellow flag/signal related to controversies based on UN Global Compact or any other relevant principles/standards</w:t>
@@ -5100,7 +6270,7 @@
             <w:r>
               <w:rPr>
                 <w:b w:val="0"/>
-                <w:color w:val="5F6B7A"/>
+                <w:color w:val="667085"/>
                 <w:sz w:val="18"/>
               </w:rPr>
               <w:t>•</w:t>
@@ -5126,7 +6296,7 @@
             <w:r>
               <w:rPr>
                 <w:b w:val="0"/>
-                <w:color w:val="5F6B7A"/>
+                <w:color w:val="667085"/>
                 <w:sz w:val="18"/>
               </w:rPr>
               <w:t>•</w:t>
@@ -5140,14 +6310,14 @@
               </w:rPr>
               <w:t>The company itself names impact areas: GHG leakage, treatment during heavy rain, micropollutants, water losses</w:t>
             </w:r>
-            <w:hyperlink r:id="rId25">
+            <w:hyperlink r:id="rId26">
               <w:r>
                 <w:rPr>
                   <w:color w:val="2A78D6"/>
                   <w:vertAlign w:val="superscript"/>
                   <w:sz w:val="15"/>
                 </w:rPr>
-                <w:t xml:space="preserve">19</w:t>
+                <w:t xml:space="preserve">22</w:t>
               </w:r>
             </w:hyperlink>
             <w:r>
@@ -5229,7 +6399,7 @@
             <w:r>
               <w:rPr>
                 <w:b/>
-                <w:color w:val="1A1A1A"/>
+                <w:color w:val="1B2430"/>
                 <w:sz w:val="19"/>
               </w:rPr>
               <w:t>Yes, the company fulfills the expectations from SEB thematic and sector policies</w:t>
@@ -5259,7 +6429,7 @@
             <w:r>
               <w:rPr>
                 <w:b w:val="0"/>
-                <w:color w:val="5F6B7A"/>
+                <w:color w:val="667085"/>
                 <w:sz w:val="18"/>
               </w:rPr>
               <w:t>•</w:t>
@@ -5273,14 +6443,14 @@
               </w:rPr>
               <w:t>The Investments policy</w:t>
             </w:r>
-            <w:hyperlink r:id="rId26">
+            <w:hyperlink r:id="rId27">
               <w:r>
                 <w:rPr>
                   <w:color w:val="2A78D6"/>
                   <w:vertAlign w:val="superscript"/>
                   <w:sz w:val="15"/>
                 </w:rPr>
-                <w:t xml:space="preserve">20</w:t>
+                <w:t xml:space="preserve">23</w:t>
               </w:r>
             </w:hyperlink>
             <w:r>
@@ -5291,14 +6461,14 @@
               </w:rPr>
               <w:t xml:space="preserve"> and the Environmental policy on climate, nature and water</w:t>
             </w:r>
-            <w:hyperlink r:id="rId27">
+            <w:hyperlink r:id="rId28">
               <w:r>
                 <w:rPr>
                   <w:color w:val="2A78D6"/>
                   <w:vertAlign w:val="superscript"/>
                   <w:sz w:val="15"/>
                 </w:rPr>
-                <w:t xml:space="preserve">21</w:t>
+                <w:t xml:space="preserve">24</w:t>
               </w:r>
             </w:hyperlink>
             <w:r>
@@ -5334,7 +6504,7 @@
             <w:r>
               <w:rPr>
                 <w:b w:val="0"/>
-                <w:color w:val="5F6B7A"/>
+                <w:color w:val="667085"/>
                 <w:sz w:val="18"/>
               </w:rPr>
               <w:t>•</w:t>
@@ -5370,7 +6540,7 @@
             <w:r>
               <w:rPr>
                 <w:b w:val="0"/>
-                <w:color w:val="5F6B7A"/>
+                <w:color w:val="667085"/>
                 <w:sz w:val="18"/>
               </w:rPr>
               <w:t>•</w:t>
@@ -5384,14 +6554,14 @@
               </w:rPr>
               <w:t>Wastewater treatment within limits</w:t>
             </w:r>
-            <w:hyperlink r:id="rId23">
+            <w:hyperlink r:id="rId21">
               <w:r>
                 <w:rPr>
                   <w:color w:val="2A78D6"/>
                   <w:vertAlign w:val="superscript"/>
                   <w:sz w:val="15"/>
                 </w:rPr>
-                <w:t xml:space="preserve">17</w:t>
+                <w:t xml:space="preserve">20</w:t>
               </w:r>
             </w:hyperlink>
           </w:p>
@@ -5406,7 +6576,7 @@
             <w:r>
               <w:rPr>
                 <w:b w:val="0"/>
-                <w:color w:val="5F6B7A"/>
+                <w:color w:val="667085"/>
                 <w:sz w:val="18"/>
               </w:rPr>
               <w:t>•</w:t>
@@ -5420,14 +6590,14 @@
               </w:rPr>
               <w:t>Material impacts disclosed</w:t>
             </w:r>
-            <w:hyperlink r:id="rId25">
+            <w:hyperlink r:id="rId26">
               <w:r>
                 <w:rPr>
                   <w:color w:val="2A78D6"/>
                   <w:vertAlign w:val="superscript"/>
                   <w:sz w:val="15"/>
                 </w:rPr>
-                <w:t xml:space="preserve">19</w:t>
+                <w:t xml:space="preserve">22</w:t>
               </w:r>
             </w:hyperlink>
             <w:r>
@@ -5457,7 +6627,7 @@
     <w:p>
       <w:pPr>
         <w:keepNext/>
-        <w:shd w:val="clear" w:color="auto" w:fill="EAF1F8"/>
+        <w:shd w:val="clear" w:color="auto" w:fill="EEF3F8"/>
         <w:spacing w:before="200" w:after="80"/>
         <w:ind w:left="85"/>
       </w:pPr>
@@ -5465,7 +6635,7 @@
         <w:rPr>
           <w:b/>
           <w:caps/>
-          <w:color w:val="1F4E79"/>
+          <w:color w:val="12355B"/>
           <w:sz w:val="19"/>
         </w:rPr>
         <w:t>Engagement</w:t>
@@ -5538,7 +6708,7 @@
             <w:r>
               <w:rPr>
                 <w:b/>
-                <w:color w:val="1A1A1A"/>
+                <w:color w:val="1B2430"/>
                 <w:sz w:val="19"/>
               </w:rPr>
               <w:t>Is there a need for pro-active engagement with the company?</w:t>
@@ -5555,7 +6725,7 @@
             <w:r>
               <w:rPr>
                 <w:b w:val="0"/>
-                <w:color w:val="5F6B7A"/>
+                <w:color w:val="667085"/>
                 <w:sz w:val="18"/>
               </w:rPr>
               <w:t>•</w:t>
@@ -5588,7 +6758,7 @@
     <w:p>
       <w:pPr>
         <w:keepNext/>
-        <w:shd w:val="clear" w:color="auto" w:fill="EAF1F8"/>
+        <w:shd w:val="clear" w:color="auto" w:fill="EEF3F8"/>
         <w:spacing w:before="200" w:after="80"/>
         <w:ind w:left="85"/>
       </w:pPr>
@@ -5596,7 +6766,7 @@
         <w:rPr>
           <w:b/>
           <w:caps/>
-          <w:color w:val="1F4E79"/>
+          <w:color w:val="12355B"/>
           <w:sz w:val="19"/>
         </w:rPr>
         <w:t>Indicators</w:t>
@@ -5669,7 +6839,7 @@
             <w:r>
               <w:rPr>
                 <w:b/>
-                <w:color w:val="1A1A1A"/>
+                <w:color w:val="1B2430"/>
                 <w:sz w:val="19"/>
               </w:rPr>
               <w:t>Yes, the indicators of the company support the targets of sustainability and PAI indicators followed by the Fund</w:t>
@@ -5686,7 +6856,7 @@
             <w:r>
               <w:rPr>
                 <w:b w:val="0"/>
-                <w:color w:val="5F6B7A"/>
+                <w:color w:val="667085"/>
                 <w:sz w:val="18"/>
               </w:rPr>
               <w:t>•</w:t>
@@ -5700,14 +6870,14 @@
               </w:rPr>
               <w:t>Treatment plant overload 0.34%</w:t>
             </w:r>
-            <w:hyperlink r:id="rId23">
+            <w:hyperlink r:id="rId21">
               <w:r>
                 <w:rPr>
                   <w:color w:val="2A78D6"/>
                   <w:vertAlign w:val="superscript"/>
                   <w:sz w:val="15"/>
                 </w:rPr>
-                <w:t xml:space="preserve">17</w:t>
+                <w:t xml:space="preserve">20</w:t>
               </w:r>
             </w:hyperlink>
           </w:p>
@@ -5722,7 +6892,7 @@
             <w:r>
               <w:rPr>
                 <w:b w:val="0"/>
-                <w:color w:val="5F6B7A"/>
+                <w:color w:val="667085"/>
                 <w:sz w:val="18"/>
               </w:rPr>
               <w:t>•</w:t>
@@ -5758,7 +6928,7 @@
             <w:r>
               <w:rPr>
                 <w:b w:val="0"/>
-                <w:color w:val="5F6B7A"/>
+                <w:color w:val="667085"/>
                 <w:sz w:val="18"/>
               </w:rPr>
               <w:t>•</w:t>
@@ -5772,14 +6942,14 @@
               </w:rPr>
               <w:t>Renovate 90 km of water mains and 55 km of sewers by 2030</w:t>
             </w:r>
-            <w:hyperlink r:id="rId28">
+            <w:hyperlink r:id="rId29">
               <w:r>
                 <w:rPr>
                   <w:color w:val="2A78D6"/>
                   <w:vertAlign w:val="superscript"/>
                   <w:sz w:val="15"/>
                 </w:rPr>
-                <w:t xml:space="preserve">22</w:t>
+                <w:t xml:space="preserve">25</w:t>
               </w:r>
             </w:hyperlink>
             <w:r>
@@ -5832,7 +7002,7 @@
       <w:r>
         <w:rPr>
           <w:b w:val="0"/>
-          <w:color w:val="5F6B7A"/>
+          <w:color w:val="667085"/>
           <w:sz w:val="16"/>
         </w:rPr>
         <w:t>SEB policies applied: Policy on Sustainability Considerations in Investments (SEB AB); Environmental Policy on Climate, Nature and Water (thematic); Social and Human Rights Policy (thematic); Governance expectations in sector policies (anti-corruption, tax, reporting)</w:t>
@@ -5842,7 +7012,7 @@
       <w:pPr>
         <w:keepNext/>
         <w:pBdr>
-          <w:bottom w:val="single" w:sz="8" w:color="1F4E79" w:space="4"/>
+          <w:bottom w:val="single" w:sz="8" w:color="12355B" w:space="4"/>
         </w:pBdr>
         <w:tabs>
           <w:tab w:pos="482" w:val="left"/>
@@ -5861,7 +7031,7 @@
       <w:r>
         <w:rPr>
           <w:b/>
-          <w:color w:val="1F4E79"/>
+          <w:color w:val="12355B"/>
           <w:sz w:val="28"/>
         </w:rPr>
         <w:t>Sources</w:t>
@@ -5878,7 +7048,7 @@
       <w:r>
         <w:rPr>
           <w:b w:val="0"/>
-          <w:color w:val="5F6B7A"/>
+          <w:color w:val="667085"/>
           <w:sz w:val="17"/>
         </w:rPr>
         <w:t>1.</w:t>
@@ -5905,7 +7075,7 @@
       <w:r>
         <w:rPr>
           <w:b w:val="0"/>
-          <w:color w:val="5F6B7A"/>
+          <w:color w:val="667085"/>
           <w:sz w:val="17"/>
         </w:rPr>
         <w:t>2.</w:t>
@@ -5932,7 +7102,7 @@
       <w:r>
         <w:rPr>
           <w:b w:val="0"/>
-          <w:color w:val="5F6B7A"/>
+          <w:color w:val="667085"/>
           <w:sz w:val="17"/>
         </w:rPr>
         <w:t>3.</w:t>
@@ -5959,7 +7129,7 @@
       <w:r>
         <w:rPr>
           <w:b w:val="0"/>
-          <w:color w:val="5F6B7A"/>
+          <w:color w:val="667085"/>
           <w:sz w:val="17"/>
         </w:rPr>
         <w:t>4.</w:t>
@@ -5986,7 +7156,7 @@
       <w:r>
         <w:rPr>
           <w:b w:val="0"/>
-          <w:color w:val="5F6B7A"/>
+          <w:color w:val="667085"/>
           <w:sz w:val="17"/>
         </w:rPr>
         <w:t>5.</w:t>
@@ -6013,7 +7183,7 @@
       <w:r>
         <w:rPr>
           <w:b w:val="0"/>
-          <w:color w:val="5F6B7A"/>
+          <w:color w:val="667085"/>
           <w:sz w:val="17"/>
         </w:rPr>
         <w:t>6.</w:t>
@@ -6040,7 +7210,7 @@
       <w:r>
         <w:rPr>
           <w:b w:val="0"/>
-          <w:color w:val="5F6B7A"/>
+          <w:color w:val="667085"/>
           <w:sz w:val="17"/>
         </w:rPr>
         <w:t>7.</w:t>
@@ -6067,7 +7237,7 @@
       <w:r>
         <w:rPr>
           <w:b w:val="0"/>
-          <w:color w:val="5F6B7A"/>
+          <w:color w:val="667085"/>
           <w:sz w:val="17"/>
         </w:rPr>
         <w:t>8.</w:t>
@@ -6094,7 +7264,7 @@
       <w:r>
         <w:rPr>
           <w:b w:val="0"/>
-          <w:color w:val="5F6B7A"/>
+          <w:color w:val="667085"/>
           <w:sz w:val="17"/>
         </w:rPr>
         <w:t>9.</w:t>
@@ -6121,7 +7291,7 @@
       <w:r>
         <w:rPr>
           <w:b w:val="0"/>
-          <w:color w:val="5F6B7A"/>
+          <w:color w:val="667085"/>
           <w:sz w:val="17"/>
         </w:rPr>
         <w:t>10.</w:t>
@@ -6148,7 +7318,7 @@
       <w:r>
         <w:rPr>
           <w:b w:val="0"/>
-          <w:color w:val="5F6B7A"/>
+          <w:color w:val="667085"/>
           <w:sz w:val="17"/>
         </w:rPr>
         <w:t>11.</w:t>
@@ -6175,7 +7345,7 @@
       <w:r>
         <w:rPr>
           <w:b w:val="0"/>
-          <w:color w:val="5F6B7A"/>
+          <w:color w:val="667085"/>
           <w:sz w:val="17"/>
         </w:rPr>
         <w:t>12.</w:t>
@@ -6202,7 +7372,7 @@
       <w:r>
         <w:rPr>
           <w:b w:val="0"/>
-          <w:color w:val="5F6B7A"/>
+          <w:color w:val="667085"/>
           <w:sz w:val="17"/>
         </w:rPr>
         <w:t>13.</w:t>
@@ -6229,7 +7399,7 @@
       <w:r>
         <w:rPr>
           <w:b w:val="0"/>
-          <w:color w:val="5F6B7A"/>
+          <w:color w:val="667085"/>
           <w:sz w:val="17"/>
         </w:rPr>
         <w:t>14.</w:t>
@@ -6256,7 +7426,7 @@
       <w:r>
         <w:rPr>
           <w:b w:val="0"/>
-          <w:color w:val="5F6B7A"/>
+          <w:color w:val="667085"/>
           <w:sz w:val="17"/>
         </w:rPr>
         <w:t>15.</w:t>
@@ -6283,7 +7453,7 @@
       <w:r>
         <w:rPr>
           <w:b w:val="0"/>
-          <w:color w:val="5F6B7A"/>
+          <w:color w:val="667085"/>
           <w:sz w:val="17"/>
         </w:rPr>
         <w:t>16.</w:t>
@@ -6310,13 +7480,94 @@
       <w:r>
         <w:rPr>
           <w:b w:val="0"/>
-          <w:color w:val="5F6B7A"/>
+          <w:color w:val="667085"/>
           <w:sz w:val="17"/>
         </w:rPr>
         <w:t>17.</w:t>
         <w:tab/>
       </w:r>
-      <w:hyperlink r:id="rId23">
+      <w:hyperlink r:id="rId21">
+        <w:r>
+          <w:rPr>
+            <w:color w:val="2A78D6"/>
+            <w:sz w:val="17"/>
+          </w:rPr>
+          <w:t xml:space="preserve">Rīgas ūdens - Interim report 6M 2026 (unaudited), p. 15, 8, 2026</w:t>
+        </w:r>
+      </w:hyperlink>
+    </w:p>
+    <w:p>
+      <w:pPr>
+        <w:tabs>
+          <w:tab w:pos="397" w:val="left"/>
+        </w:tabs>
+        <w:spacing w:before="0" w:after="30"/>
+        <w:ind w:left="397" w:hanging="397"/>
+      </w:pPr>
+      <w:r>
+        <w:rPr>
+          <w:b w:val="0"/>
+          <w:color w:val="667085"/>
+          <w:sz w:val="17"/>
+        </w:rPr>
+        <w:t>18.</w:t>
+        <w:tab/>
+      </w:r>
+      <w:hyperlink r:id="rId14">
+        <w:r>
+          <w:rPr>
+            <w:color w:val="2A78D6"/>
+            <w:sz w:val="17"/>
+          </w:rPr>
+          <w:t xml:space="preserve">Rīgas ūdens - Interim report 6M 2026 (unaudited), p. 18, 8, 2026</w:t>
+        </w:r>
+      </w:hyperlink>
+    </w:p>
+    <w:p>
+      <w:pPr>
+        <w:tabs>
+          <w:tab w:pos="397" w:val="left"/>
+        </w:tabs>
+        <w:spacing w:before="0" w:after="30"/>
+        <w:ind w:left="397" w:hanging="397"/>
+      </w:pPr>
+      <w:r>
+        <w:rPr>
+          <w:b w:val="0"/>
+          <w:color w:val="667085"/>
+          <w:sz w:val="17"/>
+        </w:rPr>
+        <w:t>19.</w:t>
+        <w:tab/>
+      </w:r>
+      <w:hyperlink r:id="rId22">
+        <w:r>
+          <w:rPr>
+            <w:color w:val="2A78D6"/>
+            <w:sz w:val="17"/>
+          </w:rPr>
+          <w:t xml:space="preserve">Rīgas ūdens - Interim report 6M 2026 (unaudited), p. 6, 2026</w:t>
+        </w:r>
+      </w:hyperlink>
+    </w:p>
+    <w:p>
+      <w:pPr>
+        <w:tabs>
+          <w:tab w:pos="397" w:val="left"/>
+        </w:tabs>
+        <w:spacing w:before="0" w:after="30"/>
+        <w:ind w:left="397" w:hanging="397"/>
+      </w:pPr>
+      <w:r>
+        <w:rPr>
+          <w:b w:val="0"/>
+          <w:color w:val="667085"/>
+          <w:sz w:val="17"/>
+        </w:rPr>
+        <w:t>20.</w:t>
+        <w:tab/>
+      </w:r>
+      <w:hyperlink r:id="rId21">
         <w:r>
           <w:rPr>
             <w:color w:val="2A78D6"/>
@@ -6337,13 +7588,13 @@
       <w:r>
         <w:rPr>
           <w:b w:val="0"/>
-          <w:color w:val="5F6B7A"/>
+          <w:color w:val="667085"/>
           <w:sz w:val="17"/>
         </w:rPr>
-        <w:t>18.</w:t>
+        <w:t>21.</w:t>
         <w:tab/>
       </w:r>
-      <w:hyperlink r:id="rId24">
+      <w:hyperlink r:id="rId25">
         <w:r>
           <w:rPr>
             <w:color w:val="2A78D6"/>
@@ -6364,13 +7615,13 @@
       <w:r>
         <w:rPr>
           <w:b w:val="0"/>
-          <w:color w:val="5F6B7A"/>
+          <w:color w:val="667085"/>
           <w:sz w:val="17"/>
         </w:rPr>
-        <w:t>19.</w:t>
+        <w:t>22.</w:t>
         <w:tab/>
       </w:r>
-      <w:hyperlink r:id="rId25">
+      <w:hyperlink r:id="rId26">
         <w:r>
           <w:rPr>
             <w:color w:val="2A78D6"/>
@@ -6391,13 +7642,13 @@
       <w:r>
         <w:rPr>
           <w:b w:val="0"/>
-          <w:color w:val="5F6B7A"/>
+          <w:color w:val="667085"/>
           <w:sz w:val="17"/>
         </w:rPr>
-        <w:t>20.</w:t>
+        <w:t>23.</w:t>
         <w:tab/>
       </w:r>
-      <w:hyperlink r:id="rId26">
+      <w:hyperlink r:id="rId27">
         <w:r>
           <w:rPr>
             <w:color w:val="2A78D6"/>
@@ -6418,13 +7669,13 @@
       <w:r>
         <w:rPr>
           <w:b w:val="0"/>
-          <w:color w:val="5F6B7A"/>
+          <w:color w:val="667085"/>
           <w:sz w:val="17"/>
         </w:rPr>
-        <w:t>21.</w:t>
+        <w:t>24.</w:t>
         <w:tab/>
       </w:r>
-      <w:hyperlink r:id="rId27">
+      <w:hyperlink r:id="rId28">
         <w:r>
           <w:rPr>
             <w:color w:val="2A78D6"/>
@@ -6445,13 +7696,13 @@
       <w:r>
         <w:rPr>
           <w:b w:val="0"/>
-          <w:color w:val="5F6B7A"/>
+          <w:color w:val="667085"/>
           <w:sz w:val="17"/>
         </w:rPr>
-        <w:t>22.</w:t>
+        <w:t>25.</w:t>
         <w:tab/>
       </w:r>
-      <w:hyperlink r:id="rId28">
+      <w:hyperlink r:id="rId29">
         <w:r>
           <w:rPr>
             <w:color w:val="2A78D6"/>
@@ -6468,7 +7719,7 @@
       <w:r>
         <w:rPr>
           <w:b w:val="0"/>
-          <w:color w:val="5F6B7A"/>
+          <w:color w:val="667085"/>
           <w:sz w:val="16"/>
         </w:rPr>
         <w:t>Report prepared from public sources. Figures are as published by the issuer; small numbers next to the text point to the source list.</w:t>
@@ -6493,7 +7744,7 @@
   <w:p>
     <w:pPr>
       <w:pBdr>
-        <w:top w:val="single" w:sz="4" w:color="C9D3DE" w:space="4"/>
+        <w:top w:val="single" w:sz="4" w:color="D5DCE4" w:space="4"/>
       </w:pBdr>
       <w:tabs>
         <w:tab w:pos="9638" w:val="right"/>
@@ -6502,7 +7753,7 @@
     <w:r>
       <w:rPr>
         <w:b w:val="0"/>
-        <w:color w:val="5F6B7A"/>
+        <w:color w:val="667085"/>
         <w:sz w:val="16"/>
       </w:rPr>
       <w:t>Rīgas ūdens · 6M2026 · 2026-10-22</w:t>
@@ -6511,7 +7762,7 @@
     <w:r>
       <w:rPr>
         <w:b/>
-        <w:color w:val="1F4E79"/>
+        <w:color w:val="12355B"/>
         <w:sz w:val="16"/>
       </w:rPr>
       <w:fldChar w:fldCharType="begin"/>
@@ -6527,7 +7778,7 @@
   <w:p>
     <w:pPr>
       <w:pBdr>
-        <w:top w:val="single" w:sz="4" w:color="C9D3DE" w:space="4"/>
+        <w:top w:val="single" w:sz="4" w:color="D5DCE4" w:space="4"/>
       </w:pBdr>
       <w:tabs>
         <w:tab w:pos="9638" w:val="right"/>
@@ -6536,7 +7787,7 @@
     <w:r>
       <w:rPr>
         <w:b w:val="0"/>
-        <w:color w:val="5F6B7A"/>
+        <w:color w:val="667085"/>
         <w:sz w:val="16"/>
       </w:rPr>
       <w:t>Rīgas ūdens · 6M2026 · 2026-10-22</w:t>
@@ -6545,7 +7796,7 @@
     <w:r>
       <w:rPr>
         <w:b/>
-        <w:color w:val="1F4E79"/>
+        <w:color w:val="12355B"/>
         <w:sz w:val="16"/>
       </w:rPr>
       <w:fldChar w:fldCharType="begin"/>
@@ -6561,7 +7812,7 @@
   <w:p>
     <w:pPr>
       <w:pBdr>
-        <w:bottom w:val="single" w:sz="4" w:color="C9D3DE" w:space="4"/>
+        <w:bottom w:val="single" w:sz="4" w:color="D5DCE4" w:space="4"/>
       </w:pBdr>
       <w:tabs>
         <w:tab w:pos="9638" w:val="right"/>
@@ -6570,7 +7821,7 @@
     <w:r>
       <w:rPr>
         <w:b/>
-        <w:color w:val="1F4E79"/>
+        <w:color w:val="12355B"/>
         <w:sz w:val="16"/>
       </w:rPr>
       <w:t>Rīgas ūdens</w:t>
@@ -6578,7 +7829,7 @@
     <w:r>
       <w:rPr>
         <w:b w:val="0"/>
-        <w:color w:val="5F6B7A"/>
+        <w:color w:val="667085"/>
         <w:sz w:val="16"/>
       </w:rPr>
       <w:tab/>
@@ -6956,7 +8207,7 @@
     </w:pPr>
     <w:rPr>
       <w:rFonts w:ascii="Calibri" w:hAnsi="Calibri" w:eastAsia="Calibri"/>
-      <w:color w:val="1A1A1A"/>
+      <w:color w:val="1B2430"/>
       <w:sz w:val="21"/>
     </w:rPr>
   </w:style>

--- a/docs/files/rigas-udens/rigas-udens_6M2026_en.docx
+++ b/docs/files/rigas-udens/rigas-udens_6M2026_en.docx
@@ -310,6 +310,49 @@
               </w:rPr>
               <w:t>Rīgas ūdens 4% green bond 2030</w:t>
             </w:r>
+            <w:r>
+              <w:t xml:space="preserve"> </w:t>
+              <w:drawing>
+                <wp:inline xmlns:a="http://schemas.openxmlformats.org/drawingml/2006/main" xmlns:pic="http://schemas.openxmlformats.org/drawingml/2006/picture">
+                  <wp:extent cx="91757" cy="91757"/>
+                  <wp:docPr id="1" name="Picture 1"/>
+                  <wp:cNvGraphicFramePr>
+                    <a:graphicFrameLocks noChangeAspect="1"/>
+                  </wp:cNvGraphicFramePr>
+                  <a:graphic>
+                    <a:graphicData uri="http://schemas.openxmlformats.org/drawingml/2006/picture">
+                      <pic:pic>
+                        <pic:nvPicPr>
+                          <pic:cNvPr id="0" name="leaf.png"/>
+                          <pic:cNvPicPr/>
+                        </pic:nvPicPr>
+                        <pic:blipFill>
+                          <a:blip r:embed="rId13"/>
+                          <a:stretch>
+                            <a:fillRect/>
+                          </a:stretch>
+                        </pic:blipFill>
+                        <pic:spPr>
+                          <a:xfrm>
+                            <a:off x="0" y="0"/>
+                            <a:ext cx="91757" cy="91757"/>
+                          </a:xfrm>
+                          <a:prstGeom prst="rect"/>
+                        </pic:spPr>
+                      </pic:pic>
+                    </a:graphicData>
+                  </a:graphic>
+                </wp:inline>
+              </w:drawing>
+            </w:r>
+            <w:r>
+              <w:rPr>
+                <w:b/>
+                <w:color w:val="1B7F3B"/>
+                <w:sz w:val="14"/>
+              </w:rPr>
+              <w:t xml:space="preserve"> Green bond</w:t>
+            </w:r>
           </w:p>
           <w:p>
             <w:pPr>
@@ -418,7 +461,7 @@
               </w:rPr>
               <w:t>. 1H EBITDA EUR 19.7m (+25%), net debt / EBITDA 2.6x, equity ratio 71%, loan covenants met</w:t>
             </w:r>
-            <w:hyperlink r:id="rId13">
+            <w:hyperlink r:id="rId14">
               <w:r>
                 <w:rPr>
                   <w:color w:val="2A78D6"/>
@@ -811,7 +854,7 @@
         </w:rPr>
         <w:t xml:space="preserve"> 1H revenue EUR 45.4m (+15%), EBITDA EUR 19.7m (15.7m), net profit EUR 4.3m (0.5m); tariffs raised from 2025-12-01</w:t>
       </w:r>
-      <w:hyperlink r:id="rId14">
+      <w:hyperlink r:id="rId15">
         <w:r>
           <w:rPr>
             <w:color w:val="2A78D6"/>
@@ -857,7 +900,7 @@
         </w:rPr>
         <w:t xml:space="preserve"> EUR 24.1m invested in the half year, net debt EUR 89.9m, net debt / EBITDA 2.6x (2.1x); the 2025-2028 investment programme is EUR 235m</w:t>
       </w:r>
-      <w:hyperlink r:id="rId15">
+      <w:hyperlink r:id="rId16">
         <w:r>
           <w:rPr>
             <w:color w:val="2A78D6"/>
@@ -903,7 +946,7 @@
         </w:rPr>
         <w:t xml:space="preserve"> DSCR 3.9 (target 2.0), interest coverage 14.2</w:t>
       </w:r>
-      <w:hyperlink r:id="rId13">
+      <w:hyperlink r:id="rId14">
         <w:r>
           <w:rPr>
             <w:color w:val="2A78D6"/>
@@ -966,7 +1009,7 @@
         </w:rPr>
         <w:t>,</w:t>
       </w:r>
-      <w:hyperlink r:id="rId16">
+      <w:hyperlink r:id="rId17">
         <w:r>
           <w:rPr>
             <w:color w:val="2A78D6"/>
@@ -1238,6 +1281,49 @@
               </w:rPr>
               <w:t>Rīgas ūdens 4% green bond 2030</w:t>
             </w:r>
+            <w:r>
+              <w:t xml:space="preserve"> </w:t>
+              <w:drawing>
+                <wp:inline xmlns:a="http://schemas.openxmlformats.org/drawingml/2006/main" xmlns:pic="http://schemas.openxmlformats.org/drawingml/2006/picture">
+                  <wp:extent cx="91757" cy="91757"/>
+                  <wp:docPr id="2" name="Picture 2"/>
+                  <wp:cNvGraphicFramePr>
+                    <a:graphicFrameLocks noChangeAspect="1"/>
+                  </wp:cNvGraphicFramePr>
+                  <a:graphic>
+                    <a:graphicData uri="http://schemas.openxmlformats.org/drawingml/2006/picture">
+                      <pic:pic>
+                        <pic:nvPicPr>
+                          <pic:cNvPr id="0" name="leaf.png"/>
+                          <pic:cNvPicPr/>
+                        </pic:nvPicPr>
+                        <pic:blipFill>
+                          <a:blip r:embed="rId13"/>
+                          <a:stretch>
+                            <a:fillRect/>
+                          </a:stretch>
+                        </pic:blipFill>
+                        <pic:spPr>
+                          <a:xfrm>
+                            <a:off x="0" y="0"/>
+                            <a:ext cx="91757" cy="91757"/>
+                          </a:xfrm>
+                          <a:prstGeom prst="rect"/>
+                        </pic:spPr>
+                      </pic:pic>
+                    </a:graphicData>
+                  </a:graphic>
+                </wp:inline>
+              </w:drawing>
+            </w:r>
+            <w:r>
+              <w:rPr>
+                <w:b/>
+                <w:color w:val="1B7F3B"/>
+                <w:sz w:val="14"/>
+              </w:rPr>
+              <w:t xml:space="preserve"> Green bond</w:t>
+            </w:r>
           </w:p>
         </w:tc>
         <w:tc>
@@ -1576,7 +1662,7 @@
               </w:rPr>
               <w:t>Revenue, EUR m</w:t>
             </w:r>
-            <w:hyperlink r:id="rId17">
+            <w:hyperlink r:id="rId18">
               <w:r>
                 <w:rPr>
                   <w:color w:val="2A78D6"/>
@@ -1593,7 +1679,7 @@
               </w:rPr>
               <w:t>,</w:t>
             </w:r>
-            <w:hyperlink r:id="rId14">
+            <w:hyperlink r:id="rId15">
               <w:r>
                 <w:rPr>
                   <w:color w:val="2A78D6"/>
@@ -1749,7 +1835,7 @@
               </w:rPr>
               <w:t>EBITDA, EUR m</w:t>
             </w:r>
-            <w:hyperlink r:id="rId17">
+            <w:hyperlink r:id="rId18">
               <w:r>
                 <w:rPr>
                   <w:color w:val="2A78D6"/>
@@ -1766,7 +1852,7 @@
               </w:rPr>
               <w:t>,</w:t>
             </w:r>
-            <w:hyperlink r:id="rId14">
+            <w:hyperlink r:id="rId15">
               <w:r>
                 <w:rPr>
                   <w:color w:val="2A78D6"/>
@@ -1922,7 +2008,7 @@
               </w:rPr>
               <w:t>Net profit, EUR m</w:t>
             </w:r>
-            <w:hyperlink r:id="rId17">
+            <w:hyperlink r:id="rId18">
               <w:r>
                 <w:rPr>
                   <w:color w:val="2A78D6"/>
@@ -1939,7 +2025,7 @@
               </w:rPr>
               <w:t>,</w:t>
             </w:r>
-            <w:hyperlink r:id="rId14">
+            <w:hyperlink r:id="rId15">
               <w:r>
                 <w:rPr>
                   <w:color w:val="2A78D6"/>
@@ -2095,7 +2181,7 @@
               </w:rPr>
               <w:t>Investments, EUR m</w:t>
             </w:r>
-            <w:hyperlink r:id="rId17">
+            <w:hyperlink r:id="rId18">
               <w:r>
                 <w:rPr>
                   <w:color w:val="2A78D6"/>
@@ -2112,7 +2198,7 @@
               </w:rPr>
               <w:t>,</w:t>
             </w:r>
-            <w:hyperlink r:id="rId14">
+            <w:hyperlink r:id="rId15">
               <w:r>
                 <w:rPr>
                   <w:color w:val="2A78D6"/>
@@ -2268,7 +2354,7 @@
               </w:rPr>
               <w:t>Net debt, EUR m</w:t>
             </w:r>
-            <w:hyperlink r:id="rId17">
+            <w:hyperlink r:id="rId18">
               <w:r>
                 <w:rPr>
                   <w:color w:val="2A78D6"/>
@@ -2285,7 +2371,7 @@
               </w:rPr>
               <w:t>,</w:t>
             </w:r>
-            <w:hyperlink r:id="rId14">
+            <w:hyperlink r:id="rId15">
               <w:r>
                 <w:rPr>
                   <w:color w:val="2A78D6"/>
@@ -2441,7 +2527,7 @@
               </w:rPr>
               <w:t>Net debt / EBITDA</w:t>
             </w:r>
-            <w:hyperlink r:id="rId17">
+            <w:hyperlink r:id="rId18">
               <w:r>
                 <w:rPr>
                   <w:color w:val="2A78D6"/>
@@ -2458,7 +2544,7 @@
               </w:rPr>
               <w:t>,</w:t>
             </w:r>
-            <w:hyperlink r:id="rId14">
+            <w:hyperlink r:id="rId15">
               <w:r>
                 <w:rPr>
                   <w:color w:val="2A78D6"/>
@@ -2615,7 +2701,7 @@
               </w:rPr>
               <w:t>Equity ratio</w:t>
             </w:r>
-            <w:hyperlink r:id="rId17">
+            <w:hyperlink r:id="rId18">
               <w:r>
                 <w:rPr>
                   <w:color w:val="2A78D6"/>
@@ -2632,7 +2718,7 @@
               </w:rPr>
               <w:t>,</w:t>
             </w:r>
-            <w:hyperlink r:id="rId14">
+            <w:hyperlink r:id="rId15">
               <w:r>
                 <w:rPr>
                   <w:color w:val="2A78D6"/>
@@ -2789,7 +2875,7 @@
               </w:rPr>
               <w:t>Debt service coverage (DSCR)</w:t>
             </w:r>
-            <w:hyperlink r:id="rId17">
+            <w:hyperlink r:id="rId18">
               <w:r>
                 <w:rPr>
                   <w:color w:val="2A78D6"/>
@@ -2806,7 +2892,7 @@
               </w:rPr>
               <w:t>,</w:t>
             </w:r>
-            <w:hyperlink r:id="rId13">
+            <w:hyperlink r:id="rId14">
               <w:r>
                 <w:rPr>
                   <w:color w:val="2A78D6"/>
@@ -2978,7 +3064,7 @@
         <w:drawing>
           <wp:inline xmlns:a="http://schemas.openxmlformats.org/drawingml/2006/main" xmlns:pic="http://schemas.openxmlformats.org/drawingml/2006/picture">
             <wp:extent cx="6120000" cy="1713899"/>
-            <wp:docPr id="1" name="Picture 1"/>
+            <wp:docPr id="3" name="Picture 3"/>
             <wp:cNvGraphicFramePr>
               <a:graphicFrameLocks noChangeAspect="1"/>
             </wp:cNvGraphicFramePr>
@@ -2990,7 +3076,7 @@
                     <pic:cNvPicPr/>
                   </pic:nvPicPr>
                   <pic:blipFill>
-                    <a:blip r:embed="rId18"/>
+                    <a:blip r:embed="rId19"/>
                     <a:stretch>
                       <a:fillRect/>
                     </a:stretch>
@@ -3061,7 +3147,7 @@
         </w:rPr>
         <w:t>The service contract with Riga City runs to 2029-07-23; tariffs are set by the Public Utilities Commission (water EUR 1.41/m³, sewerage EUR 1.26/m³, treatment EUR 0.40/m³ excl. VAT)</w:t>
       </w:r>
-      <w:hyperlink r:id="rId19">
+      <w:hyperlink r:id="rId20">
         <w:r>
           <w:rPr>
             <w:color w:val="2A78D6"/>
@@ -3101,7 +3187,7 @@
         </w:rPr>
         <w:t>On 2026-03-25 the Riga City Council decided to keep its direct shareholding</w:t>
       </w:r>
-      <w:hyperlink r:id="rId19">
+      <w:hyperlink r:id="rId20">
         <w:r>
           <w:rPr>
             <w:color w:val="2A78D6"/>
@@ -3170,7 +3256,7 @@
         </w:rPr>
         <w:t>FY2025 revenue EUR 80.3m, EBITDA EUR 31.0m, profit EUR 0.6m; the 2024 loss of EUR 18.3m was due to asset revaluation</w:t>
       </w:r>
-      <w:hyperlink r:id="rId17">
+      <w:hyperlink r:id="rId18">
         <w:r>
           <w:rPr>
             <w:color w:val="2A78D6"/>
@@ -3210,7 +3296,7 @@
         </w:rPr>
         <w:t>Equity EUR 536.3m, total assets EUR 755.3m</w:t>
       </w:r>
-      <w:hyperlink r:id="rId14">
+      <w:hyperlink r:id="rId15">
         <w:r>
           <w:rPr>
             <w:color w:val="2A78D6"/>
@@ -3429,7 +3515,7 @@
               </w:rPr>
               <w:t>30.88% used by mid-2026</w:t>
             </w:r>
-            <w:hyperlink r:id="rId15">
+            <w:hyperlink r:id="rId16">
               <w:r>
                 <w:rPr>
                   <w:color w:val="2A78D6"/>
@@ -3462,7 +3548,7 @@
               </w:rPr>
               <w:t>On track</w:t>
             </w:r>
-            <w:hyperlink r:id="rId15">
+            <w:hyperlink r:id="rId16">
               <w:r>
                 <w:rPr>
                   <w:color w:val="2A78D6"/>
@@ -3551,7 +3637,7 @@
               </w:rPr>
               <w:t>EUR 20m issued (2025); next tranche of up to EUR 40m planned for Q4 2026</w:t>
             </w:r>
-            <w:hyperlink r:id="rId20">
+            <w:hyperlink r:id="rId21">
               <w:r>
                 <w:rPr>
                   <w:color w:val="2A78D6"/>
@@ -3601,7 +3687,7 @@
               </w:rPr>
               <w:t>In progress: the 2025 issue was 228% oversubscribed</w:t>
             </w:r>
-            <w:hyperlink r:id="rId20">
+            <w:hyperlink r:id="rId21">
               <w:r>
                 <w:rPr>
                   <w:color w:val="2A78D6"/>
@@ -3690,7 +3776,7 @@
               </w:rPr>
               <w:t>6M 2026: 3.9</w:t>
             </w:r>
-            <w:hyperlink r:id="rId13">
+            <w:hyperlink r:id="rId14">
               <w:r>
                 <w:rPr>
                   <w:color w:val="2A78D6"/>
@@ -3723,7 +3809,7 @@
               </w:rPr>
               <w:t>Met</w:t>
             </w:r>
-            <w:hyperlink r:id="rId13">
+            <w:hyperlink r:id="rId14">
               <w:r>
                 <w:rPr>
                   <w:color w:val="2A78D6"/>
@@ -3831,7 +3917,7 @@
         </w:rPr>
         <w:t xml:space="preserve"> a 4% green bond (EU Green Bond Standard), EUR 20m, quarterly coupons, maturing 2030-06-04</w:t>
       </w:r>
-      <w:hyperlink r:id="rId20">
+      <w:hyperlink r:id="rId21">
         <w:r>
           <w:rPr>
             <w:color w:val="2A78D6"/>
@@ -3998,7 +4084,7 @@
         </w:rPr>
         <w:t xml:space="preserve"> revenue +14.7%, mainly due to new water tariffs from 2025-12-01</w:t>
       </w:r>
-      <w:hyperlink r:id="rId14">
+      <w:hyperlink r:id="rId15">
         <w:r>
           <w:rPr>
             <w:color w:val="2A78D6"/>
@@ -4014,7 +4100,7 @@
         </w:rPr>
         <w:t>. Treated wastewater -8.9% on lower rainfall, water sold +0.9%</w:t>
       </w:r>
-      <w:hyperlink r:id="rId21">
+      <w:hyperlink r:id="rId22">
         <w:r>
           <w:rPr>
             <w:color w:val="2A78D6"/>
@@ -4060,7 +4146,7 @@
         </w:rPr>
         <w:t xml:space="preserve"> a record EUR 24.1m of investment was debt-financed, lifting net debt/EBITDA to 2.6x</w:t>
       </w:r>
-      <w:hyperlink r:id="rId14">
+      <w:hyperlink r:id="rId15">
         <w:r>
           <w:rPr>
             <w:color w:val="2A78D6"/>
@@ -4076,7 +4162,7 @@
         </w:rPr>
         <w:t>. Costs may be affected by inflation and energy prices; the Bank of Latvia forecasts 3.6% inflation in 2026</w:t>
       </w:r>
-      <w:hyperlink r:id="rId22">
+      <w:hyperlink r:id="rId23">
         <w:r>
           <w:rPr>
             <w:color w:val="2A78D6"/>
@@ -5080,7 +5166,7 @@
           <w:color w:val="667085"/>
           <w:sz w:val="18"/>
         </w:rPr>
-        <w:t>Automatic news scan (Google News, LV), 2026-07-24 – 2026-10-22: 2 articles.</w:t>
+        <w:t>Automatic news scan (Google News, LV), 2026-07-25 – 2026-10-23: 2 articles.</w:t>
       </w:r>
     </w:p>
     <w:tbl>
@@ -5172,7 +5258,7 @@
             <w:pPr>
               <w:spacing w:before="0" w:after="0"/>
             </w:pPr>
-            <w:hyperlink r:id="rId23">
+            <w:hyperlink r:id="rId24">
               <w:r>
                 <w:rPr>
                   <w:color w:val="1B2430"/>
@@ -5256,7 +5342,7 @@
             <w:pPr>
               <w:spacing w:before="0" w:after="0"/>
             </w:pPr>
-            <w:hyperlink r:id="rId24">
+            <w:hyperlink r:id="rId25">
               <w:r>
                 <w:rPr>
                   <w:color w:val="1B2430"/>
@@ -5426,7 +5512,7 @@
               </w:rPr>
               <w:t>Water supply and wastewater treatment: no activity in excluded sectors</w:t>
             </w:r>
-            <w:hyperlink r:id="rId19">
+            <w:hyperlink r:id="rId20">
               <w:r>
                 <w:rPr>
                   <w:color w:val="2A78D6"/>
@@ -5572,7 +5658,7 @@
               </w:rPr>
               <w:t>Treatment plant overload 0.34% (limit 2%)</w:t>
             </w:r>
-            <w:hyperlink r:id="rId21">
+            <w:hyperlink r:id="rId22">
               <w:r>
                 <w:rPr>
                   <w:color w:val="2A78D6"/>
@@ -5820,7 +5906,7 @@
               </w:rPr>
               <w:t>Following odour complaints in the Vārnukrogs area, a sludge store was covered in December 2025</w:t>
             </w:r>
-            <w:hyperlink r:id="rId16">
+            <w:hyperlink r:id="rId17">
               <w:r>
                 <w:rPr>
                   <w:color w:val="2A78D6"/>
@@ -5862,7 +5948,7 @@
                 <w:color w:val="333333"/>
                 <w:sz w:val="18"/>
               </w:rPr>
-              <w:t>News summary 2026-07-24 – 2026-10-22: 2 articles, 0 with an adverse keyword in the headline (details in the section "In the press").</w:t>
+              <w:t>News summary 2026-07-25 – 2026-10-23: 2 articles, 0 with an adverse keyword in the headline (details in the section "In the press").</w:t>
             </w:r>
           </w:p>
         </w:tc>
@@ -6008,7 +6094,7 @@
               </w:rPr>
               <w:t>Green bond under the EU standard, proceeds for wastewater treatment (94%) and solar PV (5%)</w:t>
             </w:r>
-            <w:hyperlink r:id="rId20">
+            <w:hyperlink r:id="rId21">
               <w:r>
                 <w:rPr>
                   <w:color w:val="2A78D6"/>
@@ -6044,7 +6130,7 @@
               </w:rPr>
               <w:t>PFAS treatment pilot</w:t>
             </w:r>
-            <w:hyperlink r:id="rId25">
+            <w:hyperlink r:id="rId26">
               <w:r>
                 <w:rPr>
                   <w:color w:val="2A78D6"/>
@@ -6310,7 +6396,7 @@
               </w:rPr>
               <w:t>The company itself names impact areas: GHG leakage, treatment during heavy rain, micropollutants, water losses</w:t>
             </w:r>
-            <w:hyperlink r:id="rId26">
+            <w:hyperlink r:id="rId27">
               <w:r>
                 <w:rPr>
                   <w:color w:val="2A78D6"/>
@@ -6443,7 +6529,7 @@
               </w:rPr>
               <w:t>The Investments policy</w:t>
             </w:r>
-            <w:hyperlink r:id="rId27">
+            <w:hyperlink r:id="rId28">
               <w:r>
                 <w:rPr>
                   <w:color w:val="2A78D6"/>
@@ -6461,7 +6547,7 @@
               </w:rPr>
               <w:t xml:space="preserve"> and the Environmental policy on climate, nature and water</w:t>
             </w:r>
-            <w:hyperlink r:id="rId28">
+            <w:hyperlink r:id="rId29">
               <w:r>
                 <w:rPr>
                   <w:color w:val="2A78D6"/>
@@ -6554,7 +6640,7 @@
               </w:rPr>
               <w:t>Wastewater treatment within limits</w:t>
             </w:r>
-            <w:hyperlink r:id="rId21">
+            <w:hyperlink r:id="rId22">
               <w:r>
                 <w:rPr>
                   <w:color w:val="2A78D6"/>
@@ -6590,7 +6676,7 @@
               </w:rPr>
               <w:t>Material impacts disclosed</w:t>
             </w:r>
-            <w:hyperlink r:id="rId26">
+            <w:hyperlink r:id="rId27">
               <w:r>
                 <w:rPr>
                   <w:color w:val="2A78D6"/>
@@ -6870,7 +6956,7 @@
               </w:rPr>
               <w:t>Treatment plant overload 0.34%</w:t>
             </w:r>
-            <w:hyperlink r:id="rId21">
+            <w:hyperlink r:id="rId22">
               <w:r>
                 <w:rPr>
                   <w:color w:val="2A78D6"/>
@@ -6942,7 +7028,7 @@
               </w:rPr>
               <w:t>Renovate 90 km of water mains and 55 km of sewers by 2030</w:t>
             </w:r>
-            <w:hyperlink r:id="rId29">
+            <w:hyperlink r:id="rId30">
               <w:r>
                 <w:rPr>
                   <w:color w:val="2A78D6"/>
@@ -7108,7 +7194,7 @@
         <w:t>3.</w:t>
         <w:tab/>
       </w:r>
-      <w:hyperlink r:id="rId13">
+      <w:hyperlink r:id="rId14">
         <w:r>
           <w:rPr>
             <w:color w:val="2A78D6"/>
@@ -7135,7 +7221,7 @@
         <w:t>4.</w:t>
         <w:tab/>
       </w:r>
-      <w:hyperlink r:id="rId14">
+      <w:hyperlink r:id="rId15">
         <w:r>
           <w:rPr>
             <w:color w:val="2A78D6"/>
@@ -7162,7 +7248,7 @@
         <w:t>5.</w:t>
         <w:tab/>
       </w:r>
-      <w:hyperlink r:id="rId15">
+      <w:hyperlink r:id="rId16">
         <w:r>
           <w:rPr>
             <w:color w:val="2A78D6"/>
@@ -7216,7 +7302,7 @@
         <w:t>7.</w:t>
         <w:tab/>
       </w:r>
-      <w:hyperlink r:id="rId16">
+      <w:hyperlink r:id="rId17">
         <w:r>
           <w:rPr>
             <w:color w:val="2A78D6"/>
@@ -7243,7 +7329,7 @@
         <w:t>8.</w:t>
         <w:tab/>
       </w:r>
-      <w:hyperlink r:id="rId17">
+      <w:hyperlink r:id="rId18">
         <w:r>
           <w:rPr>
             <w:color w:val="2A78D6"/>
@@ -7270,7 +7356,7 @@
         <w:t>9.</w:t>
         <w:tab/>
       </w:r>
-      <w:hyperlink r:id="rId14">
+      <w:hyperlink r:id="rId15">
         <w:r>
           <w:rPr>
             <w:color w:val="2A78D6"/>
@@ -7297,7 +7383,7 @@
         <w:t>10.</w:t>
         <w:tab/>
       </w:r>
-      <w:hyperlink r:id="rId13">
+      <w:hyperlink r:id="rId14">
         <w:r>
           <w:rPr>
             <w:color w:val="2A78D6"/>
@@ -7324,7 +7410,7 @@
         <w:t>11.</w:t>
         <w:tab/>
       </w:r>
-      <w:hyperlink r:id="rId19">
+      <w:hyperlink r:id="rId20">
         <w:r>
           <w:rPr>
             <w:color w:val="2A78D6"/>
@@ -7351,7 +7437,7 @@
         <w:t>12.</w:t>
         <w:tab/>
       </w:r>
-      <w:hyperlink r:id="rId19">
+      <w:hyperlink r:id="rId20">
         <w:r>
           <w:rPr>
             <w:color w:val="2A78D6"/>
@@ -7378,7 +7464,7 @@
         <w:t>13.</w:t>
         <w:tab/>
       </w:r>
-      <w:hyperlink r:id="rId15">
+      <w:hyperlink r:id="rId16">
         <w:r>
           <w:rPr>
             <w:color w:val="2A78D6"/>
@@ -7405,7 +7491,7 @@
         <w:t>14.</w:t>
         <w:tab/>
       </w:r>
-      <w:hyperlink r:id="rId20">
+      <w:hyperlink r:id="rId21">
         <w:r>
           <w:rPr>
             <w:color w:val="2A78D6"/>
@@ -7432,7 +7518,7 @@
         <w:t>15.</w:t>
         <w:tab/>
       </w:r>
-      <w:hyperlink r:id="rId20">
+      <w:hyperlink r:id="rId21">
         <w:r>
           <w:rPr>
             <w:color w:val="2A78D6"/>
@@ -7486,7 +7572,7 @@
         <w:t>17.</w:t>
         <w:tab/>
       </w:r>
-      <w:hyperlink r:id="rId21">
+      <w:hyperlink r:id="rId22">
         <w:r>
           <w:rPr>
             <w:color w:val="2A78D6"/>
@@ -7513,7 +7599,7 @@
         <w:t>18.</w:t>
         <w:tab/>
       </w:r>
-      <w:hyperlink r:id="rId14">
+      <w:hyperlink r:id="rId15">
         <w:r>
           <w:rPr>
             <w:color w:val="2A78D6"/>
@@ -7540,7 +7626,7 @@
         <w:t>19.</w:t>
         <w:tab/>
       </w:r>
-      <w:hyperlink r:id="rId22">
+      <w:hyperlink r:id="rId23">
         <w:r>
           <w:rPr>
             <w:color w:val="2A78D6"/>
@@ -7567,7 +7653,7 @@
         <w:t>20.</w:t>
         <w:tab/>
       </w:r>
-      <w:hyperlink r:id="rId21">
+      <w:hyperlink r:id="rId22">
         <w:r>
           <w:rPr>
             <w:color w:val="2A78D6"/>
@@ -7594,7 +7680,7 @@
         <w:t>21.</w:t>
         <w:tab/>
       </w:r>
-      <w:hyperlink r:id="rId25">
+      <w:hyperlink r:id="rId26">
         <w:r>
           <w:rPr>
             <w:color w:val="2A78D6"/>
@@ -7621,7 +7707,7 @@
         <w:t>22.</w:t>
         <w:tab/>
       </w:r>
-      <w:hyperlink r:id="rId26">
+      <w:hyperlink r:id="rId27">
         <w:r>
           <w:rPr>
             <w:color w:val="2A78D6"/>
@@ -7648,7 +7734,7 @@
         <w:t>23.</w:t>
         <w:tab/>
       </w:r>
-      <w:hyperlink r:id="rId27">
+      <w:hyperlink r:id="rId28">
         <w:r>
           <w:rPr>
             <w:color w:val="2A78D6"/>
@@ -7675,7 +7761,7 @@
         <w:t>24.</w:t>
         <w:tab/>
       </w:r>
-      <w:hyperlink r:id="rId28">
+      <w:hyperlink r:id="rId29">
         <w:r>
           <w:rPr>
             <w:color w:val="2A78D6"/>
@@ -7702,7 +7788,7 @@
         <w:t>25.</w:t>
         <w:tab/>
       </w:r>
-      <w:hyperlink r:id="rId29">
+      <w:hyperlink r:id="rId30">
         <w:r>
           <w:rPr>
             <w:color w:val="2A78D6"/>

--- a/docs/files/rigas-udens/rigas-udens_6M2026_en.docx
+++ b/docs/files/rigas-udens/rigas-udens_6M2026_en.docx
@@ -3043,7 +3043,7 @@
           <w:color w:val="667085"/>
           <w:sz w:val="16"/>
         </w:rPr>
-        <w:t>Colours: green change – the metric is improving, red – worsening. Latest-period cell background: green – good level, amber – average, red – weak (tool benchmarks, config/metric_rules.yaml).</w:t>
+        <w:t>Colours: green change – the metric is improving, red – worsening. Latest-period cell background: green – good level, amber – average, red – weak (internal benchmarks, config/metric_rules.yaml).</w:t>
       </w:r>
     </w:p>
     <w:p>
@@ -3056,7 +3056,7 @@
           <w:color w:val="667085"/>
           <w:sz w:val="16"/>
         </w:rPr>
-        <w:t>* – taken from the report summary;  ᶜ – calculated by the tool. Small numbers next to text link to the source (opens the document at the cited page).</w:t>
+        <w:t>* – taken from the report summary;  ᶜ – own calculation. Small numbers next to text link to the source (opens the document at the cited page).</w:t>
       </w:r>
     </w:p>
     <w:p>

--- a/docs/files/rigas-udens/rigas-udens_6M2026_en.docx
+++ b/docs/files/rigas-udens/rigas-udens_6M2026_en.docx
@@ -4910,7 +4910,7 @@
                 <w:b w:val="0"/>
                 <w:sz w:val="17"/>
               </w:rPr>
-              <w:t>3.43% (2026-10)</w:t>
+              <w:t>3.38% (2026-10)</w:t>
             </w:r>
           </w:p>
         </w:tc>
@@ -4982,7 +4982,7 @@
                 <w:b w:val="0"/>
                 <w:sz w:val="17"/>
               </w:rPr>
-              <w:t>▲ 0.71 p. p.</w:t>
+              <w:t>▲ 0.66 p. p.</w:t>
             </w:r>
           </w:p>
         </w:tc>
@@ -5166,7 +5166,7 @@
           <w:color w:val="667085"/>
           <w:sz w:val="18"/>
         </w:rPr>
-        <w:t>Automatic news scan (Google News, LV), 2026-07-25 – 2026-10-23: 2 articles.</w:t>
+        <w:t>Automatic news scan (Google News, LV), 2026-07-25 – 2026-10-23: 3 articles.</w:t>
       </w:r>
     </w:p>
     <w:tbl>
@@ -5362,6 +5362,90 @@
           </w:p>
         </w:tc>
       </w:tr>
+      <w:tr>
+        <w:tc>
+          <w:tcPr>
+            <w:tcW w:type="dxa" w:w="1020"/>
+            <w:tcBorders>
+              <w:top w:val="nil"/>
+              <w:left w:val="nil"/>
+              <w:bottom w:val="single" w:sz="4" w:color="E3E8EE" w:space="0"/>
+              <w:right w:val="nil"/>
+            </w:tcBorders>
+          </w:tcPr>
+          <w:p>
+            <w:pPr>
+              <w:spacing w:before="0" w:after="0"/>
+            </w:pPr>
+            <w:r>
+              <w:rPr>
+                <w:b w:val="0"/>
+                <w:color w:val="1B2430"/>
+                <w:sz w:val="17"/>
+              </w:rPr>
+              <w:t>2026-09-27</w:t>
+            </w:r>
+          </w:p>
+        </w:tc>
+        <w:tc>
+          <w:tcPr>
+            <w:tcW w:type="dxa" w:w="1361"/>
+            <w:tcBorders>
+              <w:top w:val="nil"/>
+              <w:left w:val="nil"/>
+              <w:bottom w:val="single" w:sz="4" w:color="E3E8EE" w:space="0"/>
+              <w:right w:val="nil"/>
+            </w:tcBorders>
+          </w:tcPr>
+          <w:p>
+            <w:pPr>
+              <w:spacing w:before="0" w:after="0"/>
+            </w:pPr>
+            <w:r>
+              <w:rPr>
+                <w:b/>
+                <w:color w:val="5F6B7A"/>
+                <w:sz w:val="14"/>
+                <w:shd w:val="clear" w:color="auto" w:fill="F0F2F5"/>
+              </w:rPr>
+              <w:t xml:space="preserve"> OTHER </w:t>
+            </w:r>
+          </w:p>
+        </w:tc>
+        <w:tc>
+          <w:tcPr>
+            <w:tcW w:type="dxa" w:w="7257"/>
+            <w:tcBorders>
+              <w:top w:val="nil"/>
+              <w:left w:val="nil"/>
+              <w:bottom w:val="single" w:sz="4" w:color="E3E8EE" w:space="0"/>
+              <w:right w:val="nil"/>
+            </w:tcBorders>
+          </w:tcPr>
+          <w:p>
+            <w:pPr>
+              <w:spacing w:before="0" w:after="0"/>
+            </w:pPr>
+            <w:hyperlink r:id="rId26">
+              <w:r>
+                <w:rPr>
+                  <w:color w:val="1B2430"/>
+                  <w:sz w:val="18"/>
+                </w:rPr>
+                <w:t xml:space="preserve">"Rīgas ūdens" līdz oktobra sākumam plāno atjaunot ap 120 ūdensvada un kanalizācijas lūku</w:t>
+              </w:r>
+            </w:hyperlink>
+            <w:r>
+              <w:rPr>
+                <w:b w:val="0"/>
+                <w:color w:val="667085"/>
+                <w:sz w:val="15"/>
+              </w:rPr>
+              <w:t xml:space="preserve">   1188.lv</w:t>
+            </w:r>
+          </w:p>
+        </w:tc>
+      </w:tr>
     </w:tbl>
     <w:p>
       <w:pPr>
@@ -5776,7 +5860,7 @@
                 <w:color w:val="333333"/>
                 <w:sz w:val="18"/>
               </w:rPr>
-              <w:t>Not found on the EU, UN, UK, US OFAC consolidated sanctions lists (automatic check 2026-10-22).</w:t>
+              <w:t>Not found on the EU, UN, UK, US OFAC consolidated sanctions lists (automatic check 2026-10-23).</w:t>
             </w:r>
           </w:p>
         </w:tc>
@@ -5948,7 +6032,7 @@
                 <w:color w:val="333333"/>
                 <w:sz w:val="18"/>
               </w:rPr>
-              <w:t>News summary 2026-07-25 – 2026-10-23: 2 articles, 0 with an adverse keyword in the headline (details in the section "In the press").</w:t>
+              <w:t>News summary 2026-07-25 – 2026-10-23: 3 articles, 0 with an adverse keyword in the headline (details in the section "In the press").</w:t>
             </w:r>
           </w:p>
         </w:tc>
@@ -6130,7 +6214,7 @@
               </w:rPr>
               <w:t>PFAS treatment pilot</w:t>
             </w:r>
-            <w:hyperlink r:id="rId26">
+            <w:hyperlink r:id="rId27">
               <w:r>
                 <w:rPr>
                   <w:color w:val="2A78D6"/>
@@ -6396,7 +6480,7 @@
               </w:rPr>
               <w:t>The company itself names impact areas: GHG leakage, treatment during heavy rain, micropollutants, water losses</w:t>
             </w:r>
-            <w:hyperlink r:id="rId27">
+            <w:hyperlink r:id="rId28">
               <w:r>
                 <w:rPr>
                   <w:color w:val="2A78D6"/>
@@ -6529,7 +6613,7 @@
               </w:rPr>
               <w:t>The Investments policy</w:t>
             </w:r>
-            <w:hyperlink r:id="rId28">
+            <w:hyperlink r:id="rId29">
               <w:r>
                 <w:rPr>
                   <w:color w:val="2A78D6"/>
@@ -6547,7 +6631,7 @@
               </w:rPr>
               <w:t xml:space="preserve"> and the Environmental policy on climate, nature and water</w:t>
             </w:r>
-            <w:hyperlink r:id="rId29">
+            <w:hyperlink r:id="rId30">
               <w:r>
                 <w:rPr>
                   <w:color w:val="2A78D6"/>
@@ -6676,7 +6760,7 @@
               </w:rPr>
               <w:t>Material impacts disclosed</w:t>
             </w:r>
-            <w:hyperlink r:id="rId27">
+            <w:hyperlink r:id="rId28">
               <w:r>
                 <w:rPr>
                   <w:color w:val="2A78D6"/>
@@ -7028,7 +7112,7 @@
               </w:rPr>
               <w:t>Renovate 90 km of water mains and 55 km of sewers by 2030</w:t>
             </w:r>
-            <w:hyperlink r:id="rId30">
+            <w:hyperlink r:id="rId31">
               <w:r>
                 <w:rPr>
                   <w:color w:val="2A78D6"/>
@@ -7680,7 +7764,7 @@
         <w:t>21.</w:t>
         <w:tab/>
       </w:r>
-      <w:hyperlink r:id="rId26">
+      <w:hyperlink r:id="rId27">
         <w:r>
           <w:rPr>
             <w:color w:val="2A78D6"/>
@@ -7707,7 +7791,7 @@
         <w:t>22.</w:t>
         <w:tab/>
       </w:r>
-      <w:hyperlink r:id="rId27">
+      <w:hyperlink r:id="rId28">
         <w:r>
           <w:rPr>
             <w:color w:val="2A78D6"/>
@@ -7734,7 +7818,7 @@
         <w:t>23.</w:t>
         <w:tab/>
       </w:r>
-      <w:hyperlink r:id="rId28">
+      <w:hyperlink r:id="rId29">
         <w:r>
           <w:rPr>
             <w:color w:val="2A78D6"/>
@@ -7761,7 +7845,7 @@
         <w:t>24.</w:t>
         <w:tab/>
       </w:r>
-      <w:hyperlink r:id="rId29">
+      <w:hyperlink r:id="rId30">
         <w:r>
           <w:rPr>
             <w:color w:val="2A78D6"/>
@@ -7788,7 +7872,7 @@
         <w:t>25.</w:t>
         <w:tab/>
       </w:r>
-      <w:hyperlink r:id="rId30">
+      <w:hyperlink r:id="rId31">
         <w:r>
           <w:rPr>
             <w:color w:val="2A78D6"/>

--- a/docs/files/rigas-udens/rigas-udens_6M2026_en.docx
+++ b/docs/files/rigas-udens/rigas-udens_6M2026_en.docx
@@ -5863,6 +5863,117 @@
               <w:t>Not found on the EU, UN, UK, US OFAC consolidated sanctions lists (automatic check 2026-10-23).</w:t>
             </w:r>
           </w:p>
+          <w:p>
+            <w:pPr>
+              <w:spacing w:before="40" w:after="0"/>
+            </w:pPr>
+            <w:r>
+              <w:rPr>
+                <w:b/>
+                <w:color w:val="333333"/>
+                <w:sz w:val="18"/>
+              </w:rPr>
+              <w:t>Manual check</w:t>
+            </w:r>
+          </w:p>
+          <w:p>
+            <w:pPr>
+              <w:tabs>
+                <w:tab w:pos="198" w:val="left"/>
+              </w:tabs>
+              <w:spacing w:before="0" w:after="20"/>
+              <w:ind w:left="198" w:hanging="198"/>
+            </w:pPr>
+            <w:r>
+              <w:rPr>
+                <w:b w:val="0"/>
+                <w:color w:val="667085"/>
+                <w:sz w:val="18"/>
+              </w:rPr>
+              <w:t>•</w:t>
+              <w:tab/>
+            </w:r>
+            <w:r>
+              <w:rPr>
+                <w:b w:val="0"/>
+                <w:color w:val="333333"/>
+                <w:sz w:val="18"/>
+              </w:rPr>
+              <w:t>OFAC sanctions search</w:t>
+            </w:r>
+            <w:hyperlink r:id="rId27">
+              <w:r>
+                <w:rPr>
+                  <w:color w:val="2A78D6"/>
+                  <w:vertAlign w:val="superscript"/>
+                  <w:sz w:val="15"/>
+                </w:rPr>
+                <w:t xml:space="preserve">21</w:t>
+              </w:r>
+            </w:hyperlink>
+          </w:p>
+          <w:p>
+            <w:pPr>
+              <w:tabs>
+                <w:tab w:pos="198" w:val="left"/>
+              </w:tabs>
+              <w:spacing w:before="0" w:after="20"/>
+              <w:ind w:left="198" w:hanging="198"/>
+            </w:pPr>
+            <w:r>
+              <w:rPr>
+                <w:b w:val="0"/>
+                <w:color w:val="667085"/>
+                <w:sz w:val="18"/>
+              </w:rPr>
+              <w:t>•</w:t>
+              <w:tab/>
+            </w:r>
+            <w:r>
+              <w:rPr>
+                <w:b w:val="0"/>
+                <w:color w:val="333333"/>
+                <w:sz w:val="18"/>
+              </w:rPr>
+              <w:t>EU Sanctions Map</w:t>
+            </w:r>
+            <w:hyperlink r:id="rId28">
+              <w:r>
+                <w:rPr>
+                  <w:color w:val="2A78D6"/>
+                  <w:vertAlign w:val="superscript"/>
+                  <w:sz w:val="15"/>
+                </w:rPr>
+                <w:t xml:space="preserve">22</w:t>
+              </w:r>
+            </w:hyperlink>
+          </w:p>
+          <w:p>
+            <w:pPr>
+              <w:tabs>
+                <w:tab w:pos="198" w:val="left"/>
+              </w:tabs>
+              <w:spacing w:before="0" w:after="20"/>
+              <w:ind w:left="198" w:hanging="198"/>
+            </w:pPr>
+            <w:r>
+              <w:rPr>
+                <w:b w:val="0"/>
+                <w:color w:val="667085"/>
+                <w:sz w:val="18"/>
+              </w:rPr>
+              <w:t>•</w:t>
+              <w:tab/>
+            </w:r>
+            <w:r>
+              <w:rPr>
+                <w:b w:val="0"/>
+                <w:color w:val="333333"/>
+                <w:sz w:val="18"/>
+              </w:rPr>
+              <w:t>SEB eNameChecker (internal SEB system).</w:t>
+            </w:r>
+          </w:p>
         </w:tc>
       </w:tr>
     </w:tbl>
@@ -6214,14 +6325,14 @@
               </w:rPr>
               <w:t>PFAS treatment pilot</w:t>
             </w:r>
-            <w:hyperlink r:id="rId27">
+            <w:hyperlink r:id="rId29">
               <w:r>
                 <w:rPr>
                   <w:color w:val="2A78D6"/>
                   <w:vertAlign w:val="superscript"/>
                   <w:sz w:val="15"/>
                 </w:rPr>
-                <w:t xml:space="preserve">21</w:t>
+                <w:t xml:space="preserve">23</w:t>
               </w:r>
             </w:hyperlink>
             <w:r>
@@ -6480,14 +6591,14 @@
               </w:rPr>
               <w:t>The company itself names impact areas: GHG leakage, treatment during heavy rain, micropollutants, water losses</w:t>
             </w:r>
-            <w:hyperlink r:id="rId28">
+            <w:hyperlink r:id="rId30">
               <w:r>
                 <w:rPr>
                   <w:color w:val="2A78D6"/>
                   <w:vertAlign w:val="superscript"/>
                   <w:sz w:val="15"/>
                 </w:rPr>
-                <w:t xml:space="preserve">22</w:t>
+                <w:t xml:space="preserve">24</w:t>
               </w:r>
             </w:hyperlink>
             <w:r>
@@ -6613,14 +6724,14 @@
               </w:rPr>
               <w:t>The Investments policy</w:t>
             </w:r>
-            <w:hyperlink r:id="rId29">
+            <w:hyperlink r:id="rId31">
               <w:r>
                 <w:rPr>
                   <w:color w:val="2A78D6"/>
                   <w:vertAlign w:val="superscript"/>
                   <w:sz w:val="15"/>
                 </w:rPr>
-                <w:t xml:space="preserve">23</w:t>
+                <w:t xml:space="preserve">25</w:t>
               </w:r>
             </w:hyperlink>
             <w:r>
@@ -6631,14 +6742,14 @@
               </w:rPr>
               <w:t xml:space="preserve"> and the Environmental policy on climate, nature and water</w:t>
             </w:r>
-            <w:hyperlink r:id="rId30">
+            <w:hyperlink r:id="rId32">
               <w:r>
                 <w:rPr>
                   <w:color w:val="2A78D6"/>
                   <w:vertAlign w:val="superscript"/>
                   <w:sz w:val="15"/>
                 </w:rPr>
-                <w:t xml:space="preserve">24</w:t>
+                <w:t xml:space="preserve">26</w:t>
               </w:r>
             </w:hyperlink>
             <w:r>
@@ -6760,14 +6871,14 @@
               </w:rPr>
               <w:t>Material impacts disclosed</w:t>
             </w:r>
-            <w:hyperlink r:id="rId28">
+            <w:hyperlink r:id="rId30">
               <w:r>
                 <w:rPr>
                   <w:color w:val="2A78D6"/>
                   <w:vertAlign w:val="superscript"/>
                   <w:sz w:val="15"/>
                 </w:rPr>
-                <w:t xml:space="preserve">22</w:t>
+                <w:t xml:space="preserve">24</w:t>
               </w:r>
             </w:hyperlink>
             <w:r>
@@ -7112,14 +7223,14 @@
               </w:rPr>
               <w:t>Renovate 90 km of water mains and 55 km of sewers by 2030</w:t>
             </w:r>
-            <w:hyperlink r:id="rId31">
+            <w:hyperlink r:id="rId33">
               <w:r>
                 <w:rPr>
                   <w:color w:val="2A78D6"/>
                   <w:vertAlign w:val="superscript"/>
                   <w:sz w:val="15"/>
                 </w:rPr>
-                <w:t xml:space="preserve">25</w:t>
+                <w:t xml:space="preserve">27</w:t>
               </w:r>
             </w:hyperlink>
             <w:r>
@@ -7770,7 +7881,7 @@
             <w:color w:val="2A78D6"/>
             <w:sz w:val="17"/>
           </w:rPr>
-          <w:t xml:space="preserve">Rīgas ūdens - Annual report 2025 (audited), p. 5, 2026</w:t>
+          <w:t xml:space="preserve">OFAC Sanctions List Search (US Treasury)</w:t>
         </w:r>
       </w:hyperlink>
     </w:p>
@@ -7797,7 +7908,7 @@
             <w:color w:val="2A78D6"/>
             <w:sz w:val="17"/>
           </w:rPr>
-          <w:t xml:space="preserve">Rīgas ūdens - Annual report 2025 (audited), p. 48, 2026</w:t>
+          <w:t xml:space="preserve">EU Sanctions Map</w:t>
         </w:r>
       </w:hyperlink>
     </w:p>
@@ -7824,7 +7935,7 @@
             <w:color w:val="2A78D6"/>
             <w:sz w:val="17"/>
           </w:rPr>
-          <w:t xml:space="preserve">SEB Policy on Sustainability Considerations in Investments (2026-04-15), 2026-04-15</w:t>
+          <w:t xml:space="preserve">Rīgas ūdens - Annual report 2025 (audited), p. 5, 2026</w:t>
         </w:r>
       </w:hyperlink>
     </w:p>
@@ -7851,7 +7962,7 @@
             <w:color w:val="2A78D6"/>
             <w:sz w:val="17"/>
           </w:rPr>
-          <w:t xml:space="preserve">SEB Environmental Policy on Climate, Nature and Water (2026), 2026</w:t>
+          <w:t xml:space="preserve">Rīgas ūdens - Annual report 2025 (audited), p. 48, 2026</w:t>
         </w:r>
       </w:hyperlink>
     </w:p>
@@ -7873,6 +7984,60 @@
         <w:tab/>
       </w:r>
       <w:hyperlink r:id="rId31">
+        <w:r>
+          <w:rPr>
+            <w:color w:val="2A78D6"/>
+            <w:sz w:val="17"/>
+          </w:rPr>
+          <w:t xml:space="preserve">SEB Policy on Sustainability Considerations in Investments (2026-04-15), 2026-04-15</w:t>
+        </w:r>
+      </w:hyperlink>
+    </w:p>
+    <w:p>
+      <w:pPr>
+        <w:tabs>
+          <w:tab w:pos="397" w:val="left"/>
+        </w:tabs>
+        <w:spacing w:before="0" w:after="30"/>
+        <w:ind w:left="397" w:hanging="397"/>
+      </w:pPr>
+      <w:r>
+        <w:rPr>
+          <w:b w:val="0"/>
+          <w:color w:val="667085"/>
+          <w:sz w:val="17"/>
+        </w:rPr>
+        <w:t>26.</w:t>
+        <w:tab/>
+      </w:r>
+      <w:hyperlink r:id="rId32">
+        <w:r>
+          <w:rPr>
+            <w:color w:val="2A78D6"/>
+            <w:sz w:val="17"/>
+          </w:rPr>
+          <w:t xml:space="preserve">SEB Environmental Policy on Climate, Nature and Water (2026), 2026</w:t>
+        </w:r>
+      </w:hyperlink>
+    </w:p>
+    <w:p>
+      <w:pPr>
+        <w:tabs>
+          <w:tab w:pos="397" w:val="left"/>
+        </w:tabs>
+        <w:spacing w:before="0" w:after="30"/>
+        <w:ind w:left="397" w:hanging="397"/>
+      </w:pPr>
+      <w:r>
+        <w:rPr>
+          <w:b w:val="0"/>
+          <w:color w:val="667085"/>
+          <w:sz w:val="17"/>
+        </w:rPr>
+        <w:t>27.</w:t>
+        <w:tab/>
+      </w:r>
+      <w:hyperlink r:id="rId33">
         <w:r>
           <w:rPr>
             <w:color w:val="2A78D6"/>

--- a/docs/files/rigas-udens/rigas-udens_6M2026_en.docx
+++ b/docs/files/rigas-udens/rigas-udens_6M2026_en.docx
@@ -5166,7 +5166,7 @@
           <w:color w:val="667085"/>
           <w:sz w:val="18"/>
         </w:rPr>
-        <w:t>Automatic news scan (Google News, LV), 2026-07-25 – 2026-10-23: 3 articles.</w:t>
+        <w:t>Automatic news scan (Google News, LV), 2026-07-26 – 2026-10-24: 3 articles.</w:t>
       </w:r>
     </w:p>
     <w:tbl>
@@ -5860,7 +5860,7 @@
                 <w:color w:val="333333"/>
                 <w:sz w:val="18"/>
               </w:rPr>
-              <w:t>Not found on the EU, UN, UK, US OFAC consolidated sanctions lists (automatic check 2026-10-23).</w:t>
+              <w:t>Not found on the EU, UN, UK, US OFAC consolidated sanctions lists (automatic check 2026-10-24).</w:t>
             </w:r>
           </w:p>
           <w:p>
@@ -6143,7 +6143,7 @@
                 <w:color w:val="333333"/>
                 <w:sz w:val="18"/>
               </w:rPr>
-              <w:t>News summary 2026-07-25 – 2026-10-23: 3 articles, 0 with an adverse keyword in the headline (details in the section "In the press").</w:t>
+              <w:t>News summary 2026-07-26 – 2026-10-24: 3 articles, 0 with an adverse keyword in the headline (details in the section "In the press").</w:t>
             </w:r>
           </w:p>
         </w:tc>

--- a/docs/files/rigas-udens/rigas-udens_6M2026_en.docx
+++ b/docs/files/rigas-udens/rigas-udens_6M2026_en.docx
@@ -5166,7 +5166,7 @@
           <w:color w:val="667085"/>
           <w:sz w:val="18"/>
         </w:rPr>
-        <w:t>Automatic news scan (Google News, LV), 2026-07-26 – 2026-10-24: 3 articles.</w:t>
+        <w:t>Automatic news scan (Google News, LV), 2026-07-27 – 2026-10-25: 3 articles.</w:t>
       </w:r>
     </w:p>
     <w:tbl>
@@ -5860,7 +5860,7 @@
                 <w:color w:val="333333"/>
                 <w:sz w:val="18"/>
               </w:rPr>
-              <w:t>Not found on the EU, UN, UK, US OFAC consolidated sanctions lists (automatic check 2026-10-24).</w:t>
+              <w:t>Not found on the EU, UN, UK, US OFAC consolidated sanctions lists (automatic check 2026-10-25).</w:t>
             </w:r>
           </w:p>
           <w:p>
@@ -6143,7 +6143,7 @@
                 <w:color w:val="333333"/>
                 <w:sz w:val="18"/>
               </w:rPr>
-              <w:t>News summary 2026-07-26 – 2026-10-24: 3 articles, 0 with an adverse keyword in the headline (details in the section "In the press").</w:t>
+              <w:t>News summary 2026-07-27 – 2026-10-25: 3 articles, 0 with an adverse keyword in the headline (details in the section "In the press").</w:t>
             </w:r>
           </w:p>
         </w:tc>

--- a/docs/files/rigas-udens/rigas-udens_6M2026_en.docx
+++ b/docs/files/rigas-udens/rigas-udens_6M2026_en.docx
@@ -4910,7 +4910,7 @@
                 <w:b w:val="0"/>
                 <w:sz w:val="17"/>
               </w:rPr>
-              <w:t>3.38% (2026-10)</w:t>
+              <w:t>3.37% (2026-10)</w:t>
             </w:r>
           </w:p>
         </w:tc>
@@ -4982,7 +4982,7 @@
                 <w:b w:val="0"/>
                 <w:sz w:val="17"/>
               </w:rPr>
-              <w:t>▲ 0.66 p. p.</w:t>
+              <w:t>▲ 0.65 p. p.</w:t>
             </w:r>
           </w:p>
         </w:tc>
@@ -5166,7 +5166,7 @@
           <w:color w:val="667085"/>
           <w:sz w:val="18"/>
         </w:rPr>
-        <w:t>Automatic news scan (Google News, LV), 2026-07-27 – 2026-10-25: 3 articles.</w:t>
+        <w:t>Automatic news scan (Google News, LV), 2026-07-28 – 2026-10-26: 3 articles.</w:t>
       </w:r>
     </w:p>
     <w:tbl>
@@ -5860,7 +5860,7 @@
                 <w:color w:val="333333"/>
                 <w:sz w:val="18"/>
               </w:rPr>
-              <w:t>Not found on the EU, UN, UK, US OFAC consolidated sanctions lists (automatic check 2026-10-25).</w:t>
+              <w:t>Not found on the EU, UN, US OFAC consolidated sanctions lists (automatic check 2026-10-26).</w:t>
             </w:r>
           </w:p>
           <w:p>
@@ -6143,7 +6143,7 @@
                 <w:color w:val="333333"/>
                 <w:sz w:val="18"/>
               </w:rPr>
-              <w:t>News summary 2026-07-27 – 2026-10-25: 3 articles, 0 with an adverse keyword in the headline (details in the section "In the press").</w:t>
+              <w:t>News summary 2026-07-28 – 2026-10-26: 3 articles, 0 with an adverse keyword in the headline (details in the section "In the press").</w:t>
             </w:r>
           </w:p>
         </w:tc>

--- a/docs/files/rigas-udens/rigas-udens_6M2026_en.docx
+++ b/docs/files/rigas-udens/rigas-udens_6M2026_en.docx
@@ -5166,7 +5166,7 @@
           <w:color w:val="667085"/>
           <w:sz w:val="18"/>
         </w:rPr>
-        <w:t>Automatic news scan (Google News, LV), 2026-07-28 – 2026-10-26: 3 articles.</w:t>
+        <w:t>Automatic news scan (Google News, LV), 2026-07-29 – 2026-10-27: 3 articles.</w:t>
       </w:r>
     </w:p>
     <w:tbl>
@@ -5860,7 +5860,7 @@
                 <w:color w:val="333333"/>
                 <w:sz w:val="18"/>
               </w:rPr>
-              <w:t>Not found on the EU, UN, US OFAC consolidated sanctions lists (automatic check 2026-10-26).</w:t>
+              <w:t>Not found on the EU, UN, US OFAC consolidated sanctions lists (automatic check 2026-10-27).</w:t>
             </w:r>
           </w:p>
           <w:p>
@@ -6143,7 +6143,7 @@
                 <w:color w:val="333333"/>
                 <w:sz w:val="18"/>
               </w:rPr>
-              <w:t>News summary 2026-07-28 – 2026-10-26: 3 articles, 0 with an adverse keyword in the headline (details in the section "In the press").</w:t>
+              <w:t>News summary 2026-07-29 – 2026-10-27: 3 articles, 0 with an adverse keyword in the headline (details in the section "In the press").</w:t>
             </w:r>
           </w:p>
         </w:tc>

--- a/docs/files/rigas-udens/rigas-udens_6M2026_en.docx
+++ b/docs/files/rigas-udens/rigas-udens_6M2026_en.docx
@@ -5166,7 +5166,7 @@
           <w:color w:val="667085"/>
           <w:sz w:val="18"/>
         </w:rPr>
-        <w:t>Automatic news scan (Google News, LV), 2026-07-29 – 2026-10-27: 3 articles.</w:t>
+        <w:t>Automatic news scan (Google News, LV), 2026-07-30 – 2026-10-28: 3 articles.</w:t>
       </w:r>
     </w:p>
     <w:tbl>
@@ -5860,7 +5860,7 @@
                 <w:color w:val="333333"/>
                 <w:sz w:val="18"/>
               </w:rPr>
-              <w:t>Not found on the EU, UN, US OFAC consolidated sanctions lists (automatic check 2026-10-27).</w:t>
+              <w:t>Not found on the EU, UN, US OFAC consolidated sanctions lists (automatic check 2026-10-28).</w:t>
             </w:r>
           </w:p>
           <w:p>
@@ -6143,7 +6143,7 @@
                 <w:color w:val="333333"/>
                 <w:sz w:val="18"/>
               </w:rPr>
-              <w:t>News summary 2026-07-29 – 2026-10-27: 3 articles, 0 with an adverse keyword in the headline (details in the section "In the press").</w:t>
+              <w:t>News summary 2026-07-30 – 2026-10-28: 3 articles, 0 with an adverse keyword in the headline (details in the section "In the press").</w:t>
             </w:r>
           </w:p>
         </w:tc>

--- a/docs/files/rigas-udens/rigas-udens_6M2026_en.docx
+++ b/docs/files/rigas-udens/rigas-udens_6M2026_en.docx
@@ -5166,7 +5166,7 @@
           <w:color w:val="667085"/>
           <w:sz w:val="18"/>
         </w:rPr>
-        <w:t>Automatic news scan (Google News, LV), 2026-07-30 – 2026-10-28: 3 articles.</w:t>
+        <w:t>Automatic news scan (Google News, LV), 2026-08-01 – 2026-10-30: 3 articles.</w:t>
       </w:r>
     </w:p>
     <w:tbl>
@@ -5860,7 +5860,7 @@
                 <w:color w:val="333333"/>
                 <w:sz w:val="18"/>
               </w:rPr>
-              <w:t>Not found on the EU, UN, US OFAC consolidated sanctions lists (automatic check 2026-10-28).</w:t>
+              <w:t>Not found on the EU, UN, US OFAC consolidated sanctions lists (automatic check 2026-10-30).</w:t>
             </w:r>
           </w:p>
           <w:p>
@@ -6143,7 +6143,7 @@
                 <w:color w:val="333333"/>
                 <w:sz w:val="18"/>
               </w:rPr>
-              <w:t>News summary 2026-07-30 – 2026-10-28: 3 articles, 0 with an adverse keyword in the headline (details in the section "In the press").</w:t>
+              <w:t>News summary 2026-08-01 – 2026-10-30: 3 articles, 0 with an adverse keyword in the headline (details in the section "In the press").</w:t>
             </w:r>
           </w:p>
         </w:tc>

--- a/docs/files/rigas-udens/rigas-udens_6M2026_en.docx
+++ b/docs/files/rigas-udens/rigas-udens_6M2026_en.docx
@@ -5166,7 +5166,7 @@
           <w:color w:val="667085"/>
           <w:sz w:val="18"/>
         </w:rPr>
-        <w:t>Automatic news scan (Google News, LV), 2026-08-01 – 2026-10-30: 3 articles.</w:t>
+        <w:t>Automatic news scan (Google News, LV), 2026-08-02 – 2026-10-31: 3 articles.</w:t>
       </w:r>
     </w:p>
     <w:tbl>
@@ -5860,7 +5860,7 @@
                 <w:color w:val="333333"/>
                 <w:sz w:val="18"/>
               </w:rPr>
-              <w:t>Not found on the EU, UN, US OFAC consolidated sanctions lists (automatic check 2026-10-30).</w:t>
+              <w:t>Not found on the EU, UN, US OFAC consolidated sanctions lists (automatic check 2026-10-31).</w:t>
             </w:r>
           </w:p>
           <w:p>
@@ -6143,7 +6143,7 @@
                 <w:color w:val="333333"/>
                 <w:sz w:val="18"/>
               </w:rPr>
-              <w:t>News summary 2026-08-01 – 2026-10-30: 3 articles, 0 with an adverse keyword in the headline (details in the section "In the press").</w:t>
+              <w:t>News summary 2026-08-02 – 2026-10-31: 3 articles, 0 with an adverse keyword in the headline (details in the section "In the press").</w:t>
             </w:r>
           </w:p>
         </w:tc>
